--- a/Casos de Uso/CU_Reglas_de_Negocio_Sistema_Quejas_v1.6.docx
+++ b/Casos de Uso/CU_Reglas_de_Negocio_Sistema_Quejas_v1.6.docx
@@ -1017,6 +1017,116 @@
                 <w:lang w:val="es-GT"/>
               </w:rPr>
               <w:t>1.0</w:t>
+            </w:r>
+          </w:p>
+        </w:tc>
+      </w:tr>
+      <w:tr>
+        <w:tc>
+          <w:tcPr>
+            <w:tcW w:w="2160" w:type="dxa"/>
+            <w:tcBorders>
+              <w:top w:val="single" w:sz="6" w:space="0" w:color="auto"/>
+              <w:left w:val="thinThickSmallGap" w:sz="24" w:space="0" w:color="auto"/>
+              <w:bottom w:val="thickThinSmallGap" w:sz="24" w:space="0" w:color="auto"/>
+              <w:right w:val="single" w:sz="6" w:space="0" w:color="auto"/>
+            </w:tcBorders>
+          </w:tcPr>
+          <w:p>
+            <w:pPr>
+              <w:spacing w:before="40" w:after="40"/>
+              <w:rPr>
+                <w:noProof/>
+                <w:lang w:val="es-GT"/>
+              </w:rPr>
+            </w:pPr>
+            <w:r>
+              <w:rPr>
+                <w:noProof/>
+                <w:lang w:val="es-GT"/>
+              </w:rPr>
+              <w:t xml:space="preserve">grupo 1 Análisis de Sistemas 2</w:t>
+            </w:r>
+          </w:p>
+        </w:tc>
+        <w:tc>
+          <w:tcPr>
+            <w:tcW w:w="1170" w:type="dxa"/>
+            <w:tcBorders>
+              <w:top w:val="single" w:sz="6" w:space="0" w:color="auto"/>
+              <w:left w:val="single" w:sz="6" w:space="0" w:color="auto"/>
+              <w:bottom w:val="thickThinSmallGap" w:sz="24" w:space="0" w:color="auto"/>
+              <w:right w:val="single" w:sz="6" w:space="0" w:color="auto"/>
+            </w:tcBorders>
+          </w:tcPr>
+          <w:p>
+            <w:pPr>
+              <w:spacing w:before="40" w:after="40"/>
+              <w:rPr>
+                <w:noProof/>
+                <w:lang w:val="es-GT"/>
+              </w:rPr>
+            </w:pPr>
+            <w:r>
+              <w:rPr>
+                <w:noProof/>
+                <w:lang w:val="es-GT"/>
+              </w:rPr>
+              <w:t xml:space="preserve">08/10/2026</w:t>
+            </w:r>
+          </w:p>
+        </w:tc>
+        <w:tc>
+          <w:tcPr>
+            <w:tcW w:w="4149" w:type="dxa"/>
+            <w:tcBorders>
+              <w:top w:val="single" w:sz="6" w:space="0" w:color="auto"/>
+              <w:left w:val="single" w:sz="6" w:space="0" w:color="auto"/>
+              <w:bottom w:val="thickThinSmallGap" w:sz="24" w:space="0" w:color="auto"/>
+              <w:right w:val="single" w:sz="6" w:space="0" w:color="auto"/>
+            </w:tcBorders>
+          </w:tcPr>
+          <w:p>
+            <w:pPr>
+              <w:spacing w:before="40" w:after="40"/>
+              <w:rPr>
+                <w:noProof/>
+                <w:lang w:val="es-GT"/>
+              </w:rPr>
+            </w:pPr>
+            <w:r>
+              <w:rPr>
+                <w:noProof/>
+                <w:lang w:val="es-GT"/>
+              </w:rPr>
+              <w:t xml:space="preserve">Vigencia de la sesión del ciudadano (RN39) y mensaje de error cuando la verificación del DPI no está vigente (AN02 # 17)</w:t>
+            </w:r>
+          </w:p>
+        </w:tc>
+        <w:tc>
+          <w:tcPr>
+            <w:tcW w:w="1134" w:type="dxa"/>
+            <w:tcBorders>
+              <w:top w:val="single" w:sz="6" w:space="0" w:color="auto"/>
+              <w:left w:val="single" w:sz="6" w:space="0" w:color="auto"/>
+              <w:bottom w:val="thickThinSmallGap" w:sz="24" w:space="0" w:color="auto"/>
+              <w:right w:val="thickThinSmallGap" w:sz="24" w:space="0" w:color="auto"/>
+            </w:tcBorders>
+          </w:tcPr>
+          <w:p>
+            <w:pPr>
+              <w:spacing w:before="40" w:after="40"/>
+              <w:rPr>
+                <w:noProof/>
+                <w:lang w:val="es-GT"/>
+              </w:rPr>
+            </w:pPr>
+            <w:r>
+              <w:rPr>
+                <w:noProof/>
+                <w:lang w:val="es-GT"/>
+              </w:rPr>
+              <w:t xml:space="preserve">1.0</w:t>
             </w:r>
           </w:p>
         </w:tc>
@@ -2016,7 +2126,6 @@
                 <w:szCs w:val="20"/>
               </w:rPr>
             </w:pPr>
-            <w:proofErr w:type="spellStart"/>
             <w:r>
               <w:rPr>
                 <w:sz w:val="20"/>
@@ -2024,7 +2133,6 @@
               </w:rPr>
               <w:t>Tecnico</w:t>
             </w:r>
-            <w:proofErr w:type="spellEnd"/>
           </w:p>
         </w:tc>
         <w:tc>
@@ -2269,7 +2377,6 @@
                 <w:szCs w:val="20"/>
               </w:rPr>
             </w:pPr>
-            <w:proofErr w:type="spellStart"/>
             <w:r>
               <w:rPr>
                 <w:sz w:val="20"/>
@@ -2277,7 +2384,6 @@
               </w:rPr>
               <w:t>Admin</w:t>
             </w:r>
-            <w:proofErr w:type="spellEnd"/>
           </w:p>
         </w:tc>
         <w:tc>
@@ -3779,23 +3885,7 @@
                 <w:sz w:val="20"/>
                 <w:szCs w:val="20"/>
               </w:rPr>
-              <w:t xml:space="preserve">Se coloca cuando el Supervisor aprueba el reporte de atención y el caso queda a la espera de la firma del </w:t>
-            </w:r>
-            <w:proofErr w:type="gramStart"/>
-            <w:r>
-              <w:rPr>
-                <w:sz w:val="20"/>
-                <w:szCs w:val="20"/>
-              </w:rPr>
-              <w:t>Jefe</w:t>
-            </w:r>
-            <w:proofErr w:type="gramEnd"/>
-            <w:r>
-              <w:rPr>
-                <w:sz w:val="20"/>
-                <w:szCs w:val="20"/>
-              </w:rPr>
-              <w:t xml:space="preserve"> de Departamento.</w:t>
+              <w:t>Se coloca cuando el Supervisor aprueba el reporte de atención y el caso queda a la espera de la firma del Jefe de Departamento.</w:t>
             </w:r>
           </w:p>
         </w:tc>
@@ -3886,23 +3976,7 @@
                 <w:sz w:val="20"/>
                 <w:szCs w:val="20"/>
               </w:rPr>
-              <w:t xml:space="preserve">Se coloca cuando el </w:t>
-            </w:r>
-            <w:proofErr w:type="gramStart"/>
-            <w:r>
-              <w:rPr>
-                <w:sz w:val="20"/>
-                <w:szCs w:val="20"/>
-              </w:rPr>
-              <w:t>Jefe</w:t>
-            </w:r>
-            <w:proofErr w:type="gramEnd"/>
-            <w:r>
-              <w:rPr>
-                <w:sz w:val="20"/>
-                <w:szCs w:val="20"/>
-              </w:rPr>
-              <w:t xml:space="preserve"> de Departamento firma el oficio de resolución; el sistema notifica al ciudadano.</w:t>
+              <w:t>Se coloca cuando el Jefe de Departamento firma el oficio de resolución; el sistema notifica al ciudadano.</w:t>
             </w:r>
           </w:p>
         </w:tc>
@@ -6000,30 +6074,14 @@
                 <w:sz w:val="20"/>
                 <w:szCs w:val="20"/>
               </w:rPr>
-              <w:t xml:space="preserve">: </w:t>
-            </w:r>
-            <w:proofErr w:type="gramStart"/>
-            <w:r>
-              <w:rPr>
-                <w:sz w:val="20"/>
-                <w:szCs w:val="20"/>
-              </w:rPr>
-              <w:t xml:space="preserve">el </w:t>
-            </w:r>
-            <w:r>
-              <w:rPr>
-                <w:sz w:val="20"/>
-                <w:szCs w:val="20"/>
-              </w:rPr>
-              <w:t xml:space="preserve"> usuario</w:t>
-            </w:r>
-            <w:proofErr w:type="gramEnd"/>
-            <w:r>
-              <w:rPr>
-                <w:sz w:val="20"/>
-                <w:szCs w:val="20"/>
-              </w:rPr>
-              <w:t xml:space="preserve"> es en </w:t>
+              <w:t xml:space="preserve">: el </w:t>
+            </w:r>
+            <w:r>
+              <w:rPr>
+                <w:sz w:val="20"/>
+                <w:szCs w:val="20"/>
+              </w:rPr>
+              <w:t xml:space="preserve"> usuario es en </w:t>
             </w:r>
             <w:r>
               <w:rPr>
@@ -6718,14 +6776,7 @@
                 <w:sz w:val="20"/>
                 <w:szCs w:val="20"/>
               </w:rPr>
-              <w:t xml:space="preserve">M, </w:t>
-            </w:r>
-            <w:r>
-              <w:rPr>
-                <w:sz w:val="20"/>
-                <w:szCs w:val="20"/>
-              </w:rPr>
-              <w:t>L</w:t>
+              <w:t>M, L</w:t>
             </w:r>
           </w:p>
         </w:tc>
@@ -6745,21 +6796,7 @@
                 <w:sz w:val="20"/>
                 <w:szCs w:val="20"/>
               </w:rPr>
-              <w:t xml:space="preserve">13 dígitos </w:t>
-            </w:r>
-            <w:r>
-              <w:rPr>
-                <w:sz w:val="20"/>
-                <w:szCs w:val="20"/>
-              </w:rPr>
-              <w:t>numéricos</w:t>
-            </w:r>
-            <w:r>
-              <w:rPr>
-                <w:sz w:val="20"/>
-                <w:szCs w:val="20"/>
-              </w:rPr>
-              <w:t xml:space="preserve">. </w:t>
+              <w:t>Autocompletado desde la base precargada</w:t>
             </w:r>
           </w:p>
         </w:tc>
@@ -6858,7 +6895,7 @@
                 <w:sz w:val="20"/>
                 <w:szCs w:val="20"/>
               </w:rPr>
-              <w:t>Formato de correo electrónico.</w:t>
+              <w:t>Autocompletado desde la base precargada</w:t>
             </w:r>
           </w:p>
         </w:tc>
@@ -6957,7 +6994,7 @@
                 <w:sz w:val="20"/>
                 <w:szCs w:val="20"/>
               </w:rPr>
-              <w:t>Formato de correo electrónico.</w:t>
+              <w:t>Autocompletado desde la base precargada</w:t>
             </w:r>
           </w:p>
         </w:tc>
@@ -7056,14 +7093,21 @@
                 <w:sz w:val="20"/>
                 <w:szCs w:val="20"/>
               </w:rPr>
-              <w:t>Se debe dar una</w:t>
-            </w:r>
-            <w:r>
-              <w:rPr>
-                <w:sz w:val="20"/>
-                <w:szCs w:val="20"/>
-              </w:rPr>
-              <w:t xml:space="preserve"> breve explicación de la descripción de cada caso.</w:t>
+              <w:t>Se debe dar una breve explicación de la descripción de cada caso.</w:t>
+            </w:r>
+            <w:r>
+              <w:rPr>
+                <w:sz w:val="20"/>
+                <w:szCs w:val="20"/>
+              </w:rPr>
+              <w:t xml:space="preserve"> </w:t>
+            </w:r>
+            <w:r>
+              <w:rPr>
+                <w:sz w:val="20"/>
+                <w:szCs w:val="20"/>
+              </w:rPr>
+              <w:t>RN38</w:t>
             </w:r>
           </w:p>
         </w:tc>
@@ -7286,15 +7330,8 @@
                 <w:sz w:val="20"/>
                 <w:szCs w:val="20"/>
               </w:rPr>
-              <w:t xml:space="preserve">Dirección o Ubicación </w:t>
-            </w:r>
-            <w:r>
-              <w:rPr>
-                <w:sz w:val="20"/>
-                <w:szCs w:val="20"/>
-              </w:rPr>
               <w:lastRenderedPageBreak/>
-              <w:t>del Problema</w:t>
+              <w:t>Dirección o Ubicación del Problema</w:t>
             </w:r>
           </w:p>
         </w:tc>
@@ -7321,7 +7358,6 @@
                 <w:sz w:val="20"/>
                 <w:szCs w:val="20"/>
               </w:rPr>
-              <w:lastRenderedPageBreak/>
               <w:t>Texto</w:t>
             </w:r>
           </w:p>
@@ -7550,6 +7586,10 @@
           </w:tcPr>
           <w:p>
             <w:pPr>
+              <w:numPr>
+                <w:ilvl w:val="0"/>
+                <w:numId w:val="10"/>
+              </w:numPr>
               <w:rPr>
                 <w:sz w:val="20"/>
                 <w:szCs w:val="20"/>
@@ -7565,6 +7605,10 @@
           </w:p>
           <w:p>
             <w:pPr>
+              <w:numPr>
+                <w:ilvl w:val="0"/>
+                <w:numId w:val="10"/>
+              </w:numPr>
               <w:rPr>
                 <w:sz w:val="20"/>
                 <w:szCs w:val="20"/>
@@ -7580,6 +7624,10 @@
           </w:p>
           <w:p>
             <w:pPr>
+              <w:numPr>
+                <w:ilvl w:val="0"/>
+                <w:numId w:val="10"/>
+              </w:numPr>
               <w:rPr>
                 <w:sz w:val="20"/>
                 <w:szCs w:val="20"/>
@@ -7595,6 +7643,10 @@
           </w:p>
           <w:p>
             <w:pPr>
+              <w:numPr>
+                <w:ilvl w:val="0"/>
+                <w:numId w:val="10"/>
+              </w:numPr>
               <w:rPr>
                 <w:sz w:val="20"/>
                 <w:szCs w:val="20"/>
@@ -7607,20 +7659,61 @@
               </w:rPr>
               <w:t>Formatos válidos PDF</w:t>
             </w:r>
-          </w:p>
-          <w:p>
-            <w:pPr>
-              <w:rPr>
-                <w:sz w:val="20"/>
-                <w:szCs w:val="20"/>
-              </w:rPr>
-            </w:pPr>
-            <w:r>
-              <w:rPr>
-                <w:sz w:val="20"/>
-                <w:szCs w:val="20"/>
-              </w:rPr>
-              <w:t>No debe estar vació</w:t>
+            <w:r>
+              <w:rPr>
+                <w:sz w:val="20"/>
+                <w:szCs w:val="20"/>
+              </w:rPr>
+              <w:t xml:space="preserve">, </w:t>
+            </w:r>
+            <w:r>
+              <w:rPr>
+                <w:color w:val="14211D"/>
+                <w:sz w:val="21"/>
+                <w:szCs w:val="21"/>
+              </w:rPr>
+              <w:t>fotografía JPG, PNG o WEBP</w:t>
+            </w:r>
+            <w:r>
+              <w:rPr>
+                <w:color w:val="14211D"/>
+                <w:sz w:val="21"/>
+                <w:szCs w:val="21"/>
+              </w:rPr>
+              <w:t xml:space="preserve">. </w:t>
+            </w:r>
+            <w:r>
+              <w:rPr>
+                <w:sz w:val="20"/>
+                <w:szCs w:val="20"/>
+              </w:rPr>
+              <w:t>AN02#8, AN02#6</w:t>
+            </w:r>
+            <w:r>
+              <w:rPr>
+                <w:sz w:val="20"/>
+                <w:szCs w:val="20"/>
+              </w:rPr>
+              <w:t>.</w:t>
+            </w:r>
+          </w:p>
+          <w:p>
+            <w:pPr>
+              <w:numPr>
+                <w:ilvl w:val="0"/>
+                <w:numId w:val="10"/>
+              </w:numPr>
+              <w:rPr>
+                <w:sz w:val="20"/>
+                <w:szCs w:val="20"/>
+              </w:rPr>
+            </w:pPr>
+            <w:r>
+              <w:rPr>
+                <w:sz w:val="22"/>
+                <w:szCs w:val="22"/>
+              </w:rPr>
+              <w:t>Se muestra un contenedor de vista previa que incluye la miniatura de la imagen cargada junto con el nombre original del archivo cuando la evidencia tenga un formato distinto a PDF</w:t>
             </w:r>
           </w:p>
         </w:tc>
@@ -7689,6 +7782,13 @@
           <w:szCs w:val="20"/>
         </w:rPr>
         <w:t xml:space="preserve"> MG-0000-0000</w:t>
+      </w:r>
+      <w:r>
+        <w:rPr>
+          <w:sz w:val="20"/>
+          <w:szCs w:val="20"/>
+        </w:rPr>
+        <w:t>.</w:t>
       </w:r>
     </w:p>
     <w:p>
@@ -8882,6 +8982,7 @@
           <w:szCs w:val="20"/>
           <w:highlight w:val="green"/>
         </w:rPr>
+        <w:lastRenderedPageBreak/>
         <w:t>RN1</w:t>
       </w:r>
       <w:r>
@@ -9284,7 +9385,6 @@
                 <w:sz w:val="20"/>
                 <w:szCs w:val="20"/>
               </w:rPr>
-              <w:lastRenderedPageBreak/>
               <w:t>Fecha de ingreso</w:t>
             </w:r>
           </w:p>
@@ -11106,6 +11206,7 @@
                 <w:sz w:val="20"/>
                 <w:szCs w:val="20"/>
               </w:rPr>
+              <w:lastRenderedPageBreak/>
               <w:t xml:space="preserve">¿Aplica </w:t>
             </w:r>
             <w:r>
@@ -11143,7 +11244,6 @@
                 <w:szCs w:val="20"/>
               </w:rPr>
             </w:pPr>
-            <w:proofErr w:type="spellStart"/>
             <w:r>
               <w:rPr>
                 <w:sz w:val="20"/>
@@ -11158,7 +11258,6 @@
               </w:rPr>
               <w:t>heck</w:t>
             </w:r>
-            <w:proofErr w:type="spellEnd"/>
           </w:p>
         </w:tc>
         <w:tc>
@@ -11413,7 +11512,6 @@
                 <w:sz w:val="20"/>
                 <w:szCs w:val="20"/>
               </w:rPr>
-              <w:lastRenderedPageBreak/>
               <w:t>E (escritura)</w:t>
             </w:r>
           </w:p>
@@ -11440,7 +11538,6 @@
                 <w:sz w:val="20"/>
                 <w:szCs w:val="20"/>
               </w:rPr>
-              <w:lastRenderedPageBreak/>
               <w:t>Validaciones</w:t>
             </w:r>
           </w:p>
@@ -11882,56 +11979,13 @@
                 <w:szCs w:val="20"/>
               </w:rPr>
             </w:pPr>
-            <w:proofErr w:type="spellStart"/>
-            <w:r>
-              <w:rPr>
-                <w:sz w:val="20"/>
-                <w:szCs w:val="20"/>
-              </w:rPr>
-              <w:t>dd</w:t>
-            </w:r>
-            <w:proofErr w:type="spellEnd"/>
-            <w:r>
-              <w:rPr>
-                <w:sz w:val="20"/>
-                <w:szCs w:val="20"/>
-              </w:rPr>
-              <w:t>/mm/</w:t>
-            </w:r>
-            <w:proofErr w:type="spellStart"/>
-            <w:r>
-              <w:rPr>
-                <w:sz w:val="20"/>
-                <w:szCs w:val="20"/>
-              </w:rPr>
-              <w:t>aaaa</w:t>
-            </w:r>
-            <w:proofErr w:type="spellEnd"/>
-            <w:r>
-              <w:rPr>
-                <w:sz w:val="20"/>
-                <w:szCs w:val="20"/>
-              </w:rPr>
-              <w:t xml:space="preserve"> </w:t>
-            </w:r>
-            <w:proofErr w:type="spellStart"/>
-            <w:r>
-              <w:rPr>
-                <w:sz w:val="20"/>
-                <w:szCs w:val="20"/>
-              </w:rPr>
-              <w:t>hh:</w:t>
-            </w:r>
-            <w:proofErr w:type="gramStart"/>
-            <w:r>
-              <w:rPr>
-                <w:sz w:val="20"/>
-                <w:szCs w:val="20"/>
-              </w:rPr>
-              <w:t>mm:ss</w:t>
-            </w:r>
-            <w:proofErr w:type="spellEnd"/>
-            <w:proofErr w:type="gramEnd"/>
+            <w:r>
+              <w:rPr>
+                <w:sz w:val="20"/>
+                <w:szCs w:val="20"/>
+              </w:rPr>
+              <w:t>dd/mm/aaaa hh:mm:ss</w:t>
+            </w:r>
           </w:p>
         </w:tc>
       </w:tr>
@@ -12271,33 +12325,8 @@
                 <w:sz w:val="20"/>
                 <w:szCs w:val="20"/>
               </w:rPr>
-              <w:t xml:space="preserve">Fecha del sistema </w:t>
-            </w:r>
-            <w:proofErr w:type="spellStart"/>
-            <w:r>
-              <w:rPr>
-                <w:sz w:val="20"/>
-                <w:szCs w:val="20"/>
-              </w:rPr>
-              <w:t>dd</w:t>
-            </w:r>
-            <w:proofErr w:type="spellEnd"/>
-            <w:r>
-              <w:rPr>
-                <w:sz w:val="20"/>
-                <w:szCs w:val="20"/>
-              </w:rPr>
-              <w:t>/mm/</w:t>
-            </w:r>
-            <w:proofErr w:type="spellStart"/>
-            <w:r>
-              <w:rPr>
-                <w:sz w:val="20"/>
-                <w:szCs w:val="20"/>
-              </w:rPr>
-              <w:t>aaaa</w:t>
-            </w:r>
-            <w:proofErr w:type="spellEnd"/>
+              <w:t>Fecha del sistema dd/mm/aaaa</w:t>
+            </w:r>
           </w:p>
         </w:tc>
       </w:tr>
@@ -12828,6 +12857,82 @@
           </w:p>
         </w:tc>
       </w:tr>
+      <w:tr>
+        <w:tc>
+          <w:tcPr>
+            <w:tcW w:w="4322" w:type="dxa"/>
+            <w:shd w:val="clear" w:color="auto" w:fill="auto"/>
+          </w:tcPr>
+          <w:p>
+            <w:pPr>
+              <w:pStyle w:val="NormalWeb"/>
+              <w:spacing w:line="360" w:lineRule="auto"/>
+              <w:ind w:right="300"/>
+              <w:jc w:val="both"/>
+              <w:rPr>
+                <w:sz w:val="20"/>
+                <w:szCs w:val="20"/>
+                <w:lang w:bidi="en-US"/>
+              </w:rPr>
+            </w:pPr>
+            <w:r>
+              <w:rPr>
+                <w:sz w:val="20"/>
+                <w:szCs w:val="20"/>
+                <w:lang w:bidi="en-US"/>
+              </w:rPr>
+              <w:t>NOT03</w:t>
+            </w:r>
+          </w:p>
+        </w:tc>
+        <w:tc>
+          <w:tcPr>
+            <w:tcW w:w="4322" w:type="dxa"/>
+            <w:shd w:val="clear" w:color="auto" w:fill="auto"/>
+          </w:tcPr>
+          <w:p>
+            <w:pPr>
+              <w:pStyle w:val="NormalWeb"/>
+              <w:spacing w:line="360" w:lineRule="auto"/>
+              <w:ind w:right="300"/>
+              <w:jc w:val="both"/>
+              <w:rPr>
+                <w:sz w:val="20"/>
+                <w:szCs w:val="20"/>
+                <w:lang w:bidi="en-US"/>
+              </w:rPr>
+            </w:pPr>
+            <w:r>
+              <w:rPr>
+                <w:color w:val="222222"/>
+                <w:sz w:val="20"/>
+                <w:szCs w:val="20"/>
+                <w:shd w:val="clear" w:color="auto" w:fill="FFFFFF"/>
+              </w:rPr>
+              <w:t xml:space="preserve">Su caso fue registrado exitosamente. Su código </w:t>
+            </w:r>
+            <w:r>
+              <w:rPr>
+                <w:color w:val="222222"/>
+                <w:sz w:val="20"/>
+                <w:szCs w:val="20"/>
+                <w:shd w:val="clear" w:color="auto" w:fill="FFFFFF"/>
+              </w:rPr>
+              <w:lastRenderedPageBreak/>
+              <w:t>de seguimiento es:</w:t>
+            </w:r>
+            <w:r>
+              <w:rPr>
+                <w:color w:val="222222"/>
+                <w:sz w:val="20"/>
+                <w:szCs w:val="20"/>
+                <w:shd w:val="clear" w:color="auto" w:fill="FFFFFF"/>
+              </w:rPr>
+              <w:t xml:space="preserve"> CÓDIGO DE SEGUIMIENTO.</w:t>
+            </w:r>
+          </w:p>
+        </w:tc>
+      </w:tr>
     </w:tbl>
     <w:p>
       <w:pPr>
@@ -12849,6 +12954,7 @@
           <w:sz w:val="20"/>
           <w:szCs w:val="20"/>
         </w:rPr>
+        <w:lastRenderedPageBreak/>
         <w:t>RN21 Campos de Formulario Bandeja Supervisor</w:t>
       </w:r>
     </w:p>
@@ -13158,7 +13264,6 @@
                 <w:sz w:val="20"/>
                 <w:szCs w:val="20"/>
               </w:rPr>
-              <w:lastRenderedPageBreak/>
               <w:t>Fecha de ingreso</w:t>
             </w:r>
           </w:p>
@@ -13220,47 +13325,13 @@
                 <w:szCs w:val="20"/>
               </w:rPr>
             </w:pPr>
-            <w:proofErr w:type="spellStart"/>
-            <w:r>
-              <w:rPr>
-                <w:sz w:val="20"/>
-                <w:szCs w:val="20"/>
-              </w:rPr>
-              <w:t>dd</w:t>
-            </w:r>
-            <w:proofErr w:type="spellEnd"/>
-            <w:r>
-              <w:rPr>
-                <w:sz w:val="20"/>
-                <w:szCs w:val="20"/>
-              </w:rPr>
-              <w:t>/mm/</w:t>
-            </w:r>
-            <w:proofErr w:type="spellStart"/>
-            <w:r>
-              <w:rPr>
-                <w:sz w:val="20"/>
-                <w:szCs w:val="20"/>
-              </w:rPr>
-              <w:t>aaaa</w:t>
-            </w:r>
-            <w:proofErr w:type="spellEnd"/>
-            <w:r>
-              <w:rPr>
-                <w:sz w:val="20"/>
-                <w:szCs w:val="20"/>
-              </w:rPr>
-              <w:t xml:space="preserve"> </w:t>
-            </w:r>
-            <w:proofErr w:type="spellStart"/>
-            <w:r>
-              <w:rPr>
-                <w:sz w:val="20"/>
-                <w:szCs w:val="20"/>
-              </w:rPr>
-              <w:t>hh:mm</w:t>
-            </w:r>
-            <w:proofErr w:type="spellEnd"/>
+            <w:r>
+              <w:rPr>
+                <w:sz w:val="20"/>
+                <w:szCs w:val="20"/>
+              </w:rPr>
+              <w:t>dd/mm/aaaa hh:mm</w:t>
+            </w:r>
           </w:p>
         </w:tc>
       </w:tr>
@@ -13933,47 +14004,13 @@
                 <w:szCs w:val="20"/>
               </w:rPr>
             </w:pPr>
-            <w:proofErr w:type="spellStart"/>
-            <w:r>
-              <w:rPr>
-                <w:sz w:val="20"/>
-                <w:szCs w:val="20"/>
-              </w:rPr>
-              <w:t>dd</w:t>
-            </w:r>
-            <w:proofErr w:type="spellEnd"/>
-            <w:r>
-              <w:rPr>
-                <w:sz w:val="20"/>
-                <w:szCs w:val="20"/>
-              </w:rPr>
-              <w:t>/mm/</w:t>
-            </w:r>
-            <w:proofErr w:type="spellStart"/>
-            <w:r>
-              <w:rPr>
-                <w:sz w:val="20"/>
-                <w:szCs w:val="20"/>
-              </w:rPr>
-              <w:t>aaaa</w:t>
-            </w:r>
-            <w:proofErr w:type="spellEnd"/>
-            <w:r>
-              <w:rPr>
-                <w:sz w:val="20"/>
-                <w:szCs w:val="20"/>
-              </w:rPr>
-              <w:t xml:space="preserve"> </w:t>
-            </w:r>
-            <w:proofErr w:type="spellStart"/>
-            <w:r>
-              <w:rPr>
-                <w:sz w:val="20"/>
-                <w:szCs w:val="20"/>
-              </w:rPr>
-              <w:t>hh:mm</w:t>
-            </w:r>
-            <w:proofErr w:type="spellEnd"/>
+            <w:r>
+              <w:rPr>
+                <w:sz w:val="20"/>
+                <w:szCs w:val="20"/>
+              </w:rPr>
+              <w:t>dd/mm/aaaa hh:mm</w:t>
+            </w:r>
           </w:p>
         </w:tc>
       </w:tr>
@@ -14903,6 +14940,7 @@
                 <w:sz w:val="20"/>
                 <w:szCs w:val="20"/>
               </w:rPr>
+              <w:lastRenderedPageBreak/>
               <w:t>Cada botón inicia como desactivado y se activa solo si el documento existe.</w:t>
             </w:r>
           </w:p>
@@ -14929,6 +14967,7 @@
           <w:sz w:val="20"/>
           <w:szCs w:val="20"/>
         </w:rPr>
+        <w:lastRenderedPageBreak/>
         <w:t>RN23 Campos de Formulario Devolución de Caso</w:t>
       </w:r>
     </w:p>
@@ -15235,7 +15274,6 @@
           <w:sz w:val="20"/>
           <w:szCs w:val="20"/>
         </w:rPr>
-        <w:lastRenderedPageBreak/>
         <w:t>RN24 Campos de Formulario Bandeja Jefaturas</w:t>
       </w:r>
     </w:p>
@@ -15606,47 +15644,13 @@
                 <w:szCs w:val="20"/>
               </w:rPr>
             </w:pPr>
-            <w:proofErr w:type="spellStart"/>
-            <w:r>
-              <w:rPr>
-                <w:sz w:val="20"/>
-                <w:szCs w:val="20"/>
-              </w:rPr>
-              <w:t>dd</w:t>
-            </w:r>
-            <w:proofErr w:type="spellEnd"/>
-            <w:r>
-              <w:rPr>
-                <w:sz w:val="20"/>
-                <w:szCs w:val="20"/>
-              </w:rPr>
-              <w:t>/mm/</w:t>
-            </w:r>
-            <w:proofErr w:type="spellStart"/>
-            <w:r>
-              <w:rPr>
-                <w:sz w:val="20"/>
-                <w:szCs w:val="20"/>
-              </w:rPr>
-              <w:t>aaaa</w:t>
-            </w:r>
-            <w:proofErr w:type="spellEnd"/>
-            <w:r>
-              <w:rPr>
-                <w:sz w:val="20"/>
-                <w:szCs w:val="20"/>
-              </w:rPr>
-              <w:t xml:space="preserve"> </w:t>
-            </w:r>
-            <w:proofErr w:type="spellStart"/>
-            <w:r>
-              <w:rPr>
-                <w:sz w:val="20"/>
-                <w:szCs w:val="20"/>
-              </w:rPr>
-              <w:t>hh:mm</w:t>
-            </w:r>
-            <w:proofErr w:type="spellEnd"/>
+            <w:r>
+              <w:rPr>
+                <w:sz w:val="20"/>
+                <w:szCs w:val="20"/>
+              </w:rPr>
+              <w:t>dd/mm/aaaa hh:mm</w:t>
+            </w:r>
           </w:p>
         </w:tc>
       </w:tr>
@@ -16319,47 +16323,13 @@
                 <w:szCs w:val="20"/>
               </w:rPr>
             </w:pPr>
-            <w:proofErr w:type="spellStart"/>
-            <w:r>
-              <w:rPr>
-                <w:sz w:val="20"/>
-                <w:szCs w:val="20"/>
-              </w:rPr>
-              <w:t>dd</w:t>
-            </w:r>
-            <w:proofErr w:type="spellEnd"/>
-            <w:r>
-              <w:rPr>
-                <w:sz w:val="20"/>
-                <w:szCs w:val="20"/>
-              </w:rPr>
-              <w:t>/mm/</w:t>
-            </w:r>
-            <w:proofErr w:type="spellStart"/>
-            <w:r>
-              <w:rPr>
-                <w:sz w:val="20"/>
-                <w:szCs w:val="20"/>
-              </w:rPr>
-              <w:t>aaaa</w:t>
-            </w:r>
-            <w:proofErr w:type="spellEnd"/>
-            <w:r>
-              <w:rPr>
-                <w:sz w:val="20"/>
-                <w:szCs w:val="20"/>
-              </w:rPr>
-              <w:t xml:space="preserve"> </w:t>
-            </w:r>
-            <w:proofErr w:type="spellStart"/>
-            <w:r>
-              <w:rPr>
-                <w:sz w:val="20"/>
-                <w:szCs w:val="20"/>
-              </w:rPr>
-              <w:t>hh:mm</w:t>
-            </w:r>
-            <w:proofErr w:type="spellEnd"/>
+            <w:r>
+              <w:rPr>
+                <w:sz w:val="20"/>
+                <w:szCs w:val="20"/>
+              </w:rPr>
+              <w:t>dd/mm/aaaa hh:mm</w:t>
+            </w:r>
           </w:p>
         </w:tc>
       </w:tr>
@@ -16922,6 +16892,7 @@
                 <w:sz w:val="20"/>
                 <w:szCs w:val="20"/>
               </w:rPr>
+              <w:lastRenderedPageBreak/>
               <w:t>Documentos</w:t>
             </w:r>
           </w:p>
@@ -17244,7 +17215,6 @@
                 <w:sz w:val="20"/>
                 <w:szCs w:val="20"/>
               </w:rPr>
-              <w:lastRenderedPageBreak/>
               <w:t>CUI</w:t>
             </w:r>
           </w:p>
@@ -18922,6 +18892,7 @@
                 <w:sz w:val="20"/>
                 <w:szCs w:val="20"/>
               </w:rPr>
+              <w:lastRenderedPageBreak/>
               <w:t>Estado</w:t>
             </w:r>
           </w:p>
@@ -19418,7 +19389,6 @@
                 <w:sz w:val="20"/>
                 <w:szCs w:val="20"/>
               </w:rPr>
-              <w:lastRenderedPageBreak/>
               <w:t>Departamento responsable</w:t>
             </w:r>
           </w:p>
@@ -19533,7 +19503,6 @@
             <w:pPr>
               <w:spacing w:line="259" w:lineRule="auto"/>
             </w:pPr>
-            <w:proofErr w:type="spellStart"/>
             <w:r>
               <w:rPr>
                 <w:sz w:val="20"/>
@@ -19541,7 +19510,6 @@
               </w:rPr>
               <w:t>Check</w:t>
             </w:r>
-            <w:proofErr w:type="spellEnd"/>
           </w:p>
         </w:tc>
         <w:tc>
@@ -19630,7 +19598,6 @@
             <w:pPr>
               <w:spacing w:line="259" w:lineRule="auto"/>
             </w:pPr>
-            <w:proofErr w:type="spellStart"/>
             <w:r>
               <w:rPr>
                 <w:sz w:val="20"/>
@@ -19638,7 +19605,6 @@
               </w:rPr>
               <w:t>Check</w:t>
             </w:r>
-            <w:proofErr w:type="spellEnd"/>
           </w:p>
         </w:tc>
         <w:tc>
@@ -20906,6 +20872,7 @@
                 <w:sz w:val="20"/>
                 <w:szCs w:val="20"/>
               </w:rPr>
+              <w:lastRenderedPageBreak/>
               <w:t>Nueva contraseña</w:t>
             </w:r>
           </w:p>
@@ -21307,7 +21274,6 @@
                 <w:sz w:val="20"/>
                 <w:szCs w:val="20"/>
               </w:rPr>
-              <w:lastRenderedPageBreak/>
               <w:t>Código de seguimiento</w:t>
             </w:r>
           </w:p>
@@ -22381,31 +22347,13 @@
                 <w:szCs w:val="20"/>
               </w:rPr>
             </w:pPr>
-            <w:proofErr w:type="spellStart"/>
-            <w:r>
-              <w:rPr>
-                <w:sz w:val="20"/>
-                <w:szCs w:val="20"/>
-              </w:rPr>
-              <w:t>dd</w:t>
-            </w:r>
-            <w:proofErr w:type="spellEnd"/>
-            <w:r>
-              <w:rPr>
-                <w:sz w:val="20"/>
-                <w:szCs w:val="20"/>
-              </w:rPr>
-              <w:t>/mm/</w:t>
-            </w:r>
-            <w:proofErr w:type="spellStart"/>
-            <w:r>
-              <w:rPr>
-                <w:sz w:val="20"/>
-                <w:szCs w:val="20"/>
-              </w:rPr>
-              <w:t>aaaa</w:t>
-            </w:r>
-            <w:proofErr w:type="spellEnd"/>
+            <w:r>
+              <w:rPr>
+                <w:sz w:val="20"/>
+                <w:szCs w:val="20"/>
+              </w:rPr>
+              <w:t>dd/mm/aaaa</w:t>
+            </w:r>
           </w:p>
         </w:tc>
       </w:tr>
@@ -22816,23 +22764,7 @@
                 <w:sz w:val="20"/>
                 <w:szCs w:val="20"/>
               </w:rPr>
-              <w:t xml:space="preserve">El Supervisor y el </w:t>
-            </w:r>
-            <w:proofErr w:type="gramStart"/>
-            <w:r>
-              <w:rPr>
-                <w:sz w:val="20"/>
-                <w:szCs w:val="20"/>
-              </w:rPr>
-              <w:t>Jefe</w:t>
-            </w:r>
-            <w:proofErr w:type="gramEnd"/>
-            <w:r>
-              <w:rPr>
-                <w:sz w:val="20"/>
-                <w:szCs w:val="20"/>
-              </w:rPr>
-              <w:t xml:space="preserve"> de Departamento solo consultan su propio departamento.</w:t>
+              <w:t>El Supervisor y el Jefe de Departamento solo consultan su propio departamento.</w:t>
             </w:r>
           </w:p>
         </w:tc>
@@ -22922,21 +22854,20 @@
                 <w:szCs w:val="20"/>
               </w:rPr>
             </w:pPr>
-            <w:proofErr w:type="gramStart"/>
-            <w:r>
-              <w:rPr>
-                <w:sz w:val="20"/>
-                <w:szCs w:val="20"/>
-              </w:rPr>
-              <w:t>Total</w:t>
-            </w:r>
-            <w:proofErr w:type="gramEnd"/>
-            <w:r>
-              <w:rPr>
-                <w:sz w:val="20"/>
-                <w:szCs w:val="20"/>
-              </w:rPr>
-              <w:t xml:space="preserve"> de casos, casos resueltos, días promedio de atención y desglose por estado, tipo de caso, departamento y categoría</w:t>
+            <w:r>
+              <w:rPr>
+                <w:sz w:val="20"/>
+                <w:szCs w:val="20"/>
+              </w:rPr>
+              <w:t xml:space="preserve">Total de casos, casos resueltos, días </w:t>
+            </w:r>
+            <w:r>
+              <w:rPr>
+                <w:sz w:val="20"/>
+                <w:szCs w:val="20"/>
+              </w:rPr>
+              <w:lastRenderedPageBreak/>
+              <w:t>promedio de atención y desglose por estado, tipo de caso, departamento y categoría</w:t>
             </w:r>
           </w:p>
         </w:tc>
@@ -22965,6 +22896,7 @@
                 <w:sz w:val="20"/>
                 <w:szCs w:val="20"/>
               </w:rPr>
+              <w:lastRenderedPageBreak/>
               <w:t>Exportar</w:t>
             </w:r>
           </w:p>
@@ -23271,7 +23203,6 @@
                 <w:sz w:val="20"/>
                 <w:szCs w:val="20"/>
               </w:rPr>
-              <w:lastRenderedPageBreak/>
               <w:t>Código de seguimiento</w:t>
             </w:r>
           </w:p>
@@ -23924,31 +23855,13 @@
                 <w:szCs w:val="20"/>
               </w:rPr>
             </w:pPr>
-            <w:proofErr w:type="spellStart"/>
-            <w:r>
-              <w:rPr>
-                <w:sz w:val="20"/>
-                <w:szCs w:val="20"/>
-              </w:rPr>
-              <w:t>dd</w:t>
-            </w:r>
-            <w:proofErr w:type="spellEnd"/>
-            <w:r>
-              <w:rPr>
-                <w:sz w:val="20"/>
-                <w:szCs w:val="20"/>
-              </w:rPr>
-              <w:t>/mm/</w:t>
-            </w:r>
-            <w:proofErr w:type="spellStart"/>
-            <w:r>
-              <w:rPr>
-                <w:sz w:val="20"/>
-                <w:szCs w:val="20"/>
-              </w:rPr>
-              <w:t>aaaa</w:t>
-            </w:r>
-            <w:proofErr w:type="spellEnd"/>
+            <w:r>
+              <w:rPr>
+                <w:sz w:val="20"/>
+                <w:szCs w:val="20"/>
+              </w:rPr>
+              <w:t>dd/mm/aaaa</w:t>
+            </w:r>
           </w:p>
         </w:tc>
       </w:tr>
@@ -24820,6 +24733,7 @@
                 <w:sz w:val="20"/>
                 <w:szCs w:val="20"/>
               </w:rPr>
+              <w:lastRenderedPageBreak/>
               <w:t>Requerimiento de ampliación</w:t>
             </w:r>
           </w:p>
@@ -25114,7 +25028,6 @@
           <w:sz w:val="20"/>
           <w:szCs w:val="20"/>
         </w:rPr>
-        <w:lastRenderedPageBreak/>
         <w:t>El sistema reintenta el envío de cada notificación hasta tres veces. De cada intento queda un registro con el evento, el destinatario, el resultado y la cantidad de intentos realizados. Si se agotan los tres intentos, el error se registra en la bitácora de actividades para revisión del Administrador. El fallo del envío nunca interrumpe la operación que originó la notificación.</w:t>
       </w:r>
     </w:p>
@@ -25156,9 +25069,9 @@
       </w:tblPr>
       <w:tblGrid>
         <w:gridCol w:w="1338"/>
-        <w:gridCol w:w="1842"/>
+        <w:gridCol w:w="1843"/>
         <w:gridCol w:w="2222"/>
-        <w:gridCol w:w="3290"/>
+        <w:gridCol w:w="3289"/>
       </w:tblGrid>
       <w:tr>
         <w:trPr>
@@ -25166,7 +25079,7 @@
         </w:trPr>
         <w:tc>
           <w:tcPr>
-            <w:tcW w:w="755" w:type="pct"/>
+            <w:tcW w:w="770" w:type="pct"/>
             <w:shd w:val="clear" w:color="auto" w:fill="D9D9D9"/>
             <w:tcMar>
               <w:top w:w="40" w:type="dxa"/>
@@ -25190,7 +25103,7 @@
         </w:tc>
         <w:tc>
           <w:tcPr>
-            <w:tcW w:w="1065" w:type="pct"/>
+            <w:tcW w:w="1060" w:type="pct"/>
             <w:shd w:val="clear" w:color="auto" w:fill="D9D9D9"/>
             <w:tcMar>
               <w:top w:w="40" w:type="dxa"/>
@@ -25217,7 +25130,7 @@
         </w:tc>
         <w:tc>
           <w:tcPr>
-            <w:tcW w:w="1283" w:type="pct"/>
+            <w:tcW w:w="1278" w:type="pct"/>
             <w:shd w:val="clear" w:color="auto" w:fill="D9D9D9"/>
           </w:tcPr>
           <w:p>
@@ -25303,7 +25216,7 @@
         </w:tc>
         <w:tc>
           <w:tcPr>
-            <w:tcW w:w="1897" w:type="pct"/>
+            <w:tcW w:w="1893" w:type="pct"/>
             <w:shd w:val="clear" w:color="auto" w:fill="D9D9D9"/>
           </w:tcPr>
           <w:p>
@@ -25334,7 +25247,7 @@
         </w:trPr>
         <w:tc>
           <w:tcPr>
-            <w:tcW w:w="755" w:type="pct"/>
+            <w:tcW w:w="770" w:type="pct"/>
             <w:tcMar>
               <w:top w:w="40" w:type="dxa"/>
               <w:left w:w="80" w:type="dxa"/>
@@ -25358,7 +25271,7 @@
         </w:tc>
         <w:tc>
           <w:tcPr>
-            <w:tcW w:w="1065" w:type="pct"/>
+            <w:tcW w:w="1060" w:type="pct"/>
             <w:tcMar>
               <w:top w:w="40" w:type="dxa"/>
               <w:left w:w="80" w:type="dxa"/>
@@ -25382,7 +25295,7 @@
         </w:tc>
         <w:tc>
           <w:tcPr>
-            <w:tcW w:w="1283" w:type="pct"/>
+            <w:tcW w:w="1278" w:type="pct"/>
           </w:tcPr>
           <w:p>
             <w:pPr>
@@ -25403,7 +25316,7 @@
         </w:tc>
         <w:tc>
           <w:tcPr>
-            <w:tcW w:w="1897" w:type="pct"/>
+            <w:tcW w:w="1893" w:type="pct"/>
           </w:tcPr>
           <w:p>
             <w:pPr>
@@ -25429,7 +25342,7 @@
         </w:trPr>
         <w:tc>
           <w:tcPr>
-            <w:tcW w:w="755" w:type="pct"/>
+            <w:tcW w:w="770" w:type="pct"/>
             <w:tcMar>
               <w:top w:w="40" w:type="dxa"/>
               <w:left w:w="80" w:type="dxa"/>
@@ -25453,7 +25366,7 @@
         </w:tc>
         <w:tc>
           <w:tcPr>
-            <w:tcW w:w="1065" w:type="pct"/>
+            <w:tcW w:w="1060" w:type="pct"/>
             <w:tcMar>
               <w:top w:w="40" w:type="dxa"/>
               <w:left w:w="80" w:type="dxa"/>
@@ -25477,7 +25390,7 @@
         </w:tc>
         <w:tc>
           <w:tcPr>
-            <w:tcW w:w="1283" w:type="pct"/>
+            <w:tcW w:w="1278" w:type="pct"/>
           </w:tcPr>
           <w:p>
             <w:pPr>
@@ -25498,7 +25411,7 @@
         </w:tc>
         <w:tc>
           <w:tcPr>
-            <w:tcW w:w="1897" w:type="pct"/>
+            <w:tcW w:w="1893" w:type="pct"/>
           </w:tcPr>
           <w:p>
             <w:pPr>
@@ -25524,7 +25437,7 @@
         </w:trPr>
         <w:tc>
           <w:tcPr>
-            <w:tcW w:w="755" w:type="pct"/>
+            <w:tcW w:w="770" w:type="pct"/>
             <w:tcMar>
               <w:top w:w="40" w:type="dxa"/>
               <w:left w:w="80" w:type="dxa"/>
@@ -25548,7 +25461,7 @@
         </w:tc>
         <w:tc>
           <w:tcPr>
-            <w:tcW w:w="1065" w:type="pct"/>
+            <w:tcW w:w="1060" w:type="pct"/>
             <w:tcMar>
               <w:top w:w="40" w:type="dxa"/>
               <w:left w:w="80" w:type="dxa"/>
@@ -25572,7 +25485,7 @@
         </w:tc>
         <w:tc>
           <w:tcPr>
-            <w:tcW w:w="1283" w:type="pct"/>
+            <w:tcW w:w="1278" w:type="pct"/>
           </w:tcPr>
           <w:p>
             <w:pPr>
@@ -25593,7 +25506,7 @@
         </w:tc>
         <w:tc>
           <w:tcPr>
-            <w:tcW w:w="1897" w:type="pct"/>
+            <w:tcW w:w="1893" w:type="pct"/>
           </w:tcPr>
           <w:p>
             <w:pPr>
@@ -25619,7 +25532,7 @@
         </w:trPr>
         <w:tc>
           <w:tcPr>
-            <w:tcW w:w="755" w:type="pct"/>
+            <w:tcW w:w="770" w:type="pct"/>
             <w:tcMar>
               <w:top w:w="40" w:type="dxa"/>
               <w:left w:w="80" w:type="dxa"/>
@@ -25643,7 +25556,7 @@
         </w:tc>
         <w:tc>
           <w:tcPr>
-            <w:tcW w:w="1065" w:type="pct"/>
+            <w:tcW w:w="1060" w:type="pct"/>
             <w:tcMar>
               <w:top w:w="40" w:type="dxa"/>
               <w:left w:w="80" w:type="dxa"/>
@@ -25667,7 +25580,7 @@
         </w:tc>
         <w:tc>
           <w:tcPr>
-            <w:tcW w:w="1283" w:type="pct"/>
+            <w:tcW w:w="1278" w:type="pct"/>
           </w:tcPr>
           <w:p>
             <w:pPr>
@@ -25688,7 +25601,7 @@
         </w:tc>
         <w:tc>
           <w:tcPr>
-            <w:tcW w:w="1897" w:type="pct"/>
+            <w:tcW w:w="1893" w:type="pct"/>
           </w:tcPr>
           <w:p>
             <w:pPr>
@@ -25714,7 +25627,7 @@
         </w:trPr>
         <w:tc>
           <w:tcPr>
-            <w:tcW w:w="755" w:type="pct"/>
+            <w:tcW w:w="770" w:type="pct"/>
             <w:tcMar>
               <w:top w:w="40" w:type="dxa"/>
               <w:left w:w="80" w:type="dxa"/>
@@ -25738,7 +25651,7 @@
         </w:tc>
         <w:tc>
           <w:tcPr>
-            <w:tcW w:w="1065" w:type="pct"/>
+            <w:tcW w:w="1060" w:type="pct"/>
             <w:tcMar>
               <w:top w:w="40" w:type="dxa"/>
               <w:left w:w="80" w:type="dxa"/>
@@ -25762,7 +25675,7 @@
         </w:tc>
         <w:tc>
           <w:tcPr>
-            <w:tcW w:w="1283" w:type="pct"/>
+            <w:tcW w:w="1278" w:type="pct"/>
           </w:tcPr>
           <w:p>
             <w:pPr>
@@ -25783,7 +25696,7 @@
         </w:tc>
         <w:tc>
           <w:tcPr>
-            <w:tcW w:w="1897" w:type="pct"/>
+            <w:tcW w:w="1893" w:type="pct"/>
           </w:tcPr>
           <w:p>
             <w:pPr>
@@ -25809,7 +25722,7 @@
         </w:trPr>
         <w:tc>
           <w:tcPr>
-            <w:tcW w:w="755" w:type="pct"/>
+            <w:tcW w:w="770" w:type="pct"/>
             <w:tcMar>
               <w:top w:w="40" w:type="dxa"/>
               <w:left w:w="80" w:type="dxa"/>
@@ -25833,7 +25746,7 @@
         </w:tc>
         <w:tc>
           <w:tcPr>
-            <w:tcW w:w="1065" w:type="pct"/>
+            <w:tcW w:w="1060" w:type="pct"/>
             <w:tcMar>
               <w:top w:w="40" w:type="dxa"/>
               <w:left w:w="80" w:type="dxa"/>
@@ -25857,7 +25770,7 @@
         </w:tc>
         <w:tc>
           <w:tcPr>
-            <w:tcW w:w="1283" w:type="pct"/>
+            <w:tcW w:w="1278" w:type="pct"/>
           </w:tcPr>
           <w:p>
             <w:pPr>
@@ -25878,7 +25791,7 @@
         </w:tc>
         <w:tc>
           <w:tcPr>
-            <w:tcW w:w="1897" w:type="pct"/>
+            <w:tcW w:w="1893" w:type="pct"/>
           </w:tcPr>
           <w:p>
             <w:pPr>
@@ -25904,7 +25817,7 @@
         </w:trPr>
         <w:tc>
           <w:tcPr>
-            <w:tcW w:w="755" w:type="pct"/>
+            <w:tcW w:w="770" w:type="pct"/>
             <w:tcMar>
               <w:top w:w="40" w:type="dxa"/>
               <w:left w:w="80" w:type="dxa"/>
@@ -25928,7 +25841,7 @@
         </w:tc>
         <w:tc>
           <w:tcPr>
-            <w:tcW w:w="1065" w:type="pct"/>
+            <w:tcW w:w="1060" w:type="pct"/>
             <w:tcMar>
               <w:top w:w="40" w:type="dxa"/>
               <w:left w:w="80" w:type="dxa"/>
@@ -25952,7 +25865,7 @@
         </w:tc>
         <w:tc>
           <w:tcPr>
-            <w:tcW w:w="1283" w:type="pct"/>
+            <w:tcW w:w="1278" w:type="pct"/>
           </w:tcPr>
           <w:p>
             <w:pPr>
@@ -25973,7 +25886,7 @@
         </w:tc>
         <w:tc>
           <w:tcPr>
-            <w:tcW w:w="1897" w:type="pct"/>
+            <w:tcW w:w="1893" w:type="pct"/>
           </w:tcPr>
           <w:p>
             <w:pPr>
@@ -26015,7 +25928,7 @@
         </w:trPr>
         <w:tc>
           <w:tcPr>
-            <w:tcW w:w="755" w:type="pct"/>
+            <w:tcW w:w="770" w:type="pct"/>
             <w:tcMar>
               <w:top w:w="40" w:type="dxa"/>
               <w:left w:w="80" w:type="dxa"/>
@@ -26039,7 +25952,7 @@
         </w:tc>
         <w:tc>
           <w:tcPr>
-            <w:tcW w:w="1065" w:type="pct"/>
+            <w:tcW w:w="1060" w:type="pct"/>
             <w:tcMar>
               <w:top w:w="40" w:type="dxa"/>
               <w:left w:w="80" w:type="dxa"/>
@@ -26063,7 +25976,7 @@
         </w:tc>
         <w:tc>
           <w:tcPr>
-            <w:tcW w:w="1283" w:type="pct"/>
+            <w:tcW w:w="1278" w:type="pct"/>
           </w:tcPr>
           <w:p>
             <w:pPr>
@@ -26084,7 +25997,7 @@
         </w:tc>
         <w:tc>
           <w:tcPr>
-            <w:tcW w:w="1897" w:type="pct"/>
+            <w:tcW w:w="1893" w:type="pct"/>
           </w:tcPr>
           <w:p>
             <w:pPr>
@@ -26105,6 +26018,234 @@
         </w:tc>
       </w:tr>
     </w:tbl>
+    <w:p>
+      <w:pPr>
+        <w:rPr>
+          <w:b/>
+          <w:bCs/>
+          <w:sz w:val="20"/>
+          <w:szCs w:val="20"/>
+        </w:rPr>
+      </w:pPr>
+    </w:p>
+    <w:p>
+      <w:pPr>
+        <w:rPr>
+          <w:b/>
+          <w:bCs/>
+          <w:sz w:val="20"/>
+          <w:szCs w:val="20"/>
+          <w:lang w:val="es-ES_tradnl"/>
+        </w:rPr>
+      </w:pPr>
+      <w:r>
+        <w:rPr>
+          <w:b/>
+          <w:bCs/>
+          <w:sz w:val="20"/>
+          <w:szCs w:val="20"/>
+        </w:rPr>
+        <w:t xml:space="preserve">RN38 </w:t>
+      </w:r>
+      <w:r>
+        <w:rPr>
+          <w:b/>
+          <w:bCs/>
+          <w:sz w:val="20"/>
+          <w:szCs w:val="20"/>
+          <w:lang w:val="es-ES_tradnl"/>
+        </w:rPr>
+        <w:t>D</w:t>
+      </w:r>
+      <w:r>
+        <w:rPr>
+          <w:b/>
+          <w:bCs/>
+          <w:sz w:val="20"/>
+          <w:szCs w:val="20"/>
+          <w:lang w:val="es-ES_tradnl"/>
+        </w:rPr>
+        <w:t xml:space="preserve">escripción de queja, reclamo, denuncia y sugerencia </w:t>
+      </w:r>
+      <w:r>
+        <w:rPr>
+          <w:b/>
+          <w:bCs/>
+          <w:sz w:val="20"/>
+          <w:szCs w:val="20"/>
+          <w:lang w:val="es-ES_tradnl"/>
+        </w:rPr>
+        <w:t>para orientar al ciudadano</w:t>
+      </w:r>
+    </w:p>
+    <w:p>
+      <w:pPr>
+        <w:numPr>
+          <w:ilvl w:val="0"/>
+          <w:numId w:val="9"/>
+        </w:numPr>
+        <w:spacing w:before="100" w:beforeAutospacing="1" w:after="100" w:afterAutospacing="1"/>
+        <w:rPr>
+          <w:color w:val="000000"/>
+          <w:lang w:val="es-419" w:eastAsia="es-419"/>
+        </w:rPr>
+      </w:pPr>
+      <w:r>
+        <w:rPr>
+          <w:rStyle w:val="Strong"/>
+          <w:color w:val="000000"/>
+        </w:rPr>
+        <w:t>Queja.</w:t>
+      </w:r>
+      <w:r>
+        <w:rPr>
+          <w:color w:val="000000"/>
+        </w:rPr>
+        <w:t xml:space="preserve"> Inconformidad presentada por un ciudadano sobre un servicio municipal.</w:t>
+      </w:r>
+    </w:p>
+    <w:p>
+      <w:pPr>
+        <w:numPr>
+          <w:ilvl w:val="0"/>
+          <w:numId w:val="9"/>
+        </w:numPr>
+        <w:spacing w:before="60" w:after="100" w:afterAutospacing="1"/>
+        <w:rPr>
+          <w:color w:val="000000"/>
+        </w:rPr>
+      </w:pPr>
+      <w:r>
+        <w:rPr>
+          <w:rStyle w:val="Strong"/>
+          <w:color w:val="000000"/>
+        </w:rPr>
+        <w:t>Reclamo.</w:t>
+      </w:r>
+      <w:r>
+        <w:rPr>
+          <w:color w:val="000000"/>
+        </w:rPr>
+        <w:t xml:space="preserve"> Inconformidad presentada por un ciudadano</w:t>
+      </w:r>
+    </w:p>
+    <w:p>
+      <w:pPr>
+        <w:numPr>
+          <w:ilvl w:val="0"/>
+          <w:numId w:val="9"/>
+        </w:numPr>
+        <w:spacing w:before="60" w:after="100" w:afterAutospacing="1"/>
+        <w:rPr>
+          <w:color w:val="000000"/>
+        </w:rPr>
+      </w:pPr>
+      <w:r>
+        <w:rPr>
+          <w:rStyle w:val="Strong"/>
+          <w:color w:val="000000"/>
+        </w:rPr>
+        <w:t>Denuncia.</w:t>
+      </w:r>
+      <w:r>
+        <w:rPr>
+          <w:color w:val="000000"/>
+        </w:rPr>
+        <w:t xml:space="preserve"> Señalamiento de una irregularidad o falta relacionada con la gestión municipal.</w:t>
+      </w:r>
+    </w:p>
+    <w:p>
+      <w:pPr>
+        <w:numPr>
+          <w:ilvl w:val="0"/>
+          <w:numId w:val="9"/>
+        </w:numPr>
+        <w:spacing w:before="60" w:after="100" w:afterAutospacing="1"/>
+        <w:rPr>
+          <w:color w:val="000000"/>
+        </w:rPr>
+      </w:pPr>
+      <w:r>
+        <w:rPr>
+          <w:rStyle w:val="Strong"/>
+          <w:color w:val="000000"/>
+        </w:rPr>
+        <w:t>Sugerencia.</w:t>
+      </w:r>
+      <w:r>
+        <w:rPr>
+          <w:color w:val="000000"/>
+        </w:rPr>
+        <w:t xml:space="preserve"> Propuesta de mejora sobre un servicio municipal.</w:t>
+      </w:r>
+    </w:p>
+    <w:p>
+      <w:pPr>
+        <w:pStyle w:val="NormalWeb"/>
+        <w:spacing w:line="360" w:lineRule="auto"/>
+        <w:ind w:right="300"/>
+        <w:jc w:val="both"/>
+        <w:rPr>
+          <w:sz w:val="20"/>
+          <w:szCs w:val="20"/>
+        </w:rPr>
+      </w:pPr>
+      <w:r>
+        <w:rPr>
+          <w:b/>
+          <w:bCs/>
+          <w:sz w:val="20"/>
+          <w:szCs w:val="20"/>
+        </w:rPr>
+        <w:t xml:space="preserve">RN39 Vigencia de la sesión del ciudadano</w:t>
+      </w:r>
+    </w:p>
+    <w:p>
+      <w:pPr>
+        <w:pStyle w:val="NormalWeb"/>
+        <w:spacing w:line="360" w:lineRule="auto"/>
+        <w:ind w:right="300"/>
+        <w:jc w:val="both"/>
+        <w:rPr>
+          <w:sz w:val="20"/>
+          <w:szCs w:val="20"/>
+        </w:rPr>
+      </w:pPr>
+      <w:r>
+        <w:rPr>
+          <w:sz w:val="20"/>
+          <w:szCs w:val="20"/>
+        </w:rPr>
+        <w:t xml:space="preserve">La sesión del ciudadano inicia en el momento en que confirma el código de verificación enviado a su correo y tiene una vigencia de 30 minutos. Dentro de ese plazo el ciudadano puede registrar casos y ampliar los que lo requieran sin solicitar un código nuevo. La vigencia se cuenta desde la confirmación del código y no se renueva con el uso del sistema. La sesión también termina cuando el ciudadano selecciona el botón “Cerrar sesión”.</w:t>
+      </w:r>
+    </w:p>
+    <w:p>
+      <w:pPr>
+        <w:pStyle w:val="NormalWeb"/>
+        <w:spacing w:line="360" w:lineRule="auto"/>
+        <w:ind w:right="300"/>
+        <w:jc w:val="both"/>
+        <w:rPr>
+          <w:sz w:val="20"/>
+          <w:szCs w:val="20"/>
+        </w:rPr>
+      </w:pPr>
+      <w:r>
+        <w:rPr>
+          <w:sz w:val="20"/>
+          <w:szCs w:val="20"/>
+        </w:rPr>
+        <w:t xml:space="preserve">Mientras la sesión no esté vigente, ya sea porque el ciudadano no ha confirmado el código, porque transcurrieron los 30 minutos o porque cerró sesión, el sistema no permite registrar ni ampliar casos y muestra el mensaje AN02 # 17. Para continuar, el ciudadano debe ingresar nuevamente al sistema y confirmar un código de verificación.</w:t>
+      </w:r>
+    </w:p>
+    <w:p>
+      <w:pPr>
+        <w:rPr>
+          <w:sz w:val="20"/>
+          <w:szCs w:val="20"/>
+        </w:rPr>
+      </w:pPr>
+    </w:p>
     <w:p>
       <w:pPr>
         <w:pStyle w:val="NormalWeb"/>
@@ -26324,7 +26465,6 @@
                 <w:szCs w:val="20"/>
                 <w:highlight w:val="green"/>
               </w:rPr>
-              <w:lastRenderedPageBreak/>
               <w:t>1</w:t>
             </w:r>
           </w:p>
@@ -27559,6 +27699,7 @@
                 <w:sz w:val="20"/>
                 <w:szCs w:val="20"/>
               </w:rPr>
+              <w:lastRenderedPageBreak/>
               <w:t>6</w:t>
             </w:r>
           </w:p>
@@ -27581,6 +27722,13 @@
                 <w:szCs w:val="20"/>
               </w:rPr>
             </w:pPr>
+            <w:r>
+              <w:rPr>
+                <w:sz w:val="20"/>
+                <w:szCs w:val="20"/>
+              </w:rPr>
+              <w:t>El archivo debe ser un PDF o una imagen (JPG, PNG o WEBP).</w:t>
+            </w:r>
           </w:p>
         </w:tc>
       </w:tr>
@@ -28224,6 +28372,13 @@
                 <w:szCs w:val="20"/>
               </w:rPr>
             </w:pPr>
+            <w:r>
+              <w:rPr>
+                <w:sz w:val="20"/>
+                <w:szCs w:val="20"/>
+              </w:rPr>
+              <w:t xml:space="preserve">Debe completar la verificación de su DPI antes de registrar el caso.</w:t>
+            </w:r>
           </w:p>
         </w:tc>
       </w:tr>
@@ -28583,7 +28738,6 @@
                 <w:sz w:val="20"/>
                 <w:szCs w:val="20"/>
               </w:rPr>
-              <w:lastRenderedPageBreak/>
               <w:t>24</w:t>
             </w:r>
           </w:p>
@@ -29874,6 +30028,7 @@
                 <w:sz w:val="20"/>
                 <w:szCs w:val="20"/>
               </w:rPr>
+              <w:lastRenderedPageBreak/>
               <w:t>Campo</w:t>
             </w:r>
           </w:p>
@@ -30338,17 +30493,8 @@
                 <w:sz w:val="20"/>
                 <w:szCs w:val="20"/>
               </w:rPr>
-              <w:t xml:space="preserve">Código de seguimiento: </w:t>
-            </w:r>
-            <w:proofErr w:type="spellStart"/>
-            <w:r>
-              <w:rPr>
-                <w:sz w:val="20"/>
-                <w:szCs w:val="20"/>
-              </w:rPr>
-              <w:t>codigoSeguimiento</w:t>
-            </w:r>
-            <w:proofErr w:type="spellEnd"/>
+              <w:t>Código de seguimiento: codigoSeguimiento</w:t>
+            </w:r>
           </w:p>
           <w:p>
             <w:pPr>
@@ -30363,17 +30509,8 @@
                 <w:sz w:val="20"/>
                 <w:szCs w:val="20"/>
               </w:rPr>
-              <w:t xml:space="preserve">Fecha de registro: </w:t>
-            </w:r>
-            <w:proofErr w:type="spellStart"/>
-            <w:r>
-              <w:rPr>
-                <w:sz w:val="20"/>
-                <w:szCs w:val="20"/>
-              </w:rPr>
-              <w:t>fechaRegistro</w:t>
-            </w:r>
-            <w:proofErr w:type="spellEnd"/>
+              <w:t>Fecha de registro: fechaRegistro</w:t>
+            </w:r>
           </w:p>
           <w:p>
             <w:pPr>
@@ -30388,33 +30525,8 @@
                 <w:sz w:val="20"/>
                 <w:szCs w:val="20"/>
               </w:rPr>
-              <w:t xml:space="preserve">Tipo de caso: </w:t>
-            </w:r>
-            <w:proofErr w:type="spellStart"/>
-            <w:r>
-              <w:rPr>
-                <w:sz w:val="20"/>
-                <w:szCs w:val="20"/>
-              </w:rPr>
-              <w:t>tipoCaso</w:t>
-            </w:r>
-            <w:proofErr w:type="spellEnd"/>
-            <w:r>
-              <w:rPr>
-                <w:sz w:val="20"/>
-                <w:szCs w:val="20"/>
-              </w:rPr>
-              <w:t xml:space="preserve">     Categoría: </w:t>
-            </w:r>
-            <w:proofErr w:type="spellStart"/>
-            <w:r>
-              <w:rPr>
-                <w:sz w:val="20"/>
-                <w:szCs w:val="20"/>
-              </w:rPr>
-              <w:t>categoriaProblema</w:t>
-            </w:r>
-            <w:proofErr w:type="spellEnd"/>
+              <w:t>Tipo de caso: tipoCaso     Categoría: categoriaProblema</w:t>
+            </w:r>
           </w:p>
           <w:p>
             <w:pPr>
@@ -30429,17 +30541,8 @@
                 <w:sz w:val="20"/>
                 <w:szCs w:val="20"/>
               </w:rPr>
-              <w:t xml:space="preserve">Ciudadano: </w:t>
-            </w:r>
-            <w:proofErr w:type="spellStart"/>
-            <w:r>
-              <w:rPr>
-                <w:sz w:val="20"/>
-                <w:szCs w:val="20"/>
-              </w:rPr>
-              <w:t>nombreCiudadano</w:t>
-            </w:r>
-            <w:proofErr w:type="spellEnd"/>
+              <w:t>Ciudadano: nombreCiudadano</w:t>
+            </w:r>
           </w:p>
           <w:p>
             <w:pPr>
@@ -30454,17 +30557,8 @@
                 <w:sz w:val="20"/>
                 <w:szCs w:val="20"/>
               </w:rPr>
-              <w:t xml:space="preserve">Departamento responsable: </w:t>
-            </w:r>
-            <w:proofErr w:type="spellStart"/>
-            <w:r>
-              <w:rPr>
-                <w:sz w:val="20"/>
-                <w:szCs w:val="20"/>
-              </w:rPr>
-              <w:t>departamentoResponsable</w:t>
-            </w:r>
-            <w:proofErr w:type="spellEnd"/>
+              <w:t>Departamento responsable: departamentoResponsable</w:t>
+            </w:r>
           </w:p>
           <w:p>
             <w:pPr>
@@ -30488,55 +30582,7 @@
                 <w:sz w:val="20"/>
                 <w:szCs w:val="20"/>
               </w:rPr>
-              <w:t xml:space="preserve">El caso fue revisado por el Auxiliar </w:t>
-            </w:r>
-            <w:proofErr w:type="spellStart"/>
-            <w:r>
-              <w:rPr>
-                <w:sz w:val="20"/>
-                <w:szCs w:val="20"/>
-              </w:rPr>
-              <w:t>nombreAuxiliar</w:t>
-            </w:r>
-            <w:proofErr w:type="spellEnd"/>
-            <w:r>
-              <w:rPr>
-                <w:sz w:val="20"/>
-                <w:szCs w:val="20"/>
-              </w:rPr>
-              <w:t xml:space="preserve"> el </w:t>
-            </w:r>
-            <w:proofErr w:type="spellStart"/>
-            <w:r>
-              <w:rPr>
-                <w:sz w:val="20"/>
-                <w:szCs w:val="20"/>
-              </w:rPr>
-              <w:t>fechaRevision</w:t>
-            </w:r>
-            <w:proofErr w:type="spellEnd"/>
-            <w:r>
-              <w:rPr>
-                <w:sz w:val="20"/>
-                <w:szCs w:val="20"/>
-              </w:rPr>
-              <w:t xml:space="preserve">, con el siguiente resultado: </w:t>
-            </w:r>
-            <w:proofErr w:type="spellStart"/>
-            <w:r>
-              <w:rPr>
-                <w:sz w:val="20"/>
-                <w:szCs w:val="20"/>
-              </w:rPr>
-              <w:t>decisionAuxiliar</w:t>
-            </w:r>
-            <w:proofErr w:type="spellEnd"/>
-            <w:r>
-              <w:rPr>
-                <w:sz w:val="20"/>
-                <w:szCs w:val="20"/>
-              </w:rPr>
-              <w:t>.</w:t>
+              <w:t>El caso fue revisado por el Auxiliar nombreAuxiliar el fechaRevision, con el siguiente resultado: decisionAuxiliar.</w:t>
             </w:r>
           </w:p>
           <w:p>
@@ -30561,17 +30607,8 @@
                 <w:sz w:val="20"/>
                 <w:szCs w:val="20"/>
               </w:rPr>
-              <w:t xml:space="preserve">Motivo de rechazo: </w:t>
-            </w:r>
-            <w:proofErr w:type="spellStart"/>
-            <w:r>
-              <w:rPr>
-                <w:sz w:val="20"/>
-                <w:szCs w:val="20"/>
-              </w:rPr>
-              <w:t>motivoRechazo</w:t>
-            </w:r>
-            <w:proofErr w:type="spellEnd"/>
+              <w:t>Motivo de rechazo: motivoRechazo</w:t>
+            </w:r>
           </w:p>
           <w:p>
             <w:pPr>
@@ -30586,17 +30623,8 @@
                 <w:sz w:val="20"/>
                 <w:szCs w:val="20"/>
               </w:rPr>
-              <w:t xml:space="preserve">Instrucciones de ampliación: </w:t>
-            </w:r>
-            <w:proofErr w:type="spellStart"/>
-            <w:r>
-              <w:rPr>
-                <w:sz w:val="20"/>
-                <w:szCs w:val="20"/>
-              </w:rPr>
-              <w:t>instruccionesAmpliacion</w:t>
-            </w:r>
-            <w:proofErr w:type="spellEnd"/>
+              <w:t>Instrucciones de ampliación: instruccionesAmpliacion</w:t>
+            </w:r>
           </w:p>
           <w:p>
             <w:pPr>
@@ -30611,17 +30639,8 @@
                 <w:sz w:val="20"/>
                 <w:szCs w:val="20"/>
               </w:rPr>
-              <w:t xml:space="preserve">Observaciones: </w:t>
-            </w:r>
-            <w:proofErr w:type="spellStart"/>
-            <w:r>
-              <w:rPr>
-                <w:sz w:val="20"/>
-                <w:szCs w:val="20"/>
-              </w:rPr>
-              <w:t>observacionesAuxiliar</w:t>
-            </w:r>
-            <w:proofErr w:type="spellEnd"/>
+              <w:t>Observaciones: observacionesAuxiliar</w:t>
+            </w:r>
           </w:p>
         </w:tc>
       </w:tr>
@@ -30644,7 +30663,6 @@
                 <w:sz w:val="20"/>
                 <w:szCs w:val="20"/>
               </w:rPr>
-              <w:lastRenderedPageBreak/>
               <w:t>Campo</w:t>
             </w:r>
           </w:p>
@@ -30692,7 +30710,6 @@
                 <w:szCs w:val="20"/>
               </w:rPr>
             </w:pPr>
-            <w:proofErr w:type="spellStart"/>
             <w:r>
               <w:rPr>
                 <w:sz w:val="20"/>
@@ -30700,7 +30717,6 @@
               </w:rPr>
               <w:t>codigoSeguimiento</w:t>
             </w:r>
-            <w:proofErr w:type="spellEnd"/>
           </w:p>
         </w:tc>
         <w:tc>
@@ -30736,7 +30752,6 @@
                 <w:szCs w:val="20"/>
               </w:rPr>
             </w:pPr>
-            <w:proofErr w:type="spellStart"/>
             <w:r>
               <w:rPr>
                 <w:sz w:val="20"/>
@@ -30744,7 +30759,6 @@
               </w:rPr>
               <w:t>fechaRegistro</w:t>
             </w:r>
-            <w:proofErr w:type="spellEnd"/>
           </w:p>
         </w:tc>
         <w:tc>
@@ -30780,7 +30794,6 @@
                 <w:szCs w:val="20"/>
               </w:rPr>
             </w:pPr>
-            <w:proofErr w:type="spellStart"/>
             <w:r>
               <w:rPr>
                 <w:sz w:val="20"/>
@@ -30788,7 +30801,6 @@
               </w:rPr>
               <w:t>tipoCaso</w:t>
             </w:r>
-            <w:proofErr w:type="spellEnd"/>
           </w:p>
         </w:tc>
         <w:tc>
@@ -30838,7 +30850,6 @@
                 <w:szCs w:val="20"/>
               </w:rPr>
             </w:pPr>
-            <w:proofErr w:type="spellStart"/>
             <w:r>
               <w:rPr>
                 <w:sz w:val="20"/>
@@ -30846,7 +30857,6 @@
               </w:rPr>
               <w:t>categoriaProblema</w:t>
             </w:r>
-            <w:proofErr w:type="spellEnd"/>
           </w:p>
         </w:tc>
         <w:tc>
@@ -30889,7 +30899,6 @@
                 <w:szCs w:val="20"/>
               </w:rPr>
             </w:pPr>
-            <w:proofErr w:type="spellStart"/>
             <w:r>
               <w:rPr>
                 <w:sz w:val="20"/>
@@ -30897,7 +30906,6 @@
               </w:rPr>
               <w:t>nombreCiudadano</w:t>
             </w:r>
-            <w:proofErr w:type="spellEnd"/>
           </w:p>
         </w:tc>
         <w:tc>
@@ -30940,7 +30948,6 @@
                 <w:szCs w:val="20"/>
               </w:rPr>
             </w:pPr>
-            <w:proofErr w:type="spellStart"/>
             <w:r>
               <w:rPr>
                 <w:sz w:val="20"/>
@@ -30948,7 +30955,6 @@
               </w:rPr>
               <w:t>departamentoResponsable</w:t>
             </w:r>
-            <w:proofErr w:type="spellEnd"/>
           </w:p>
         </w:tc>
         <w:tc>
@@ -30991,7 +30997,6 @@
                 <w:szCs w:val="20"/>
               </w:rPr>
             </w:pPr>
-            <w:proofErr w:type="spellStart"/>
             <w:r>
               <w:rPr>
                 <w:sz w:val="20"/>
@@ -30999,7 +31004,6 @@
               </w:rPr>
               <w:t>nombreAuxiliar</w:t>
             </w:r>
-            <w:proofErr w:type="spellEnd"/>
           </w:p>
         </w:tc>
         <w:tc>
@@ -31035,7 +31039,6 @@
                 <w:szCs w:val="20"/>
               </w:rPr>
             </w:pPr>
-            <w:proofErr w:type="spellStart"/>
             <w:r>
               <w:rPr>
                 <w:sz w:val="20"/>
@@ -31043,7 +31046,6 @@
               </w:rPr>
               <w:t>fechaRevision</w:t>
             </w:r>
-            <w:proofErr w:type="spellEnd"/>
           </w:p>
         </w:tc>
         <w:tc>
@@ -31079,7 +31081,6 @@
                 <w:szCs w:val="20"/>
               </w:rPr>
             </w:pPr>
-            <w:proofErr w:type="spellStart"/>
             <w:r>
               <w:rPr>
                 <w:sz w:val="20"/>
@@ -31087,7 +31088,6 @@
               </w:rPr>
               <w:t>decisionAuxiliar</w:t>
             </w:r>
-            <w:proofErr w:type="spellEnd"/>
           </w:p>
         </w:tc>
         <w:tc>
@@ -31123,7 +31123,6 @@
                 <w:szCs w:val="20"/>
               </w:rPr>
             </w:pPr>
-            <w:proofErr w:type="spellStart"/>
             <w:r>
               <w:rPr>
                 <w:sz w:val="20"/>
@@ -31131,7 +31130,6 @@
               </w:rPr>
               <w:t>motivoRechazo</w:t>
             </w:r>
-            <w:proofErr w:type="spellEnd"/>
           </w:p>
         </w:tc>
         <w:tc>
@@ -31150,23 +31148,7 @@
                 <w:sz w:val="20"/>
                 <w:szCs w:val="20"/>
               </w:rPr>
-              <w:t xml:space="preserve">Catálogo de Motivos de Rechazo; solo si </w:t>
-            </w:r>
-            <w:proofErr w:type="spellStart"/>
-            <w:r>
-              <w:rPr>
-                <w:sz w:val="20"/>
-                <w:szCs w:val="20"/>
-              </w:rPr>
-              <w:t>decisionAuxiliar</w:t>
-            </w:r>
-            <w:proofErr w:type="spellEnd"/>
-            <w:r>
-              <w:rPr>
-                <w:sz w:val="20"/>
-                <w:szCs w:val="20"/>
-              </w:rPr>
-              <w:t xml:space="preserve"> = Rechazado</w:t>
+              <w:t>Catálogo de Motivos de Rechazo; solo si decisionAuxiliar = Rechazado</w:t>
             </w:r>
           </w:p>
         </w:tc>
@@ -31183,7 +31165,6 @@
                 <w:szCs w:val="20"/>
               </w:rPr>
             </w:pPr>
-            <w:proofErr w:type="spellStart"/>
             <w:r>
               <w:rPr>
                 <w:sz w:val="20"/>
@@ -31191,7 +31172,6 @@
               </w:rPr>
               <w:t>instruccionesAmpliacion</w:t>
             </w:r>
-            <w:proofErr w:type="spellEnd"/>
           </w:p>
         </w:tc>
         <w:tc>
@@ -31210,23 +31190,7 @@
                 <w:sz w:val="20"/>
                 <w:szCs w:val="20"/>
               </w:rPr>
-              <w:t xml:space="preserve">Solo si </w:t>
-            </w:r>
-            <w:proofErr w:type="spellStart"/>
-            <w:r>
-              <w:rPr>
-                <w:sz w:val="20"/>
-                <w:szCs w:val="20"/>
-              </w:rPr>
-              <w:t>motivoRechazo</w:t>
-            </w:r>
-            <w:proofErr w:type="spellEnd"/>
-            <w:r>
-              <w:rPr>
-                <w:sz w:val="20"/>
-                <w:szCs w:val="20"/>
-              </w:rPr>
-              <w:t xml:space="preserve"> </w:t>
+              <w:t xml:space="preserve">Solo si motivoRechazo </w:t>
             </w:r>
             <w:r>
               <w:rPr>
@@ -31250,7 +31214,6 @@
                 <w:szCs w:val="20"/>
               </w:rPr>
             </w:pPr>
-            <w:proofErr w:type="spellStart"/>
             <w:r>
               <w:rPr>
                 <w:sz w:val="20"/>
@@ -31258,7 +31221,6 @@
               </w:rPr>
               <w:t>observacionesAuxiliar</w:t>
             </w:r>
-            <w:proofErr w:type="spellEnd"/>
           </w:p>
         </w:tc>
         <w:tc>
@@ -31303,6 +31265,7 @@
           <w:sz w:val="20"/>
           <w:szCs w:val="20"/>
         </w:rPr>
+        <w:lastRenderedPageBreak/>
         <w:t># 2 Reporte de Atención del Caso</w:t>
       </w:r>
     </w:p>
@@ -31417,17 +31380,8 @@
                 <w:sz w:val="20"/>
                 <w:szCs w:val="20"/>
               </w:rPr>
-              <w:t xml:space="preserve">Código de seguimiento: </w:t>
-            </w:r>
-            <w:proofErr w:type="spellStart"/>
-            <w:r>
-              <w:rPr>
-                <w:sz w:val="20"/>
-                <w:szCs w:val="20"/>
-              </w:rPr>
-              <w:t>codigoSeguimiento</w:t>
-            </w:r>
-            <w:proofErr w:type="spellEnd"/>
+              <w:t>Código de seguimiento: codigoSeguimiento</w:t>
+            </w:r>
           </w:p>
           <w:p>
             <w:pPr>
@@ -31442,17 +31396,8 @@
                 <w:sz w:val="20"/>
                 <w:szCs w:val="20"/>
               </w:rPr>
-              <w:t xml:space="preserve">Departamento: </w:t>
-            </w:r>
-            <w:proofErr w:type="spellStart"/>
-            <w:r>
-              <w:rPr>
-                <w:sz w:val="20"/>
-                <w:szCs w:val="20"/>
-              </w:rPr>
-              <w:t>departamentoResponsable</w:t>
-            </w:r>
-            <w:proofErr w:type="spellEnd"/>
+              <w:t>Departamento: departamentoResponsable</w:t>
+            </w:r>
           </w:p>
           <w:p>
             <w:pPr>
@@ -31467,17 +31412,8 @@
                 <w:sz w:val="20"/>
                 <w:szCs w:val="20"/>
               </w:rPr>
-              <w:t xml:space="preserve">Técnico responsable: </w:t>
-            </w:r>
-            <w:proofErr w:type="spellStart"/>
-            <w:r>
-              <w:rPr>
-                <w:sz w:val="20"/>
-                <w:szCs w:val="20"/>
-              </w:rPr>
-              <w:t>nombreTecnico</w:t>
-            </w:r>
-            <w:proofErr w:type="spellEnd"/>
+              <w:t>Técnico responsable: nombreTecnico</w:t>
+            </w:r>
           </w:p>
           <w:p>
             <w:pPr>
@@ -31492,17 +31428,8 @@
                 <w:sz w:val="20"/>
                 <w:szCs w:val="20"/>
               </w:rPr>
-              <w:t xml:space="preserve">Fecha de atención: </w:t>
-            </w:r>
-            <w:proofErr w:type="spellStart"/>
-            <w:r>
-              <w:rPr>
-                <w:sz w:val="20"/>
-                <w:szCs w:val="20"/>
-              </w:rPr>
-              <w:t>fechaAtencion</w:t>
-            </w:r>
-            <w:proofErr w:type="spellEnd"/>
+              <w:t>Fecha de atención: fechaAtencion</w:t>
+            </w:r>
           </w:p>
           <w:p>
             <w:pPr>
@@ -31538,7 +31465,6 @@
                 <w:szCs w:val="20"/>
               </w:rPr>
             </w:pPr>
-            <w:proofErr w:type="spellStart"/>
             <w:r>
               <w:rPr>
                 <w:sz w:val="20"/>
@@ -31546,7 +31472,6 @@
               </w:rPr>
               <w:t>accionesRealizadas</w:t>
             </w:r>
-            <w:proofErr w:type="spellEnd"/>
           </w:p>
           <w:p>
             <w:pPr>
@@ -31570,17 +31495,8 @@
                 <w:sz w:val="20"/>
                 <w:szCs w:val="20"/>
               </w:rPr>
-              <w:t xml:space="preserve">Evidencia adjunta: </w:t>
-            </w:r>
-            <w:proofErr w:type="spellStart"/>
-            <w:r>
-              <w:rPr>
-                <w:sz w:val="20"/>
-                <w:szCs w:val="20"/>
-              </w:rPr>
-              <w:t>listaEvidencia</w:t>
-            </w:r>
-            <w:proofErr w:type="spellEnd"/>
+              <w:t>Evidencia adjunta: listaEvidencia</w:t>
+            </w:r>
           </w:p>
         </w:tc>
       </w:tr>
@@ -31642,31 +31558,13 @@
                 <w:szCs w:val="20"/>
               </w:rPr>
             </w:pPr>
-            <w:proofErr w:type="spellStart"/>
-            <w:r>
-              <w:rPr>
-                <w:sz w:val="20"/>
-                <w:szCs w:val="20"/>
-              </w:rPr>
-              <w:t>numeroCaso</w:t>
-            </w:r>
-            <w:proofErr w:type="spellEnd"/>
-            <w:r>
-              <w:rPr>
-                <w:sz w:val="20"/>
-                <w:szCs w:val="20"/>
-              </w:rPr>
-              <w:t xml:space="preserve"> / </w:t>
-            </w:r>
-            <w:proofErr w:type="spellStart"/>
-            <w:r>
-              <w:rPr>
-                <w:sz w:val="20"/>
-                <w:szCs w:val="20"/>
-              </w:rPr>
-              <w:t>codigoSeguimiento</w:t>
-            </w:r>
-            <w:proofErr w:type="spellEnd"/>
+            <w:r>
+              <w:rPr>
+                <w:sz w:val="20"/>
+                <w:szCs w:val="20"/>
+              </w:rPr>
+              <w:t>numeroCaso / codigoSeguimiento</w:t>
+            </w:r>
           </w:p>
         </w:tc>
         <w:tc>
@@ -31702,7 +31600,6 @@
                 <w:szCs w:val="20"/>
               </w:rPr>
             </w:pPr>
-            <w:proofErr w:type="spellStart"/>
             <w:r>
               <w:rPr>
                 <w:sz w:val="20"/>
@@ -31710,7 +31607,6 @@
               </w:rPr>
               <w:t>departamentoResponsable</w:t>
             </w:r>
-            <w:proofErr w:type="spellEnd"/>
           </w:p>
         </w:tc>
         <w:tc>
@@ -31746,16 +31642,13 @@
                 <w:szCs w:val="20"/>
               </w:rPr>
             </w:pPr>
-            <w:proofErr w:type="spellStart"/>
-            <w:r>
-              <w:rPr>
-                <w:sz w:val="20"/>
-                <w:szCs w:val="20"/>
-              </w:rPr>
-              <w:lastRenderedPageBreak/>
+            <w:r>
+              <w:rPr>
+                <w:sz w:val="20"/>
+                <w:szCs w:val="20"/>
+              </w:rPr>
               <w:t>nombreTecnico</w:t>
             </w:r>
-            <w:proofErr w:type="spellEnd"/>
           </w:p>
         </w:tc>
         <w:tc>
@@ -31791,7 +31684,6 @@
                 <w:szCs w:val="20"/>
               </w:rPr>
             </w:pPr>
-            <w:proofErr w:type="spellStart"/>
             <w:r>
               <w:rPr>
                 <w:sz w:val="20"/>
@@ -31799,7 +31691,6 @@
               </w:rPr>
               <w:t>fechaAtencion</w:t>
             </w:r>
-            <w:proofErr w:type="spellEnd"/>
           </w:p>
         </w:tc>
         <w:tc>
@@ -31835,7 +31726,6 @@
                 <w:szCs w:val="20"/>
               </w:rPr>
             </w:pPr>
-            <w:proofErr w:type="spellStart"/>
             <w:r>
               <w:rPr>
                 <w:sz w:val="20"/>
@@ -31843,7 +31733,6 @@
               </w:rPr>
               <w:t>accionesRealizadas</w:t>
             </w:r>
-            <w:proofErr w:type="spellEnd"/>
           </w:p>
         </w:tc>
         <w:tc>
@@ -31879,7 +31768,6 @@
                 <w:szCs w:val="20"/>
               </w:rPr>
             </w:pPr>
-            <w:proofErr w:type="spellStart"/>
             <w:r>
               <w:rPr>
                 <w:sz w:val="20"/>
@@ -31887,7 +31775,6 @@
               </w:rPr>
               <w:t>listaEvidencia</w:t>
             </w:r>
-            <w:proofErr w:type="spellEnd"/>
           </w:p>
         </w:tc>
         <w:tc>
@@ -32058,17 +31945,8 @@
                 <w:sz w:val="20"/>
                 <w:szCs w:val="20"/>
               </w:rPr>
-              <w:t xml:space="preserve">Código de seguimiento: </w:t>
-            </w:r>
-            <w:proofErr w:type="spellStart"/>
-            <w:r>
-              <w:rPr>
-                <w:sz w:val="20"/>
-                <w:szCs w:val="20"/>
-              </w:rPr>
-              <w:t>codigoSeguimiento</w:t>
-            </w:r>
-            <w:proofErr w:type="spellEnd"/>
+              <w:t>Código de seguimiento: codigoSeguimiento</w:t>
+            </w:r>
           </w:p>
           <w:p>
             <w:pPr>
@@ -32084,17 +31962,8 @@
                 <w:sz w:val="20"/>
                 <w:szCs w:val="20"/>
               </w:rPr>
-              <w:t xml:space="preserve">Departamento: </w:t>
-            </w:r>
-            <w:proofErr w:type="spellStart"/>
-            <w:r>
-              <w:rPr>
-                <w:sz w:val="20"/>
-                <w:szCs w:val="20"/>
-              </w:rPr>
-              <w:t>departamentoResponsable</w:t>
-            </w:r>
-            <w:proofErr w:type="spellEnd"/>
+              <w:t>Departamento: departamentoResponsable</w:t>
+            </w:r>
           </w:p>
           <w:p>
             <w:pPr>
@@ -32110,17 +31979,8 @@
                 <w:sz w:val="20"/>
                 <w:szCs w:val="20"/>
               </w:rPr>
-              <w:t xml:space="preserve">Técnico responsable: </w:t>
-            </w:r>
-            <w:proofErr w:type="spellStart"/>
-            <w:r>
-              <w:rPr>
-                <w:sz w:val="20"/>
-                <w:szCs w:val="20"/>
-              </w:rPr>
-              <w:t>nombreTecnico</w:t>
-            </w:r>
-            <w:proofErr w:type="spellEnd"/>
+              <w:t>Técnico responsable: nombreTecnico</w:t>
+            </w:r>
           </w:p>
           <w:p>
             <w:pPr>
@@ -32136,17 +31996,8 @@
                 <w:sz w:val="20"/>
                 <w:szCs w:val="20"/>
               </w:rPr>
-              <w:t xml:space="preserve">Supervisor responsable: </w:t>
-            </w:r>
-            <w:proofErr w:type="spellStart"/>
-            <w:r>
-              <w:rPr>
-                <w:sz w:val="20"/>
-                <w:szCs w:val="20"/>
-              </w:rPr>
-              <w:t>nombreSupervisor</w:t>
-            </w:r>
-            <w:proofErr w:type="spellEnd"/>
+              <w:t>Supervisor responsable: nombreSupervisor</w:t>
+            </w:r>
           </w:p>
           <w:p>
             <w:pPr>
@@ -32162,17 +32013,8 @@
                 <w:sz w:val="20"/>
                 <w:szCs w:val="20"/>
               </w:rPr>
-              <w:t xml:space="preserve">Fecha de supervisión: </w:t>
-            </w:r>
-            <w:proofErr w:type="spellStart"/>
-            <w:r>
-              <w:rPr>
-                <w:sz w:val="20"/>
-                <w:szCs w:val="20"/>
-              </w:rPr>
-              <w:t>fechaSupervision</w:t>
-            </w:r>
-            <w:proofErr w:type="spellEnd"/>
+              <w:t>Fecha de supervisión: fechaSupervision</w:t>
+            </w:r>
           </w:p>
           <w:p>
             <w:pPr>
@@ -32212,7 +32054,6 @@
                 <w:szCs w:val="20"/>
               </w:rPr>
             </w:pPr>
-            <w:proofErr w:type="spellStart"/>
             <w:r>
               <w:rPr>
                 <w:sz w:val="20"/>
@@ -32220,7 +32061,6 @@
               </w:rPr>
               <w:t>resultadoSupervision</w:t>
             </w:r>
-            <w:proofErr w:type="spellEnd"/>
           </w:p>
         </w:tc>
       </w:tr>
@@ -32282,7 +32122,6 @@
                 <w:szCs w:val="20"/>
               </w:rPr>
             </w:pPr>
-            <w:proofErr w:type="spellStart"/>
             <w:r>
               <w:rPr>
                 <w:sz w:val="20"/>
@@ -32290,7 +32129,6 @@
               </w:rPr>
               <w:t>codigoSeguimiento</w:t>
             </w:r>
-            <w:proofErr w:type="spellEnd"/>
           </w:p>
         </w:tc>
         <w:tc>
@@ -32326,7 +32164,6 @@
                 <w:szCs w:val="20"/>
               </w:rPr>
             </w:pPr>
-            <w:proofErr w:type="spellStart"/>
             <w:r>
               <w:rPr>
                 <w:sz w:val="20"/>
@@ -32334,7 +32171,6 @@
               </w:rPr>
               <w:t>departamentoResponsable</w:t>
             </w:r>
-            <w:proofErr w:type="spellEnd"/>
           </w:p>
         </w:tc>
         <w:tc>
@@ -32370,7 +32206,6 @@
                 <w:szCs w:val="20"/>
               </w:rPr>
             </w:pPr>
-            <w:proofErr w:type="spellStart"/>
             <w:r>
               <w:rPr>
                 <w:sz w:val="20"/>
@@ -32378,7 +32213,6 @@
               </w:rPr>
               <w:t>nombreTecnico</w:t>
             </w:r>
-            <w:proofErr w:type="spellEnd"/>
           </w:p>
         </w:tc>
         <w:tc>
@@ -32414,7 +32248,6 @@
                 <w:szCs w:val="20"/>
               </w:rPr>
             </w:pPr>
-            <w:proofErr w:type="spellStart"/>
             <w:r>
               <w:rPr>
                 <w:sz w:val="20"/>
@@ -32422,7 +32255,6 @@
               </w:rPr>
               <w:t>nombreSupervisor</w:t>
             </w:r>
-            <w:proofErr w:type="spellEnd"/>
           </w:p>
         </w:tc>
         <w:tc>
@@ -32458,7 +32290,6 @@
                 <w:szCs w:val="20"/>
               </w:rPr>
             </w:pPr>
-            <w:proofErr w:type="spellStart"/>
             <w:r>
               <w:rPr>
                 <w:sz w:val="20"/>
@@ -32466,7 +32297,6 @@
               </w:rPr>
               <w:t>fechaSupervision</w:t>
             </w:r>
-            <w:proofErr w:type="spellEnd"/>
           </w:p>
         </w:tc>
         <w:tc>
@@ -32502,7 +32332,6 @@
                 <w:szCs w:val="20"/>
               </w:rPr>
             </w:pPr>
-            <w:proofErr w:type="spellStart"/>
             <w:r>
               <w:rPr>
                 <w:sz w:val="20"/>
@@ -32510,7 +32339,6 @@
               </w:rPr>
               <w:t>resultadoSupervision</w:t>
             </w:r>
-            <w:proofErr w:type="spellEnd"/>
           </w:p>
         </w:tc>
         <w:tc>
@@ -32601,6 +32429,7 @@
                 <w:sz w:val="20"/>
                 <w:szCs w:val="20"/>
               </w:rPr>
+              <w:lastRenderedPageBreak/>
               <w:t>MUNICIPALIDAD DE GRANADOS, B.V.</w:t>
             </w:r>
           </w:p>
@@ -32674,17 +32503,8 @@
                 <w:sz w:val="20"/>
                 <w:szCs w:val="20"/>
               </w:rPr>
-              <w:t xml:space="preserve">Código de seguimiento: </w:t>
-            </w:r>
-            <w:proofErr w:type="spellStart"/>
-            <w:r>
-              <w:rPr>
-                <w:sz w:val="20"/>
-                <w:szCs w:val="20"/>
-              </w:rPr>
-              <w:t>codigoSeguimiento</w:t>
-            </w:r>
-            <w:proofErr w:type="spellEnd"/>
+              <w:t>Código de seguimiento: codigoSeguimiento</w:t>
+            </w:r>
           </w:p>
           <w:p>
             <w:pPr>
@@ -32700,17 +32520,8 @@
                 <w:sz w:val="20"/>
                 <w:szCs w:val="20"/>
               </w:rPr>
-              <w:t xml:space="preserve">Fecha de registro: </w:t>
-            </w:r>
-            <w:proofErr w:type="spellStart"/>
-            <w:r>
-              <w:rPr>
-                <w:sz w:val="20"/>
-                <w:szCs w:val="20"/>
-              </w:rPr>
-              <w:t>fechaRegistro</w:t>
-            </w:r>
-            <w:proofErr w:type="spellEnd"/>
+              <w:t>Fecha de registro: fechaRegistro</w:t>
+            </w:r>
           </w:p>
           <w:p>
             <w:pPr>
@@ -32726,33 +32537,8 @@
                 <w:sz w:val="20"/>
                 <w:szCs w:val="20"/>
               </w:rPr>
-              <w:t xml:space="preserve">Tipo de caso: </w:t>
-            </w:r>
-            <w:proofErr w:type="spellStart"/>
-            <w:r>
-              <w:rPr>
-                <w:sz w:val="20"/>
-                <w:szCs w:val="20"/>
-              </w:rPr>
-              <w:t>tipoCaso</w:t>
-            </w:r>
-            <w:proofErr w:type="spellEnd"/>
-            <w:r>
-              <w:rPr>
-                <w:sz w:val="20"/>
-                <w:szCs w:val="20"/>
-              </w:rPr>
-              <w:t xml:space="preserve">     Categoría: </w:t>
-            </w:r>
-            <w:proofErr w:type="spellStart"/>
-            <w:r>
-              <w:rPr>
-                <w:sz w:val="20"/>
-                <w:szCs w:val="20"/>
-              </w:rPr>
-              <w:t>categoriaProblema</w:t>
-            </w:r>
-            <w:proofErr w:type="spellEnd"/>
+              <w:t>Tipo de caso: tipoCaso     Categoría: categoriaProblema</w:t>
+            </w:r>
           </w:p>
           <w:p>
             <w:pPr>
@@ -32768,17 +32554,8 @@
                 <w:sz w:val="20"/>
                 <w:szCs w:val="20"/>
               </w:rPr>
-              <w:t xml:space="preserve">Ciudadano: </w:t>
-            </w:r>
-            <w:proofErr w:type="spellStart"/>
-            <w:r>
-              <w:rPr>
-                <w:sz w:val="20"/>
-                <w:szCs w:val="20"/>
-              </w:rPr>
-              <w:t>nombreCiudadano</w:t>
-            </w:r>
-            <w:proofErr w:type="spellEnd"/>
+              <w:t>Ciudadano: nombreCiudadano</w:t>
+            </w:r>
           </w:p>
           <w:p>
             <w:pPr>
@@ -32794,17 +32571,8 @@
                 <w:sz w:val="20"/>
                 <w:szCs w:val="20"/>
               </w:rPr>
-              <w:t xml:space="preserve">Departamento responsable: </w:t>
-            </w:r>
-            <w:proofErr w:type="spellStart"/>
-            <w:r>
-              <w:rPr>
-                <w:sz w:val="20"/>
-                <w:szCs w:val="20"/>
-              </w:rPr>
-              <w:t>departamentoResponsable</w:t>
-            </w:r>
-            <w:proofErr w:type="spellEnd"/>
+              <w:t>Departamento responsable: departamentoResponsable</w:t>
+            </w:r>
           </w:p>
           <w:p>
             <w:pPr>
@@ -32820,17 +32588,8 @@
                 <w:sz w:val="20"/>
                 <w:szCs w:val="20"/>
               </w:rPr>
-              <w:t xml:space="preserve">Técnico responsable: </w:t>
-            </w:r>
-            <w:proofErr w:type="spellStart"/>
-            <w:r>
-              <w:rPr>
-                <w:sz w:val="20"/>
-                <w:szCs w:val="20"/>
-              </w:rPr>
-              <w:t>nombreTecnico</w:t>
-            </w:r>
-            <w:proofErr w:type="spellEnd"/>
+              <w:t>Técnico responsable: nombreTecnico</w:t>
+            </w:r>
           </w:p>
           <w:p>
             <w:pPr>
@@ -32870,7 +32629,6 @@
                 <w:szCs w:val="20"/>
               </w:rPr>
             </w:pPr>
-            <w:proofErr w:type="spellStart"/>
             <w:r>
               <w:rPr>
                 <w:sz w:val="20"/>
@@ -32878,7 +32636,6 @@
               </w:rPr>
               <w:t>accionesRealizadas</w:t>
             </w:r>
-            <w:proofErr w:type="spellEnd"/>
           </w:p>
           <w:p>
             <w:pPr>
@@ -32918,7 +32675,6 @@
                 <w:szCs w:val="20"/>
               </w:rPr>
             </w:pPr>
-            <w:proofErr w:type="spellStart"/>
             <w:r>
               <w:rPr>
                 <w:sz w:val="20"/>
@@ -32926,7 +32682,6 @@
               </w:rPr>
               <w:t>textoResolucion</w:t>
             </w:r>
-            <w:proofErr w:type="spellEnd"/>
           </w:p>
           <w:p>
             <w:pPr>
@@ -32971,17 +32726,8 @@
                 <w:sz w:val="20"/>
                 <w:szCs w:val="20"/>
               </w:rPr>
-              <w:t xml:space="preserve">Firmado por: </w:t>
-            </w:r>
-            <w:proofErr w:type="spellStart"/>
-            <w:r>
-              <w:rPr>
-                <w:sz w:val="20"/>
-                <w:szCs w:val="20"/>
-              </w:rPr>
-              <w:t>nombreJefatura</w:t>
-            </w:r>
-            <w:proofErr w:type="spellEnd"/>
+              <w:t>Firmado por: nombreJefatura</w:t>
+            </w:r>
           </w:p>
           <w:p>
             <w:pPr>
@@ -32997,17 +32743,8 @@
                 <w:sz w:val="20"/>
                 <w:szCs w:val="20"/>
               </w:rPr>
-              <w:t xml:space="preserve">CUI: </w:t>
-            </w:r>
-            <w:proofErr w:type="spellStart"/>
-            <w:r>
-              <w:rPr>
-                <w:sz w:val="20"/>
-                <w:szCs w:val="20"/>
-              </w:rPr>
-              <w:t>cuiJefatura</w:t>
-            </w:r>
-            <w:proofErr w:type="spellEnd"/>
+              <w:t>CUI: cuiJefatura</w:t>
+            </w:r>
           </w:p>
           <w:p>
             <w:pPr>
@@ -33023,17 +32760,8 @@
                 <w:sz w:val="20"/>
                 <w:szCs w:val="20"/>
               </w:rPr>
-              <w:t xml:space="preserve">Cargo: </w:t>
-            </w:r>
-            <w:proofErr w:type="spellStart"/>
-            <w:r>
-              <w:rPr>
-                <w:sz w:val="20"/>
-                <w:szCs w:val="20"/>
-              </w:rPr>
-              <w:t>cargoJefatura</w:t>
-            </w:r>
-            <w:proofErr w:type="spellEnd"/>
+              <w:t>Cargo: cargoJefatura</w:t>
+            </w:r>
           </w:p>
           <w:p>
             <w:pPr>
@@ -33049,17 +32777,8 @@
                 <w:sz w:val="20"/>
                 <w:szCs w:val="20"/>
               </w:rPr>
-              <w:t xml:space="preserve">Fecha y hora de la firma: </w:t>
-            </w:r>
-            <w:proofErr w:type="spellStart"/>
-            <w:r>
-              <w:rPr>
-                <w:sz w:val="20"/>
-                <w:szCs w:val="20"/>
-              </w:rPr>
-              <w:t>fechaFirma</w:t>
-            </w:r>
-            <w:proofErr w:type="spellEnd"/>
+              <w:t>Fecha y hora de la firma: fechaFirma</w:t>
+            </w:r>
           </w:p>
         </w:tc>
       </w:tr>
@@ -33082,7 +32801,6 @@
                 <w:sz w:val="20"/>
                 <w:szCs w:val="20"/>
               </w:rPr>
-              <w:lastRenderedPageBreak/>
               <w:t>Campo</w:t>
             </w:r>
           </w:p>
@@ -33122,7 +32840,6 @@
                 <w:szCs w:val="20"/>
               </w:rPr>
             </w:pPr>
-            <w:proofErr w:type="spellStart"/>
             <w:r>
               <w:rPr>
                 <w:sz w:val="20"/>
@@ -33130,7 +32847,6 @@
               </w:rPr>
               <w:t>codigoSeguimiento</w:t>
             </w:r>
-            <w:proofErr w:type="spellEnd"/>
           </w:p>
         </w:tc>
         <w:tc>
@@ -33166,7 +32882,6 @@
                 <w:szCs w:val="20"/>
               </w:rPr>
             </w:pPr>
-            <w:proofErr w:type="spellStart"/>
             <w:r>
               <w:rPr>
                 <w:sz w:val="20"/>
@@ -33174,7 +32889,6 @@
               </w:rPr>
               <w:t>fechaRegistro</w:t>
             </w:r>
-            <w:proofErr w:type="spellEnd"/>
           </w:p>
         </w:tc>
         <w:tc>
@@ -33210,7 +32924,6 @@
                 <w:szCs w:val="20"/>
               </w:rPr>
             </w:pPr>
-            <w:proofErr w:type="spellStart"/>
             <w:r>
               <w:rPr>
                 <w:sz w:val="20"/>
@@ -33218,7 +32931,6 @@
               </w:rPr>
               <w:t>tipoCaso</w:t>
             </w:r>
-            <w:proofErr w:type="spellEnd"/>
           </w:p>
         </w:tc>
         <w:tc>
@@ -33254,7 +32966,6 @@
                 <w:szCs w:val="20"/>
               </w:rPr>
             </w:pPr>
-            <w:proofErr w:type="spellStart"/>
             <w:r>
               <w:rPr>
                 <w:sz w:val="20"/>
@@ -33262,7 +32973,6 @@
               </w:rPr>
               <w:t>categoriaProblema</w:t>
             </w:r>
-            <w:proofErr w:type="spellEnd"/>
           </w:p>
         </w:tc>
         <w:tc>
@@ -33298,7 +33008,6 @@
                 <w:szCs w:val="20"/>
               </w:rPr>
             </w:pPr>
-            <w:proofErr w:type="spellStart"/>
             <w:r>
               <w:rPr>
                 <w:sz w:val="20"/>
@@ -33306,7 +33015,6 @@
               </w:rPr>
               <w:t>nombreCiudadano</w:t>
             </w:r>
-            <w:proofErr w:type="spellEnd"/>
           </w:p>
         </w:tc>
         <w:tc>
@@ -33342,7 +33050,6 @@
                 <w:szCs w:val="20"/>
               </w:rPr>
             </w:pPr>
-            <w:proofErr w:type="spellStart"/>
             <w:r>
               <w:rPr>
                 <w:sz w:val="20"/>
@@ -33350,7 +33057,6 @@
               </w:rPr>
               <w:t>departamentoResponsable</w:t>
             </w:r>
-            <w:proofErr w:type="spellEnd"/>
           </w:p>
         </w:tc>
         <w:tc>
@@ -33386,7 +33092,6 @@
                 <w:szCs w:val="20"/>
               </w:rPr>
             </w:pPr>
-            <w:proofErr w:type="spellStart"/>
             <w:r>
               <w:rPr>
                 <w:sz w:val="20"/>
@@ -33394,7 +33099,6 @@
               </w:rPr>
               <w:t>nombreTecnico</w:t>
             </w:r>
-            <w:proofErr w:type="spellEnd"/>
           </w:p>
         </w:tc>
         <w:tc>
@@ -33430,7 +33134,6 @@
                 <w:szCs w:val="20"/>
               </w:rPr>
             </w:pPr>
-            <w:proofErr w:type="spellStart"/>
             <w:r>
               <w:rPr>
                 <w:sz w:val="20"/>
@@ -33438,7 +33141,6 @@
               </w:rPr>
               <w:t>accionesRealizadas</w:t>
             </w:r>
-            <w:proofErr w:type="spellEnd"/>
           </w:p>
         </w:tc>
         <w:tc>
@@ -33474,7 +33176,6 @@
                 <w:szCs w:val="20"/>
               </w:rPr>
             </w:pPr>
-            <w:proofErr w:type="spellStart"/>
             <w:r>
               <w:rPr>
                 <w:sz w:val="20"/>
@@ -33482,7 +33183,6 @@
               </w:rPr>
               <w:t>textoResolucion</w:t>
             </w:r>
-            <w:proofErr w:type="spellEnd"/>
           </w:p>
         </w:tc>
         <w:tc>
@@ -33518,7 +33218,6 @@
                 <w:szCs w:val="20"/>
               </w:rPr>
             </w:pPr>
-            <w:proofErr w:type="spellStart"/>
             <w:r>
               <w:rPr>
                 <w:sz w:val="20"/>
@@ -33526,7 +33225,6 @@
               </w:rPr>
               <w:t>nombreJefatura</w:t>
             </w:r>
-            <w:proofErr w:type="spellEnd"/>
           </w:p>
         </w:tc>
         <w:tc>
@@ -33562,7 +33260,6 @@
                 <w:szCs w:val="20"/>
               </w:rPr>
             </w:pPr>
-            <w:proofErr w:type="spellStart"/>
             <w:r>
               <w:rPr>
                 <w:sz w:val="20"/>
@@ -33570,7 +33267,6 @@
               </w:rPr>
               <w:t>cuiJefatura</w:t>
             </w:r>
-            <w:proofErr w:type="spellEnd"/>
           </w:p>
         </w:tc>
         <w:tc>
@@ -33589,23 +33285,7 @@
                 <w:sz w:val="20"/>
                 <w:szCs w:val="20"/>
               </w:rPr>
-              <w:t xml:space="preserve">CUI del </w:t>
-            </w:r>
-            <w:proofErr w:type="gramStart"/>
-            <w:r>
-              <w:rPr>
-                <w:sz w:val="20"/>
-                <w:szCs w:val="20"/>
-              </w:rPr>
-              <w:t>Jefe</w:t>
-            </w:r>
-            <w:proofErr w:type="gramEnd"/>
-            <w:r>
-              <w:rPr>
-                <w:sz w:val="20"/>
-                <w:szCs w:val="20"/>
-              </w:rPr>
-              <w:t xml:space="preserve"> de Departamento que firma</w:t>
+              <w:t>CUI del Jefe de Departamento que firma</w:t>
             </w:r>
           </w:p>
         </w:tc>
@@ -33622,7 +33302,6 @@
                 <w:szCs w:val="20"/>
               </w:rPr>
             </w:pPr>
-            <w:proofErr w:type="spellStart"/>
             <w:r>
               <w:rPr>
                 <w:sz w:val="20"/>
@@ -33630,7 +33309,6 @@
               </w:rPr>
               <w:t>cargoJefatura</w:t>
             </w:r>
-            <w:proofErr w:type="spellEnd"/>
           </w:p>
         </w:tc>
         <w:tc>
@@ -33666,7 +33344,6 @@
                 <w:szCs w:val="20"/>
               </w:rPr>
             </w:pPr>
-            <w:proofErr w:type="spellStart"/>
             <w:r>
               <w:rPr>
                 <w:sz w:val="20"/>
@@ -33674,7 +33351,6 @@
               </w:rPr>
               <w:t>fechaFirma</w:t>
             </w:r>
-            <w:proofErr w:type="spellEnd"/>
           </w:p>
         </w:tc>
         <w:tc>
@@ -33828,17 +33504,8 @@
                 <w:sz w:val="20"/>
                 <w:szCs w:val="20"/>
               </w:rPr>
-              <w:t xml:space="preserve">Generado el </w:t>
-            </w:r>
-            <w:proofErr w:type="spellStart"/>
-            <w:r>
-              <w:rPr>
-                <w:sz w:val="20"/>
-                <w:szCs w:val="20"/>
-              </w:rPr>
-              <w:t>fechaGeneracion</w:t>
-            </w:r>
-            <w:proofErr w:type="spellEnd"/>
+              <w:t>Generado el fechaGeneracion</w:t>
+            </w:r>
           </w:p>
           <w:p>
             <w:pPr>
@@ -33864,33 +33531,8 @@
                 <w:sz w:val="20"/>
                 <w:szCs w:val="20"/>
               </w:rPr>
-              <w:t xml:space="preserve">Periodo: </w:t>
-            </w:r>
-            <w:proofErr w:type="spellStart"/>
-            <w:r>
-              <w:rPr>
-                <w:sz w:val="20"/>
-                <w:szCs w:val="20"/>
-              </w:rPr>
-              <w:t>fechaInicio</w:t>
-            </w:r>
-            <w:proofErr w:type="spellEnd"/>
-            <w:r>
-              <w:rPr>
-                <w:sz w:val="20"/>
-                <w:szCs w:val="20"/>
-              </w:rPr>
-              <w:t xml:space="preserve"> al </w:t>
-            </w:r>
-            <w:proofErr w:type="spellStart"/>
-            <w:r>
-              <w:rPr>
-                <w:sz w:val="20"/>
-                <w:szCs w:val="20"/>
-              </w:rPr>
-              <w:t>fechaFin</w:t>
-            </w:r>
-            <w:proofErr w:type="spellEnd"/>
+              <w:t>Periodo: fechaInicio al fechaFin</w:t>
+            </w:r>
           </w:p>
           <w:p>
             <w:pPr>
@@ -33901,31 +33543,13 @@
                 <w:szCs w:val="20"/>
               </w:rPr>
             </w:pPr>
-            <w:proofErr w:type="gramStart"/>
-            <w:r>
-              <w:rPr>
-                <w:sz w:val="20"/>
-                <w:szCs w:val="20"/>
-              </w:rPr>
-              <w:t>Total</w:t>
-            </w:r>
-            <w:proofErr w:type="gramEnd"/>
-            <w:r>
-              <w:rPr>
-                <w:sz w:val="20"/>
-                <w:szCs w:val="20"/>
-              </w:rPr>
-              <w:t xml:space="preserve"> de casos: </w:t>
-            </w:r>
-            <w:proofErr w:type="spellStart"/>
-            <w:r>
-              <w:rPr>
-                <w:sz w:val="20"/>
-                <w:szCs w:val="20"/>
-              </w:rPr>
-              <w:t>totalCasos</w:t>
-            </w:r>
-            <w:proofErr w:type="spellEnd"/>
+            <w:r>
+              <w:rPr>
+                <w:sz w:val="20"/>
+                <w:szCs w:val="20"/>
+              </w:rPr>
+              <w:t>Total de casos: totalCasos</w:t>
+            </w:r>
           </w:p>
           <w:p>
             <w:pPr>
@@ -33941,17 +33565,9 @@
                 <w:sz w:val="20"/>
                 <w:szCs w:val="20"/>
               </w:rPr>
-              <w:t xml:space="preserve">Casos resueltos: </w:t>
-            </w:r>
-            <w:proofErr w:type="spellStart"/>
-            <w:r>
-              <w:rPr>
-                <w:sz w:val="20"/>
-                <w:szCs w:val="20"/>
-              </w:rPr>
-              <w:t>casosResueltos</w:t>
-            </w:r>
-            <w:proofErr w:type="spellEnd"/>
+              <w:lastRenderedPageBreak/>
+              <w:t>Casos resueltos: casosResueltos</w:t>
+            </w:r>
           </w:p>
           <w:p>
             <w:pPr>
@@ -33967,17 +33583,8 @@
                 <w:sz w:val="20"/>
                 <w:szCs w:val="20"/>
               </w:rPr>
-              <w:t xml:space="preserve">Días promedio de atención: </w:t>
-            </w:r>
-            <w:proofErr w:type="spellStart"/>
-            <w:r>
-              <w:rPr>
-                <w:sz w:val="20"/>
-                <w:szCs w:val="20"/>
-              </w:rPr>
-              <w:t>diasPromedio</w:t>
-            </w:r>
-            <w:proofErr w:type="spellEnd"/>
+              <w:t>Días promedio de atención: diasPromedio</w:t>
+            </w:r>
           </w:p>
           <w:p>
             <w:pPr>
@@ -34003,17 +33610,8 @@
                 <w:sz w:val="20"/>
                 <w:szCs w:val="20"/>
               </w:rPr>
-              <w:t xml:space="preserve">Casos por estado: </w:t>
-            </w:r>
-            <w:proofErr w:type="spellStart"/>
-            <w:r>
-              <w:rPr>
-                <w:sz w:val="20"/>
-                <w:szCs w:val="20"/>
-              </w:rPr>
-              <w:t>desgloseEstado</w:t>
-            </w:r>
-            <w:proofErr w:type="spellEnd"/>
+              <w:t>Casos por estado: desgloseEstado</w:t>
+            </w:r>
           </w:p>
           <w:p>
             <w:pPr>
@@ -34029,17 +33627,8 @@
                 <w:sz w:val="20"/>
                 <w:szCs w:val="20"/>
               </w:rPr>
-              <w:t xml:space="preserve">Casos por tipo de caso: </w:t>
-            </w:r>
-            <w:proofErr w:type="spellStart"/>
-            <w:r>
-              <w:rPr>
-                <w:sz w:val="20"/>
-                <w:szCs w:val="20"/>
-              </w:rPr>
-              <w:t>desgloseTipo</w:t>
-            </w:r>
-            <w:proofErr w:type="spellEnd"/>
+              <w:t>Casos por tipo de caso: desgloseTipo</w:t>
+            </w:r>
           </w:p>
           <w:p>
             <w:pPr>
@@ -34055,17 +33644,8 @@
                 <w:sz w:val="20"/>
                 <w:szCs w:val="20"/>
               </w:rPr>
-              <w:t xml:space="preserve">Casos por departamento: </w:t>
-            </w:r>
-            <w:proofErr w:type="spellStart"/>
-            <w:r>
-              <w:rPr>
-                <w:sz w:val="20"/>
-                <w:szCs w:val="20"/>
-              </w:rPr>
-              <w:t>desgloseDepartamento</w:t>
-            </w:r>
-            <w:proofErr w:type="spellEnd"/>
+              <w:t>Casos por departamento: desgloseDepartamento</w:t>
+            </w:r>
           </w:p>
           <w:p>
             <w:pPr>
@@ -34081,17 +33661,8 @@
                 <w:sz w:val="20"/>
                 <w:szCs w:val="20"/>
               </w:rPr>
-              <w:t xml:space="preserve">Casos por categoría: </w:t>
-            </w:r>
-            <w:proofErr w:type="spellStart"/>
-            <w:r>
-              <w:rPr>
-                <w:sz w:val="20"/>
-                <w:szCs w:val="20"/>
-              </w:rPr>
-              <w:t>desgloseCategoria</w:t>
-            </w:r>
-            <w:proofErr w:type="spellEnd"/>
+              <w:t>Casos por categoría: desgloseCategoria</w:t>
+            </w:r>
           </w:p>
         </w:tc>
       </w:tr>
@@ -34114,6 +33685,7 @@
                 <w:sz w:val="20"/>
                 <w:szCs w:val="20"/>
               </w:rPr>
+              <w:lastRenderedPageBreak/>
               <w:t>Campo</w:t>
             </w:r>
           </w:p>
@@ -34153,7 +33725,6 @@
                 <w:szCs w:val="20"/>
               </w:rPr>
             </w:pPr>
-            <w:proofErr w:type="spellStart"/>
             <w:r>
               <w:rPr>
                 <w:sz w:val="20"/>
@@ -34161,7 +33732,6 @@
               </w:rPr>
               <w:t>fechaGeneracion</w:t>
             </w:r>
-            <w:proofErr w:type="spellEnd"/>
           </w:p>
         </w:tc>
         <w:tc>
@@ -34197,7 +33767,6 @@
                 <w:szCs w:val="20"/>
               </w:rPr>
             </w:pPr>
-            <w:proofErr w:type="spellStart"/>
             <w:r>
               <w:rPr>
                 <w:sz w:val="20"/>
@@ -34205,7 +33774,6 @@
               </w:rPr>
               <w:t>fechaInicio</w:t>
             </w:r>
-            <w:proofErr w:type="spellEnd"/>
           </w:p>
         </w:tc>
         <w:tc>
@@ -34241,7 +33809,6 @@
                 <w:szCs w:val="20"/>
               </w:rPr>
             </w:pPr>
-            <w:proofErr w:type="spellStart"/>
             <w:r>
               <w:rPr>
                 <w:sz w:val="20"/>
@@ -34249,7 +33816,6 @@
               </w:rPr>
               <w:t>fechaFin</w:t>
             </w:r>
-            <w:proofErr w:type="spellEnd"/>
           </w:p>
         </w:tc>
         <w:tc>
@@ -34285,7 +33851,6 @@
                 <w:szCs w:val="20"/>
               </w:rPr>
             </w:pPr>
-            <w:proofErr w:type="spellStart"/>
             <w:r>
               <w:rPr>
                 <w:sz w:val="20"/>
@@ -34293,7 +33858,6 @@
               </w:rPr>
               <w:t>totalCasos</w:t>
             </w:r>
-            <w:proofErr w:type="spellEnd"/>
           </w:p>
         </w:tc>
         <w:tc>
@@ -34329,7 +33893,6 @@
                 <w:szCs w:val="20"/>
               </w:rPr>
             </w:pPr>
-            <w:proofErr w:type="spellStart"/>
             <w:r>
               <w:rPr>
                 <w:sz w:val="20"/>
@@ -34337,7 +33900,6 @@
               </w:rPr>
               <w:t>casosResueltos</w:t>
             </w:r>
-            <w:proofErr w:type="spellEnd"/>
           </w:p>
         </w:tc>
         <w:tc>
@@ -34373,7 +33935,6 @@
                 <w:szCs w:val="20"/>
               </w:rPr>
             </w:pPr>
-            <w:proofErr w:type="spellStart"/>
             <w:r>
               <w:rPr>
                 <w:sz w:val="20"/>
@@ -34381,7 +33942,6 @@
               </w:rPr>
               <w:t>diasPromedio</w:t>
             </w:r>
-            <w:proofErr w:type="spellEnd"/>
           </w:p>
         </w:tc>
         <w:tc>
@@ -34417,7 +33977,6 @@
                 <w:szCs w:val="20"/>
               </w:rPr>
             </w:pPr>
-            <w:proofErr w:type="spellStart"/>
             <w:r>
               <w:rPr>
                 <w:sz w:val="20"/>
@@ -34425,7 +33984,6 @@
               </w:rPr>
               <w:t>desgloseEstado</w:t>
             </w:r>
-            <w:proofErr w:type="spellEnd"/>
           </w:p>
         </w:tc>
         <w:tc>
@@ -34461,7 +34019,6 @@
                 <w:szCs w:val="20"/>
               </w:rPr>
             </w:pPr>
-            <w:proofErr w:type="spellStart"/>
             <w:r>
               <w:rPr>
                 <w:sz w:val="20"/>
@@ -34469,7 +34026,6 @@
               </w:rPr>
               <w:t>desgloseTipo</w:t>
             </w:r>
-            <w:proofErr w:type="spellEnd"/>
           </w:p>
         </w:tc>
         <w:tc>
@@ -34505,7 +34061,6 @@
                 <w:szCs w:val="20"/>
               </w:rPr>
             </w:pPr>
-            <w:proofErr w:type="spellStart"/>
             <w:r>
               <w:rPr>
                 <w:sz w:val="20"/>
@@ -34513,7 +34068,6 @@
               </w:rPr>
               <w:t>desgloseDepartamento</w:t>
             </w:r>
-            <w:proofErr w:type="spellEnd"/>
           </w:p>
         </w:tc>
         <w:tc>
@@ -34549,7 +34103,6 @@
                 <w:szCs w:val="20"/>
               </w:rPr>
             </w:pPr>
-            <w:proofErr w:type="spellStart"/>
             <w:r>
               <w:rPr>
                 <w:sz w:val="20"/>
@@ -34557,7 +34110,6 @@
               </w:rPr>
               <w:t>desgloseCategoria</w:t>
             </w:r>
-            <w:proofErr w:type="spellEnd"/>
           </w:p>
         </w:tc>
         <w:tc>
@@ -34648,7 +34200,6 @@
                 <w:sz w:val="20"/>
                 <w:szCs w:val="20"/>
               </w:rPr>
-              <w:lastRenderedPageBreak/>
               <w:t>MUNICIPALIDAD DE GRANADOS, B.V.</w:t>
             </w:r>
           </w:p>
@@ -34712,17 +34263,8 @@
                 <w:sz w:val="20"/>
                 <w:szCs w:val="20"/>
               </w:rPr>
-              <w:t xml:space="preserve">Generado el </w:t>
-            </w:r>
-            <w:proofErr w:type="spellStart"/>
-            <w:r>
-              <w:rPr>
-                <w:sz w:val="20"/>
-                <w:szCs w:val="20"/>
-              </w:rPr>
-              <w:t>fechaGeneracion</w:t>
-            </w:r>
-            <w:proofErr w:type="spellEnd"/>
+              <w:t>Generado el fechaGeneracion</w:t>
+            </w:r>
           </w:p>
           <w:p>
             <w:pPr>
@@ -34748,17 +34290,8 @@
                 <w:sz w:val="20"/>
                 <w:szCs w:val="20"/>
               </w:rPr>
-              <w:t xml:space="preserve">Código de seguimiento: </w:t>
-            </w:r>
-            <w:proofErr w:type="spellStart"/>
-            <w:r>
-              <w:rPr>
-                <w:sz w:val="20"/>
-                <w:szCs w:val="20"/>
-              </w:rPr>
-              <w:t>codigoSeguimiento</w:t>
-            </w:r>
-            <w:proofErr w:type="spellEnd"/>
+              <w:t>Código de seguimiento: codigoSeguimiento</w:t>
+            </w:r>
           </w:p>
           <w:p>
             <w:pPr>
@@ -34774,17 +34307,8 @@
                 <w:sz w:val="20"/>
                 <w:szCs w:val="20"/>
               </w:rPr>
-              <w:t xml:space="preserve">Fecha de registro: </w:t>
-            </w:r>
-            <w:proofErr w:type="spellStart"/>
-            <w:r>
-              <w:rPr>
-                <w:sz w:val="20"/>
-                <w:szCs w:val="20"/>
-              </w:rPr>
-              <w:t>fechaRegistro</w:t>
-            </w:r>
-            <w:proofErr w:type="spellEnd"/>
+              <w:t>Fecha de registro: fechaRegistro</w:t>
+            </w:r>
           </w:p>
           <w:p>
             <w:pPr>
@@ -34800,33 +34324,8 @@
                 <w:sz w:val="20"/>
                 <w:szCs w:val="20"/>
               </w:rPr>
-              <w:t xml:space="preserve">Tipo de caso: </w:t>
-            </w:r>
-            <w:proofErr w:type="spellStart"/>
-            <w:r>
-              <w:rPr>
-                <w:sz w:val="20"/>
-                <w:szCs w:val="20"/>
-              </w:rPr>
-              <w:t>tipoCaso</w:t>
-            </w:r>
-            <w:proofErr w:type="spellEnd"/>
-            <w:r>
-              <w:rPr>
-                <w:sz w:val="20"/>
-                <w:szCs w:val="20"/>
-              </w:rPr>
-              <w:t xml:space="preserve">     Categoría: </w:t>
-            </w:r>
-            <w:proofErr w:type="spellStart"/>
-            <w:r>
-              <w:rPr>
-                <w:sz w:val="20"/>
-                <w:szCs w:val="20"/>
-              </w:rPr>
-              <w:t>categoriaProblema</w:t>
-            </w:r>
-            <w:proofErr w:type="spellEnd"/>
+              <w:t>Tipo de caso: tipoCaso     Categoría: categoriaProblema</w:t>
+            </w:r>
           </w:p>
           <w:p>
             <w:pPr>
@@ -34842,17 +34341,8 @@
                 <w:sz w:val="20"/>
                 <w:szCs w:val="20"/>
               </w:rPr>
-              <w:t xml:space="preserve">Departamento responsable: </w:t>
-            </w:r>
-            <w:proofErr w:type="spellStart"/>
-            <w:r>
-              <w:rPr>
-                <w:sz w:val="20"/>
-                <w:szCs w:val="20"/>
-              </w:rPr>
-              <w:t>departamentoResponsable</w:t>
-            </w:r>
-            <w:proofErr w:type="spellEnd"/>
+              <w:t>Departamento responsable: departamentoResponsable</w:t>
+            </w:r>
           </w:p>
           <w:p>
             <w:pPr>
@@ -34868,17 +34358,8 @@
                 <w:sz w:val="20"/>
                 <w:szCs w:val="20"/>
               </w:rPr>
-              <w:t xml:space="preserve">Ciudadano: </w:t>
-            </w:r>
-            <w:proofErr w:type="spellStart"/>
-            <w:r>
-              <w:rPr>
-                <w:sz w:val="20"/>
-                <w:szCs w:val="20"/>
-              </w:rPr>
-              <w:t>nombreCiudadano</w:t>
-            </w:r>
-            <w:proofErr w:type="spellEnd"/>
+              <w:t>Ciudadano: nombreCiudadano</w:t>
+            </w:r>
           </w:p>
           <w:p>
             <w:pPr>
@@ -34894,17 +34375,8 @@
                 <w:sz w:val="20"/>
                 <w:szCs w:val="20"/>
               </w:rPr>
-              <w:t xml:space="preserve">Técnico responsable: </w:t>
-            </w:r>
-            <w:proofErr w:type="spellStart"/>
-            <w:r>
-              <w:rPr>
-                <w:sz w:val="20"/>
-                <w:szCs w:val="20"/>
-              </w:rPr>
-              <w:t>nombreTecnico</w:t>
-            </w:r>
-            <w:proofErr w:type="spellEnd"/>
+              <w:t>Técnico responsable: nombreTecnico</w:t>
+            </w:r>
           </w:p>
           <w:p>
             <w:pPr>
@@ -34920,17 +34392,8 @@
                 <w:sz w:val="20"/>
                 <w:szCs w:val="20"/>
               </w:rPr>
-              <w:t xml:space="preserve">Estado actual: </w:t>
-            </w:r>
-            <w:proofErr w:type="spellStart"/>
-            <w:r>
-              <w:rPr>
-                <w:sz w:val="20"/>
-                <w:szCs w:val="20"/>
-              </w:rPr>
-              <w:t>estadoActual</w:t>
-            </w:r>
-            <w:proofErr w:type="spellEnd"/>
+              <w:t>Estado actual: estadoActual</w:t>
+            </w:r>
           </w:p>
           <w:p>
             <w:pPr>
@@ -34970,7 +34433,6 @@
                 <w:szCs w:val="20"/>
               </w:rPr>
             </w:pPr>
-            <w:proofErr w:type="spellStart"/>
             <w:r>
               <w:rPr>
                 <w:sz w:val="20"/>
@@ -34978,7 +34440,6 @@
               </w:rPr>
               <w:t>historialCambios</w:t>
             </w:r>
-            <w:proofErr w:type="spellEnd"/>
           </w:p>
         </w:tc>
       </w:tr>
@@ -35040,7 +34501,6 @@
                 <w:szCs w:val="20"/>
               </w:rPr>
             </w:pPr>
-            <w:proofErr w:type="spellStart"/>
             <w:r>
               <w:rPr>
                 <w:sz w:val="20"/>
@@ -35048,7 +34508,6 @@
               </w:rPr>
               <w:t>fechaGeneracion</w:t>
             </w:r>
-            <w:proofErr w:type="spellEnd"/>
           </w:p>
         </w:tc>
         <w:tc>
@@ -35084,7 +34543,6 @@
                 <w:szCs w:val="20"/>
               </w:rPr>
             </w:pPr>
-            <w:proofErr w:type="spellStart"/>
             <w:r>
               <w:rPr>
                 <w:sz w:val="20"/>
@@ -35092,7 +34550,6 @@
               </w:rPr>
               <w:t>codigoSeguimiento</w:t>
             </w:r>
-            <w:proofErr w:type="spellEnd"/>
           </w:p>
         </w:tc>
         <w:tc>
@@ -35128,7 +34585,6 @@
                 <w:szCs w:val="20"/>
               </w:rPr>
             </w:pPr>
-            <w:proofErr w:type="spellStart"/>
             <w:r>
               <w:rPr>
                 <w:sz w:val="20"/>
@@ -35136,7 +34592,6 @@
               </w:rPr>
               <w:t>fechaRegistro</w:t>
             </w:r>
-            <w:proofErr w:type="spellEnd"/>
           </w:p>
         </w:tc>
         <w:tc>
@@ -35172,7 +34627,6 @@
                 <w:szCs w:val="20"/>
               </w:rPr>
             </w:pPr>
-            <w:proofErr w:type="spellStart"/>
             <w:r>
               <w:rPr>
                 <w:sz w:val="20"/>
@@ -35180,7 +34634,6 @@
               </w:rPr>
               <w:t>tipoCaso</w:t>
             </w:r>
-            <w:proofErr w:type="spellEnd"/>
           </w:p>
         </w:tc>
         <w:tc>
@@ -35216,7 +34669,6 @@
                 <w:szCs w:val="20"/>
               </w:rPr>
             </w:pPr>
-            <w:proofErr w:type="spellStart"/>
             <w:r>
               <w:rPr>
                 <w:sz w:val="20"/>
@@ -35224,7 +34676,6 @@
               </w:rPr>
               <w:t>categoriaProblema</w:t>
             </w:r>
-            <w:proofErr w:type="spellEnd"/>
           </w:p>
         </w:tc>
         <w:tc>
@@ -35260,7 +34711,6 @@
                 <w:szCs w:val="20"/>
               </w:rPr>
             </w:pPr>
-            <w:proofErr w:type="spellStart"/>
             <w:r>
               <w:rPr>
                 <w:sz w:val="20"/>
@@ -35268,7 +34718,6 @@
               </w:rPr>
               <w:t>departamentoResponsable</w:t>
             </w:r>
-            <w:proofErr w:type="spellEnd"/>
           </w:p>
         </w:tc>
         <w:tc>
@@ -35304,7 +34753,6 @@
                 <w:szCs w:val="20"/>
               </w:rPr>
             </w:pPr>
-            <w:proofErr w:type="spellStart"/>
             <w:r>
               <w:rPr>
                 <w:sz w:val="20"/>
@@ -35312,7 +34760,6 @@
               </w:rPr>
               <w:t>nombreCiudadano</w:t>
             </w:r>
-            <w:proofErr w:type="spellEnd"/>
           </w:p>
         </w:tc>
         <w:tc>
@@ -35348,7 +34795,6 @@
                 <w:szCs w:val="20"/>
               </w:rPr>
             </w:pPr>
-            <w:proofErr w:type="spellStart"/>
             <w:r>
               <w:rPr>
                 <w:sz w:val="20"/>
@@ -35356,7 +34802,6 @@
               </w:rPr>
               <w:t>nombreTecnico</w:t>
             </w:r>
-            <w:proofErr w:type="spellEnd"/>
           </w:p>
         </w:tc>
         <w:tc>
@@ -35392,7 +34837,6 @@
                 <w:szCs w:val="20"/>
               </w:rPr>
             </w:pPr>
-            <w:proofErr w:type="spellStart"/>
             <w:r>
               <w:rPr>
                 <w:sz w:val="20"/>
@@ -35400,7 +34844,6 @@
               </w:rPr>
               <w:t>estadoActual</w:t>
             </w:r>
-            <w:proofErr w:type="spellEnd"/>
           </w:p>
         </w:tc>
         <w:tc>
@@ -35436,7 +34879,6 @@
                 <w:szCs w:val="20"/>
               </w:rPr>
             </w:pPr>
-            <w:proofErr w:type="spellStart"/>
             <w:r>
               <w:rPr>
                 <w:sz w:val="20"/>
@@ -35444,7 +34886,6 @@
               </w:rPr>
               <w:t>historialCambios</w:t>
             </w:r>
-            <w:proofErr w:type="spellEnd"/>
           </w:p>
         </w:tc>
         <w:tc>
@@ -36084,6 +35525,155 @@
     </w:lvl>
   </w:abstractNum>
   <w:abstractNum w:abstractNumId="2" w15:restartNumberingAfterBreak="0">
+    <w:nsid w:val="118721E6"/>
+    <w:multiLevelType w:val="multilevel"/>
+    <w:tmpl w:val="35845512"/>
+    <w:lvl w:ilvl="0">
+      <w:start w:val="1"/>
+      <w:numFmt w:val="bullet"/>
+      <w:lvlText w:val=""/>
+      <w:lvlJc w:val="left"/>
+      <w:pPr>
+        <w:tabs>
+          <w:tab w:val="num" w:pos="720"/>
+        </w:tabs>
+        <w:ind w:left="720" w:hanging="360"/>
+      </w:pPr>
+      <w:rPr>
+        <w:rFonts w:ascii="Symbol" w:hAnsi="Symbol" w:hint="default"/>
+        <w:sz w:val="20"/>
+      </w:rPr>
+    </w:lvl>
+    <w:lvl w:ilvl="1" w:tentative="1">
+      <w:start w:val="1"/>
+      <w:numFmt w:val="bullet"/>
+      <w:lvlText w:val="o"/>
+      <w:lvlJc w:val="left"/>
+      <w:pPr>
+        <w:tabs>
+          <w:tab w:val="num" w:pos="1440"/>
+        </w:tabs>
+        <w:ind w:left="1440" w:hanging="360"/>
+      </w:pPr>
+      <w:rPr>
+        <w:rFonts w:ascii="Courier New" w:hAnsi="Courier New" w:hint="default"/>
+        <w:sz w:val="20"/>
+      </w:rPr>
+    </w:lvl>
+    <w:lvl w:ilvl="2" w:tentative="1">
+      <w:start w:val="1"/>
+      <w:numFmt w:val="bullet"/>
+      <w:lvlText w:val=""/>
+      <w:lvlJc w:val="left"/>
+      <w:pPr>
+        <w:tabs>
+          <w:tab w:val="num" w:pos="2160"/>
+        </w:tabs>
+        <w:ind w:left="2160" w:hanging="360"/>
+      </w:pPr>
+      <w:rPr>
+        <w:rFonts w:ascii="Wingdings" w:hAnsi="Wingdings" w:hint="default"/>
+        <w:sz w:val="20"/>
+      </w:rPr>
+    </w:lvl>
+    <w:lvl w:ilvl="3" w:tentative="1">
+      <w:start w:val="1"/>
+      <w:numFmt w:val="bullet"/>
+      <w:lvlText w:val=""/>
+      <w:lvlJc w:val="left"/>
+      <w:pPr>
+        <w:tabs>
+          <w:tab w:val="num" w:pos="2880"/>
+        </w:tabs>
+        <w:ind w:left="2880" w:hanging="360"/>
+      </w:pPr>
+      <w:rPr>
+        <w:rFonts w:ascii="Wingdings" w:hAnsi="Wingdings" w:hint="default"/>
+        <w:sz w:val="20"/>
+      </w:rPr>
+    </w:lvl>
+    <w:lvl w:ilvl="4" w:tentative="1">
+      <w:start w:val="1"/>
+      <w:numFmt w:val="bullet"/>
+      <w:lvlText w:val=""/>
+      <w:lvlJc w:val="left"/>
+      <w:pPr>
+        <w:tabs>
+          <w:tab w:val="num" w:pos="3600"/>
+        </w:tabs>
+        <w:ind w:left="3600" w:hanging="360"/>
+      </w:pPr>
+      <w:rPr>
+        <w:rFonts w:ascii="Wingdings" w:hAnsi="Wingdings" w:hint="default"/>
+        <w:sz w:val="20"/>
+      </w:rPr>
+    </w:lvl>
+    <w:lvl w:ilvl="5" w:tentative="1">
+      <w:start w:val="1"/>
+      <w:numFmt w:val="bullet"/>
+      <w:lvlText w:val=""/>
+      <w:lvlJc w:val="left"/>
+      <w:pPr>
+        <w:tabs>
+          <w:tab w:val="num" w:pos="4320"/>
+        </w:tabs>
+        <w:ind w:left="4320" w:hanging="360"/>
+      </w:pPr>
+      <w:rPr>
+        <w:rFonts w:ascii="Wingdings" w:hAnsi="Wingdings" w:hint="default"/>
+        <w:sz w:val="20"/>
+      </w:rPr>
+    </w:lvl>
+    <w:lvl w:ilvl="6" w:tentative="1">
+      <w:start w:val="1"/>
+      <w:numFmt w:val="bullet"/>
+      <w:lvlText w:val=""/>
+      <w:lvlJc w:val="left"/>
+      <w:pPr>
+        <w:tabs>
+          <w:tab w:val="num" w:pos="5040"/>
+        </w:tabs>
+        <w:ind w:left="5040" w:hanging="360"/>
+      </w:pPr>
+      <w:rPr>
+        <w:rFonts w:ascii="Wingdings" w:hAnsi="Wingdings" w:hint="default"/>
+        <w:sz w:val="20"/>
+      </w:rPr>
+    </w:lvl>
+    <w:lvl w:ilvl="7" w:tentative="1">
+      <w:start w:val="1"/>
+      <w:numFmt w:val="bullet"/>
+      <w:lvlText w:val=""/>
+      <w:lvlJc w:val="left"/>
+      <w:pPr>
+        <w:tabs>
+          <w:tab w:val="num" w:pos="5760"/>
+        </w:tabs>
+        <w:ind w:left="5760" w:hanging="360"/>
+      </w:pPr>
+      <w:rPr>
+        <w:rFonts w:ascii="Wingdings" w:hAnsi="Wingdings" w:hint="default"/>
+        <w:sz w:val="20"/>
+      </w:rPr>
+    </w:lvl>
+    <w:lvl w:ilvl="8" w:tentative="1">
+      <w:start w:val="1"/>
+      <w:numFmt w:val="bullet"/>
+      <w:lvlText w:val=""/>
+      <w:lvlJc w:val="left"/>
+      <w:pPr>
+        <w:tabs>
+          <w:tab w:val="num" w:pos="6480"/>
+        </w:tabs>
+        <w:ind w:left="6480" w:hanging="360"/>
+      </w:pPr>
+      <w:rPr>
+        <w:rFonts w:ascii="Wingdings" w:hAnsi="Wingdings" w:hint="default"/>
+        <w:sz w:val="20"/>
+      </w:rPr>
+    </w:lvl>
+  </w:abstractNum>
+  <w:abstractNum w:abstractNumId="3" w15:restartNumberingAfterBreak="0">
     <w:nsid w:val="14EA0875"/>
     <w:multiLevelType w:val="multilevel"/>
     <w:tmpl w:val="100A001F"/>
@@ -36169,7 +35759,7 @@
       </w:pPr>
     </w:lvl>
   </w:abstractNum>
-  <w:abstractNum w:abstractNumId="3" w15:restartNumberingAfterBreak="0">
+  <w:abstractNum w:abstractNumId="4" w15:restartNumberingAfterBreak="0">
     <w:nsid w:val="1F390D10"/>
     <w:multiLevelType w:val="singleLevel"/>
     <w:tmpl w:val="4D90F492"/>
@@ -36184,7 +35774,7 @@
       </w:pPr>
     </w:lvl>
   </w:abstractNum>
-  <w:abstractNum w:abstractNumId="4" w15:restartNumberingAfterBreak="0">
+  <w:abstractNum w:abstractNumId="5" w15:restartNumberingAfterBreak="0">
     <w:nsid w:val="2EAD69B2"/>
     <w:multiLevelType w:val="singleLevel"/>
     <w:tmpl w:val="4D90F492"/>
@@ -36199,7 +35789,7 @@
       </w:pPr>
     </w:lvl>
   </w:abstractNum>
-  <w:abstractNum w:abstractNumId="5" w15:restartNumberingAfterBreak="0">
+  <w:abstractNum w:abstractNumId="6" w15:restartNumberingAfterBreak="0">
     <w:nsid w:val="3D441E1C"/>
     <w:multiLevelType w:val="multilevel"/>
     <w:tmpl w:val="0409001F"/>
@@ -36288,7 +35878,7 @@
       </w:pPr>
     </w:lvl>
   </w:abstractNum>
-  <w:abstractNum w:abstractNumId="6" w15:restartNumberingAfterBreak="0">
+  <w:abstractNum w:abstractNumId="7" w15:restartNumberingAfterBreak="0">
     <w:nsid w:val="468E7701"/>
     <w:multiLevelType w:val="multilevel"/>
     <w:tmpl w:val="85A0DEC6"/>
@@ -36437,8 +36027,207 @@
       </w:rPr>
     </w:lvl>
   </w:abstractNum>
+  <w:abstractNum w:abstractNumId="8" w15:restartNumberingAfterBreak="0">
+    <w:nsid w:val="60975B71"/>
+    <w:multiLevelType w:val="hybridMultilevel"/>
+    <w:tmpl w:val="89108E90"/>
+    <w:lvl w:ilvl="0" w:tplc="100A000F">
+      <w:start w:val="1"/>
+      <w:numFmt w:val="decimal"/>
+      <w:lvlText w:val="%1."/>
+      <w:lvlJc w:val="left"/>
+      <w:pPr>
+        <w:ind w:left="720" w:hanging="360"/>
+      </w:pPr>
+    </w:lvl>
+    <w:lvl w:ilvl="1" w:tplc="100A0019">
+      <w:start w:val="1"/>
+      <w:numFmt w:val="lowerLetter"/>
+      <w:lvlText w:val="%2."/>
+      <w:lvlJc w:val="left"/>
+      <w:pPr>
+        <w:ind w:left="1440" w:hanging="360"/>
+      </w:pPr>
+    </w:lvl>
+    <w:lvl w:ilvl="2" w:tplc="100A001B" w:tentative="1">
+      <w:start w:val="1"/>
+      <w:numFmt w:val="lowerRoman"/>
+      <w:lvlText w:val="%3."/>
+      <w:lvlJc w:val="right"/>
+      <w:pPr>
+        <w:ind w:left="2160" w:hanging="180"/>
+      </w:pPr>
+    </w:lvl>
+    <w:lvl w:ilvl="3" w:tplc="100A000F" w:tentative="1">
+      <w:start w:val="1"/>
+      <w:numFmt w:val="decimal"/>
+      <w:lvlText w:val="%4."/>
+      <w:lvlJc w:val="left"/>
+      <w:pPr>
+        <w:ind w:left="2880" w:hanging="360"/>
+      </w:pPr>
+    </w:lvl>
+    <w:lvl w:ilvl="4" w:tplc="100A0019" w:tentative="1">
+      <w:start w:val="1"/>
+      <w:numFmt w:val="lowerLetter"/>
+      <w:lvlText w:val="%5."/>
+      <w:lvlJc w:val="left"/>
+      <w:pPr>
+        <w:ind w:left="3600" w:hanging="360"/>
+      </w:pPr>
+    </w:lvl>
+    <w:lvl w:ilvl="5" w:tplc="100A001B" w:tentative="1">
+      <w:start w:val="1"/>
+      <w:numFmt w:val="lowerRoman"/>
+      <w:lvlText w:val="%6."/>
+      <w:lvlJc w:val="right"/>
+      <w:pPr>
+        <w:ind w:left="4320" w:hanging="180"/>
+      </w:pPr>
+    </w:lvl>
+    <w:lvl w:ilvl="6" w:tplc="100A000F" w:tentative="1">
+      <w:start w:val="1"/>
+      <w:numFmt w:val="decimal"/>
+      <w:lvlText w:val="%7."/>
+      <w:lvlJc w:val="left"/>
+      <w:pPr>
+        <w:ind w:left="5040" w:hanging="360"/>
+      </w:pPr>
+    </w:lvl>
+    <w:lvl w:ilvl="7" w:tplc="100A0019" w:tentative="1">
+      <w:start w:val="1"/>
+      <w:numFmt w:val="lowerLetter"/>
+      <w:lvlText w:val="%8."/>
+      <w:lvlJc w:val="left"/>
+      <w:pPr>
+        <w:ind w:left="5760" w:hanging="360"/>
+      </w:pPr>
+    </w:lvl>
+    <w:lvl w:ilvl="8" w:tplc="100A001B" w:tentative="1">
+      <w:start w:val="1"/>
+      <w:numFmt w:val="lowerRoman"/>
+      <w:lvlText w:val="%9."/>
+      <w:lvlJc w:val="right"/>
+      <w:pPr>
+        <w:ind w:left="6480" w:hanging="180"/>
+      </w:pPr>
+    </w:lvl>
+  </w:abstractNum>
+  <w:abstractNum w:abstractNumId="9" w15:restartNumberingAfterBreak="0">
+    <w:nsid w:val="7FA24537"/>
+    <w:multiLevelType w:val="hybridMultilevel"/>
+    <w:tmpl w:val="44780624"/>
+    <w:lvl w:ilvl="0" w:tplc="580A0001">
+      <w:start w:val="1"/>
+      <w:numFmt w:val="bullet"/>
+      <w:lvlText w:val=""/>
+      <w:lvlJc w:val="left"/>
+      <w:pPr>
+        <w:ind w:left="720" w:hanging="360"/>
+      </w:pPr>
+      <w:rPr>
+        <w:rFonts w:ascii="Symbol" w:hAnsi="Symbol" w:hint="default"/>
+      </w:rPr>
+    </w:lvl>
+    <w:lvl w:ilvl="1" w:tplc="580A0003" w:tentative="1">
+      <w:start w:val="1"/>
+      <w:numFmt w:val="bullet"/>
+      <w:lvlText w:val="o"/>
+      <w:lvlJc w:val="left"/>
+      <w:pPr>
+        <w:ind w:left="1440" w:hanging="360"/>
+      </w:pPr>
+      <w:rPr>
+        <w:rFonts w:ascii="Courier New" w:hAnsi="Courier New" w:cs="Courier New" w:hint="default"/>
+      </w:rPr>
+    </w:lvl>
+    <w:lvl w:ilvl="2" w:tplc="580A0005" w:tentative="1">
+      <w:start w:val="1"/>
+      <w:numFmt w:val="bullet"/>
+      <w:lvlText w:val=""/>
+      <w:lvlJc w:val="left"/>
+      <w:pPr>
+        <w:ind w:left="2160" w:hanging="360"/>
+      </w:pPr>
+      <w:rPr>
+        <w:rFonts w:ascii="Wingdings" w:hAnsi="Wingdings" w:hint="default"/>
+      </w:rPr>
+    </w:lvl>
+    <w:lvl w:ilvl="3" w:tplc="580A0001" w:tentative="1">
+      <w:start w:val="1"/>
+      <w:numFmt w:val="bullet"/>
+      <w:lvlText w:val=""/>
+      <w:lvlJc w:val="left"/>
+      <w:pPr>
+        <w:ind w:left="2880" w:hanging="360"/>
+      </w:pPr>
+      <w:rPr>
+        <w:rFonts w:ascii="Symbol" w:hAnsi="Symbol" w:hint="default"/>
+      </w:rPr>
+    </w:lvl>
+    <w:lvl w:ilvl="4" w:tplc="580A0003" w:tentative="1">
+      <w:start w:val="1"/>
+      <w:numFmt w:val="bullet"/>
+      <w:lvlText w:val="o"/>
+      <w:lvlJc w:val="left"/>
+      <w:pPr>
+        <w:ind w:left="3600" w:hanging="360"/>
+      </w:pPr>
+      <w:rPr>
+        <w:rFonts w:ascii="Courier New" w:hAnsi="Courier New" w:cs="Courier New" w:hint="default"/>
+      </w:rPr>
+    </w:lvl>
+    <w:lvl w:ilvl="5" w:tplc="580A0005" w:tentative="1">
+      <w:start w:val="1"/>
+      <w:numFmt w:val="bullet"/>
+      <w:lvlText w:val=""/>
+      <w:lvlJc w:val="left"/>
+      <w:pPr>
+        <w:ind w:left="4320" w:hanging="360"/>
+      </w:pPr>
+      <w:rPr>
+        <w:rFonts w:ascii="Wingdings" w:hAnsi="Wingdings" w:hint="default"/>
+      </w:rPr>
+    </w:lvl>
+    <w:lvl w:ilvl="6" w:tplc="580A0001" w:tentative="1">
+      <w:start w:val="1"/>
+      <w:numFmt w:val="bullet"/>
+      <w:lvlText w:val=""/>
+      <w:lvlJc w:val="left"/>
+      <w:pPr>
+        <w:ind w:left="5040" w:hanging="360"/>
+      </w:pPr>
+      <w:rPr>
+        <w:rFonts w:ascii="Symbol" w:hAnsi="Symbol" w:hint="default"/>
+      </w:rPr>
+    </w:lvl>
+    <w:lvl w:ilvl="7" w:tplc="580A0003" w:tentative="1">
+      <w:start w:val="1"/>
+      <w:numFmt w:val="bullet"/>
+      <w:lvlText w:val="o"/>
+      <w:lvlJc w:val="left"/>
+      <w:pPr>
+        <w:ind w:left="5760" w:hanging="360"/>
+      </w:pPr>
+      <w:rPr>
+        <w:rFonts w:ascii="Courier New" w:hAnsi="Courier New" w:cs="Courier New" w:hint="default"/>
+      </w:rPr>
+    </w:lvl>
+    <w:lvl w:ilvl="8" w:tplc="580A0005" w:tentative="1">
+      <w:start w:val="1"/>
+      <w:numFmt w:val="bullet"/>
+      <w:lvlText w:val=""/>
+      <w:lvlJc w:val="left"/>
+      <w:pPr>
+        <w:ind w:left="6480" w:hanging="360"/>
+      </w:pPr>
+      <w:rPr>
+        <w:rFonts w:ascii="Wingdings" w:hAnsi="Wingdings" w:hint="default"/>
+      </w:rPr>
+    </w:lvl>
+  </w:abstractNum>
   <w:num w:numId="1">
-    <w:abstractNumId w:val="6"/>
+    <w:abstractNumId w:val="7"/>
   </w:num>
   <w:num w:numId="2">
     <w:abstractNumId w:val="1"/>
@@ -36447,16 +36236,25 @@
     <w:abstractNumId w:val="0"/>
   </w:num>
   <w:num w:numId="4">
+    <w:abstractNumId w:val="6"/>
+  </w:num>
+  <w:num w:numId="5">
     <w:abstractNumId w:val="5"/>
   </w:num>
-  <w:num w:numId="5">
+  <w:num w:numId="6">
     <w:abstractNumId w:val="4"/>
   </w:num>
-  <w:num w:numId="6">
+  <w:num w:numId="7">
     <w:abstractNumId w:val="3"/>
   </w:num>
-  <w:num w:numId="7">
+  <w:num w:numId="8">
+    <w:abstractNumId w:val="8"/>
+  </w:num>
+  <w:num w:numId="9">
     <w:abstractNumId w:val="2"/>
+  </w:num>
+  <w:num w:numId="10">
+    <w:abstractNumId w:val="9"/>
   </w:num>
 </w:numbering>
 </file>
@@ -36488,7 +36286,7 @@
     <w:lsdException w:name="caption" w:semiHidden="1" w:unhideWhenUsed="1" w:qFormat="1"/>
     <w:lsdException w:name="Title" w:qFormat="1"/>
     <w:lsdException w:name="Subtitle" w:qFormat="1"/>
-    <w:lsdException w:name="Strong" w:qFormat="1"/>
+    <w:lsdException w:name="Strong" w:uiPriority="22" w:qFormat="1"/>
     <w:lsdException w:name="Emphasis" w:qFormat="1"/>
     <w:lsdException w:name="Normal Table" w:semiHidden="1" w:unhideWhenUsed="1"/>
     <w:lsdException w:name="Table Simple 1" w:semiHidden="1" w:unhideWhenUsed="1"/>
@@ -37090,6 +36888,16 @@
       </w:tblBorders>
     </w:tblPr>
   </w:style>
+  <w:style w:type="character" w:styleId="Strong">
+    <w:name w:val="Strong"/>
+    <w:uiPriority w:val="22"/>
+    <w:qFormat/>
+    <w:rsid w:val="00034453"/>
+    <w:rPr>
+      <w:b/>
+      <w:bCs/>
+    </w:rPr>
+  </w:style>
 </w:styles>
 </file>
 

--- a/Casos de Uso/CU_Reglas_de_Negocio_Sistema_Quejas_v1.6.docx
+++ b/Casos de Uso/CU_Reglas_de_Negocio_Sistema_Quejas_v1.6.docx
@@ -1,10 +1,10 @@
 
 <file path=word/document.xml><?xml version="1.0" encoding="utf-8"?>
-<w:document xmlns:wpc="http://schemas.microsoft.com/office/word/2010/wordprocessingCanvas" xmlns:cx="http://schemas.microsoft.com/office/drawing/2014/chartex" xmlns:cx1="http://schemas.microsoft.com/office/drawing/2015/9/8/chartex" xmlns:cx2="http://schemas.microsoft.com/office/drawing/2015/10/21/chartex" xmlns:cx3="http://schemas.microsoft.com/office/drawing/2016/5/9/chartex" xmlns:cx4="http://schemas.microsoft.com/office/drawing/2016/5/10/chartex" xmlns:cx5="http://schemas.microsoft.com/office/drawing/2016/5/11/chartex" xmlns:cx6="http://schemas.microsoft.com/office/drawing/2016/5/12/chartex" xmlns:cx7="http://schemas.microsoft.com/office/drawing/2016/5/13/chartex" xmlns:cx8="http://schemas.microsoft.com/office/drawing/2016/5/14/chartex" xmlns:mc="http://schemas.openxmlformats.org/markup-compatibility/2006" xmlns:aink="http://schemas.microsoft.com/office/drawing/2016/ink" xmlns:am3d="http://schemas.microsoft.com/office/drawing/2017/model3d" xmlns:o="urn:schemas-microsoft-com:office:office" xmlns:r="http://schemas.openxmlformats.org/officeDocument/2006/relationships" xmlns:m="http://schemas.openxmlformats.org/officeDocument/2006/math" xmlns:v="urn:schemas-microsoft-com:vml" xmlns:wp14="http://schemas.microsoft.com/office/word/2010/wordprocessingDrawing" xmlns:wp="http://schemas.openxmlformats.org/drawingml/2006/wordprocessingDrawing" xmlns:w10="urn:schemas-microsoft-com:office:word" xmlns:w="http://schemas.openxmlformats.org/wordprocessingml/2006/main" xmlns:w14="http://schemas.microsoft.com/office/word/2010/wordml" xmlns:w15="http://schemas.microsoft.com/office/word/2012/wordml" xmlns:w16cex="http://schemas.microsoft.com/office/word/2018/wordml/cex" xmlns:w16cid="http://schemas.microsoft.com/office/word/2016/wordml/cid" xmlns:w16="http://schemas.microsoft.com/office/word/2018/wordml" xmlns:w16sdtdh="http://schemas.microsoft.com/office/word/2020/wordml/sdtdatahash" xmlns:w16se="http://schemas.microsoft.com/office/word/2015/wordml/symex" xmlns:wpg="http://schemas.microsoft.com/office/word/2010/wordprocessingGroup" xmlns:wpi="http://schemas.microsoft.com/office/word/2010/wordprocessingInk" xmlns:wne="http://schemas.microsoft.com/office/word/2006/wordml" xmlns:wps="http://schemas.microsoft.com/office/word/2010/wordprocessingShape" mc:Ignorable="w14 w15 w16se w16cid w16 w16cex w16sdtdh wp14">
+<w:document xmlns:wpc="http://schemas.microsoft.com/office/word/2010/wordprocessingCanvas" xmlns:cx="http://schemas.microsoft.com/office/drawing/2014/chartex" xmlns:cx1="http://schemas.microsoft.com/office/drawing/2015/9/8/chartex" xmlns:cx2="http://schemas.microsoft.com/office/drawing/2015/10/21/chartex" xmlns:cx3="http://schemas.microsoft.com/office/drawing/2016/5/9/chartex" xmlns:cx4="http://schemas.microsoft.com/office/drawing/2016/5/10/chartex" xmlns:cx5="http://schemas.microsoft.com/office/drawing/2016/5/11/chartex" xmlns:cx6="http://schemas.microsoft.com/office/drawing/2016/5/12/chartex" xmlns:cx7="http://schemas.microsoft.com/office/drawing/2016/5/13/chartex" xmlns:cx8="http://schemas.microsoft.com/office/drawing/2016/5/14/chartex" xmlns:mc="http://schemas.openxmlformats.org/markup-compatibility/2006" xmlns:aink="http://schemas.microsoft.com/office/drawing/2016/ink" xmlns:am3d="http://schemas.microsoft.com/office/drawing/2017/model3d" xmlns:o="urn:schemas-microsoft-com:office:office" xmlns:oel="http://schemas.microsoft.com/office/2019/extlst" xmlns:r="http://schemas.openxmlformats.org/officeDocument/2006/relationships" xmlns:m="http://schemas.openxmlformats.org/officeDocument/2006/math" xmlns:v="urn:schemas-microsoft-com:vml" xmlns:wp14="http://schemas.microsoft.com/office/word/2010/wordprocessingDrawing" xmlns:wp="http://schemas.openxmlformats.org/drawingml/2006/wordprocessingDrawing" xmlns:w10="urn:schemas-microsoft-com:office:word" xmlns:w="http://schemas.openxmlformats.org/wordprocessingml/2006/main" xmlns:w14="http://schemas.microsoft.com/office/word/2010/wordml" xmlns:w15="http://schemas.microsoft.com/office/word/2012/wordml" xmlns:w16cex="http://schemas.microsoft.com/office/word/2018/wordml/cex" xmlns:w16cid="http://schemas.microsoft.com/office/word/2016/wordml/cid" xmlns:w16="http://schemas.microsoft.com/office/word/2018/wordml" xmlns:w16du="http://schemas.microsoft.com/office/word/2023/wordml/word16du" xmlns:w16sdtdh="http://schemas.microsoft.com/office/word/2020/wordml/sdtdatahash" xmlns:w16sdtfl="http://schemas.microsoft.com/office/word/2024/wordml/sdtformatlock" xmlns:w16se="http://schemas.microsoft.com/office/word/2015/wordml/symex" xmlns:wpg="http://schemas.microsoft.com/office/word/2010/wordprocessingGroup" xmlns:wpi="http://schemas.microsoft.com/office/word/2010/wordprocessingInk" xmlns:wne="http://schemas.microsoft.com/office/word/2006/wordml" xmlns:wps="http://schemas.microsoft.com/office/word/2010/wordprocessingShape" mc:Ignorable="w14 w15 w16se w16cid w16 w16cex w16sdtdh w16sdtfl w16du wp14">
   <w:body>
     <w:p>
       <w:pPr>
-        <w:pStyle w:val="Title"/>
+        <w:pStyle w:val="Ttulo"/>
         <w:spacing w:before="0" w:after="0"/>
         <w:rPr>
           <w:lang w:val="es-ES"/>
@@ -19,7 +19,7 @@
     </w:p>
     <w:p>
       <w:pPr>
-        <w:pStyle w:val="Title"/>
+        <w:pStyle w:val="Ttulo"/>
         <w:spacing w:before="0" w:after="0"/>
         <w:rPr>
           <w:lang w:val="es-ES"/>
@@ -1045,7 +1045,7 @@
                 <w:noProof/>
                 <w:lang w:val="es-GT"/>
               </w:rPr>
-              <w:t xml:space="preserve">grupo 1 Análisis de Sistemas 2</w:t>
+              <w:t>grupo 1 Análisis de Sistemas 2</w:t>
             </w:r>
           </w:p>
         </w:tc>
@@ -1072,7 +1072,7 @@
                 <w:noProof/>
                 <w:lang w:val="es-GT"/>
               </w:rPr>
-              <w:t xml:space="preserve">08/10/2026</w:t>
+              <w:t>08/10/2026</w:t>
             </w:r>
           </w:p>
         </w:tc>
@@ -1099,7 +1099,15 @@
                 <w:noProof/>
                 <w:lang w:val="es-GT"/>
               </w:rPr>
-              <w:t xml:space="preserve">Vigencia de la sesión del ciudadano (RN39) y mensaje de error cuando la verificación del DPI no está vigente (AN02 # 17)</w:t>
+              <w:t xml:space="preserve">Vigencia de la sesión del ciudadano (RN39) y mensaje de error cuando la verificación del DPI no está vigente </w:t>
+            </w:r>
+            <w:r>
+              <w:rPr>
+                <w:noProof/>
+                <w:lang w:val="es-GT"/>
+              </w:rPr>
+              <w:lastRenderedPageBreak/>
+              <w:t>(AN02 # 17)</w:t>
             </w:r>
           </w:p>
         </w:tc>
@@ -1126,7 +1134,8 @@
                 <w:noProof/>
                 <w:lang w:val="es-GT"/>
               </w:rPr>
-              <w:t xml:space="preserve">1.0</w:t>
+              <w:lastRenderedPageBreak/>
+              <w:t>1.0</w:t>
             </w:r>
           </w:p>
         </w:tc>
@@ -2126,6 +2135,7 @@
                 <w:szCs w:val="20"/>
               </w:rPr>
             </w:pPr>
+            <w:proofErr w:type="spellStart"/>
             <w:r>
               <w:rPr>
                 <w:sz w:val="20"/>
@@ -2133,6 +2143,7 @@
               </w:rPr>
               <w:t>Tecnico</w:t>
             </w:r>
+            <w:proofErr w:type="spellEnd"/>
           </w:p>
         </w:tc>
         <w:tc>
@@ -2377,6 +2388,7 @@
                 <w:szCs w:val="20"/>
               </w:rPr>
             </w:pPr>
+            <w:proofErr w:type="spellStart"/>
             <w:r>
               <w:rPr>
                 <w:sz w:val="20"/>
@@ -2384,6 +2396,7 @@
               </w:rPr>
               <w:t>Admin</w:t>
             </w:r>
+            <w:proofErr w:type="spellEnd"/>
           </w:p>
         </w:tc>
         <w:tc>
@@ -3885,7 +3898,23 @@
                 <w:sz w:val="20"/>
                 <w:szCs w:val="20"/>
               </w:rPr>
-              <w:t>Se coloca cuando el Supervisor aprueba el reporte de atención y el caso queda a la espera de la firma del Jefe de Departamento.</w:t>
+              <w:t xml:space="preserve">Se coloca cuando el Supervisor aprueba el reporte de atención y el caso queda a la espera de la firma del </w:t>
+            </w:r>
+            <w:proofErr w:type="gramStart"/>
+            <w:r>
+              <w:rPr>
+                <w:sz w:val="20"/>
+                <w:szCs w:val="20"/>
+              </w:rPr>
+              <w:t>Jefe</w:t>
+            </w:r>
+            <w:proofErr w:type="gramEnd"/>
+            <w:r>
+              <w:rPr>
+                <w:sz w:val="20"/>
+                <w:szCs w:val="20"/>
+              </w:rPr>
+              <w:t xml:space="preserve"> de Departamento.</w:t>
             </w:r>
           </w:p>
         </w:tc>
@@ -3976,7 +4005,23 @@
                 <w:sz w:val="20"/>
                 <w:szCs w:val="20"/>
               </w:rPr>
-              <w:t>Se coloca cuando el Jefe de Departamento firma el oficio de resolución; el sistema notifica al ciudadano.</w:t>
+              <w:t xml:space="preserve">Se coloca cuando el </w:t>
+            </w:r>
+            <w:proofErr w:type="gramStart"/>
+            <w:r>
+              <w:rPr>
+                <w:sz w:val="20"/>
+                <w:szCs w:val="20"/>
+              </w:rPr>
+              <w:t>Jefe</w:t>
+            </w:r>
+            <w:proofErr w:type="gramEnd"/>
+            <w:r>
+              <w:rPr>
+                <w:sz w:val="20"/>
+                <w:szCs w:val="20"/>
+              </w:rPr>
+              <w:t xml:space="preserve"> de Departamento firma el oficio de resolución; el sistema notifica al ciudadano.</w:t>
             </w:r>
           </w:p>
         </w:tc>
@@ -6074,14 +6119,30 @@
                 <w:sz w:val="20"/>
                 <w:szCs w:val="20"/>
               </w:rPr>
-              <w:t xml:space="preserve">: el </w:t>
-            </w:r>
-            <w:r>
-              <w:rPr>
-                <w:sz w:val="20"/>
-                <w:szCs w:val="20"/>
-              </w:rPr>
-              <w:t xml:space="preserve"> usuario es en </w:t>
+              <w:t xml:space="preserve">: </w:t>
+            </w:r>
+            <w:proofErr w:type="gramStart"/>
+            <w:r>
+              <w:rPr>
+                <w:sz w:val="20"/>
+                <w:szCs w:val="20"/>
+              </w:rPr>
+              <w:t xml:space="preserve">el </w:t>
+            </w:r>
+            <w:r>
+              <w:rPr>
+                <w:sz w:val="20"/>
+                <w:szCs w:val="20"/>
+              </w:rPr>
+              <w:t xml:space="preserve"> usuario</w:t>
+            </w:r>
+            <w:proofErr w:type="gramEnd"/>
+            <w:r>
+              <w:rPr>
+                <w:sz w:val="20"/>
+                <w:szCs w:val="20"/>
+              </w:rPr>
+              <w:t xml:space="preserve"> es en </w:t>
             </w:r>
             <w:r>
               <w:rPr>
@@ -11316,6 +11377,7 @@
           <w:bCs/>
           <w:sz w:val="20"/>
           <w:szCs w:val="20"/>
+          <w:highlight w:val="green"/>
         </w:rPr>
         <w:t>RN1</w:t>
       </w:r>
@@ -11325,8 +11387,9 @@
           <w:bCs/>
           <w:sz w:val="20"/>
           <w:szCs w:val="20"/>
+          <w:highlight w:val="green"/>
         </w:rPr>
-        <w:t>9</w:t>
+        <w:t>6</w:t>
       </w:r>
       <w:r>
         <w:rPr>
@@ -11334,6 +11397,1741 @@
           <w:bCs/>
           <w:sz w:val="20"/>
           <w:szCs w:val="20"/>
+          <w:highlight w:val="green"/>
+        </w:rPr>
+        <w:t xml:space="preserve"> Campos de Formulario Asignación </w:t>
+      </w:r>
+      <w:r>
+        <w:rPr>
+          <w:b/>
+          <w:bCs/>
+          <w:sz w:val="20"/>
+          <w:szCs w:val="20"/>
+        </w:rPr>
+        <w:t>Técnico</w:t>
+      </w:r>
+    </w:p>
+    <w:tbl>
+      <w:tblPr>
+        <w:tblW w:w="5000" w:type="pct"/>
+        <w:tblBorders>
+          <w:top w:val="single" w:sz="4" w:space="0" w:color="auto"/>
+          <w:left w:val="single" w:sz="4" w:space="0" w:color="auto"/>
+          <w:bottom w:val="single" w:sz="4" w:space="0" w:color="auto"/>
+          <w:right w:val="single" w:sz="4" w:space="0" w:color="auto"/>
+          <w:insideH w:val="single" w:sz="4" w:space="0" w:color="auto"/>
+          <w:insideV w:val="single" w:sz="4" w:space="0" w:color="auto"/>
+        </w:tblBorders>
+        <w:tblLook w:val="04A0" w:firstRow="1" w:lastRow="0" w:firstColumn="1" w:lastColumn="0" w:noHBand="0" w:noVBand="1"/>
+      </w:tblPr>
+      <w:tblGrid>
+        <w:gridCol w:w="1313"/>
+        <w:gridCol w:w="1851"/>
+        <w:gridCol w:w="2230"/>
+        <w:gridCol w:w="3298"/>
+      </w:tblGrid>
+      <w:tr>
+        <w:trPr>
+          <w:trHeight w:val="300"/>
+        </w:trPr>
+        <w:tc>
+          <w:tcPr>
+            <w:tcW w:w="755" w:type="pct"/>
+            <w:shd w:val="clear" w:color="auto" w:fill="D9D9D9"/>
+            <w:tcMar>
+              <w:top w:w="40" w:type="dxa"/>
+              <w:left w:w="80" w:type="dxa"/>
+              <w:bottom w:w="40" w:type="dxa"/>
+              <w:right w:w="80" w:type="dxa"/>
+            </w:tcMar>
+            <w:vAlign w:val="center"/>
+          </w:tcPr>
+          <w:p>
+            <w:r>
+              <w:rPr>
+                <w:b/>
+                <w:bCs/>
+                <w:sz w:val="20"/>
+                <w:szCs w:val="20"/>
+              </w:rPr>
+              <w:t>Campo</w:t>
+            </w:r>
+          </w:p>
+        </w:tc>
+        <w:tc>
+          <w:tcPr>
+            <w:tcW w:w="1065" w:type="pct"/>
+            <w:shd w:val="clear" w:color="auto" w:fill="D9D9D9"/>
+            <w:tcMar>
+              <w:top w:w="40" w:type="dxa"/>
+              <w:left w:w="80" w:type="dxa"/>
+              <w:bottom w:w="40" w:type="dxa"/>
+              <w:right w:w="80" w:type="dxa"/>
+            </w:tcMar>
+            <w:vAlign w:val="center"/>
+          </w:tcPr>
+          <w:p>
+            <w:pPr>
+              <w:spacing w:line="259" w:lineRule="auto"/>
+            </w:pPr>
+            <w:r>
+              <w:rPr>
+                <w:b/>
+                <w:bCs/>
+                <w:sz w:val="20"/>
+                <w:szCs w:val="20"/>
+              </w:rPr>
+              <w:t>Tipo</w:t>
+            </w:r>
+          </w:p>
+        </w:tc>
+        <w:tc>
+          <w:tcPr>
+            <w:tcW w:w="1283" w:type="pct"/>
+            <w:shd w:val="clear" w:color="auto" w:fill="D9D9D9"/>
+          </w:tcPr>
+          <w:p>
+            <w:pPr>
+              <w:spacing w:line="259" w:lineRule="auto"/>
+              <w:rPr>
+                <w:b/>
+                <w:bCs/>
+                <w:sz w:val="20"/>
+                <w:szCs w:val="20"/>
+              </w:rPr>
+            </w:pPr>
+            <w:r>
+              <w:rPr>
+                <w:b/>
+                <w:bCs/>
+                <w:sz w:val="20"/>
+                <w:szCs w:val="20"/>
+              </w:rPr>
+              <w:t>M (obligatorio)</w:t>
+            </w:r>
+          </w:p>
+          <w:p>
+            <w:pPr>
+              <w:spacing w:line="259" w:lineRule="auto"/>
+              <w:rPr>
+                <w:b/>
+                <w:bCs/>
+                <w:sz w:val="20"/>
+                <w:szCs w:val="20"/>
+              </w:rPr>
+            </w:pPr>
+            <w:r>
+              <w:rPr>
+                <w:b/>
+                <w:bCs/>
+                <w:sz w:val="20"/>
+                <w:szCs w:val="20"/>
+              </w:rPr>
+              <w:t>O (opcional)</w:t>
+            </w:r>
+          </w:p>
+          <w:p>
+            <w:pPr>
+              <w:spacing w:line="259" w:lineRule="auto"/>
+              <w:rPr>
+                <w:b/>
+                <w:bCs/>
+                <w:sz w:val="20"/>
+                <w:szCs w:val="20"/>
+              </w:rPr>
+            </w:pPr>
+            <w:r>
+              <w:rPr>
+                <w:b/>
+                <w:bCs/>
+                <w:sz w:val="20"/>
+                <w:szCs w:val="20"/>
+              </w:rPr>
+              <w:t>L (lectura)</w:t>
+            </w:r>
+          </w:p>
+          <w:p>
+            <w:pPr>
+              <w:spacing w:line="259" w:lineRule="auto"/>
+              <w:rPr>
+                <w:b/>
+                <w:bCs/>
+                <w:sz w:val="20"/>
+                <w:szCs w:val="20"/>
+              </w:rPr>
+            </w:pPr>
+            <w:r>
+              <w:rPr>
+                <w:b/>
+                <w:bCs/>
+                <w:sz w:val="20"/>
+                <w:szCs w:val="20"/>
+              </w:rPr>
+              <w:t>E (escritura)</w:t>
+            </w:r>
+          </w:p>
+        </w:tc>
+        <w:tc>
+          <w:tcPr>
+            <w:tcW w:w="1897" w:type="pct"/>
+            <w:shd w:val="clear" w:color="auto" w:fill="D9D9D9"/>
+          </w:tcPr>
+          <w:p>
+            <w:pPr>
+              <w:spacing w:line="259" w:lineRule="auto"/>
+              <w:rPr>
+                <w:b/>
+                <w:bCs/>
+                <w:sz w:val="20"/>
+                <w:szCs w:val="20"/>
+              </w:rPr>
+            </w:pPr>
+            <w:r>
+              <w:rPr>
+                <w:b/>
+                <w:bCs/>
+                <w:sz w:val="20"/>
+                <w:szCs w:val="20"/>
+              </w:rPr>
+              <w:t>Validaciones</w:t>
+            </w:r>
+          </w:p>
+        </w:tc>
+      </w:tr>
+      <w:tr>
+        <w:trPr>
+          <w:trHeight w:val="300"/>
+        </w:trPr>
+        <w:tc>
+          <w:tcPr>
+            <w:tcW w:w="755" w:type="pct"/>
+            <w:tcMar>
+              <w:top w:w="40" w:type="dxa"/>
+              <w:left w:w="80" w:type="dxa"/>
+              <w:bottom w:w="40" w:type="dxa"/>
+              <w:right w:w="80" w:type="dxa"/>
+            </w:tcMar>
+            <w:vAlign w:val="center"/>
+          </w:tcPr>
+          <w:p>
+            <w:pPr>
+              <w:spacing w:line="259" w:lineRule="auto"/>
+            </w:pPr>
+            <w:r>
+              <w:rPr>
+                <w:sz w:val="20"/>
+                <w:szCs w:val="20"/>
+              </w:rPr>
+              <w:t xml:space="preserve">Código de </w:t>
+            </w:r>
+            <w:r>
+              <w:rPr>
+                <w:sz w:val="20"/>
+                <w:szCs w:val="20"/>
+              </w:rPr>
+              <w:t>seguimiento</w:t>
+            </w:r>
+          </w:p>
+        </w:tc>
+        <w:tc>
+          <w:tcPr>
+            <w:tcW w:w="1065" w:type="pct"/>
+            <w:tcMar>
+              <w:top w:w="40" w:type="dxa"/>
+              <w:left w:w="80" w:type="dxa"/>
+              <w:bottom w:w="40" w:type="dxa"/>
+              <w:right w:w="80" w:type="dxa"/>
+            </w:tcMar>
+            <w:vAlign w:val="center"/>
+          </w:tcPr>
+          <w:p>
+            <w:pPr>
+              <w:spacing w:line="259" w:lineRule="auto"/>
+            </w:pPr>
+            <w:r>
+              <w:rPr>
+                <w:sz w:val="20"/>
+                <w:szCs w:val="20"/>
+              </w:rPr>
+              <w:t>Alfanumérico</w:t>
+            </w:r>
+          </w:p>
+        </w:tc>
+        <w:tc>
+          <w:tcPr>
+            <w:tcW w:w="1283" w:type="pct"/>
+          </w:tcPr>
+          <w:p>
+            <w:pPr>
+              <w:spacing w:line="259" w:lineRule="auto"/>
+              <w:rPr>
+                <w:sz w:val="20"/>
+                <w:szCs w:val="20"/>
+              </w:rPr>
+            </w:pPr>
+            <w:r>
+              <w:rPr>
+                <w:sz w:val="20"/>
+                <w:szCs w:val="20"/>
+              </w:rPr>
+              <w:t>M, L</w:t>
+            </w:r>
+          </w:p>
+        </w:tc>
+        <w:tc>
+          <w:tcPr>
+            <w:tcW w:w="1897" w:type="pct"/>
+          </w:tcPr>
+          <w:p>
+            <w:pPr>
+              <w:spacing w:line="259" w:lineRule="auto"/>
+              <w:rPr>
+                <w:sz w:val="20"/>
+                <w:szCs w:val="20"/>
+              </w:rPr>
+            </w:pPr>
+            <w:r>
+              <w:rPr>
+                <w:sz w:val="20"/>
+                <w:szCs w:val="20"/>
+              </w:rPr>
+              <w:t xml:space="preserve">Formato </w:t>
+            </w:r>
+            <w:r>
+              <w:rPr>
+                <w:sz w:val="20"/>
+                <w:szCs w:val="20"/>
+              </w:rPr>
+              <w:t>MG</w:t>
+            </w:r>
+            <w:r>
+              <w:rPr>
+                <w:sz w:val="20"/>
+                <w:szCs w:val="20"/>
+              </w:rPr>
+              <w:t>-XXXX</w:t>
+            </w:r>
+            <w:r>
+              <w:rPr>
+                <w:sz w:val="20"/>
+                <w:szCs w:val="20"/>
+              </w:rPr>
+              <w:t>-</w:t>
+            </w:r>
+            <w:r>
+              <w:rPr>
+                <w:sz w:val="20"/>
+                <w:szCs w:val="20"/>
+              </w:rPr>
+              <w:t>XXXX (1</w:t>
+            </w:r>
+            <w:r>
+              <w:rPr>
+                <w:sz w:val="20"/>
+                <w:szCs w:val="20"/>
+              </w:rPr>
+              <w:t>2</w:t>
+            </w:r>
+            <w:r>
+              <w:rPr>
+                <w:sz w:val="20"/>
+                <w:szCs w:val="20"/>
+              </w:rPr>
+              <w:t xml:space="preserve"> caracteres)</w:t>
+            </w:r>
+          </w:p>
+        </w:tc>
+      </w:tr>
+      <w:tr>
+        <w:trPr>
+          <w:trHeight w:val="300"/>
+        </w:trPr>
+        <w:tc>
+          <w:tcPr>
+            <w:tcW w:w="755" w:type="pct"/>
+            <w:tcMar>
+              <w:top w:w="40" w:type="dxa"/>
+              <w:left w:w="80" w:type="dxa"/>
+              <w:bottom w:w="40" w:type="dxa"/>
+              <w:right w:w="80" w:type="dxa"/>
+            </w:tcMar>
+            <w:vAlign w:val="center"/>
+          </w:tcPr>
+          <w:p>
+            <w:pPr>
+              <w:spacing w:line="259" w:lineRule="auto"/>
+              <w:rPr>
+                <w:sz w:val="20"/>
+                <w:szCs w:val="20"/>
+              </w:rPr>
+            </w:pPr>
+            <w:r>
+              <w:rPr>
+                <w:sz w:val="20"/>
+                <w:szCs w:val="20"/>
+              </w:rPr>
+              <w:t>Fecha de ingreso</w:t>
+            </w:r>
+          </w:p>
+        </w:tc>
+        <w:tc>
+          <w:tcPr>
+            <w:tcW w:w="1065" w:type="pct"/>
+            <w:tcMar>
+              <w:top w:w="40" w:type="dxa"/>
+              <w:left w:w="80" w:type="dxa"/>
+              <w:bottom w:w="40" w:type="dxa"/>
+              <w:right w:w="80" w:type="dxa"/>
+            </w:tcMar>
+            <w:vAlign w:val="center"/>
+          </w:tcPr>
+          <w:p>
+            <w:pPr>
+              <w:spacing w:line="259" w:lineRule="auto"/>
+              <w:rPr>
+                <w:sz w:val="20"/>
+                <w:szCs w:val="20"/>
+              </w:rPr>
+            </w:pPr>
+            <w:r>
+              <w:rPr>
+                <w:sz w:val="20"/>
+                <w:szCs w:val="20"/>
+              </w:rPr>
+              <w:t>Fecha</w:t>
+            </w:r>
+          </w:p>
+        </w:tc>
+        <w:tc>
+          <w:tcPr>
+            <w:tcW w:w="1283" w:type="pct"/>
+          </w:tcPr>
+          <w:p>
+            <w:pPr>
+              <w:spacing w:line="259" w:lineRule="auto"/>
+              <w:rPr>
+                <w:sz w:val="20"/>
+                <w:szCs w:val="20"/>
+              </w:rPr>
+            </w:pPr>
+            <w:r>
+              <w:rPr>
+                <w:sz w:val="20"/>
+                <w:szCs w:val="20"/>
+              </w:rPr>
+              <w:t>M, L</w:t>
+            </w:r>
+          </w:p>
+        </w:tc>
+        <w:tc>
+          <w:tcPr>
+            <w:tcW w:w="1897" w:type="pct"/>
+          </w:tcPr>
+          <w:p>
+            <w:pPr>
+              <w:spacing w:line="259" w:lineRule="auto"/>
+              <w:rPr>
+                <w:sz w:val="20"/>
+                <w:szCs w:val="20"/>
+              </w:rPr>
+            </w:pPr>
+          </w:p>
+        </w:tc>
+      </w:tr>
+      <w:tr>
+        <w:trPr>
+          <w:trHeight w:val="300"/>
+        </w:trPr>
+        <w:tc>
+          <w:tcPr>
+            <w:tcW w:w="755" w:type="pct"/>
+            <w:tcMar>
+              <w:top w:w="40" w:type="dxa"/>
+              <w:left w:w="80" w:type="dxa"/>
+              <w:bottom w:w="40" w:type="dxa"/>
+              <w:right w:w="80" w:type="dxa"/>
+            </w:tcMar>
+            <w:vAlign w:val="center"/>
+          </w:tcPr>
+          <w:p>
+            <w:pPr>
+              <w:spacing w:line="259" w:lineRule="auto"/>
+              <w:rPr>
+                <w:sz w:val="20"/>
+                <w:szCs w:val="20"/>
+              </w:rPr>
+            </w:pPr>
+            <w:r>
+              <w:rPr>
+                <w:sz w:val="20"/>
+                <w:szCs w:val="20"/>
+              </w:rPr>
+              <w:t>Tipo de caso</w:t>
+            </w:r>
+          </w:p>
+        </w:tc>
+        <w:tc>
+          <w:tcPr>
+            <w:tcW w:w="1065" w:type="pct"/>
+            <w:tcMar>
+              <w:top w:w="40" w:type="dxa"/>
+              <w:left w:w="80" w:type="dxa"/>
+              <w:bottom w:w="40" w:type="dxa"/>
+              <w:right w:w="80" w:type="dxa"/>
+            </w:tcMar>
+            <w:vAlign w:val="center"/>
+          </w:tcPr>
+          <w:p>
+            <w:pPr>
+              <w:spacing w:line="259" w:lineRule="auto"/>
+              <w:rPr>
+                <w:sz w:val="20"/>
+                <w:szCs w:val="20"/>
+              </w:rPr>
+            </w:pPr>
+            <w:r>
+              <w:rPr>
+                <w:sz w:val="20"/>
+                <w:szCs w:val="20"/>
+              </w:rPr>
+              <w:t>Texto</w:t>
+            </w:r>
+          </w:p>
+        </w:tc>
+        <w:tc>
+          <w:tcPr>
+            <w:tcW w:w="1283" w:type="pct"/>
+          </w:tcPr>
+          <w:p>
+            <w:pPr>
+              <w:spacing w:line="259" w:lineRule="auto"/>
+              <w:rPr>
+                <w:sz w:val="20"/>
+                <w:szCs w:val="20"/>
+              </w:rPr>
+            </w:pPr>
+            <w:r>
+              <w:rPr>
+                <w:sz w:val="20"/>
+                <w:szCs w:val="20"/>
+              </w:rPr>
+              <w:t>M, L</w:t>
+            </w:r>
+          </w:p>
+        </w:tc>
+        <w:tc>
+          <w:tcPr>
+            <w:tcW w:w="1897" w:type="pct"/>
+          </w:tcPr>
+          <w:p>
+            <w:pPr>
+              <w:spacing w:line="259" w:lineRule="auto"/>
+              <w:rPr>
+                <w:sz w:val="20"/>
+                <w:szCs w:val="20"/>
+              </w:rPr>
+            </w:pPr>
+          </w:p>
+        </w:tc>
+      </w:tr>
+      <w:tr>
+        <w:trPr>
+          <w:trHeight w:val="300"/>
+        </w:trPr>
+        <w:tc>
+          <w:tcPr>
+            <w:tcW w:w="755" w:type="pct"/>
+            <w:tcMar>
+              <w:top w:w="40" w:type="dxa"/>
+              <w:left w:w="80" w:type="dxa"/>
+              <w:bottom w:w="40" w:type="dxa"/>
+              <w:right w:w="80" w:type="dxa"/>
+            </w:tcMar>
+            <w:vAlign w:val="center"/>
+          </w:tcPr>
+          <w:p>
+            <w:pPr>
+              <w:spacing w:line="259" w:lineRule="auto"/>
+              <w:rPr>
+                <w:sz w:val="20"/>
+                <w:szCs w:val="20"/>
+              </w:rPr>
+            </w:pPr>
+            <w:r>
+              <w:rPr>
+                <w:sz w:val="20"/>
+                <w:szCs w:val="20"/>
+              </w:rPr>
+              <w:t>Estado</w:t>
+            </w:r>
+          </w:p>
+        </w:tc>
+        <w:tc>
+          <w:tcPr>
+            <w:tcW w:w="1065" w:type="pct"/>
+            <w:tcMar>
+              <w:top w:w="40" w:type="dxa"/>
+              <w:left w:w="80" w:type="dxa"/>
+              <w:bottom w:w="40" w:type="dxa"/>
+              <w:right w:w="80" w:type="dxa"/>
+            </w:tcMar>
+            <w:vAlign w:val="center"/>
+          </w:tcPr>
+          <w:p>
+            <w:pPr>
+              <w:spacing w:line="259" w:lineRule="auto"/>
+              <w:rPr>
+                <w:sz w:val="20"/>
+                <w:szCs w:val="20"/>
+              </w:rPr>
+            </w:pPr>
+            <w:r>
+              <w:rPr>
+                <w:sz w:val="20"/>
+                <w:szCs w:val="20"/>
+              </w:rPr>
+              <w:t>Texto</w:t>
+            </w:r>
+          </w:p>
+        </w:tc>
+        <w:tc>
+          <w:tcPr>
+            <w:tcW w:w="1283" w:type="pct"/>
+          </w:tcPr>
+          <w:p>
+            <w:pPr>
+              <w:spacing w:line="259" w:lineRule="auto"/>
+              <w:rPr>
+                <w:sz w:val="20"/>
+                <w:szCs w:val="20"/>
+              </w:rPr>
+            </w:pPr>
+            <w:r>
+              <w:rPr>
+                <w:sz w:val="20"/>
+                <w:szCs w:val="20"/>
+              </w:rPr>
+              <w:t>M, L</w:t>
+            </w:r>
+          </w:p>
+        </w:tc>
+        <w:tc>
+          <w:tcPr>
+            <w:tcW w:w="1897" w:type="pct"/>
+          </w:tcPr>
+          <w:p>
+            <w:pPr>
+              <w:spacing w:line="259" w:lineRule="auto"/>
+              <w:rPr>
+                <w:sz w:val="20"/>
+                <w:szCs w:val="20"/>
+              </w:rPr>
+            </w:pPr>
+          </w:p>
+        </w:tc>
+      </w:tr>
+      <w:tr>
+        <w:trPr>
+          <w:trHeight w:val="300"/>
+        </w:trPr>
+        <w:tc>
+          <w:tcPr>
+            <w:tcW w:w="755" w:type="pct"/>
+            <w:tcMar>
+              <w:top w:w="40" w:type="dxa"/>
+              <w:left w:w="80" w:type="dxa"/>
+              <w:bottom w:w="40" w:type="dxa"/>
+              <w:right w:w="80" w:type="dxa"/>
+            </w:tcMar>
+            <w:vAlign w:val="center"/>
+          </w:tcPr>
+          <w:p>
+            <w:pPr>
+              <w:spacing w:line="259" w:lineRule="auto"/>
+              <w:rPr>
+                <w:sz w:val="20"/>
+                <w:szCs w:val="20"/>
+              </w:rPr>
+            </w:pPr>
+            <w:r>
+              <w:rPr>
+                <w:sz w:val="20"/>
+                <w:szCs w:val="20"/>
+              </w:rPr>
+              <w:t>Acción</w:t>
+            </w:r>
+          </w:p>
+        </w:tc>
+        <w:tc>
+          <w:tcPr>
+            <w:tcW w:w="1065" w:type="pct"/>
+            <w:tcMar>
+              <w:top w:w="40" w:type="dxa"/>
+              <w:left w:w="80" w:type="dxa"/>
+              <w:bottom w:w="40" w:type="dxa"/>
+              <w:right w:w="80" w:type="dxa"/>
+            </w:tcMar>
+            <w:vAlign w:val="center"/>
+          </w:tcPr>
+          <w:p>
+            <w:pPr>
+              <w:spacing w:line="259" w:lineRule="auto"/>
+              <w:rPr>
+                <w:sz w:val="20"/>
+                <w:szCs w:val="20"/>
+              </w:rPr>
+            </w:pPr>
+            <w:r>
+              <w:rPr>
+                <w:sz w:val="20"/>
+                <w:szCs w:val="20"/>
+              </w:rPr>
+              <w:t>Botón</w:t>
+            </w:r>
+          </w:p>
+        </w:tc>
+        <w:tc>
+          <w:tcPr>
+            <w:tcW w:w="1283" w:type="pct"/>
+          </w:tcPr>
+          <w:p>
+            <w:pPr>
+              <w:spacing w:line="259" w:lineRule="auto"/>
+              <w:rPr>
+                <w:sz w:val="20"/>
+                <w:szCs w:val="20"/>
+              </w:rPr>
+            </w:pPr>
+            <w:r>
+              <w:rPr>
+                <w:sz w:val="20"/>
+                <w:szCs w:val="20"/>
+              </w:rPr>
+              <w:t>M</w:t>
+            </w:r>
+          </w:p>
+        </w:tc>
+        <w:tc>
+          <w:tcPr>
+            <w:tcW w:w="1897" w:type="pct"/>
+          </w:tcPr>
+          <w:p>
+            <w:pPr>
+              <w:spacing w:line="259" w:lineRule="auto"/>
+              <w:rPr>
+                <w:sz w:val="20"/>
+                <w:szCs w:val="20"/>
+              </w:rPr>
+            </w:pPr>
+            <w:r>
+              <w:rPr>
+                <w:sz w:val="20"/>
+                <w:szCs w:val="20"/>
+              </w:rPr>
+              <w:t>Botón “Ver detalle” que muestra el detalle del caso.</w:t>
+            </w:r>
+          </w:p>
+        </w:tc>
+      </w:tr>
+    </w:tbl>
+    <w:p>
+      <w:pPr>
+        <w:pStyle w:val="NormalWeb"/>
+        <w:spacing w:line="360" w:lineRule="auto"/>
+        <w:ind w:right="300"/>
+        <w:jc w:val="both"/>
+        <w:rPr>
+          <w:b/>
+          <w:bCs/>
+          <w:sz w:val="20"/>
+          <w:szCs w:val="20"/>
+        </w:rPr>
+      </w:pPr>
+      <w:r>
+        <w:rPr>
+          <w:b/>
+          <w:bCs/>
+          <w:sz w:val="20"/>
+          <w:szCs w:val="20"/>
+          <w:highlight w:val="green"/>
+        </w:rPr>
+        <w:t>RN1</w:t>
+      </w:r>
+      <w:r>
+        <w:rPr>
+          <w:b/>
+          <w:bCs/>
+          <w:sz w:val="20"/>
+          <w:szCs w:val="20"/>
+          <w:highlight w:val="green"/>
+        </w:rPr>
+        <w:t>7</w:t>
+      </w:r>
+      <w:r>
+        <w:rPr>
+          <w:b/>
+          <w:bCs/>
+          <w:sz w:val="20"/>
+          <w:szCs w:val="20"/>
+          <w:highlight w:val="green"/>
+        </w:rPr>
+        <w:t xml:space="preserve"> Campos de Formulario Detalle </w:t>
+      </w:r>
+      <w:r>
+        <w:rPr>
+          <w:b/>
+          <w:bCs/>
+          <w:sz w:val="20"/>
+          <w:szCs w:val="20"/>
+        </w:rPr>
+        <w:t>Técnico</w:t>
+      </w:r>
+    </w:p>
+    <w:tbl>
+      <w:tblPr>
+        <w:tblW w:w="5000" w:type="pct"/>
+        <w:tblBorders>
+          <w:top w:val="single" w:sz="4" w:space="0" w:color="auto"/>
+          <w:left w:val="single" w:sz="4" w:space="0" w:color="auto"/>
+          <w:bottom w:val="single" w:sz="4" w:space="0" w:color="auto"/>
+          <w:right w:val="single" w:sz="4" w:space="0" w:color="auto"/>
+          <w:insideH w:val="single" w:sz="4" w:space="0" w:color="auto"/>
+          <w:insideV w:val="single" w:sz="4" w:space="0" w:color="auto"/>
+        </w:tblBorders>
+        <w:tblLook w:val="04A0" w:firstRow="1" w:lastRow="0" w:firstColumn="1" w:lastColumn="0" w:noHBand="0" w:noVBand="1"/>
+      </w:tblPr>
+      <w:tblGrid>
+        <w:gridCol w:w="1313"/>
+        <w:gridCol w:w="1851"/>
+        <w:gridCol w:w="2230"/>
+        <w:gridCol w:w="3298"/>
+      </w:tblGrid>
+      <w:tr>
+        <w:trPr>
+          <w:trHeight w:val="300"/>
+        </w:trPr>
+        <w:tc>
+          <w:tcPr>
+            <w:tcW w:w="755" w:type="pct"/>
+            <w:shd w:val="clear" w:color="auto" w:fill="D9D9D9"/>
+            <w:tcMar>
+              <w:top w:w="40" w:type="dxa"/>
+              <w:left w:w="80" w:type="dxa"/>
+              <w:bottom w:w="40" w:type="dxa"/>
+              <w:right w:w="80" w:type="dxa"/>
+            </w:tcMar>
+            <w:vAlign w:val="center"/>
+          </w:tcPr>
+          <w:p>
+            <w:r>
+              <w:rPr>
+                <w:b/>
+                <w:bCs/>
+                <w:sz w:val="20"/>
+                <w:szCs w:val="20"/>
+              </w:rPr>
+              <w:t>Campo</w:t>
+            </w:r>
+          </w:p>
+        </w:tc>
+        <w:tc>
+          <w:tcPr>
+            <w:tcW w:w="1065" w:type="pct"/>
+            <w:shd w:val="clear" w:color="auto" w:fill="D9D9D9"/>
+            <w:tcMar>
+              <w:top w:w="40" w:type="dxa"/>
+              <w:left w:w="80" w:type="dxa"/>
+              <w:bottom w:w="40" w:type="dxa"/>
+              <w:right w:w="80" w:type="dxa"/>
+            </w:tcMar>
+            <w:vAlign w:val="center"/>
+          </w:tcPr>
+          <w:p>
+            <w:pPr>
+              <w:spacing w:line="259" w:lineRule="auto"/>
+            </w:pPr>
+            <w:r>
+              <w:rPr>
+                <w:b/>
+                <w:bCs/>
+                <w:sz w:val="20"/>
+                <w:szCs w:val="20"/>
+              </w:rPr>
+              <w:t>Tipo</w:t>
+            </w:r>
+          </w:p>
+        </w:tc>
+        <w:tc>
+          <w:tcPr>
+            <w:tcW w:w="1283" w:type="pct"/>
+            <w:shd w:val="clear" w:color="auto" w:fill="D9D9D9"/>
+          </w:tcPr>
+          <w:p>
+            <w:pPr>
+              <w:spacing w:line="259" w:lineRule="auto"/>
+              <w:rPr>
+                <w:b/>
+                <w:bCs/>
+                <w:sz w:val="20"/>
+                <w:szCs w:val="20"/>
+              </w:rPr>
+            </w:pPr>
+            <w:r>
+              <w:rPr>
+                <w:b/>
+                <w:bCs/>
+                <w:sz w:val="20"/>
+                <w:szCs w:val="20"/>
+              </w:rPr>
+              <w:t>M (obligatorio)</w:t>
+            </w:r>
+          </w:p>
+          <w:p>
+            <w:pPr>
+              <w:spacing w:line="259" w:lineRule="auto"/>
+              <w:rPr>
+                <w:b/>
+                <w:bCs/>
+                <w:sz w:val="20"/>
+                <w:szCs w:val="20"/>
+              </w:rPr>
+            </w:pPr>
+            <w:r>
+              <w:rPr>
+                <w:b/>
+                <w:bCs/>
+                <w:sz w:val="20"/>
+                <w:szCs w:val="20"/>
+              </w:rPr>
+              <w:t>O (opcional)</w:t>
+            </w:r>
+          </w:p>
+          <w:p>
+            <w:pPr>
+              <w:spacing w:line="259" w:lineRule="auto"/>
+              <w:rPr>
+                <w:b/>
+                <w:bCs/>
+                <w:sz w:val="20"/>
+                <w:szCs w:val="20"/>
+              </w:rPr>
+            </w:pPr>
+            <w:r>
+              <w:rPr>
+                <w:b/>
+                <w:bCs/>
+                <w:sz w:val="20"/>
+                <w:szCs w:val="20"/>
+              </w:rPr>
+              <w:t>L (lectura)</w:t>
+            </w:r>
+          </w:p>
+          <w:p>
+            <w:pPr>
+              <w:spacing w:line="259" w:lineRule="auto"/>
+              <w:rPr>
+                <w:b/>
+                <w:bCs/>
+                <w:sz w:val="20"/>
+                <w:szCs w:val="20"/>
+              </w:rPr>
+            </w:pPr>
+            <w:r>
+              <w:rPr>
+                <w:b/>
+                <w:bCs/>
+                <w:sz w:val="20"/>
+                <w:szCs w:val="20"/>
+              </w:rPr>
+              <w:t>E (escritura)</w:t>
+            </w:r>
+          </w:p>
+        </w:tc>
+        <w:tc>
+          <w:tcPr>
+            <w:tcW w:w="1897" w:type="pct"/>
+            <w:shd w:val="clear" w:color="auto" w:fill="D9D9D9"/>
+          </w:tcPr>
+          <w:p>
+            <w:pPr>
+              <w:spacing w:line="259" w:lineRule="auto"/>
+              <w:rPr>
+                <w:b/>
+                <w:bCs/>
+                <w:sz w:val="20"/>
+                <w:szCs w:val="20"/>
+              </w:rPr>
+            </w:pPr>
+            <w:r>
+              <w:rPr>
+                <w:b/>
+                <w:bCs/>
+                <w:sz w:val="20"/>
+                <w:szCs w:val="20"/>
+              </w:rPr>
+              <w:t>Validaciones</w:t>
+            </w:r>
+          </w:p>
+        </w:tc>
+      </w:tr>
+      <w:tr>
+        <w:trPr>
+          <w:trHeight w:val="300"/>
+        </w:trPr>
+        <w:tc>
+          <w:tcPr>
+            <w:tcW w:w="755" w:type="pct"/>
+            <w:tcMar>
+              <w:top w:w="40" w:type="dxa"/>
+              <w:left w:w="80" w:type="dxa"/>
+              <w:bottom w:w="40" w:type="dxa"/>
+              <w:right w:w="80" w:type="dxa"/>
+            </w:tcMar>
+            <w:vAlign w:val="center"/>
+          </w:tcPr>
+          <w:p>
+            <w:pPr>
+              <w:spacing w:line="259" w:lineRule="auto"/>
+            </w:pPr>
+            <w:r>
+              <w:rPr>
+                <w:sz w:val="20"/>
+                <w:szCs w:val="20"/>
+              </w:rPr>
+              <w:t xml:space="preserve">Código de </w:t>
+            </w:r>
+            <w:r>
+              <w:rPr>
+                <w:sz w:val="20"/>
+                <w:szCs w:val="20"/>
+              </w:rPr>
+              <w:t>seguimiento</w:t>
+            </w:r>
+          </w:p>
+        </w:tc>
+        <w:tc>
+          <w:tcPr>
+            <w:tcW w:w="1065" w:type="pct"/>
+            <w:tcMar>
+              <w:top w:w="40" w:type="dxa"/>
+              <w:left w:w="80" w:type="dxa"/>
+              <w:bottom w:w="40" w:type="dxa"/>
+              <w:right w:w="80" w:type="dxa"/>
+            </w:tcMar>
+            <w:vAlign w:val="center"/>
+          </w:tcPr>
+          <w:p>
+            <w:pPr>
+              <w:spacing w:line="259" w:lineRule="auto"/>
+            </w:pPr>
+            <w:r>
+              <w:rPr>
+                <w:sz w:val="20"/>
+                <w:szCs w:val="20"/>
+              </w:rPr>
+              <w:t>Alfanumérico</w:t>
+            </w:r>
+          </w:p>
+        </w:tc>
+        <w:tc>
+          <w:tcPr>
+            <w:tcW w:w="1283" w:type="pct"/>
+          </w:tcPr>
+          <w:p>
+            <w:pPr>
+              <w:spacing w:line="259" w:lineRule="auto"/>
+              <w:rPr>
+                <w:sz w:val="20"/>
+                <w:szCs w:val="20"/>
+              </w:rPr>
+            </w:pPr>
+            <w:r>
+              <w:rPr>
+                <w:sz w:val="20"/>
+                <w:szCs w:val="20"/>
+              </w:rPr>
+              <w:t>M, L</w:t>
+            </w:r>
+          </w:p>
+        </w:tc>
+        <w:tc>
+          <w:tcPr>
+            <w:tcW w:w="1897" w:type="pct"/>
+          </w:tcPr>
+          <w:p>
+            <w:pPr>
+              <w:spacing w:line="259" w:lineRule="auto"/>
+              <w:rPr>
+                <w:sz w:val="20"/>
+                <w:szCs w:val="20"/>
+              </w:rPr>
+            </w:pPr>
+            <w:r>
+              <w:rPr>
+                <w:sz w:val="20"/>
+                <w:szCs w:val="20"/>
+              </w:rPr>
+              <w:t>Formato SQ-XXXXXXXX (11 caracteres)</w:t>
+            </w:r>
+          </w:p>
+        </w:tc>
+      </w:tr>
+      <w:tr>
+        <w:trPr>
+          <w:trHeight w:val="300"/>
+        </w:trPr>
+        <w:tc>
+          <w:tcPr>
+            <w:tcW w:w="755" w:type="pct"/>
+            <w:tcMar>
+              <w:top w:w="40" w:type="dxa"/>
+              <w:left w:w="80" w:type="dxa"/>
+              <w:bottom w:w="40" w:type="dxa"/>
+              <w:right w:w="80" w:type="dxa"/>
+            </w:tcMar>
+            <w:vAlign w:val="center"/>
+          </w:tcPr>
+          <w:p>
+            <w:pPr>
+              <w:spacing w:line="259" w:lineRule="auto"/>
+              <w:rPr>
+                <w:sz w:val="20"/>
+                <w:szCs w:val="20"/>
+              </w:rPr>
+            </w:pPr>
+            <w:r>
+              <w:rPr>
+                <w:sz w:val="20"/>
+                <w:szCs w:val="20"/>
+              </w:rPr>
+              <w:t>Fecha de ingreso</w:t>
+            </w:r>
+          </w:p>
+        </w:tc>
+        <w:tc>
+          <w:tcPr>
+            <w:tcW w:w="1065" w:type="pct"/>
+            <w:tcMar>
+              <w:top w:w="40" w:type="dxa"/>
+              <w:left w:w="80" w:type="dxa"/>
+              <w:bottom w:w="40" w:type="dxa"/>
+              <w:right w:w="80" w:type="dxa"/>
+            </w:tcMar>
+            <w:vAlign w:val="center"/>
+          </w:tcPr>
+          <w:p>
+            <w:pPr>
+              <w:spacing w:line="259" w:lineRule="auto"/>
+              <w:rPr>
+                <w:sz w:val="20"/>
+                <w:szCs w:val="20"/>
+              </w:rPr>
+            </w:pPr>
+            <w:r>
+              <w:rPr>
+                <w:sz w:val="20"/>
+                <w:szCs w:val="20"/>
+              </w:rPr>
+              <w:t>Fecha</w:t>
+            </w:r>
+          </w:p>
+        </w:tc>
+        <w:tc>
+          <w:tcPr>
+            <w:tcW w:w="1283" w:type="pct"/>
+          </w:tcPr>
+          <w:p>
+            <w:pPr>
+              <w:spacing w:line="259" w:lineRule="auto"/>
+              <w:rPr>
+                <w:sz w:val="20"/>
+                <w:szCs w:val="20"/>
+              </w:rPr>
+            </w:pPr>
+            <w:r>
+              <w:rPr>
+                <w:sz w:val="20"/>
+                <w:szCs w:val="20"/>
+              </w:rPr>
+              <w:t>M, L</w:t>
+            </w:r>
+          </w:p>
+        </w:tc>
+        <w:tc>
+          <w:tcPr>
+            <w:tcW w:w="1897" w:type="pct"/>
+          </w:tcPr>
+          <w:p>
+            <w:pPr>
+              <w:spacing w:line="259" w:lineRule="auto"/>
+              <w:rPr>
+                <w:sz w:val="20"/>
+                <w:szCs w:val="20"/>
+              </w:rPr>
+            </w:pPr>
+          </w:p>
+        </w:tc>
+      </w:tr>
+      <w:tr>
+        <w:trPr>
+          <w:trHeight w:val="300"/>
+        </w:trPr>
+        <w:tc>
+          <w:tcPr>
+            <w:tcW w:w="755" w:type="pct"/>
+            <w:tcMar>
+              <w:top w:w="40" w:type="dxa"/>
+              <w:left w:w="80" w:type="dxa"/>
+              <w:bottom w:w="40" w:type="dxa"/>
+              <w:right w:w="80" w:type="dxa"/>
+            </w:tcMar>
+            <w:vAlign w:val="center"/>
+          </w:tcPr>
+          <w:p>
+            <w:pPr>
+              <w:spacing w:line="259" w:lineRule="auto"/>
+              <w:rPr>
+                <w:sz w:val="20"/>
+                <w:szCs w:val="20"/>
+              </w:rPr>
+            </w:pPr>
+            <w:r>
+              <w:rPr>
+                <w:sz w:val="20"/>
+                <w:szCs w:val="20"/>
+              </w:rPr>
+              <w:t>Tipo de caso</w:t>
+            </w:r>
+          </w:p>
+        </w:tc>
+        <w:tc>
+          <w:tcPr>
+            <w:tcW w:w="1065" w:type="pct"/>
+            <w:tcMar>
+              <w:top w:w="40" w:type="dxa"/>
+              <w:left w:w="80" w:type="dxa"/>
+              <w:bottom w:w="40" w:type="dxa"/>
+              <w:right w:w="80" w:type="dxa"/>
+            </w:tcMar>
+            <w:vAlign w:val="center"/>
+          </w:tcPr>
+          <w:p>
+            <w:pPr>
+              <w:spacing w:line="259" w:lineRule="auto"/>
+              <w:rPr>
+                <w:sz w:val="20"/>
+                <w:szCs w:val="20"/>
+              </w:rPr>
+            </w:pPr>
+            <w:r>
+              <w:rPr>
+                <w:sz w:val="20"/>
+                <w:szCs w:val="20"/>
+              </w:rPr>
+              <w:t>Texto</w:t>
+            </w:r>
+          </w:p>
+        </w:tc>
+        <w:tc>
+          <w:tcPr>
+            <w:tcW w:w="1283" w:type="pct"/>
+          </w:tcPr>
+          <w:p>
+            <w:pPr>
+              <w:spacing w:line="259" w:lineRule="auto"/>
+              <w:rPr>
+                <w:sz w:val="20"/>
+                <w:szCs w:val="20"/>
+              </w:rPr>
+            </w:pPr>
+            <w:r>
+              <w:rPr>
+                <w:sz w:val="20"/>
+                <w:szCs w:val="20"/>
+              </w:rPr>
+              <w:t>M, L</w:t>
+            </w:r>
+          </w:p>
+        </w:tc>
+        <w:tc>
+          <w:tcPr>
+            <w:tcW w:w="1897" w:type="pct"/>
+          </w:tcPr>
+          <w:p>
+            <w:pPr>
+              <w:spacing w:line="259" w:lineRule="auto"/>
+              <w:rPr>
+                <w:sz w:val="20"/>
+                <w:szCs w:val="20"/>
+              </w:rPr>
+            </w:pPr>
+          </w:p>
+        </w:tc>
+      </w:tr>
+      <w:tr>
+        <w:trPr>
+          <w:trHeight w:val="300"/>
+        </w:trPr>
+        <w:tc>
+          <w:tcPr>
+            <w:tcW w:w="755" w:type="pct"/>
+            <w:tcMar>
+              <w:top w:w="40" w:type="dxa"/>
+              <w:left w:w="80" w:type="dxa"/>
+              <w:bottom w:w="40" w:type="dxa"/>
+              <w:right w:w="80" w:type="dxa"/>
+            </w:tcMar>
+            <w:vAlign w:val="center"/>
+          </w:tcPr>
+          <w:p>
+            <w:pPr>
+              <w:spacing w:line="259" w:lineRule="auto"/>
+              <w:rPr>
+                <w:sz w:val="20"/>
+                <w:szCs w:val="20"/>
+              </w:rPr>
+            </w:pPr>
+            <w:r>
+              <w:rPr>
+                <w:sz w:val="20"/>
+                <w:szCs w:val="20"/>
+              </w:rPr>
+              <w:t>Categoría</w:t>
+            </w:r>
+          </w:p>
+        </w:tc>
+        <w:tc>
+          <w:tcPr>
+            <w:tcW w:w="1065" w:type="pct"/>
+            <w:tcMar>
+              <w:top w:w="40" w:type="dxa"/>
+              <w:left w:w="80" w:type="dxa"/>
+              <w:bottom w:w="40" w:type="dxa"/>
+              <w:right w:w="80" w:type="dxa"/>
+            </w:tcMar>
+            <w:vAlign w:val="center"/>
+          </w:tcPr>
+          <w:p>
+            <w:pPr>
+              <w:spacing w:line="259" w:lineRule="auto"/>
+              <w:rPr>
+                <w:sz w:val="20"/>
+                <w:szCs w:val="20"/>
+              </w:rPr>
+            </w:pPr>
+            <w:r>
+              <w:rPr>
+                <w:sz w:val="20"/>
+                <w:szCs w:val="20"/>
+              </w:rPr>
+              <w:t>Texto</w:t>
+            </w:r>
+          </w:p>
+        </w:tc>
+        <w:tc>
+          <w:tcPr>
+            <w:tcW w:w="1283" w:type="pct"/>
+          </w:tcPr>
+          <w:p>
+            <w:pPr>
+              <w:spacing w:line="259" w:lineRule="auto"/>
+              <w:rPr>
+                <w:sz w:val="20"/>
+                <w:szCs w:val="20"/>
+              </w:rPr>
+            </w:pPr>
+            <w:r>
+              <w:rPr>
+                <w:sz w:val="20"/>
+                <w:szCs w:val="20"/>
+              </w:rPr>
+              <w:t>M, L</w:t>
+            </w:r>
+          </w:p>
+        </w:tc>
+        <w:tc>
+          <w:tcPr>
+            <w:tcW w:w="1897" w:type="pct"/>
+          </w:tcPr>
+          <w:p>
+            <w:pPr>
+              <w:spacing w:line="259" w:lineRule="auto"/>
+              <w:rPr>
+                <w:sz w:val="20"/>
+                <w:szCs w:val="20"/>
+              </w:rPr>
+            </w:pPr>
+          </w:p>
+        </w:tc>
+      </w:tr>
+      <w:tr>
+        <w:trPr>
+          <w:trHeight w:val="300"/>
+        </w:trPr>
+        <w:tc>
+          <w:tcPr>
+            <w:tcW w:w="755" w:type="pct"/>
+            <w:tcMar>
+              <w:top w:w="40" w:type="dxa"/>
+              <w:left w:w="80" w:type="dxa"/>
+              <w:bottom w:w="40" w:type="dxa"/>
+              <w:right w:w="80" w:type="dxa"/>
+            </w:tcMar>
+            <w:vAlign w:val="center"/>
+          </w:tcPr>
+          <w:p>
+            <w:pPr>
+              <w:spacing w:line="259" w:lineRule="auto"/>
+              <w:rPr>
+                <w:sz w:val="20"/>
+                <w:szCs w:val="20"/>
+              </w:rPr>
+            </w:pPr>
+            <w:r>
+              <w:rPr>
+                <w:sz w:val="20"/>
+                <w:szCs w:val="20"/>
+              </w:rPr>
+              <w:t>Descripción del caso</w:t>
+            </w:r>
+          </w:p>
+        </w:tc>
+        <w:tc>
+          <w:tcPr>
+            <w:tcW w:w="1065" w:type="pct"/>
+            <w:tcMar>
+              <w:top w:w="40" w:type="dxa"/>
+              <w:left w:w="80" w:type="dxa"/>
+              <w:bottom w:w="40" w:type="dxa"/>
+              <w:right w:w="80" w:type="dxa"/>
+            </w:tcMar>
+            <w:vAlign w:val="center"/>
+          </w:tcPr>
+          <w:p>
+            <w:pPr>
+              <w:spacing w:line="259" w:lineRule="auto"/>
+              <w:rPr>
+                <w:sz w:val="20"/>
+                <w:szCs w:val="20"/>
+              </w:rPr>
+            </w:pPr>
+            <w:r>
+              <w:rPr>
+                <w:sz w:val="20"/>
+                <w:szCs w:val="20"/>
+              </w:rPr>
+              <w:t>Texto</w:t>
+            </w:r>
+          </w:p>
+        </w:tc>
+        <w:tc>
+          <w:tcPr>
+            <w:tcW w:w="1283" w:type="pct"/>
+          </w:tcPr>
+          <w:p>
+            <w:pPr>
+              <w:spacing w:line="259" w:lineRule="auto"/>
+              <w:rPr>
+                <w:sz w:val="20"/>
+                <w:szCs w:val="20"/>
+              </w:rPr>
+            </w:pPr>
+            <w:r>
+              <w:rPr>
+                <w:sz w:val="20"/>
+                <w:szCs w:val="20"/>
+              </w:rPr>
+              <w:t>M, L</w:t>
+            </w:r>
+          </w:p>
+        </w:tc>
+        <w:tc>
+          <w:tcPr>
+            <w:tcW w:w="1897" w:type="pct"/>
+          </w:tcPr>
+          <w:p>
+            <w:pPr>
+              <w:spacing w:line="259" w:lineRule="auto"/>
+              <w:rPr>
+                <w:sz w:val="20"/>
+                <w:szCs w:val="20"/>
+              </w:rPr>
+            </w:pPr>
+          </w:p>
+        </w:tc>
+      </w:tr>
+      <w:tr>
+        <w:trPr>
+          <w:trHeight w:val="300"/>
+        </w:trPr>
+        <w:tc>
+          <w:tcPr>
+            <w:tcW w:w="755" w:type="pct"/>
+            <w:tcMar>
+              <w:top w:w="40" w:type="dxa"/>
+              <w:left w:w="80" w:type="dxa"/>
+              <w:bottom w:w="40" w:type="dxa"/>
+              <w:right w:w="80" w:type="dxa"/>
+            </w:tcMar>
+            <w:vAlign w:val="center"/>
+          </w:tcPr>
+          <w:p>
+            <w:pPr>
+              <w:spacing w:line="259" w:lineRule="auto"/>
+              <w:rPr>
+                <w:sz w:val="20"/>
+                <w:szCs w:val="20"/>
+              </w:rPr>
+            </w:pPr>
+            <w:r>
+              <w:rPr>
+                <w:sz w:val="20"/>
+                <w:szCs w:val="20"/>
+              </w:rPr>
+              <w:t>Dirección</w:t>
+            </w:r>
+          </w:p>
+        </w:tc>
+        <w:tc>
+          <w:tcPr>
+            <w:tcW w:w="1065" w:type="pct"/>
+            <w:tcMar>
+              <w:top w:w="40" w:type="dxa"/>
+              <w:left w:w="80" w:type="dxa"/>
+              <w:bottom w:w="40" w:type="dxa"/>
+              <w:right w:w="80" w:type="dxa"/>
+            </w:tcMar>
+            <w:vAlign w:val="center"/>
+          </w:tcPr>
+          <w:p>
+            <w:pPr>
+              <w:spacing w:line="259" w:lineRule="auto"/>
+              <w:rPr>
+                <w:sz w:val="20"/>
+                <w:szCs w:val="20"/>
+              </w:rPr>
+            </w:pPr>
+            <w:r>
+              <w:rPr>
+                <w:sz w:val="20"/>
+                <w:szCs w:val="20"/>
+              </w:rPr>
+              <w:t>Texto</w:t>
+            </w:r>
+          </w:p>
+        </w:tc>
+        <w:tc>
+          <w:tcPr>
+            <w:tcW w:w="1283" w:type="pct"/>
+          </w:tcPr>
+          <w:p>
+            <w:pPr>
+              <w:spacing w:line="259" w:lineRule="auto"/>
+              <w:rPr>
+                <w:sz w:val="20"/>
+                <w:szCs w:val="20"/>
+              </w:rPr>
+            </w:pPr>
+            <w:r>
+              <w:rPr>
+                <w:sz w:val="20"/>
+                <w:szCs w:val="20"/>
+              </w:rPr>
+              <w:t>M, L</w:t>
+            </w:r>
+          </w:p>
+        </w:tc>
+        <w:tc>
+          <w:tcPr>
+            <w:tcW w:w="1897" w:type="pct"/>
+          </w:tcPr>
+          <w:p>
+            <w:pPr>
+              <w:spacing w:line="259" w:lineRule="auto"/>
+              <w:rPr>
+                <w:sz w:val="20"/>
+                <w:szCs w:val="20"/>
+              </w:rPr>
+            </w:pPr>
+          </w:p>
+        </w:tc>
+      </w:tr>
+      <w:tr>
+        <w:trPr>
+          <w:trHeight w:val="300"/>
+        </w:trPr>
+        <w:tc>
+          <w:tcPr>
+            <w:tcW w:w="755" w:type="pct"/>
+            <w:tcMar>
+              <w:top w:w="40" w:type="dxa"/>
+              <w:left w:w="80" w:type="dxa"/>
+              <w:bottom w:w="40" w:type="dxa"/>
+              <w:right w:w="80" w:type="dxa"/>
+            </w:tcMar>
+            <w:vAlign w:val="center"/>
+          </w:tcPr>
+          <w:p>
+            <w:pPr>
+              <w:spacing w:line="259" w:lineRule="auto"/>
+              <w:rPr>
+                <w:sz w:val="20"/>
+                <w:szCs w:val="20"/>
+              </w:rPr>
+            </w:pPr>
+            <w:r>
+              <w:rPr>
+                <w:sz w:val="20"/>
+                <w:szCs w:val="20"/>
+              </w:rPr>
+              <w:t>Evidencia</w:t>
+            </w:r>
+          </w:p>
+        </w:tc>
+        <w:tc>
+          <w:tcPr>
+            <w:tcW w:w="1065" w:type="pct"/>
+            <w:tcMar>
+              <w:top w:w="40" w:type="dxa"/>
+              <w:left w:w="80" w:type="dxa"/>
+              <w:bottom w:w="40" w:type="dxa"/>
+              <w:right w:w="80" w:type="dxa"/>
+            </w:tcMar>
+            <w:vAlign w:val="center"/>
+          </w:tcPr>
+          <w:p>
+            <w:pPr>
+              <w:spacing w:line="259" w:lineRule="auto"/>
+              <w:rPr>
+                <w:sz w:val="20"/>
+                <w:szCs w:val="20"/>
+              </w:rPr>
+            </w:pPr>
+            <w:r>
+              <w:rPr>
+                <w:sz w:val="20"/>
+                <w:szCs w:val="20"/>
+              </w:rPr>
+              <w:t>Botón</w:t>
+            </w:r>
+          </w:p>
+        </w:tc>
+        <w:tc>
+          <w:tcPr>
+            <w:tcW w:w="1283" w:type="pct"/>
+          </w:tcPr>
+          <w:p>
+            <w:pPr>
+              <w:spacing w:line="259" w:lineRule="auto"/>
+              <w:rPr>
+                <w:sz w:val="20"/>
+                <w:szCs w:val="20"/>
+              </w:rPr>
+            </w:pPr>
+            <w:r>
+              <w:rPr>
+                <w:sz w:val="20"/>
+                <w:szCs w:val="20"/>
+              </w:rPr>
+              <w:t>M</w:t>
+            </w:r>
+          </w:p>
+        </w:tc>
+        <w:tc>
+          <w:tcPr>
+            <w:tcW w:w="1897" w:type="pct"/>
+          </w:tcPr>
+          <w:p>
+            <w:pPr>
+              <w:spacing w:line="259" w:lineRule="auto"/>
+              <w:rPr>
+                <w:sz w:val="20"/>
+                <w:szCs w:val="20"/>
+              </w:rPr>
+            </w:pPr>
+            <w:r>
+              <w:rPr>
+                <w:sz w:val="20"/>
+                <w:szCs w:val="20"/>
+              </w:rPr>
+              <w:t>Botón para ver archivo.</w:t>
+            </w:r>
+          </w:p>
+          <w:p>
+            <w:pPr>
+              <w:spacing w:line="259" w:lineRule="auto"/>
+              <w:rPr>
+                <w:sz w:val="20"/>
+                <w:szCs w:val="20"/>
+              </w:rPr>
+            </w:pPr>
+            <w:r>
+              <w:rPr>
+                <w:sz w:val="20"/>
+                <w:szCs w:val="20"/>
+              </w:rPr>
+              <w:t>Inicia como desactivado.</w:t>
+            </w:r>
+          </w:p>
+          <w:p>
+            <w:pPr>
+              <w:spacing w:line="259" w:lineRule="auto"/>
+              <w:rPr>
+                <w:sz w:val="20"/>
+                <w:szCs w:val="20"/>
+              </w:rPr>
+            </w:pPr>
+            <w:r>
+              <w:rPr>
+                <w:sz w:val="20"/>
+                <w:szCs w:val="20"/>
+              </w:rPr>
+              <w:t>Se activa solo si el caso tiene documento adjunto y permite abrir el archivo.</w:t>
+            </w:r>
+          </w:p>
+        </w:tc>
+      </w:tr>
+    </w:tbl>
+    <w:p>
+      <w:pPr>
+        <w:pStyle w:val="NormalWeb"/>
+        <w:spacing w:line="360" w:lineRule="auto"/>
+        <w:ind w:right="300"/>
+        <w:jc w:val="both"/>
+        <w:rPr>
+          <w:b/>
+          <w:bCs/>
+          <w:sz w:val="20"/>
+          <w:szCs w:val="20"/>
+        </w:rPr>
+      </w:pPr>
+      <w:r>
+        <w:rPr>
+          <w:b/>
+          <w:bCs/>
+          <w:sz w:val="20"/>
+          <w:szCs w:val="20"/>
+          <w:highlight w:val="green"/>
+        </w:rPr>
+        <w:t>RN1</w:t>
+      </w:r>
+      <w:r>
+        <w:rPr>
+          <w:b/>
+          <w:bCs/>
+          <w:sz w:val="20"/>
+          <w:szCs w:val="20"/>
+          <w:highlight w:val="green"/>
+        </w:rPr>
+        <w:t>8</w:t>
+      </w:r>
+      <w:r>
+        <w:rPr>
+          <w:b/>
+          <w:bCs/>
+          <w:sz w:val="20"/>
+          <w:szCs w:val="20"/>
+          <w:highlight w:val="green"/>
         </w:rPr>
         <w:t xml:space="preserve"> Campos de Formu</w:t>
       </w:r>
@@ -11343,6 +13141,7 @@
           <w:bCs/>
           <w:sz w:val="20"/>
           <w:szCs w:val="20"/>
+          <w:highlight w:val="green"/>
         </w:rPr>
         <w:t xml:space="preserve">lario </w:t>
       </w:r>
@@ -11352,6 +13151,7 @@
           <w:bCs/>
           <w:sz w:val="20"/>
           <w:szCs w:val="20"/>
+          <w:highlight w:val="green"/>
         </w:rPr>
         <w:t>Actividades Técnico</w:t>
       </w:r>
@@ -11715,6 +13515,7 @@
                 <w:sz w:val="20"/>
                 <w:szCs w:val="20"/>
               </w:rPr>
+              <w:lastRenderedPageBreak/>
               <w:t>Código de actividad</w:t>
             </w:r>
           </w:p>
@@ -11979,13 +13780,56 @@
                 <w:szCs w:val="20"/>
               </w:rPr>
             </w:pPr>
-            <w:r>
-              <w:rPr>
-                <w:sz w:val="20"/>
-                <w:szCs w:val="20"/>
-              </w:rPr>
-              <w:t>dd/mm/aaaa hh:mm:ss</w:t>
-            </w:r>
+            <w:proofErr w:type="spellStart"/>
+            <w:r>
+              <w:rPr>
+                <w:sz w:val="20"/>
+                <w:szCs w:val="20"/>
+              </w:rPr>
+              <w:t>dd</w:t>
+            </w:r>
+            <w:proofErr w:type="spellEnd"/>
+            <w:r>
+              <w:rPr>
+                <w:sz w:val="20"/>
+                <w:szCs w:val="20"/>
+              </w:rPr>
+              <w:t>/mm/</w:t>
+            </w:r>
+            <w:proofErr w:type="spellStart"/>
+            <w:r>
+              <w:rPr>
+                <w:sz w:val="20"/>
+                <w:szCs w:val="20"/>
+              </w:rPr>
+              <w:t>aaaa</w:t>
+            </w:r>
+            <w:proofErr w:type="spellEnd"/>
+            <w:r>
+              <w:rPr>
+                <w:sz w:val="20"/>
+                <w:szCs w:val="20"/>
+              </w:rPr>
+              <w:t xml:space="preserve"> </w:t>
+            </w:r>
+            <w:proofErr w:type="spellStart"/>
+            <w:r>
+              <w:rPr>
+                <w:sz w:val="20"/>
+                <w:szCs w:val="20"/>
+              </w:rPr>
+              <w:t>hh:</w:t>
+            </w:r>
+            <w:proofErr w:type="gramStart"/>
+            <w:r>
+              <w:rPr>
+                <w:sz w:val="20"/>
+                <w:szCs w:val="20"/>
+              </w:rPr>
+              <w:t>mm:ss</w:t>
+            </w:r>
+            <w:proofErr w:type="spellEnd"/>
+            <w:proofErr w:type="gramEnd"/>
           </w:p>
         </w:tc>
       </w:tr>
@@ -12009,6 +13853,7 @@
           <w:bCs/>
           <w:sz w:val="20"/>
           <w:szCs w:val="20"/>
+          <w:highlight w:val="green"/>
         </w:rPr>
         <w:t>RN</w:t>
       </w:r>
@@ -12018,8 +13863,9 @@
           <w:bCs/>
           <w:sz w:val="20"/>
           <w:szCs w:val="20"/>
+          <w:highlight w:val="green"/>
         </w:rPr>
-        <w:t>20</w:t>
+        <w:t>19</w:t>
       </w:r>
       <w:r>
         <w:rPr>
@@ -12027,17 +13873,9 @@
           <w:bCs/>
           <w:sz w:val="20"/>
           <w:szCs w:val="20"/>
+          <w:highlight w:val="green"/>
         </w:rPr>
-        <w:t xml:space="preserve"> Campos de Formu</w:t>
-      </w:r>
-      <w:r>
-        <w:rPr>
-          <w:b/>
-          <w:bCs/>
-          <w:sz w:val="20"/>
-          <w:szCs w:val="20"/>
-        </w:rPr>
-        <w:t>lario Nueva Actividad</w:t>
+        <w:t xml:space="preserve"> Campos de Formulario Nueva Actividad</w:t>
       </w:r>
     </w:p>
     <w:tbl>
@@ -12325,8 +14163,33 @@
                 <w:sz w:val="20"/>
                 <w:szCs w:val="20"/>
               </w:rPr>
-              <w:t>Fecha del sistema dd/mm/aaaa</w:t>
-            </w:r>
+              <w:t xml:space="preserve">Fecha del sistema </w:t>
+            </w:r>
+            <w:proofErr w:type="spellStart"/>
+            <w:r>
+              <w:rPr>
+                <w:sz w:val="20"/>
+                <w:szCs w:val="20"/>
+              </w:rPr>
+              <w:t>dd</w:t>
+            </w:r>
+            <w:proofErr w:type="spellEnd"/>
+            <w:r>
+              <w:rPr>
+                <w:sz w:val="20"/>
+                <w:szCs w:val="20"/>
+              </w:rPr>
+              <w:t>/mm/</w:t>
+            </w:r>
+            <w:proofErr w:type="spellStart"/>
+            <w:r>
+              <w:rPr>
+                <w:sz w:val="20"/>
+                <w:szCs w:val="20"/>
+              </w:rPr>
+              <w:t>aaaa</w:t>
+            </w:r>
+            <w:proofErr w:type="spellEnd"/>
           </w:p>
         </w:tc>
       </w:tr>
@@ -12684,7 +14547,6 @@
         <w:tc>
           <w:tcPr>
             <w:tcW w:w="4322" w:type="dxa"/>
-            <w:shd w:val="clear" w:color="auto" w:fill="auto"/>
           </w:tcPr>
           <w:p>
             <w:pPr>
@@ -12713,7 +14575,6 @@
         <w:tc>
           <w:tcPr>
             <w:tcW w:w="4322" w:type="dxa"/>
-            <w:shd w:val="clear" w:color="auto" w:fill="auto"/>
           </w:tcPr>
           <w:p>
             <w:pPr>
@@ -12742,7 +14603,6 @@
         <w:tc>
           <w:tcPr>
             <w:tcW w:w="4322" w:type="dxa"/>
-            <w:shd w:val="clear" w:color="auto" w:fill="auto"/>
           </w:tcPr>
           <w:p>
             <w:pPr>
@@ -12769,7 +14629,6 @@
         <w:tc>
           <w:tcPr>
             <w:tcW w:w="4322" w:type="dxa"/>
-            <w:shd w:val="clear" w:color="auto" w:fill="auto"/>
           </w:tcPr>
           <w:p>
             <w:pPr>
@@ -12861,7 +14720,6 @@
         <w:tc>
           <w:tcPr>
             <w:tcW w:w="4322" w:type="dxa"/>
-            <w:shd w:val="clear" w:color="auto" w:fill="auto"/>
           </w:tcPr>
           <w:p>
             <w:pPr>
@@ -12888,7 +14746,6 @@
         <w:tc>
           <w:tcPr>
             <w:tcW w:w="4322" w:type="dxa"/>
-            <w:shd w:val="clear" w:color="auto" w:fill="auto"/>
           </w:tcPr>
           <w:p>
             <w:pPr>
@@ -12909,26 +14766,7 @@
                 <w:szCs w:val="20"/>
                 <w:shd w:val="clear" w:color="auto" w:fill="FFFFFF"/>
               </w:rPr>
-              <w:t xml:space="preserve">Su caso fue registrado exitosamente. Su código </w:t>
-            </w:r>
-            <w:r>
-              <w:rPr>
-                <w:color w:val="222222"/>
-                <w:sz w:val="20"/>
-                <w:szCs w:val="20"/>
-                <w:shd w:val="clear" w:color="auto" w:fill="FFFFFF"/>
-              </w:rPr>
-              <w:lastRenderedPageBreak/>
-              <w:t>de seguimiento es:</w:t>
-            </w:r>
-            <w:r>
-              <w:rPr>
-                <w:color w:val="222222"/>
-                <w:sz w:val="20"/>
-                <w:szCs w:val="20"/>
-                <w:shd w:val="clear" w:color="auto" w:fill="FFFFFF"/>
-              </w:rPr>
-              <w:t xml:space="preserve"> CÓDIGO DE SEGUIMIENTO.</w:t>
+              <w:t>Su caso fue registrado exitosamente. Su código de seguimiento es: CÓDIGO DE SEGUIMIENTO.</w:t>
             </w:r>
           </w:p>
         </w:tc>
@@ -12954,7 +14792,6 @@
           <w:sz w:val="20"/>
           <w:szCs w:val="20"/>
         </w:rPr>
-        <w:lastRenderedPageBreak/>
         <w:t>RN21 Campos de Formulario Bandeja Supervisor</w:t>
       </w:r>
     </w:p>
@@ -13264,6 +15101,7 @@
                 <w:sz w:val="20"/>
                 <w:szCs w:val="20"/>
               </w:rPr>
+              <w:lastRenderedPageBreak/>
               <w:t>Fecha de ingreso</w:t>
             </w:r>
           </w:p>
@@ -13325,13 +15163,47 @@
                 <w:szCs w:val="20"/>
               </w:rPr>
             </w:pPr>
-            <w:r>
-              <w:rPr>
-                <w:sz w:val="20"/>
-                <w:szCs w:val="20"/>
-              </w:rPr>
-              <w:t>dd/mm/aaaa hh:mm</w:t>
-            </w:r>
+            <w:proofErr w:type="spellStart"/>
+            <w:r>
+              <w:rPr>
+                <w:sz w:val="20"/>
+                <w:szCs w:val="20"/>
+              </w:rPr>
+              <w:t>dd</w:t>
+            </w:r>
+            <w:proofErr w:type="spellEnd"/>
+            <w:r>
+              <w:rPr>
+                <w:sz w:val="20"/>
+                <w:szCs w:val="20"/>
+              </w:rPr>
+              <w:t>/mm/</w:t>
+            </w:r>
+            <w:proofErr w:type="spellStart"/>
+            <w:r>
+              <w:rPr>
+                <w:sz w:val="20"/>
+                <w:szCs w:val="20"/>
+              </w:rPr>
+              <w:t>aaaa</w:t>
+            </w:r>
+            <w:proofErr w:type="spellEnd"/>
+            <w:r>
+              <w:rPr>
+                <w:sz w:val="20"/>
+                <w:szCs w:val="20"/>
+              </w:rPr>
+              <w:t xml:space="preserve"> </w:t>
+            </w:r>
+            <w:proofErr w:type="spellStart"/>
+            <w:r>
+              <w:rPr>
+                <w:sz w:val="20"/>
+                <w:szCs w:val="20"/>
+              </w:rPr>
+              <w:t>hh:mm</w:t>
+            </w:r>
+            <w:proofErr w:type="spellEnd"/>
           </w:p>
         </w:tc>
       </w:tr>
@@ -14004,13 +15876,47 @@
                 <w:szCs w:val="20"/>
               </w:rPr>
             </w:pPr>
-            <w:r>
-              <w:rPr>
-                <w:sz w:val="20"/>
-                <w:szCs w:val="20"/>
-              </w:rPr>
-              <w:t>dd/mm/aaaa hh:mm</w:t>
-            </w:r>
+            <w:proofErr w:type="spellStart"/>
+            <w:r>
+              <w:rPr>
+                <w:sz w:val="20"/>
+                <w:szCs w:val="20"/>
+              </w:rPr>
+              <w:t>dd</w:t>
+            </w:r>
+            <w:proofErr w:type="spellEnd"/>
+            <w:r>
+              <w:rPr>
+                <w:sz w:val="20"/>
+                <w:szCs w:val="20"/>
+              </w:rPr>
+              <w:t>/mm/</w:t>
+            </w:r>
+            <w:proofErr w:type="spellStart"/>
+            <w:r>
+              <w:rPr>
+                <w:sz w:val="20"/>
+                <w:szCs w:val="20"/>
+              </w:rPr>
+              <w:t>aaaa</w:t>
+            </w:r>
+            <w:proofErr w:type="spellEnd"/>
+            <w:r>
+              <w:rPr>
+                <w:sz w:val="20"/>
+                <w:szCs w:val="20"/>
+              </w:rPr>
+              <w:t xml:space="preserve"> </w:t>
+            </w:r>
+            <w:proofErr w:type="spellStart"/>
+            <w:r>
+              <w:rPr>
+                <w:sz w:val="20"/>
+                <w:szCs w:val="20"/>
+              </w:rPr>
+              <w:t>hh:mm</w:t>
+            </w:r>
+            <w:proofErr w:type="spellEnd"/>
           </w:p>
         </w:tc>
       </w:tr>
@@ -14940,7 +16846,6 @@
                 <w:sz w:val="20"/>
                 <w:szCs w:val="20"/>
               </w:rPr>
-              <w:lastRenderedPageBreak/>
               <w:t>Cada botón inicia como desactivado y se activa solo si el documento existe.</w:t>
             </w:r>
           </w:p>
@@ -14967,7 +16872,6 @@
           <w:sz w:val="20"/>
           <w:szCs w:val="20"/>
         </w:rPr>
-        <w:lastRenderedPageBreak/>
         <w:t>RN23 Campos de Formulario Devolución de Caso</w:t>
       </w:r>
     </w:p>
@@ -15274,6 +17178,7 @@
           <w:sz w:val="20"/>
           <w:szCs w:val="20"/>
         </w:rPr>
+        <w:lastRenderedPageBreak/>
         <w:t>RN24 Campos de Formulario Bandeja Jefaturas</w:t>
       </w:r>
     </w:p>
@@ -15644,13 +17549,47 @@
                 <w:szCs w:val="20"/>
               </w:rPr>
             </w:pPr>
-            <w:r>
-              <w:rPr>
-                <w:sz w:val="20"/>
-                <w:szCs w:val="20"/>
-              </w:rPr>
-              <w:t>dd/mm/aaaa hh:mm</w:t>
-            </w:r>
+            <w:proofErr w:type="spellStart"/>
+            <w:r>
+              <w:rPr>
+                <w:sz w:val="20"/>
+                <w:szCs w:val="20"/>
+              </w:rPr>
+              <w:t>dd</w:t>
+            </w:r>
+            <w:proofErr w:type="spellEnd"/>
+            <w:r>
+              <w:rPr>
+                <w:sz w:val="20"/>
+                <w:szCs w:val="20"/>
+              </w:rPr>
+              <w:t>/mm/</w:t>
+            </w:r>
+            <w:proofErr w:type="spellStart"/>
+            <w:r>
+              <w:rPr>
+                <w:sz w:val="20"/>
+                <w:szCs w:val="20"/>
+              </w:rPr>
+              <w:t>aaaa</w:t>
+            </w:r>
+            <w:proofErr w:type="spellEnd"/>
+            <w:r>
+              <w:rPr>
+                <w:sz w:val="20"/>
+                <w:szCs w:val="20"/>
+              </w:rPr>
+              <w:t xml:space="preserve"> </w:t>
+            </w:r>
+            <w:proofErr w:type="spellStart"/>
+            <w:r>
+              <w:rPr>
+                <w:sz w:val="20"/>
+                <w:szCs w:val="20"/>
+              </w:rPr>
+              <w:t>hh:mm</w:t>
+            </w:r>
+            <w:proofErr w:type="spellEnd"/>
           </w:p>
         </w:tc>
       </w:tr>
@@ -16323,13 +18262,47 @@
                 <w:szCs w:val="20"/>
               </w:rPr>
             </w:pPr>
-            <w:r>
-              <w:rPr>
-                <w:sz w:val="20"/>
-                <w:szCs w:val="20"/>
-              </w:rPr>
-              <w:t>dd/mm/aaaa hh:mm</w:t>
-            </w:r>
+            <w:proofErr w:type="spellStart"/>
+            <w:r>
+              <w:rPr>
+                <w:sz w:val="20"/>
+                <w:szCs w:val="20"/>
+              </w:rPr>
+              <w:t>dd</w:t>
+            </w:r>
+            <w:proofErr w:type="spellEnd"/>
+            <w:r>
+              <w:rPr>
+                <w:sz w:val="20"/>
+                <w:szCs w:val="20"/>
+              </w:rPr>
+              <w:t>/mm/</w:t>
+            </w:r>
+            <w:proofErr w:type="spellStart"/>
+            <w:r>
+              <w:rPr>
+                <w:sz w:val="20"/>
+                <w:szCs w:val="20"/>
+              </w:rPr>
+              <w:t>aaaa</w:t>
+            </w:r>
+            <w:proofErr w:type="spellEnd"/>
+            <w:r>
+              <w:rPr>
+                <w:sz w:val="20"/>
+                <w:szCs w:val="20"/>
+              </w:rPr>
+              <w:t xml:space="preserve"> </w:t>
+            </w:r>
+            <w:proofErr w:type="spellStart"/>
+            <w:r>
+              <w:rPr>
+                <w:sz w:val="20"/>
+                <w:szCs w:val="20"/>
+              </w:rPr>
+              <w:t>hh:mm</w:t>
+            </w:r>
+            <w:proofErr w:type="spellEnd"/>
           </w:p>
         </w:tc>
       </w:tr>
@@ -16892,7 +18865,6 @@
                 <w:sz w:val="20"/>
                 <w:szCs w:val="20"/>
               </w:rPr>
-              <w:lastRenderedPageBreak/>
               <w:t>Documentos</w:t>
             </w:r>
           </w:p>
@@ -17215,6 +19187,7 @@
                 <w:sz w:val="20"/>
                 <w:szCs w:val="20"/>
               </w:rPr>
+              <w:lastRenderedPageBreak/>
               <w:t>CUI</w:t>
             </w:r>
           </w:p>
@@ -18222,6 +20195,26 @@
               <w:t>E (escritura)</w:t>
             </w:r>
           </w:p>
+          <w:p>
+            <w:pPr>
+              <w:spacing w:line="259" w:lineRule="auto"/>
+              <w:rPr>
+                <w:b/>
+                <w:bCs/>
+                <w:sz w:val="20"/>
+                <w:szCs w:val="20"/>
+              </w:rPr>
+            </w:pPr>
+            <w:r>
+              <w:rPr>
+                <w:b/>
+                <w:bCs/>
+                <w:sz w:val="20"/>
+                <w:szCs w:val="20"/>
+              </w:rPr>
+              <w:t>S (selección)</w:t>
+            </w:r>
+          </w:p>
         </w:tc>
         <w:tc>
           <w:tcPr>
@@ -18454,6 +20447,22 @@
               <w:t>Hasta 150 caracteres</w:t>
             </w:r>
           </w:p>
+          <w:p>
+            <w:pPr>
+              <w:spacing w:line="259" w:lineRule="auto"/>
+              <w:rPr>
+                <w:sz w:val="20"/>
+                <w:szCs w:val="20"/>
+              </w:rPr>
+            </w:pPr>
+            <w:r>
+              <w:rPr>
+                <w:sz w:val="20"/>
+                <w:szCs w:val="20"/>
+              </w:rPr>
+              <w:t>En la edición se muestra como solo lectura.</w:t>
+            </w:r>
+          </w:p>
         </w:tc>
       </w:tr>
       <w:tr>
@@ -18549,6 +20558,22 @@
               <w:t>Formato de correo electrónico, único en el sistema</w:t>
             </w:r>
           </w:p>
+          <w:p>
+            <w:pPr>
+              <w:spacing w:line="259" w:lineRule="auto"/>
+              <w:rPr>
+                <w:sz w:val="20"/>
+                <w:szCs w:val="20"/>
+              </w:rPr>
+            </w:pPr>
+            <w:r>
+              <w:rPr>
+                <w:sz w:val="20"/>
+                <w:szCs w:val="20"/>
+              </w:rPr>
+              <w:t>En la edición se muestra como solo lectura.</w:t>
+            </w:r>
+          </w:p>
         </w:tc>
       </w:tr>
       <w:tr>
@@ -18892,7 +20917,6 @@
                 <w:sz w:val="20"/>
                 <w:szCs w:val="20"/>
               </w:rPr>
-              <w:lastRenderedPageBreak/>
               <w:t>Estado</w:t>
             </w:r>
           </w:p>
@@ -19199,6 +21223,7 @@
                 <w:sz w:val="20"/>
                 <w:szCs w:val="20"/>
               </w:rPr>
+              <w:lastRenderedPageBreak/>
               <w:t>Catálogo</w:t>
             </w:r>
           </w:p>
@@ -19265,7 +21290,21 @@
                 <w:sz w:val="20"/>
                 <w:szCs w:val="20"/>
               </w:rPr>
-              <w:t>Departamentos, Categorías del Problema o Motivos de Rechazo</w:t>
+              <w:t xml:space="preserve">Departamentos, Categorías del Problema </w:t>
+            </w:r>
+            <w:r>
+              <w:rPr>
+                <w:sz w:val="20"/>
+                <w:szCs w:val="20"/>
+              </w:rPr>
+              <w:t>y</w:t>
+            </w:r>
+            <w:r>
+              <w:rPr>
+                <w:sz w:val="20"/>
+                <w:szCs w:val="20"/>
+              </w:rPr>
+              <w:t xml:space="preserve"> Motivos de Rechazo</w:t>
             </w:r>
           </w:p>
         </w:tc>
@@ -19579,7 +21618,7 @@
                 <w:sz w:val="20"/>
                 <w:szCs w:val="20"/>
               </w:rPr>
-              <w:t>Activo</w:t>
+              <w:t>Estado</w:t>
             </w:r>
           </w:p>
         </w:tc>
@@ -20872,7 +22911,6 @@
                 <w:sz w:val="20"/>
                 <w:szCs w:val="20"/>
               </w:rPr>
-              <w:lastRenderedPageBreak/>
               <w:t>Nueva contraseña</w:t>
             </w:r>
           </w:p>
@@ -21106,6 +23144,7 @@
                 <w:sz w:val="20"/>
                 <w:szCs w:val="20"/>
               </w:rPr>
+              <w:lastRenderedPageBreak/>
               <w:t>Campo</w:t>
             </w:r>
           </w:p>
@@ -22347,13 +24386,31 @@
                 <w:szCs w:val="20"/>
               </w:rPr>
             </w:pPr>
-            <w:r>
-              <w:rPr>
-                <w:sz w:val="20"/>
-                <w:szCs w:val="20"/>
-              </w:rPr>
-              <w:t>dd/mm/aaaa</w:t>
-            </w:r>
+            <w:proofErr w:type="spellStart"/>
+            <w:r>
+              <w:rPr>
+                <w:sz w:val="20"/>
+                <w:szCs w:val="20"/>
+              </w:rPr>
+              <w:t>dd</w:t>
+            </w:r>
+            <w:proofErr w:type="spellEnd"/>
+            <w:r>
+              <w:rPr>
+                <w:sz w:val="20"/>
+                <w:szCs w:val="20"/>
+              </w:rPr>
+              <w:t>/mm/</w:t>
+            </w:r>
+            <w:proofErr w:type="spellStart"/>
+            <w:r>
+              <w:rPr>
+                <w:sz w:val="20"/>
+                <w:szCs w:val="20"/>
+              </w:rPr>
+              <w:t>aaaa</w:t>
+            </w:r>
+            <w:proofErr w:type="spellEnd"/>
           </w:p>
         </w:tc>
       </w:tr>
@@ -22764,7 +24821,23 @@
                 <w:sz w:val="20"/>
                 <w:szCs w:val="20"/>
               </w:rPr>
-              <w:t>El Supervisor y el Jefe de Departamento solo consultan su propio departamento.</w:t>
+              <w:t xml:space="preserve">El Supervisor y el </w:t>
+            </w:r>
+            <w:proofErr w:type="gramStart"/>
+            <w:r>
+              <w:rPr>
+                <w:sz w:val="20"/>
+                <w:szCs w:val="20"/>
+              </w:rPr>
+              <w:t>Jefe</w:t>
+            </w:r>
+            <w:proofErr w:type="gramEnd"/>
+            <w:r>
+              <w:rPr>
+                <w:sz w:val="20"/>
+                <w:szCs w:val="20"/>
+              </w:rPr>
+              <w:t xml:space="preserve"> de Departamento solo consultan su propio departamento.</w:t>
             </w:r>
           </w:p>
         </w:tc>
@@ -22854,20 +24927,21 @@
                 <w:szCs w:val="20"/>
               </w:rPr>
             </w:pPr>
-            <w:r>
-              <w:rPr>
-                <w:sz w:val="20"/>
-                <w:szCs w:val="20"/>
-              </w:rPr>
-              <w:t xml:space="preserve">Total de casos, casos resueltos, días </w:t>
-            </w:r>
-            <w:r>
-              <w:rPr>
-                <w:sz w:val="20"/>
-                <w:szCs w:val="20"/>
-              </w:rPr>
-              <w:lastRenderedPageBreak/>
-              <w:t>promedio de atención y desglose por estado, tipo de caso, departamento y categoría</w:t>
+            <w:proofErr w:type="gramStart"/>
+            <w:r>
+              <w:rPr>
+                <w:sz w:val="20"/>
+                <w:szCs w:val="20"/>
+              </w:rPr>
+              <w:t>Total</w:t>
+            </w:r>
+            <w:proofErr w:type="gramEnd"/>
+            <w:r>
+              <w:rPr>
+                <w:sz w:val="20"/>
+                <w:szCs w:val="20"/>
+              </w:rPr>
+              <w:t xml:space="preserve"> de casos, casos resueltos, días promedio de atención y desglose por estado, tipo de caso, departamento y categoría</w:t>
             </w:r>
           </w:p>
         </w:tc>
@@ -22896,7 +24970,6 @@
                 <w:sz w:val="20"/>
                 <w:szCs w:val="20"/>
               </w:rPr>
-              <w:lastRenderedPageBreak/>
               <w:t>Exportar</w:t>
             </w:r>
           </w:p>
@@ -23035,6 +25108,7 @@
                 <w:sz w:val="20"/>
                 <w:szCs w:val="20"/>
               </w:rPr>
+              <w:lastRenderedPageBreak/>
               <w:t>Campo</w:t>
             </w:r>
           </w:p>
@@ -23855,13 +25929,31 @@
                 <w:szCs w:val="20"/>
               </w:rPr>
             </w:pPr>
-            <w:r>
-              <w:rPr>
-                <w:sz w:val="20"/>
-                <w:szCs w:val="20"/>
-              </w:rPr>
-              <w:t>dd/mm/aaaa</w:t>
-            </w:r>
+            <w:proofErr w:type="spellStart"/>
+            <w:r>
+              <w:rPr>
+                <w:sz w:val="20"/>
+                <w:szCs w:val="20"/>
+              </w:rPr>
+              <w:t>dd</w:t>
+            </w:r>
+            <w:proofErr w:type="spellEnd"/>
+            <w:r>
+              <w:rPr>
+                <w:sz w:val="20"/>
+                <w:szCs w:val="20"/>
+              </w:rPr>
+              <w:t>/mm/</w:t>
+            </w:r>
+            <w:proofErr w:type="spellStart"/>
+            <w:r>
+              <w:rPr>
+                <w:sz w:val="20"/>
+                <w:szCs w:val="20"/>
+              </w:rPr>
+              <w:t>aaaa</w:t>
+            </w:r>
+            <w:proofErr w:type="spellEnd"/>
           </w:p>
         </w:tc>
       </w:tr>
@@ -24733,7 +26825,6 @@
                 <w:sz w:val="20"/>
                 <w:szCs w:val="20"/>
               </w:rPr>
-              <w:lastRenderedPageBreak/>
               <w:t>Requerimiento de ampliación</w:t>
             </w:r>
           </w:p>
@@ -24761,7 +26852,7 @@
                 <w:sz w:val="20"/>
                 <w:szCs w:val="20"/>
               </w:rPr>
-              <w:t>Se envía al ciudadano cuando el Auxiliar le pide ampliar la información. NOT01</w:t>
+              <w:t>Se envía al ciudadano cuando el Auxiliar le pide ampliar la información.</w:t>
             </w:r>
           </w:p>
         </w:tc>
@@ -25009,6 +27100,7 @@
           <w:sz w:val="20"/>
           <w:szCs w:val="20"/>
         </w:rPr>
+        <w:lastRenderedPageBreak/>
         <w:t>RN36 Envío de Notificaciones</w:t>
       </w:r>
     </w:p>
@@ -26092,7 +28184,7 @@
       </w:pPr>
       <w:r>
         <w:rPr>
-          <w:rStyle w:val="Strong"/>
+          <w:rStyle w:val="Fuerte"/>
           <w:color w:val="000000"/>
         </w:rPr>
         <w:t>Queja.</w:t>
@@ -26117,7 +28209,7 @@
       </w:pPr>
       <w:r>
         <w:rPr>
-          <w:rStyle w:val="Strong"/>
+          <w:rStyle w:val="Fuerte"/>
           <w:color w:val="000000"/>
         </w:rPr>
         <w:t>Reclamo.</w:t>
@@ -26142,7 +28234,7 @@
       </w:pPr>
       <w:r>
         <w:rPr>
-          <w:rStyle w:val="Strong"/>
+          <w:rStyle w:val="Fuerte"/>
           <w:color w:val="000000"/>
         </w:rPr>
         <w:t>Denuncia.</w:t>
@@ -26167,7 +28259,7 @@
       </w:pPr>
       <w:r>
         <w:rPr>
-          <w:rStyle w:val="Strong"/>
+          <w:rStyle w:val="Fuerte"/>
           <w:color w:val="000000"/>
         </w:rPr>
         <w:t>Sugerencia.</w:t>
@@ -26197,7 +28289,7 @@
           <w:sz w:val="20"/>
           <w:szCs w:val="20"/>
         </w:rPr>
-        <w:t xml:space="preserve">RN39 Vigencia de la sesión del ciudadano</w:t>
+        <w:t>RN39 Vigencia de la sesión del ciudadano</w:t>
       </w:r>
     </w:p>
     <w:p>
@@ -26216,7 +28308,8 @@
           <w:sz w:val="20"/>
           <w:szCs w:val="20"/>
         </w:rPr>
-        <w:t xml:space="preserve">La sesión del ciudadano inicia en el momento en que confirma el código de verificación enviado a su correo y tiene una vigencia de 30 minutos. Dentro de ese plazo el ciudadano puede registrar casos y ampliar los que lo requieran sin solicitar un código nuevo. La vigencia se cuenta desde la confirmación del código y no se renueva con el uso del sistema. La sesión también termina cuando el ciudadano selecciona el botón “Cerrar sesión”.</w:t>
+        <w:lastRenderedPageBreak/>
+        <w:t>La sesión del ciudadano inicia en el momento en que confirma el código de verificación enviado a su correo y tiene una vigencia de 30 minutos. Dentro de ese plazo el ciudadano puede registrar casos y ampliar los que lo requieran sin solicitar un código nuevo. La vigencia se cuenta desde la confirmación del código y no se renueva con el uso del sistema. La sesión también termina cuando el ciudadano selecciona el botón “Cerrar sesión”.</w:t>
       </w:r>
     </w:p>
     <w:p>
@@ -26235,7 +28328,7 @@
           <w:sz w:val="20"/>
           <w:szCs w:val="20"/>
         </w:rPr>
-        <w:t xml:space="preserve">Mientras la sesión no esté vigente, ya sea porque el ciudadano no ha confirmado el código, porque transcurrieron los 30 minutos o porque cerró sesión, el sistema no permite registrar ni ampliar casos y muestra el mensaje AN02 # 17. Para continuar, el ciudadano debe ingresar nuevamente al sistema y confirmar un código de verificación.</w:t>
+        <w:t>Mientras la sesión no esté vigente, ya sea porque el ciudadano no ha confirmado el código, porque transcurrieron los 30 minutos o porque cerró sesión, el sistema no permite registrar ni ampliar casos y muestra el mensaje AN02 # 17. Para continuar, el ciudadano debe ingresar nuevamente al sistema y confirmar un código de verificación.</w:t>
       </w:r>
     </w:p>
     <w:p>
@@ -26740,6 +28833,7 @@
               <w:rPr>
                 <w:sz w:val="20"/>
                 <w:szCs w:val="20"/>
+                <w:highlight w:val="green"/>
               </w:rPr>
               <w:t>5</w:t>
             </w:r>
@@ -26763,6 +28857,13 @@
                 <w:szCs w:val="20"/>
               </w:rPr>
             </w:pPr>
+            <w:r>
+              <w:rPr>
+                <w:sz w:val="20"/>
+                <w:szCs w:val="20"/>
+              </w:rPr>
+              <w:t>La actividad fue registrada correctamente.</w:t>
+            </w:r>
           </w:p>
         </w:tc>
       </w:tr>
@@ -26817,7 +28918,14 @@
                 <w:sz w:val="20"/>
                 <w:szCs w:val="20"/>
               </w:rPr>
-              <w:t>La actividad fue registrada correctamente.</w:t>
+              <w:t>El caso fue procesado</w:t>
+            </w:r>
+            <w:r>
+              <w:rPr>
+                <w:sz w:val="20"/>
+                <w:szCs w:val="20"/>
+              </w:rPr>
+              <w:t xml:space="preserve"> exitosamente.</w:t>
             </w:r>
           </w:p>
         </w:tc>
@@ -26888,12 +28996,14 @@
               <w:rPr>
                 <w:sz w:val="20"/>
                 <w:szCs w:val="20"/>
-              </w:rPr>
-            </w:pPr>
-            <w:r>
-              <w:rPr>
-                <w:sz w:val="20"/>
-                <w:szCs w:val="20"/>
+                <w:highlight w:val="green"/>
+              </w:rPr>
+            </w:pPr>
+            <w:r>
+              <w:rPr>
+                <w:sz w:val="20"/>
+                <w:szCs w:val="20"/>
+                <w:highlight w:val="green"/>
               </w:rPr>
               <w:t>8</w:t>
             </w:r>
@@ -26915,12 +29025,14 @@
               <w:rPr>
                 <w:sz w:val="20"/>
                 <w:szCs w:val="20"/>
-              </w:rPr>
-            </w:pPr>
-            <w:r>
-              <w:rPr>
-                <w:sz w:val="20"/>
-                <w:szCs w:val="20"/>
+                <w:highlight w:val="green"/>
+              </w:rPr>
+            </w:pPr>
+            <w:r>
+              <w:rPr>
+                <w:sz w:val="20"/>
+                <w:szCs w:val="20"/>
+                <w:highlight w:val="green"/>
               </w:rPr>
               <w:t>El usuario fue guardado exitosamente.</w:t>
             </w:r>
@@ -26944,12 +29056,14 @@
               <w:rPr>
                 <w:sz w:val="20"/>
                 <w:szCs w:val="20"/>
-              </w:rPr>
-            </w:pPr>
-            <w:r>
-              <w:rPr>
-                <w:sz w:val="20"/>
-                <w:szCs w:val="20"/>
+                <w:highlight w:val="green"/>
+              </w:rPr>
+            </w:pPr>
+            <w:r>
+              <w:rPr>
+                <w:sz w:val="20"/>
+                <w:szCs w:val="20"/>
+                <w:highlight w:val="green"/>
               </w:rPr>
               <w:t>9</w:t>
             </w:r>
@@ -26971,12 +29085,14 @@
               <w:rPr>
                 <w:sz w:val="20"/>
                 <w:szCs w:val="20"/>
-              </w:rPr>
-            </w:pPr>
-            <w:r>
-              <w:rPr>
-                <w:sz w:val="20"/>
-                <w:szCs w:val="20"/>
+                <w:highlight w:val="green"/>
+              </w:rPr>
+            </w:pPr>
+            <w:r>
+              <w:rPr>
+                <w:sz w:val="20"/>
+                <w:szCs w:val="20"/>
+                <w:highlight w:val="green"/>
               </w:rPr>
               <w:t>El catálogo fue actualizado exitosamente.</w:t>
             </w:r>
@@ -27000,12 +29116,14 @@
               <w:rPr>
                 <w:sz w:val="20"/>
                 <w:szCs w:val="20"/>
-              </w:rPr>
-            </w:pPr>
-            <w:r>
-              <w:rPr>
-                <w:sz w:val="20"/>
-                <w:szCs w:val="20"/>
+                <w:highlight w:val="green"/>
+              </w:rPr>
+            </w:pPr>
+            <w:r>
+              <w:rPr>
+                <w:sz w:val="20"/>
+                <w:szCs w:val="20"/>
+                <w:highlight w:val="green"/>
               </w:rPr>
               <w:t>10</w:t>
             </w:r>
@@ -27027,12 +29145,14 @@
               <w:rPr>
                 <w:sz w:val="20"/>
                 <w:szCs w:val="20"/>
-              </w:rPr>
-            </w:pPr>
-            <w:r>
-              <w:rPr>
-                <w:sz w:val="20"/>
-                <w:szCs w:val="20"/>
+                <w:highlight w:val="green"/>
+              </w:rPr>
+            </w:pPr>
+            <w:r>
+              <w:rPr>
+                <w:sz w:val="20"/>
+                <w:szCs w:val="20"/>
+                <w:highlight w:val="green"/>
               </w:rPr>
               <w:t>Sus datos fueron actualizados exitosamente.</w:t>
             </w:r>
@@ -27062,6 +29182,7 @@
               <w:rPr>
                 <w:sz w:val="20"/>
                 <w:szCs w:val="20"/>
+                <w:highlight w:val="green"/>
               </w:rPr>
               <w:t>11</w:t>
             </w:r>
@@ -27530,6 +29651,7 @@
                 <w:szCs w:val="20"/>
                 <w:highlight w:val="green"/>
               </w:rPr>
+              <w:lastRenderedPageBreak/>
               <w:t>3</w:t>
             </w:r>
           </w:p>
@@ -27699,7 +29821,6 @@
                 <w:sz w:val="20"/>
                 <w:szCs w:val="20"/>
               </w:rPr>
-              <w:lastRenderedPageBreak/>
               <w:t>6</w:t>
             </w:r>
           </w:p>
@@ -27749,12 +29870,14 @@
               <w:rPr>
                 <w:sz w:val="20"/>
                 <w:szCs w:val="20"/>
-              </w:rPr>
-            </w:pPr>
-            <w:r>
-              <w:rPr>
-                <w:sz w:val="20"/>
-                <w:szCs w:val="20"/>
+                <w:highlight w:val="green"/>
+              </w:rPr>
+            </w:pPr>
+            <w:r>
+              <w:rPr>
+                <w:sz w:val="20"/>
+                <w:szCs w:val="20"/>
+                <w:highlight w:val="green"/>
               </w:rPr>
               <w:t>7</w:t>
             </w:r>
@@ -27776,12 +29899,14 @@
               <w:rPr>
                 <w:sz w:val="20"/>
                 <w:szCs w:val="20"/>
-              </w:rPr>
-            </w:pPr>
-            <w:r>
-              <w:rPr>
-                <w:sz w:val="20"/>
-                <w:szCs w:val="20"/>
+                <w:highlight w:val="green"/>
+              </w:rPr>
+            </w:pPr>
+            <w:r>
+              <w:rPr>
+                <w:sz w:val="20"/>
+                <w:szCs w:val="20"/>
+                <w:highlight w:val="green"/>
               </w:rPr>
               <w:t>Debe completar todos los campos obligatorios del formulario.</w:t>
             </w:r>
@@ -28377,7 +30502,7 @@
                 <w:sz w:val="20"/>
                 <w:szCs w:val="20"/>
               </w:rPr>
-              <w:t xml:space="preserve">Debe completar la verificación de su DPI antes de registrar el caso.</w:t>
+              <w:t>Debe completar la verificación de su DPI antes de registrar el caso.</w:t>
             </w:r>
           </w:p>
         </w:tc>
@@ -28675,12 +30800,14 @@
               <w:rPr>
                 <w:sz w:val="20"/>
                 <w:szCs w:val="20"/>
-              </w:rPr>
-            </w:pPr>
-            <w:r>
-              <w:rPr>
-                <w:sz w:val="20"/>
-                <w:szCs w:val="20"/>
+                <w:highlight w:val="green"/>
+              </w:rPr>
+            </w:pPr>
+            <w:r>
+              <w:rPr>
+                <w:sz w:val="20"/>
+                <w:szCs w:val="20"/>
+                <w:highlight w:val="green"/>
               </w:rPr>
               <w:t>23</w:t>
             </w:r>
@@ -28702,12 +30829,14 @@
               <w:rPr>
                 <w:sz w:val="20"/>
                 <w:szCs w:val="20"/>
-              </w:rPr>
-            </w:pPr>
-            <w:r>
-              <w:rPr>
-                <w:sz w:val="20"/>
-                <w:szCs w:val="20"/>
+                <w:highlight w:val="green"/>
+              </w:rPr>
+            </w:pPr>
+            <w:r>
+              <w:rPr>
+                <w:sz w:val="20"/>
+                <w:szCs w:val="20"/>
+                <w:highlight w:val="green"/>
               </w:rPr>
               <w:t>No existen casos pendientes en la bandeja de supervisión.</w:t>
             </w:r>
@@ -28731,12 +30860,14 @@
               <w:rPr>
                 <w:sz w:val="20"/>
                 <w:szCs w:val="20"/>
-              </w:rPr>
-            </w:pPr>
-            <w:r>
-              <w:rPr>
-                <w:sz w:val="20"/>
-                <w:szCs w:val="20"/>
+                <w:highlight w:val="green"/>
+              </w:rPr>
+            </w:pPr>
+            <w:r>
+              <w:rPr>
+                <w:sz w:val="20"/>
+                <w:szCs w:val="20"/>
+                <w:highlight w:val="green"/>
               </w:rPr>
               <w:t>24</w:t>
             </w:r>
@@ -28758,12 +30889,14 @@
               <w:rPr>
                 <w:sz w:val="20"/>
                 <w:szCs w:val="20"/>
-              </w:rPr>
-            </w:pPr>
-            <w:r>
-              <w:rPr>
-                <w:sz w:val="20"/>
-                <w:szCs w:val="20"/>
+                <w:highlight w:val="green"/>
+              </w:rPr>
+            </w:pPr>
+            <w:r>
+              <w:rPr>
+                <w:sz w:val="20"/>
+                <w:szCs w:val="20"/>
+                <w:highlight w:val="green"/>
               </w:rPr>
               <w:t>No se encontró un caso con el código o número ingresado.</w:t>
             </w:r>
@@ -28843,12 +30976,14 @@
               <w:rPr>
                 <w:sz w:val="20"/>
                 <w:szCs w:val="20"/>
-              </w:rPr>
-            </w:pPr>
-            <w:r>
-              <w:rPr>
-                <w:sz w:val="20"/>
-                <w:szCs w:val="20"/>
+                <w:highlight w:val="green"/>
+              </w:rPr>
+            </w:pPr>
+            <w:r>
+              <w:rPr>
+                <w:sz w:val="20"/>
+                <w:szCs w:val="20"/>
+                <w:highlight w:val="green"/>
               </w:rPr>
               <w:t>26</w:t>
             </w:r>
@@ -28870,12 +31005,14 @@
               <w:rPr>
                 <w:sz w:val="20"/>
                 <w:szCs w:val="20"/>
-              </w:rPr>
-            </w:pPr>
-            <w:r>
-              <w:rPr>
-                <w:sz w:val="20"/>
-                <w:szCs w:val="20"/>
+                <w:highlight w:val="green"/>
+              </w:rPr>
+            </w:pPr>
+            <w:r>
+              <w:rPr>
+                <w:sz w:val="20"/>
+                <w:szCs w:val="20"/>
+                <w:highlight w:val="green"/>
               </w:rPr>
               <w:t>El usuario tiene casos activos asignados. Debe reasignarlos antes de continuar.</w:t>
             </w:r>
@@ -28955,12 +31092,14 @@
               <w:rPr>
                 <w:sz w:val="20"/>
                 <w:szCs w:val="20"/>
-              </w:rPr>
-            </w:pPr>
-            <w:r>
-              <w:rPr>
-                <w:sz w:val="20"/>
-                <w:szCs w:val="20"/>
+                <w:highlight w:val="green"/>
+              </w:rPr>
+            </w:pPr>
+            <w:r>
+              <w:rPr>
+                <w:sz w:val="20"/>
+                <w:szCs w:val="20"/>
+                <w:highlight w:val="green"/>
               </w:rPr>
               <w:t>28</w:t>
             </w:r>
@@ -28982,12 +31121,14 @@
               <w:rPr>
                 <w:sz w:val="20"/>
                 <w:szCs w:val="20"/>
-              </w:rPr>
-            </w:pPr>
-            <w:r>
-              <w:rPr>
-                <w:sz w:val="20"/>
-                <w:szCs w:val="20"/>
+                <w:highlight w:val="green"/>
+              </w:rPr>
+            </w:pPr>
+            <w:r>
+              <w:rPr>
+                <w:sz w:val="20"/>
+                <w:szCs w:val="20"/>
+                <w:highlight w:val="green"/>
               </w:rPr>
               <w:t>Los datos ingresados no son válidos, o las contraseñas no coinciden.</w:t>
             </w:r>
@@ -29235,12 +31376,14 @@
               <w:rPr>
                 <w:sz w:val="20"/>
                 <w:szCs w:val="20"/>
-              </w:rPr>
-            </w:pPr>
-            <w:r>
-              <w:rPr>
-                <w:sz w:val="20"/>
-                <w:szCs w:val="20"/>
+                <w:highlight w:val="green"/>
+              </w:rPr>
+            </w:pPr>
+            <w:r>
+              <w:rPr>
+                <w:sz w:val="20"/>
+                <w:szCs w:val="20"/>
+                <w:highlight w:val="green"/>
               </w:rPr>
               <w:t>33</w:t>
             </w:r>
@@ -29262,12 +31405,14 @@
               <w:rPr>
                 <w:sz w:val="20"/>
                 <w:szCs w:val="20"/>
-              </w:rPr>
-            </w:pPr>
-            <w:r>
-              <w:rPr>
-                <w:sz w:val="20"/>
-                <w:szCs w:val="20"/>
+                <w:highlight w:val="green"/>
+              </w:rPr>
+            </w:pPr>
+            <w:r>
+              <w:rPr>
+                <w:sz w:val="20"/>
+                <w:szCs w:val="20"/>
+                <w:highlight w:val="green"/>
               </w:rPr>
               <w:t>No existen casos pendientes de firma en este momento.</w:t>
             </w:r>
@@ -29802,12 +31947,14 @@
               <w:rPr>
                 <w:sz w:val="20"/>
                 <w:szCs w:val="20"/>
-              </w:rPr>
-            </w:pPr>
-            <w:r>
-              <w:rPr>
-                <w:sz w:val="20"/>
-                <w:szCs w:val="20"/>
+                <w:highlight w:val="green"/>
+              </w:rPr>
+            </w:pPr>
+            <w:r>
+              <w:rPr>
+                <w:sz w:val="20"/>
+                <w:szCs w:val="20"/>
+                <w:highlight w:val="green"/>
               </w:rPr>
               <w:t>43</w:t>
             </w:r>
@@ -29829,12 +31976,14 @@
               <w:rPr>
                 <w:sz w:val="20"/>
                 <w:szCs w:val="20"/>
-              </w:rPr>
-            </w:pPr>
-            <w:r>
-              <w:rPr>
-                <w:sz w:val="20"/>
-                <w:szCs w:val="20"/>
+                <w:highlight w:val="green"/>
+              </w:rPr>
+            </w:pPr>
+            <w:r>
+              <w:rPr>
+                <w:sz w:val="20"/>
+                <w:szCs w:val="20"/>
+                <w:highlight w:val="green"/>
               </w:rPr>
               <w:t>Ya existe un usuario registrado con ese CUI o correo electrónico.</w:t>
             </w:r>
@@ -29858,12 +32007,14 @@
               <w:rPr>
                 <w:sz w:val="20"/>
                 <w:szCs w:val="20"/>
-              </w:rPr>
-            </w:pPr>
-            <w:r>
-              <w:rPr>
-                <w:sz w:val="20"/>
-                <w:szCs w:val="20"/>
+                <w:highlight w:val="green"/>
+              </w:rPr>
+            </w:pPr>
+            <w:r>
+              <w:rPr>
+                <w:sz w:val="20"/>
+                <w:szCs w:val="20"/>
+                <w:highlight w:val="green"/>
               </w:rPr>
               <w:t>44</w:t>
             </w:r>
@@ -29885,12 +32036,14 @@
               <w:rPr>
                 <w:sz w:val="20"/>
                 <w:szCs w:val="20"/>
-              </w:rPr>
-            </w:pPr>
-            <w:r>
-              <w:rPr>
-                <w:sz w:val="20"/>
-                <w:szCs w:val="20"/>
+                <w:highlight w:val="green"/>
+              </w:rPr>
+            </w:pPr>
+            <w:r>
+              <w:rPr>
+                <w:sz w:val="20"/>
+                <w:szCs w:val="20"/>
+                <w:highlight w:val="green"/>
               </w:rPr>
               <w:t>Ya existe un elemento con ese nombre en el catálogo.</w:t>
             </w:r>
@@ -29975,6 +32128,7 @@
           <w:szCs w:val="20"/>
           <w:highlight w:val="green"/>
         </w:rPr>
+        <w:lastRenderedPageBreak/>
         <w:t>AN03 Filosofía empresarial</w:t>
       </w:r>
     </w:p>
@@ -30028,7 +32182,6 @@
                 <w:sz w:val="20"/>
                 <w:szCs w:val="20"/>
               </w:rPr>
-              <w:lastRenderedPageBreak/>
               <w:t>Campo</w:t>
             </w:r>
           </w:p>
@@ -30493,8 +32646,17 @@
                 <w:sz w:val="20"/>
                 <w:szCs w:val="20"/>
               </w:rPr>
-              <w:t>Código de seguimiento: codigoSeguimiento</w:t>
-            </w:r>
+              <w:t xml:space="preserve">Código de seguimiento: </w:t>
+            </w:r>
+            <w:proofErr w:type="spellStart"/>
+            <w:r>
+              <w:rPr>
+                <w:sz w:val="20"/>
+                <w:szCs w:val="20"/>
+              </w:rPr>
+              <w:t>codigoSeguimiento</w:t>
+            </w:r>
+            <w:proofErr w:type="spellEnd"/>
           </w:p>
           <w:p>
             <w:pPr>
@@ -30509,8 +32671,17 @@
                 <w:sz w:val="20"/>
                 <w:szCs w:val="20"/>
               </w:rPr>
-              <w:t>Fecha de registro: fechaRegistro</w:t>
-            </w:r>
+              <w:t xml:space="preserve">Fecha de registro: </w:t>
+            </w:r>
+            <w:proofErr w:type="spellStart"/>
+            <w:r>
+              <w:rPr>
+                <w:sz w:val="20"/>
+                <w:szCs w:val="20"/>
+              </w:rPr>
+              <w:t>fechaRegistro</w:t>
+            </w:r>
+            <w:proofErr w:type="spellEnd"/>
           </w:p>
           <w:p>
             <w:pPr>
@@ -30525,8 +32696,33 @@
                 <w:sz w:val="20"/>
                 <w:szCs w:val="20"/>
               </w:rPr>
-              <w:t>Tipo de caso: tipoCaso     Categoría: categoriaProblema</w:t>
-            </w:r>
+              <w:t xml:space="preserve">Tipo de caso: </w:t>
+            </w:r>
+            <w:proofErr w:type="spellStart"/>
+            <w:r>
+              <w:rPr>
+                <w:sz w:val="20"/>
+                <w:szCs w:val="20"/>
+              </w:rPr>
+              <w:t>tipoCaso</w:t>
+            </w:r>
+            <w:proofErr w:type="spellEnd"/>
+            <w:r>
+              <w:rPr>
+                <w:sz w:val="20"/>
+                <w:szCs w:val="20"/>
+              </w:rPr>
+              <w:t xml:space="preserve">     Categoría: </w:t>
+            </w:r>
+            <w:proofErr w:type="spellStart"/>
+            <w:r>
+              <w:rPr>
+                <w:sz w:val="20"/>
+                <w:szCs w:val="20"/>
+              </w:rPr>
+              <w:t>categoriaProblema</w:t>
+            </w:r>
+            <w:proofErr w:type="spellEnd"/>
           </w:p>
           <w:p>
             <w:pPr>
@@ -30541,8 +32737,17 @@
                 <w:sz w:val="20"/>
                 <w:szCs w:val="20"/>
               </w:rPr>
-              <w:t>Ciudadano: nombreCiudadano</w:t>
-            </w:r>
+              <w:t xml:space="preserve">Ciudadano: </w:t>
+            </w:r>
+            <w:proofErr w:type="spellStart"/>
+            <w:r>
+              <w:rPr>
+                <w:sz w:val="20"/>
+                <w:szCs w:val="20"/>
+              </w:rPr>
+              <w:t>nombreCiudadano</w:t>
+            </w:r>
+            <w:proofErr w:type="spellEnd"/>
           </w:p>
           <w:p>
             <w:pPr>
@@ -30557,8 +32762,17 @@
                 <w:sz w:val="20"/>
                 <w:szCs w:val="20"/>
               </w:rPr>
-              <w:t>Departamento responsable: departamentoResponsable</w:t>
-            </w:r>
+              <w:t xml:space="preserve">Departamento responsable: </w:t>
+            </w:r>
+            <w:proofErr w:type="spellStart"/>
+            <w:r>
+              <w:rPr>
+                <w:sz w:val="20"/>
+                <w:szCs w:val="20"/>
+              </w:rPr>
+              <w:t>departamentoResponsable</w:t>
+            </w:r>
+            <w:proofErr w:type="spellEnd"/>
           </w:p>
           <w:p>
             <w:pPr>
@@ -30582,7 +32796,55 @@
                 <w:sz w:val="20"/>
                 <w:szCs w:val="20"/>
               </w:rPr>
-              <w:t>El caso fue revisado por el Auxiliar nombreAuxiliar el fechaRevision, con el siguiente resultado: decisionAuxiliar.</w:t>
+              <w:t xml:space="preserve">El caso fue revisado por el Auxiliar </w:t>
+            </w:r>
+            <w:proofErr w:type="spellStart"/>
+            <w:r>
+              <w:rPr>
+                <w:sz w:val="20"/>
+                <w:szCs w:val="20"/>
+              </w:rPr>
+              <w:t>nombreAuxiliar</w:t>
+            </w:r>
+            <w:proofErr w:type="spellEnd"/>
+            <w:r>
+              <w:rPr>
+                <w:sz w:val="20"/>
+                <w:szCs w:val="20"/>
+              </w:rPr>
+              <w:t xml:space="preserve"> el </w:t>
+            </w:r>
+            <w:proofErr w:type="spellStart"/>
+            <w:r>
+              <w:rPr>
+                <w:sz w:val="20"/>
+                <w:szCs w:val="20"/>
+              </w:rPr>
+              <w:t>fechaRevision</w:t>
+            </w:r>
+            <w:proofErr w:type="spellEnd"/>
+            <w:r>
+              <w:rPr>
+                <w:sz w:val="20"/>
+                <w:szCs w:val="20"/>
+              </w:rPr>
+              <w:t xml:space="preserve">, con el siguiente resultado: </w:t>
+            </w:r>
+            <w:proofErr w:type="spellStart"/>
+            <w:r>
+              <w:rPr>
+                <w:sz w:val="20"/>
+                <w:szCs w:val="20"/>
+              </w:rPr>
+              <w:t>decisionAuxiliar</w:t>
+            </w:r>
+            <w:proofErr w:type="spellEnd"/>
+            <w:r>
+              <w:rPr>
+                <w:sz w:val="20"/>
+                <w:szCs w:val="20"/>
+              </w:rPr>
+              <w:t>.</w:t>
             </w:r>
           </w:p>
           <w:p>
@@ -30607,8 +32869,17 @@
                 <w:sz w:val="20"/>
                 <w:szCs w:val="20"/>
               </w:rPr>
-              <w:t>Motivo de rechazo: motivoRechazo</w:t>
-            </w:r>
+              <w:t xml:space="preserve">Motivo de rechazo: </w:t>
+            </w:r>
+            <w:proofErr w:type="spellStart"/>
+            <w:r>
+              <w:rPr>
+                <w:sz w:val="20"/>
+                <w:szCs w:val="20"/>
+              </w:rPr>
+              <w:t>motivoRechazo</w:t>
+            </w:r>
+            <w:proofErr w:type="spellEnd"/>
           </w:p>
           <w:p>
             <w:pPr>
@@ -30623,8 +32894,17 @@
                 <w:sz w:val="20"/>
                 <w:szCs w:val="20"/>
               </w:rPr>
-              <w:t>Instrucciones de ampliación: instruccionesAmpliacion</w:t>
-            </w:r>
+              <w:t xml:space="preserve">Instrucciones de ampliación: </w:t>
+            </w:r>
+            <w:proofErr w:type="spellStart"/>
+            <w:r>
+              <w:rPr>
+                <w:sz w:val="20"/>
+                <w:szCs w:val="20"/>
+              </w:rPr>
+              <w:t>instruccionesAmpliacion</w:t>
+            </w:r>
+            <w:proofErr w:type="spellEnd"/>
           </w:p>
           <w:p>
             <w:pPr>
@@ -30639,8 +32919,17 @@
                 <w:sz w:val="20"/>
                 <w:szCs w:val="20"/>
               </w:rPr>
-              <w:t>Observaciones: observacionesAuxiliar</w:t>
-            </w:r>
+              <w:t xml:space="preserve">Observaciones: </w:t>
+            </w:r>
+            <w:proofErr w:type="spellStart"/>
+            <w:r>
+              <w:rPr>
+                <w:sz w:val="20"/>
+                <w:szCs w:val="20"/>
+              </w:rPr>
+              <w:t>observacionesAuxiliar</w:t>
+            </w:r>
+            <w:proofErr w:type="spellEnd"/>
           </w:p>
         </w:tc>
       </w:tr>
@@ -30710,6 +32999,7 @@
                 <w:szCs w:val="20"/>
               </w:rPr>
             </w:pPr>
+            <w:proofErr w:type="spellStart"/>
             <w:r>
               <w:rPr>
                 <w:sz w:val="20"/>
@@ -30717,6 +33007,7 @@
               </w:rPr>
               <w:t>codigoSeguimiento</w:t>
             </w:r>
+            <w:proofErr w:type="spellEnd"/>
           </w:p>
         </w:tc>
         <w:tc>
@@ -30752,6 +33043,7 @@
                 <w:szCs w:val="20"/>
               </w:rPr>
             </w:pPr>
+            <w:proofErr w:type="spellStart"/>
             <w:r>
               <w:rPr>
                 <w:sz w:val="20"/>
@@ -30759,6 +33051,7 @@
               </w:rPr>
               <w:t>fechaRegistro</w:t>
             </w:r>
+            <w:proofErr w:type="spellEnd"/>
           </w:p>
         </w:tc>
         <w:tc>
@@ -30794,6 +33087,7 @@
                 <w:szCs w:val="20"/>
               </w:rPr>
             </w:pPr>
+            <w:proofErr w:type="spellStart"/>
             <w:r>
               <w:rPr>
                 <w:sz w:val="20"/>
@@ -30801,6 +33095,7 @@
               </w:rPr>
               <w:t>tipoCaso</w:t>
             </w:r>
+            <w:proofErr w:type="spellEnd"/>
           </w:p>
         </w:tc>
         <w:tc>
@@ -30850,6 +33145,7 @@
                 <w:szCs w:val="20"/>
               </w:rPr>
             </w:pPr>
+            <w:proofErr w:type="spellStart"/>
             <w:r>
               <w:rPr>
                 <w:sz w:val="20"/>
@@ -30857,6 +33153,7 @@
               </w:rPr>
               <w:t>categoriaProblema</w:t>
             </w:r>
+            <w:proofErr w:type="spellEnd"/>
           </w:p>
         </w:tc>
         <w:tc>
@@ -30899,6 +33196,7 @@
                 <w:szCs w:val="20"/>
               </w:rPr>
             </w:pPr>
+            <w:proofErr w:type="spellStart"/>
             <w:r>
               <w:rPr>
                 <w:sz w:val="20"/>
@@ -30906,6 +33204,7 @@
               </w:rPr>
               <w:t>nombreCiudadano</w:t>
             </w:r>
+            <w:proofErr w:type="spellEnd"/>
           </w:p>
         </w:tc>
         <w:tc>
@@ -30948,6 +33247,7 @@
                 <w:szCs w:val="20"/>
               </w:rPr>
             </w:pPr>
+            <w:proofErr w:type="spellStart"/>
             <w:r>
               <w:rPr>
                 <w:sz w:val="20"/>
@@ -30955,6 +33255,7 @@
               </w:rPr>
               <w:t>departamentoResponsable</w:t>
             </w:r>
+            <w:proofErr w:type="spellEnd"/>
           </w:p>
         </w:tc>
         <w:tc>
@@ -30997,6 +33298,7 @@
                 <w:szCs w:val="20"/>
               </w:rPr>
             </w:pPr>
+            <w:proofErr w:type="spellStart"/>
             <w:r>
               <w:rPr>
                 <w:sz w:val="20"/>
@@ -31004,6 +33306,7 @@
               </w:rPr>
               <w:t>nombreAuxiliar</w:t>
             </w:r>
+            <w:proofErr w:type="spellEnd"/>
           </w:p>
         </w:tc>
         <w:tc>
@@ -31039,6 +33342,7 @@
                 <w:szCs w:val="20"/>
               </w:rPr>
             </w:pPr>
+            <w:proofErr w:type="spellStart"/>
             <w:r>
               <w:rPr>
                 <w:sz w:val="20"/>
@@ -31046,6 +33350,7 @@
               </w:rPr>
               <w:t>fechaRevision</w:t>
             </w:r>
+            <w:proofErr w:type="spellEnd"/>
           </w:p>
         </w:tc>
         <w:tc>
@@ -31081,6 +33386,7 @@
                 <w:szCs w:val="20"/>
               </w:rPr>
             </w:pPr>
+            <w:proofErr w:type="spellStart"/>
             <w:r>
               <w:rPr>
                 <w:sz w:val="20"/>
@@ -31088,6 +33394,7 @@
               </w:rPr>
               <w:t>decisionAuxiliar</w:t>
             </w:r>
+            <w:proofErr w:type="spellEnd"/>
           </w:p>
         </w:tc>
         <w:tc>
@@ -31123,6 +33430,7 @@
                 <w:szCs w:val="20"/>
               </w:rPr>
             </w:pPr>
+            <w:proofErr w:type="spellStart"/>
             <w:r>
               <w:rPr>
                 <w:sz w:val="20"/>
@@ -31130,6 +33438,7 @@
               </w:rPr>
               <w:t>motivoRechazo</w:t>
             </w:r>
+            <w:proofErr w:type="spellEnd"/>
           </w:p>
         </w:tc>
         <w:tc>
@@ -31148,7 +33457,31 @@
                 <w:sz w:val="20"/>
                 <w:szCs w:val="20"/>
               </w:rPr>
-              <w:t>Catálogo de Motivos de Rechazo; solo si decisionAuxiliar = Rechazado</w:t>
+              <w:t xml:space="preserve">Catálogo de Motivos de Rechazo; solo si </w:t>
+            </w:r>
+            <w:proofErr w:type="spellStart"/>
+            <w:r>
+              <w:rPr>
+                <w:sz w:val="20"/>
+                <w:szCs w:val="20"/>
+              </w:rPr>
+              <w:t>decisionAuxiliar</w:t>
+            </w:r>
+            <w:proofErr w:type="spellEnd"/>
+            <w:r>
+              <w:rPr>
+                <w:sz w:val="20"/>
+                <w:szCs w:val="20"/>
+              </w:rPr>
+              <w:t xml:space="preserve"> = </w:t>
+            </w:r>
+            <w:r>
+              <w:rPr>
+                <w:sz w:val="20"/>
+                <w:szCs w:val="20"/>
+              </w:rPr>
+              <w:lastRenderedPageBreak/>
+              <w:t>Rechazado</w:t>
             </w:r>
           </w:p>
         </w:tc>
@@ -31165,13 +33498,16 @@
                 <w:szCs w:val="20"/>
               </w:rPr>
             </w:pPr>
-            <w:r>
-              <w:rPr>
-                <w:sz w:val="20"/>
-                <w:szCs w:val="20"/>
-              </w:rPr>
+            <w:proofErr w:type="spellStart"/>
+            <w:r>
+              <w:rPr>
+                <w:sz w:val="20"/>
+                <w:szCs w:val="20"/>
+              </w:rPr>
+              <w:lastRenderedPageBreak/>
               <w:t>instruccionesAmpliacion</w:t>
             </w:r>
+            <w:proofErr w:type="spellEnd"/>
           </w:p>
         </w:tc>
         <w:tc>
@@ -31190,7 +33526,23 @@
                 <w:sz w:val="20"/>
                 <w:szCs w:val="20"/>
               </w:rPr>
-              <w:t xml:space="preserve">Solo si motivoRechazo </w:t>
+              <w:t xml:space="preserve">Solo si </w:t>
+            </w:r>
+            <w:proofErr w:type="spellStart"/>
+            <w:r>
+              <w:rPr>
+                <w:sz w:val="20"/>
+                <w:szCs w:val="20"/>
+              </w:rPr>
+              <w:t>motivoRechazo</w:t>
+            </w:r>
+            <w:proofErr w:type="spellEnd"/>
+            <w:r>
+              <w:rPr>
+                <w:sz w:val="20"/>
+                <w:szCs w:val="20"/>
+              </w:rPr>
+              <w:t xml:space="preserve"> </w:t>
             </w:r>
             <w:r>
               <w:rPr>
@@ -31214,6 +33566,7 @@
                 <w:szCs w:val="20"/>
               </w:rPr>
             </w:pPr>
+            <w:proofErr w:type="spellStart"/>
             <w:r>
               <w:rPr>
                 <w:sz w:val="20"/>
@@ -31221,6 +33574,7 @@
               </w:rPr>
               <w:t>observacionesAuxiliar</w:t>
             </w:r>
+            <w:proofErr w:type="spellEnd"/>
           </w:p>
         </w:tc>
         <w:tc>
@@ -31265,7 +33619,6 @@
           <w:sz w:val="20"/>
           <w:szCs w:val="20"/>
         </w:rPr>
-        <w:lastRenderedPageBreak/>
         <w:t># 2 Reporte de Atención del Caso</w:t>
       </w:r>
     </w:p>
@@ -31380,8 +33733,17 @@
                 <w:sz w:val="20"/>
                 <w:szCs w:val="20"/>
               </w:rPr>
-              <w:t>Código de seguimiento: codigoSeguimiento</w:t>
-            </w:r>
+              <w:t xml:space="preserve">Código de seguimiento: </w:t>
+            </w:r>
+            <w:proofErr w:type="spellStart"/>
+            <w:r>
+              <w:rPr>
+                <w:sz w:val="20"/>
+                <w:szCs w:val="20"/>
+              </w:rPr>
+              <w:t>codigoSeguimiento</w:t>
+            </w:r>
+            <w:proofErr w:type="spellEnd"/>
           </w:p>
           <w:p>
             <w:pPr>
@@ -31396,8 +33758,17 @@
                 <w:sz w:val="20"/>
                 <w:szCs w:val="20"/>
               </w:rPr>
-              <w:t>Departamento: departamentoResponsable</w:t>
-            </w:r>
+              <w:t xml:space="preserve">Departamento: </w:t>
+            </w:r>
+            <w:proofErr w:type="spellStart"/>
+            <w:r>
+              <w:rPr>
+                <w:sz w:val="20"/>
+                <w:szCs w:val="20"/>
+              </w:rPr>
+              <w:t>departamentoResponsable</w:t>
+            </w:r>
+            <w:proofErr w:type="spellEnd"/>
           </w:p>
           <w:p>
             <w:pPr>
@@ -31412,8 +33783,17 @@
                 <w:sz w:val="20"/>
                 <w:szCs w:val="20"/>
               </w:rPr>
-              <w:t>Técnico responsable: nombreTecnico</w:t>
-            </w:r>
+              <w:t xml:space="preserve">Técnico responsable: </w:t>
+            </w:r>
+            <w:proofErr w:type="spellStart"/>
+            <w:r>
+              <w:rPr>
+                <w:sz w:val="20"/>
+                <w:szCs w:val="20"/>
+              </w:rPr>
+              <w:t>nombreTecnico</w:t>
+            </w:r>
+            <w:proofErr w:type="spellEnd"/>
           </w:p>
           <w:p>
             <w:pPr>
@@ -31428,8 +33808,17 @@
                 <w:sz w:val="20"/>
                 <w:szCs w:val="20"/>
               </w:rPr>
-              <w:t>Fecha de atención: fechaAtencion</w:t>
-            </w:r>
+              <w:t xml:space="preserve">Fecha de atención: </w:t>
+            </w:r>
+            <w:proofErr w:type="spellStart"/>
+            <w:r>
+              <w:rPr>
+                <w:sz w:val="20"/>
+                <w:szCs w:val="20"/>
+              </w:rPr>
+              <w:t>fechaAtencion</w:t>
+            </w:r>
+            <w:proofErr w:type="spellEnd"/>
           </w:p>
           <w:p>
             <w:pPr>
@@ -31465,6 +33854,7 @@
                 <w:szCs w:val="20"/>
               </w:rPr>
             </w:pPr>
+            <w:proofErr w:type="spellStart"/>
             <w:r>
               <w:rPr>
                 <w:sz w:val="20"/>
@@ -31472,6 +33862,7 @@
               </w:rPr>
               <w:t>accionesRealizadas</w:t>
             </w:r>
+            <w:proofErr w:type="spellEnd"/>
           </w:p>
           <w:p>
             <w:pPr>
@@ -31495,8 +33886,17 @@
                 <w:sz w:val="20"/>
                 <w:szCs w:val="20"/>
               </w:rPr>
-              <w:t>Evidencia adjunta: listaEvidencia</w:t>
-            </w:r>
+              <w:t xml:space="preserve">Evidencia adjunta: </w:t>
+            </w:r>
+            <w:proofErr w:type="spellStart"/>
+            <w:r>
+              <w:rPr>
+                <w:sz w:val="20"/>
+                <w:szCs w:val="20"/>
+              </w:rPr>
+              <w:t>listaEvidencia</w:t>
+            </w:r>
+            <w:proofErr w:type="spellEnd"/>
           </w:p>
         </w:tc>
       </w:tr>
@@ -31558,13 +33958,31 @@
                 <w:szCs w:val="20"/>
               </w:rPr>
             </w:pPr>
-            <w:r>
-              <w:rPr>
-                <w:sz w:val="20"/>
-                <w:szCs w:val="20"/>
-              </w:rPr>
-              <w:t>numeroCaso / codigoSeguimiento</w:t>
-            </w:r>
+            <w:proofErr w:type="spellStart"/>
+            <w:r>
+              <w:rPr>
+                <w:sz w:val="20"/>
+                <w:szCs w:val="20"/>
+              </w:rPr>
+              <w:t>numeroCaso</w:t>
+            </w:r>
+            <w:proofErr w:type="spellEnd"/>
+            <w:r>
+              <w:rPr>
+                <w:sz w:val="20"/>
+                <w:szCs w:val="20"/>
+              </w:rPr>
+              <w:t xml:space="preserve"> / </w:t>
+            </w:r>
+            <w:proofErr w:type="spellStart"/>
+            <w:r>
+              <w:rPr>
+                <w:sz w:val="20"/>
+                <w:szCs w:val="20"/>
+              </w:rPr>
+              <w:t>codigoSeguimiento</w:t>
+            </w:r>
+            <w:proofErr w:type="spellEnd"/>
           </w:p>
         </w:tc>
         <w:tc>
@@ -31600,6 +34018,7 @@
                 <w:szCs w:val="20"/>
               </w:rPr>
             </w:pPr>
+            <w:proofErr w:type="spellStart"/>
             <w:r>
               <w:rPr>
                 <w:sz w:val="20"/>
@@ -31607,6 +34026,7 @@
               </w:rPr>
               <w:t>departamentoResponsable</w:t>
             </w:r>
+            <w:proofErr w:type="spellEnd"/>
           </w:p>
         </w:tc>
         <w:tc>
@@ -31642,6 +34062,7 @@
                 <w:szCs w:val="20"/>
               </w:rPr>
             </w:pPr>
+            <w:proofErr w:type="spellStart"/>
             <w:r>
               <w:rPr>
                 <w:sz w:val="20"/>
@@ -31649,6 +34070,7 @@
               </w:rPr>
               <w:t>nombreTecnico</w:t>
             </w:r>
+            <w:proofErr w:type="spellEnd"/>
           </w:p>
         </w:tc>
         <w:tc>
@@ -31684,6 +34106,7 @@
                 <w:szCs w:val="20"/>
               </w:rPr>
             </w:pPr>
+            <w:proofErr w:type="spellStart"/>
             <w:r>
               <w:rPr>
                 <w:sz w:val="20"/>
@@ -31691,6 +34114,7 @@
               </w:rPr>
               <w:t>fechaAtencion</w:t>
             </w:r>
+            <w:proofErr w:type="spellEnd"/>
           </w:p>
         </w:tc>
         <w:tc>
@@ -31726,6 +34150,7 @@
                 <w:szCs w:val="20"/>
               </w:rPr>
             </w:pPr>
+            <w:proofErr w:type="spellStart"/>
             <w:r>
               <w:rPr>
                 <w:sz w:val="20"/>
@@ -31733,6 +34158,7 @@
               </w:rPr>
               <w:t>accionesRealizadas</w:t>
             </w:r>
+            <w:proofErr w:type="spellEnd"/>
           </w:p>
         </w:tc>
         <w:tc>
@@ -31768,6 +34194,7 @@
                 <w:szCs w:val="20"/>
               </w:rPr>
             </w:pPr>
+            <w:proofErr w:type="spellStart"/>
             <w:r>
               <w:rPr>
                 <w:sz w:val="20"/>
@@ -31775,6 +34202,7 @@
               </w:rPr>
               <w:t>listaEvidencia</w:t>
             </w:r>
+            <w:proofErr w:type="spellEnd"/>
           </w:p>
         </w:tc>
         <w:tc>
@@ -31945,8 +34373,17 @@
                 <w:sz w:val="20"/>
                 <w:szCs w:val="20"/>
               </w:rPr>
-              <w:t>Código de seguimiento: codigoSeguimiento</w:t>
-            </w:r>
+              <w:t xml:space="preserve">Código de seguimiento: </w:t>
+            </w:r>
+            <w:proofErr w:type="spellStart"/>
+            <w:r>
+              <w:rPr>
+                <w:sz w:val="20"/>
+                <w:szCs w:val="20"/>
+              </w:rPr>
+              <w:t>codigoSeguimiento</w:t>
+            </w:r>
+            <w:proofErr w:type="spellEnd"/>
           </w:p>
           <w:p>
             <w:pPr>
@@ -31962,8 +34399,17 @@
                 <w:sz w:val="20"/>
                 <w:szCs w:val="20"/>
               </w:rPr>
-              <w:t>Departamento: departamentoResponsable</w:t>
-            </w:r>
+              <w:t xml:space="preserve">Departamento: </w:t>
+            </w:r>
+            <w:proofErr w:type="spellStart"/>
+            <w:r>
+              <w:rPr>
+                <w:sz w:val="20"/>
+                <w:szCs w:val="20"/>
+              </w:rPr>
+              <w:t>departamentoResponsable</w:t>
+            </w:r>
+            <w:proofErr w:type="spellEnd"/>
           </w:p>
           <w:p>
             <w:pPr>
@@ -31979,8 +34425,17 @@
                 <w:sz w:val="20"/>
                 <w:szCs w:val="20"/>
               </w:rPr>
-              <w:t>Técnico responsable: nombreTecnico</w:t>
-            </w:r>
+              <w:t xml:space="preserve">Técnico responsable: </w:t>
+            </w:r>
+            <w:proofErr w:type="spellStart"/>
+            <w:r>
+              <w:rPr>
+                <w:sz w:val="20"/>
+                <w:szCs w:val="20"/>
+              </w:rPr>
+              <w:t>nombreTecnico</w:t>
+            </w:r>
+            <w:proofErr w:type="spellEnd"/>
           </w:p>
           <w:p>
             <w:pPr>
@@ -31996,8 +34451,17 @@
                 <w:sz w:val="20"/>
                 <w:szCs w:val="20"/>
               </w:rPr>
-              <w:t>Supervisor responsable: nombreSupervisor</w:t>
-            </w:r>
+              <w:t xml:space="preserve">Supervisor responsable: </w:t>
+            </w:r>
+            <w:proofErr w:type="spellStart"/>
+            <w:r>
+              <w:rPr>
+                <w:sz w:val="20"/>
+                <w:szCs w:val="20"/>
+              </w:rPr>
+              <w:t>nombreSupervisor</w:t>
+            </w:r>
+            <w:proofErr w:type="spellEnd"/>
           </w:p>
           <w:p>
             <w:pPr>
@@ -32013,8 +34477,17 @@
                 <w:sz w:val="20"/>
                 <w:szCs w:val="20"/>
               </w:rPr>
-              <w:t>Fecha de supervisión: fechaSupervision</w:t>
-            </w:r>
+              <w:t xml:space="preserve">Fecha de supervisión: </w:t>
+            </w:r>
+            <w:proofErr w:type="spellStart"/>
+            <w:r>
+              <w:rPr>
+                <w:sz w:val="20"/>
+                <w:szCs w:val="20"/>
+              </w:rPr>
+              <w:t>fechaSupervision</w:t>
+            </w:r>
+            <w:proofErr w:type="spellEnd"/>
           </w:p>
           <w:p>
             <w:pPr>
@@ -32054,6 +34527,7 @@
                 <w:szCs w:val="20"/>
               </w:rPr>
             </w:pPr>
+            <w:proofErr w:type="spellStart"/>
             <w:r>
               <w:rPr>
                 <w:sz w:val="20"/>
@@ -32061,6 +34535,7 @@
               </w:rPr>
               <w:t>resultadoSupervision</w:t>
             </w:r>
+            <w:proofErr w:type="spellEnd"/>
           </w:p>
         </w:tc>
       </w:tr>
@@ -32122,6 +34597,7 @@
                 <w:szCs w:val="20"/>
               </w:rPr>
             </w:pPr>
+            <w:proofErr w:type="spellStart"/>
             <w:r>
               <w:rPr>
                 <w:sz w:val="20"/>
@@ -32129,6 +34605,7 @@
               </w:rPr>
               <w:t>codigoSeguimiento</w:t>
             </w:r>
+            <w:proofErr w:type="spellEnd"/>
           </w:p>
         </w:tc>
         <w:tc>
@@ -32164,6 +34641,7 @@
                 <w:szCs w:val="20"/>
               </w:rPr>
             </w:pPr>
+            <w:proofErr w:type="spellStart"/>
             <w:r>
               <w:rPr>
                 <w:sz w:val="20"/>
@@ -32171,6 +34649,7 @@
               </w:rPr>
               <w:t>departamentoResponsable</w:t>
             </w:r>
+            <w:proofErr w:type="spellEnd"/>
           </w:p>
         </w:tc>
         <w:tc>
@@ -32206,6 +34685,7 @@
                 <w:szCs w:val="20"/>
               </w:rPr>
             </w:pPr>
+            <w:proofErr w:type="spellStart"/>
             <w:r>
               <w:rPr>
                 <w:sz w:val="20"/>
@@ -32213,6 +34693,7 @@
               </w:rPr>
               <w:t>nombreTecnico</w:t>
             </w:r>
+            <w:proofErr w:type="spellEnd"/>
           </w:p>
         </w:tc>
         <w:tc>
@@ -32248,6 +34729,7 @@
                 <w:szCs w:val="20"/>
               </w:rPr>
             </w:pPr>
+            <w:proofErr w:type="spellStart"/>
             <w:r>
               <w:rPr>
                 <w:sz w:val="20"/>
@@ -32255,6 +34737,7 @@
               </w:rPr>
               <w:t>nombreSupervisor</w:t>
             </w:r>
+            <w:proofErr w:type="spellEnd"/>
           </w:p>
         </w:tc>
         <w:tc>
@@ -32290,13 +34773,16 @@
                 <w:szCs w:val="20"/>
               </w:rPr>
             </w:pPr>
-            <w:r>
-              <w:rPr>
-                <w:sz w:val="20"/>
-                <w:szCs w:val="20"/>
-              </w:rPr>
+            <w:proofErr w:type="spellStart"/>
+            <w:r>
+              <w:rPr>
+                <w:sz w:val="20"/>
+                <w:szCs w:val="20"/>
+              </w:rPr>
+              <w:lastRenderedPageBreak/>
               <w:t>fechaSupervision</w:t>
             </w:r>
+            <w:proofErr w:type="spellEnd"/>
           </w:p>
         </w:tc>
         <w:tc>
@@ -32332,6 +34818,7 @@
                 <w:szCs w:val="20"/>
               </w:rPr>
             </w:pPr>
+            <w:proofErr w:type="spellStart"/>
             <w:r>
               <w:rPr>
                 <w:sz w:val="20"/>
@@ -32339,6 +34826,7 @@
               </w:rPr>
               <w:t>resultadoSupervision</w:t>
             </w:r>
+            <w:proofErr w:type="spellEnd"/>
           </w:p>
         </w:tc>
         <w:tc>
@@ -32429,7 +34917,6 @@
                 <w:sz w:val="20"/>
                 <w:szCs w:val="20"/>
               </w:rPr>
-              <w:lastRenderedPageBreak/>
               <w:t>MUNICIPALIDAD DE GRANADOS, B.V.</w:t>
             </w:r>
           </w:p>
@@ -32503,8 +34990,17 @@
                 <w:sz w:val="20"/>
                 <w:szCs w:val="20"/>
               </w:rPr>
-              <w:t>Código de seguimiento: codigoSeguimiento</w:t>
-            </w:r>
+              <w:t xml:space="preserve">Código de seguimiento: </w:t>
+            </w:r>
+            <w:proofErr w:type="spellStart"/>
+            <w:r>
+              <w:rPr>
+                <w:sz w:val="20"/>
+                <w:szCs w:val="20"/>
+              </w:rPr>
+              <w:t>codigoSeguimiento</w:t>
+            </w:r>
+            <w:proofErr w:type="spellEnd"/>
           </w:p>
           <w:p>
             <w:pPr>
@@ -32520,8 +35016,17 @@
                 <w:sz w:val="20"/>
                 <w:szCs w:val="20"/>
               </w:rPr>
-              <w:t>Fecha de registro: fechaRegistro</w:t>
-            </w:r>
+              <w:t xml:space="preserve">Fecha de registro: </w:t>
+            </w:r>
+            <w:proofErr w:type="spellStart"/>
+            <w:r>
+              <w:rPr>
+                <w:sz w:val="20"/>
+                <w:szCs w:val="20"/>
+              </w:rPr>
+              <w:t>fechaRegistro</w:t>
+            </w:r>
+            <w:proofErr w:type="spellEnd"/>
           </w:p>
           <w:p>
             <w:pPr>
@@ -32537,8 +35042,33 @@
                 <w:sz w:val="20"/>
                 <w:szCs w:val="20"/>
               </w:rPr>
-              <w:t>Tipo de caso: tipoCaso     Categoría: categoriaProblema</w:t>
-            </w:r>
+              <w:t xml:space="preserve">Tipo de caso: </w:t>
+            </w:r>
+            <w:proofErr w:type="spellStart"/>
+            <w:r>
+              <w:rPr>
+                <w:sz w:val="20"/>
+                <w:szCs w:val="20"/>
+              </w:rPr>
+              <w:t>tipoCaso</w:t>
+            </w:r>
+            <w:proofErr w:type="spellEnd"/>
+            <w:r>
+              <w:rPr>
+                <w:sz w:val="20"/>
+                <w:szCs w:val="20"/>
+              </w:rPr>
+              <w:t xml:space="preserve">     Categoría: </w:t>
+            </w:r>
+            <w:proofErr w:type="spellStart"/>
+            <w:r>
+              <w:rPr>
+                <w:sz w:val="20"/>
+                <w:szCs w:val="20"/>
+              </w:rPr>
+              <w:t>categoriaProblema</w:t>
+            </w:r>
+            <w:proofErr w:type="spellEnd"/>
           </w:p>
           <w:p>
             <w:pPr>
@@ -32554,8 +35084,17 @@
                 <w:sz w:val="20"/>
                 <w:szCs w:val="20"/>
               </w:rPr>
-              <w:t>Ciudadano: nombreCiudadano</w:t>
-            </w:r>
+              <w:t xml:space="preserve">Ciudadano: </w:t>
+            </w:r>
+            <w:proofErr w:type="spellStart"/>
+            <w:r>
+              <w:rPr>
+                <w:sz w:val="20"/>
+                <w:szCs w:val="20"/>
+              </w:rPr>
+              <w:t>nombreCiudadano</w:t>
+            </w:r>
+            <w:proofErr w:type="spellEnd"/>
           </w:p>
           <w:p>
             <w:pPr>
@@ -32571,8 +35110,17 @@
                 <w:sz w:val="20"/>
                 <w:szCs w:val="20"/>
               </w:rPr>
-              <w:t>Departamento responsable: departamentoResponsable</w:t>
-            </w:r>
+              <w:t xml:space="preserve">Departamento responsable: </w:t>
+            </w:r>
+            <w:proofErr w:type="spellStart"/>
+            <w:r>
+              <w:rPr>
+                <w:sz w:val="20"/>
+                <w:szCs w:val="20"/>
+              </w:rPr>
+              <w:t>departamentoResponsable</w:t>
+            </w:r>
+            <w:proofErr w:type="spellEnd"/>
           </w:p>
           <w:p>
             <w:pPr>
@@ -32588,8 +35136,17 @@
                 <w:sz w:val="20"/>
                 <w:szCs w:val="20"/>
               </w:rPr>
-              <w:t>Técnico responsable: nombreTecnico</w:t>
-            </w:r>
+              <w:t xml:space="preserve">Técnico responsable: </w:t>
+            </w:r>
+            <w:proofErr w:type="spellStart"/>
+            <w:r>
+              <w:rPr>
+                <w:sz w:val="20"/>
+                <w:szCs w:val="20"/>
+              </w:rPr>
+              <w:t>nombreTecnico</w:t>
+            </w:r>
+            <w:proofErr w:type="spellEnd"/>
           </w:p>
           <w:p>
             <w:pPr>
@@ -32629,6 +35186,7 @@
                 <w:szCs w:val="20"/>
               </w:rPr>
             </w:pPr>
+            <w:proofErr w:type="spellStart"/>
             <w:r>
               <w:rPr>
                 <w:sz w:val="20"/>
@@ -32636,6 +35194,7 @@
               </w:rPr>
               <w:t>accionesRealizadas</w:t>
             </w:r>
+            <w:proofErr w:type="spellEnd"/>
           </w:p>
           <w:p>
             <w:pPr>
@@ -32675,6 +35234,7 @@
                 <w:szCs w:val="20"/>
               </w:rPr>
             </w:pPr>
+            <w:proofErr w:type="spellStart"/>
             <w:r>
               <w:rPr>
                 <w:sz w:val="20"/>
@@ -32682,6 +35242,7 @@
               </w:rPr>
               <w:t>textoResolucion</w:t>
             </w:r>
+            <w:proofErr w:type="spellEnd"/>
           </w:p>
           <w:p>
             <w:pPr>
@@ -32726,8 +35287,17 @@
                 <w:sz w:val="20"/>
                 <w:szCs w:val="20"/>
               </w:rPr>
-              <w:t>Firmado por: nombreJefatura</w:t>
-            </w:r>
+              <w:t xml:space="preserve">Firmado por: </w:t>
+            </w:r>
+            <w:proofErr w:type="spellStart"/>
+            <w:r>
+              <w:rPr>
+                <w:sz w:val="20"/>
+                <w:szCs w:val="20"/>
+              </w:rPr>
+              <w:t>nombreJefatura</w:t>
+            </w:r>
+            <w:proofErr w:type="spellEnd"/>
           </w:p>
           <w:p>
             <w:pPr>
@@ -32743,8 +35313,17 @@
                 <w:sz w:val="20"/>
                 <w:szCs w:val="20"/>
               </w:rPr>
-              <w:t>CUI: cuiJefatura</w:t>
-            </w:r>
+              <w:t xml:space="preserve">CUI: </w:t>
+            </w:r>
+            <w:proofErr w:type="spellStart"/>
+            <w:r>
+              <w:rPr>
+                <w:sz w:val="20"/>
+                <w:szCs w:val="20"/>
+              </w:rPr>
+              <w:t>cuiJefatura</w:t>
+            </w:r>
+            <w:proofErr w:type="spellEnd"/>
           </w:p>
           <w:p>
             <w:pPr>
@@ -32760,8 +35339,17 @@
                 <w:sz w:val="20"/>
                 <w:szCs w:val="20"/>
               </w:rPr>
-              <w:t>Cargo: cargoJefatura</w:t>
-            </w:r>
+              <w:t xml:space="preserve">Cargo: </w:t>
+            </w:r>
+            <w:proofErr w:type="spellStart"/>
+            <w:r>
+              <w:rPr>
+                <w:sz w:val="20"/>
+                <w:szCs w:val="20"/>
+              </w:rPr>
+              <w:t>cargoJefatura</w:t>
+            </w:r>
+            <w:proofErr w:type="spellEnd"/>
           </w:p>
           <w:p>
             <w:pPr>
@@ -32777,8 +35365,17 @@
                 <w:sz w:val="20"/>
                 <w:szCs w:val="20"/>
               </w:rPr>
-              <w:t>Fecha y hora de la firma: fechaFirma</w:t>
-            </w:r>
+              <w:t xml:space="preserve">Fecha y hora de la firma: </w:t>
+            </w:r>
+            <w:proofErr w:type="spellStart"/>
+            <w:r>
+              <w:rPr>
+                <w:sz w:val="20"/>
+                <w:szCs w:val="20"/>
+              </w:rPr>
+              <w:t>fechaFirma</w:t>
+            </w:r>
+            <w:proofErr w:type="spellEnd"/>
           </w:p>
         </w:tc>
       </w:tr>
@@ -32840,6 +35437,7 @@
                 <w:szCs w:val="20"/>
               </w:rPr>
             </w:pPr>
+            <w:proofErr w:type="spellStart"/>
             <w:r>
               <w:rPr>
                 <w:sz w:val="20"/>
@@ -32847,6 +35445,7 @@
               </w:rPr>
               <w:t>codigoSeguimiento</w:t>
             </w:r>
+            <w:proofErr w:type="spellEnd"/>
           </w:p>
         </w:tc>
         <w:tc>
@@ -32882,6 +35481,7 @@
                 <w:szCs w:val="20"/>
               </w:rPr>
             </w:pPr>
+            <w:proofErr w:type="spellStart"/>
             <w:r>
               <w:rPr>
                 <w:sz w:val="20"/>
@@ -32889,6 +35489,7 @@
               </w:rPr>
               <w:t>fechaRegistro</w:t>
             </w:r>
+            <w:proofErr w:type="spellEnd"/>
           </w:p>
         </w:tc>
         <w:tc>
@@ -32924,6 +35525,7 @@
                 <w:szCs w:val="20"/>
               </w:rPr>
             </w:pPr>
+            <w:proofErr w:type="spellStart"/>
             <w:r>
               <w:rPr>
                 <w:sz w:val="20"/>
@@ -32931,6 +35533,7 @@
               </w:rPr>
               <w:t>tipoCaso</w:t>
             </w:r>
+            <w:proofErr w:type="spellEnd"/>
           </w:p>
         </w:tc>
         <w:tc>
@@ -32966,6 +35569,7 @@
                 <w:szCs w:val="20"/>
               </w:rPr>
             </w:pPr>
+            <w:proofErr w:type="spellStart"/>
             <w:r>
               <w:rPr>
                 <w:sz w:val="20"/>
@@ -32973,6 +35577,7 @@
               </w:rPr>
               <w:t>categoriaProblema</w:t>
             </w:r>
+            <w:proofErr w:type="spellEnd"/>
           </w:p>
         </w:tc>
         <w:tc>
@@ -33008,6 +35613,7 @@
                 <w:szCs w:val="20"/>
               </w:rPr>
             </w:pPr>
+            <w:proofErr w:type="spellStart"/>
             <w:r>
               <w:rPr>
                 <w:sz w:val="20"/>
@@ -33015,6 +35621,7 @@
               </w:rPr>
               <w:t>nombreCiudadano</w:t>
             </w:r>
+            <w:proofErr w:type="spellEnd"/>
           </w:p>
         </w:tc>
         <w:tc>
@@ -33050,6 +35657,7 @@
                 <w:szCs w:val="20"/>
               </w:rPr>
             </w:pPr>
+            <w:proofErr w:type="spellStart"/>
             <w:r>
               <w:rPr>
                 <w:sz w:val="20"/>
@@ -33057,6 +35665,7 @@
               </w:rPr>
               <w:t>departamentoResponsable</w:t>
             </w:r>
+            <w:proofErr w:type="spellEnd"/>
           </w:p>
         </w:tc>
         <w:tc>
@@ -33092,6 +35701,7 @@
                 <w:szCs w:val="20"/>
               </w:rPr>
             </w:pPr>
+            <w:proofErr w:type="spellStart"/>
             <w:r>
               <w:rPr>
                 <w:sz w:val="20"/>
@@ -33099,6 +35709,7 @@
               </w:rPr>
               <w:t>nombreTecnico</w:t>
             </w:r>
+            <w:proofErr w:type="spellEnd"/>
           </w:p>
         </w:tc>
         <w:tc>
@@ -33134,6 +35745,7 @@
                 <w:szCs w:val="20"/>
               </w:rPr>
             </w:pPr>
+            <w:proofErr w:type="spellStart"/>
             <w:r>
               <w:rPr>
                 <w:sz w:val="20"/>
@@ -33141,6 +35753,7 @@
               </w:rPr>
               <w:t>accionesRealizadas</w:t>
             </w:r>
+            <w:proofErr w:type="spellEnd"/>
           </w:p>
         </w:tc>
         <w:tc>
@@ -33176,6 +35789,7 @@
                 <w:szCs w:val="20"/>
               </w:rPr>
             </w:pPr>
+            <w:proofErr w:type="spellStart"/>
             <w:r>
               <w:rPr>
                 <w:sz w:val="20"/>
@@ -33183,6 +35797,7 @@
               </w:rPr>
               <w:t>textoResolucion</w:t>
             </w:r>
+            <w:proofErr w:type="spellEnd"/>
           </w:p>
         </w:tc>
         <w:tc>
@@ -33218,6 +35833,7 @@
                 <w:szCs w:val="20"/>
               </w:rPr>
             </w:pPr>
+            <w:proofErr w:type="spellStart"/>
             <w:r>
               <w:rPr>
                 <w:sz w:val="20"/>
@@ -33225,6 +35841,7 @@
               </w:rPr>
               <w:t>nombreJefatura</w:t>
             </w:r>
+            <w:proofErr w:type="spellEnd"/>
           </w:p>
         </w:tc>
         <w:tc>
@@ -33260,6 +35877,7 @@
                 <w:szCs w:val="20"/>
               </w:rPr>
             </w:pPr>
+            <w:proofErr w:type="spellStart"/>
             <w:r>
               <w:rPr>
                 <w:sz w:val="20"/>
@@ -33267,6 +35885,7 @@
               </w:rPr>
               <w:t>cuiJefatura</w:t>
             </w:r>
+            <w:proofErr w:type="spellEnd"/>
           </w:p>
         </w:tc>
         <w:tc>
@@ -33285,7 +35904,23 @@
                 <w:sz w:val="20"/>
                 <w:szCs w:val="20"/>
               </w:rPr>
-              <w:t>CUI del Jefe de Departamento que firma</w:t>
+              <w:t xml:space="preserve">CUI del </w:t>
+            </w:r>
+            <w:proofErr w:type="gramStart"/>
+            <w:r>
+              <w:rPr>
+                <w:sz w:val="20"/>
+                <w:szCs w:val="20"/>
+              </w:rPr>
+              <w:t>Jefe</w:t>
+            </w:r>
+            <w:proofErr w:type="gramEnd"/>
+            <w:r>
+              <w:rPr>
+                <w:sz w:val="20"/>
+                <w:szCs w:val="20"/>
+              </w:rPr>
+              <w:t xml:space="preserve"> de Departamento que firma</w:t>
             </w:r>
           </w:p>
         </w:tc>
@@ -33302,6 +35937,7 @@
                 <w:szCs w:val="20"/>
               </w:rPr>
             </w:pPr>
+            <w:proofErr w:type="spellStart"/>
             <w:r>
               <w:rPr>
                 <w:sz w:val="20"/>
@@ -33309,6 +35945,7 @@
               </w:rPr>
               <w:t>cargoJefatura</w:t>
             </w:r>
+            <w:proofErr w:type="spellEnd"/>
           </w:p>
         </w:tc>
         <w:tc>
@@ -33344,6 +35981,7 @@
                 <w:szCs w:val="20"/>
               </w:rPr>
             </w:pPr>
+            <w:proofErr w:type="spellStart"/>
             <w:r>
               <w:rPr>
                 <w:sz w:val="20"/>
@@ -33351,6 +35989,7 @@
               </w:rPr>
               <w:t>fechaFirma</w:t>
             </w:r>
+            <w:proofErr w:type="spellEnd"/>
           </w:p>
         </w:tc>
         <w:tc>
@@ -33487,6 +36126,7 @@
                 <w:sz w:val="20"/>
                 <w:szCs w:val="20"/>
               </w:rPr>
+              <w:lastRenderedPageBreak/>
               <w:t>REPORTE ESTADÍSTICO DE CASOS</w:t>
             </w:r>
           </w:p>
@@ -33504,8 +36144,17 @@
                 <w:sz w:val="20"/>
                 <w:szCs w:val="20"/>
               </w:rPr>
-              <w:t>Generado el fechaGeneracion</w:t>
-            </w:r>
+              <w:t xml:space="preserve">Generado el </w:t>
+            </w:r>
+            <w:proofErr w:type="spellStart"/>
+            <w:r>
+              <w:rPr>
+                <w:sz w:val="20"/>
+                <w:szCs w:val="20"/>
+              </w:rPr>
+              <w:t>fechaGeneracion</w:t>
+            </w:r>
+            <w:proofErr w:type="spellEnd"/>
           </w:p>
           <w:p>
             <w:pPr>
@@ -33531,8 +36180,33 @@
                 <w:sz w:val="20"/>
                 <w:szCs w:val="20"/>
               </w:rPr>
-              <w:t>Periodo: fechaInicio al fechaFin</w:t>
-            </w:r>
+              <w:t xml:space="preserve">Periodo: </w:t>
+            </w:r>
+            <w:proofErr w:type="spellStart"/>
+            <w:r>
+              <w:rPr>
+                <w:sz w:val="20"/>
+                <w:szCs w:val="20"/>
+              </w:rPr>
+              <w:t>fechaInicio</w:t>
+            </w:r>
+            <w:proofErr w:type="spellEnd"/>
+            <w:r>
+              <w:rPr>
+                <w:sz w:val="20"/>
+                <w:szCs w:val="20"/>
+              </w:rPr>
+              <w:t xml:space="preserve"> al </w:t>
+            </w:r>
+            <w:proofErr w:type="spellStart"/>
+            <w:r>
+              <w:rPr>
+                <w:sz w:val="20"/>
+                <w:szCs w:val="20"/>
+              </w:rPr>
+              <w:t>fechaFin</w:t>
+            </w:r>
+            <w:proofErr w:type="spellEnd"/>
           </w:p>
           <w:p>
             <w:pPr>
@@ -33543,13 +36217,31 @@
                 <w:szCs w:val="20"/>
               </w:rPr>
             </w:pPr>
-            <w:r>
-              <w:rPr>
-                <w:sz w:val="20"/>
-                <w:szCs w:val="20"/>
-              </w:rPr>
-              <w:t>Total de casos: totalCasos</w:t>
-            </w:r>
+            <w:proofErr w:type="gramStart"/>
+            <w:r>
+              <w:rPr>
+                <w:sz w:val="20"/>
+                <w:szCs w:val="20"/>
+              </w:rPr>
+              <w:t>Total</w:t>
+            </w:r>
+            <w:proofErr w:type="gramEnd"/>
+            <w:r>
+              <w:rPr>
+                <w:sz w:val="20"/>
+                <w:szCs w:val="20"/>
+              </w:rPr>
+              <w:t xml:space="preserve"> de casos: </w:t>
+            </w:r>
+            <w:proofErr w:type="spellStart"/>
+            <w:r>
+              <w:rPr>
+                <w:sz w:val="20"/>
+                <w:szCs w:val="20"/>
+              </w:rPr>
+              <w:t>totalCasos</w:t>
+            </w:r>
+            <w:proofErr w:type="spellEnd"/>
           </w:p>
           <w:p>
             <w:pPr>
@@ -33565,9 +36257,17 @@
                 <w:sz w:val="20"/>
                 <w:szCs w:val="20"/>
               </w:rPr>
-              <w:lastRenderedPageBreak/>
-              <w:t>Casos resueltos: casosResueltos</w:t>
-            </w:r>
+              <w:t xml:space="preserve">Casos resueltos: </w:t>
+            </w:r>
+            <w:proofErr w:type="spellStart"/>
+            <w:r>
+              <w:rPr>
+                <w:sz w:val="20"/>
+                <w:szCs w:val="20"/>
+              </w:rPr>
+              <w:t>casosResueltos</w:t>
+            </w:r>
+            <w:proofErr w:type="spellEnd"/>
           </w:p>
           <w:p>
             <w:pPr>
@@ -33583,8 +36283,17 @@
                 <w:sz w:val="20"/>
                 <w:szCs w:val="20"/>
               </w:rPr>
-              <w:t>Días promedio de atención: diasPromedio</w:t>
-            </w:r>
+              <w:t xml:space="preserve">Días promedio de atención: </w:t>
+            </w:r>
+            <w:proofErr w:type="spellStart"/>
+            <w:r>
+              <w:rPr>
+                <w:sz w:val="20"/>
+                <w:szCs w:val="20"/>
+              </w:rPr>
+              <w:t>diasPromedio</w:t>
+            </w:r>
+            <w:proofErr w:type="spellEnd"/>
           </w:p>
           <w:p>
             <w:pPr>
@@ -33610,8 +36319,17 @@
                 <w:sz w:val="20"/>
                 <w:szCs w:val="20"/>
               </w:rPr>
-              <w:t>Casos por estado: desgloseEstado</w:t>
-            </w:r>
+              <w:t xml:space="preserve">Casos por estado: </w:t>
+            </w:r>
+            <w:proofErr w:type="spellStart"/>
+            <w:r>
+              <w:rPr>
+                <w:sz w:val="20"/>
+                <w:szCs w:val="20"/>
+              </w:rPr>
+              <w:t>desgloseEstado</w:t>
+            </w:r>
+            <w:proofErr w:type="spellEnd"/>
           </w:p>
           <w:p>
             <w:pPr>
@@ -33627,8 +36345,17 @@
                 <w:sz w:val="20"/>
                 <w:szCs w:val="20"/>
               </w:rPr>
-              <w:t>Casos por tipo de caso: desgloseTipo</w:t>
-            </w:r>
+              <w:t xml:space="preserve">Casos por tipo de caso: </w:t>
+            </w:r>
+            <w:proofErr w:type="spellStart"/>
+            <w:r>
+              <w:rPr>
+                <w:sz w:val="20"/>
+                <w:szCs w:val="20"/>
+              </w:rPr>
+              <w:t>desgloseTipo</w:t>
+            </w:r>
+            <w:proofErr w:type="spellEnd"/>
           </w:p>
           <w:p>
             <w:pPr>
@@ -33644,8 +36371,17 @@
                 <w:sz w:val="20"/>
                 <w:szCs w:val="20"/>
               </w:rPr>
-              <w:t>Casos por departamento: desgloseDepartamento</w:t>
-            </w:r>
+              <w:t xml:space="preserve">Casos por departamento: </w:t>
+            </w:r>
+            <w:proofErr w:type="spellStart"/>
+            <w:r>
+              <w:rPr>
+                <w:sz w:val="20"/>
+                <w:szCs w:val="20"/>
+              </w:rPr>
+              <w:t>desgloseDepartamento</w:t>
+            </w:r>
+            <w:proofErr w:type="spellEnd"/>
           </w:p>
           <w:p>
             <w:pPr>
@@ -33661,8 +36397,17 @@
                 <w:sz w:val="20"/>
                 <w:szCs w:val="20"/>
               </w:rPr>
-              <w:t>Casos por categoría: desgloseCategoria</w:t>
-            </w:r>
+              <w:t xml:space="preserve">Casos por categoría: </w:t>
+            </w:r>
+            <w:proofErr w:type="spellStart"/>
+            <w:r>
+              <w:rPr>
+                <w:sz w:val="20"/>
+                <w:szCs w:val="20"/>
+              </w:rPr>
+              <w:t>desgloseCategoria</w:t>
+            </w:r>
+            <w:proofErr w:type="spellEnd"/>
           </w:p>
         </w:tc>
       </w:tr>
@@ -33725,6 +36470,7 @@
                 <w:szCs w:val="20"/>
               </w:rPr>
             </w:pPr>
+            <w:proofErr w:type="spellStart"/>
             <w:r>
               <w:rPr>
                 <w:sz w:val="20"/>
@@ -33732,6 +36478,7 @@
               </w:rPr>
               <w:t>fechaGeneracion</w:t>
             </w:r>
+            <w:proofErr w:type="spellEnd"/>
           </w:p>
         </w:tc>
         <w:tc>
@@ -33767,6 +36514,7 @@
                 <w:szCs w:val="20"/>
               </w:rPr>
             </w:pPr>
+            <w:proofErr w:type="spellStart"/>
             <w:r>
               <w:rPr>
                 <w:sz w:val="20"/>
@@ -33774,6 +36522,7 @@
               </w:rPr>
               <w:t>fechaInicio</w:t>
             </w:r>
+            <w:proofErr w:type="spellEnd"/>
           </w:p>
         </w:tc>
         <w:tc>
@@ -33809,6 +36558,7 @@
                 <w:szCs w:val="20"/>
               </w:rPr>
             </w:pPr>
+            <w:proofErr w:type="spellStart"/>
             <w:r>
               <w:rPr>
                 <w:sz w:val="20"/>
@@ -33816,6 +36566,7 @@
               </w:rPr>
               <w:t>fechaFin</w:t>
             </w:r>
+            <w:proofErr w:type="spellEnd"/>
           </w:p>
         </w:tc>
         <w:tc>
@@ -33851,6 +36602,7 @@
                 <w:szCs w:val="20"/>
               </w:rPr>
             </w:pPr>
+            <w:proofErr w:type="spellStart"/>
             <w:r>
               <w:rPr>
                 <w:sz w:val="20"/>
@@ -33858,6 +36610,7 @@
               </w:rPr>
               <w:t>totalCasos</w:t>
             </w:r>
+            <w:proofErr w:type="spellEnd"/>
           </w:p>
         </w:tc>
         <w:tc>
@@ -33893,6 +36646,7 @@
                 <w:szCs w:val="20"/>
               </w:rPr>
             </w:pPr>
+            <w:proofErr w:type="spellStart"/>
             <w:r>
               <w:rPr>
                 <w:sz w:val="20"/>
@@ -33900,6 +36654,7 @@
               </w:rPr>
               <w:t>casosResueltos</w:t>
             </w:r>
+            <w:proofErr w:type="spellEnd"/>
           </w:p>
         </w:tc>
         <w:tc>
@@ -33935,6 +36690,7 @@
                 <w:szCs w:val="20"/>
               </w:rPr>
             </w:pPr>
+            <w:proofErr w:type="spellStart"/>
             <w:r>
               <w:rPr>
                 <w:sz w:val="20"/>
@@ -33942,6 +36698,7 @@
               </w:rPr>
               <w:t>diasPromedio</w:t>
             </w:r>
+            <w:proofErr w:type="spellEnd"/>
           </w:p>
         </w:tc>
         <w:tc>
@@ -33977,6 +36734,7 @@
                 <w:szCs w:val="20"/>
               </w:rPr>
             </w:pPr>
+            <w:proofErr w:type="spellStart"/>
             <w:r>
               <w:rPr>
                 <w:sz w:val="20"/>
@@ -33984,6 +36742,7 @@
               </w:rPr>
               <w:t>desgloseEstado</w:t>
             </w:r>
+            <w:proofErr w:type="spellEnd"/>
           </w:p>
         </w:tc>
         <w:tc>
@@ -34019,6 +36778,7 @@
                 <w:szCs w:val="20"/>
               </w:rPr>
             </w:pPr>
+            <w:proofErr w:type="spellStart"/>
             <w:r>
               <w:rPr>
                 <w:sz w:val="20"/>
@@ -34026,6 +36786,7 @@
               </w:rPr>
               <w:t>desgloseTipo</w:t>
             </w:r>
+            <w:proofErr w:type="spellEnd"/>
           </w:p>
         </w:tc>
         <w:tc>
@@ -34061,6 +36822,7 @@
                 <w:szCs w:val="20"/>
               </w:rPr>
             </w:pPr>
+            <w:proofErr w:type="spellStart"/>
             <w:r>
               <w:rPr>
                 <w:sz w:val="20"/>
@@ -34068,6 +36830,7 @@
               </w:rPr>
               <w:t>desgloseDepartamento</w:t>
             </w:r>
+            <w:proofErr w:type="spellEnd"/>
           </w:p>
         </w:tc>
         <w:tc>
@@ -34103,6 +36866,7 @@
                 <w:szCs w:val="20"/>
               </w:rPr>
             </w:pPr>
+            <w:proofErr w:type="spellStart"/>
             <w:r>
               <w:rPr>
                 <w:sz w:val="20"/>
@@ -34110,6 +36874,7 @@
               </w:rPr>
               <w:t>desgloseCategoria</w:t>
             </w:r>
+            <w:proofErr w:type="spellEnd"/>
           </w:p>
         </w:tc>
         <w:tc>
@@ -34263,8 +37028,17 @@
                 <w:sz w:val="20"/>
                 <w:szCs w:val="20"/>
               </w:rPr>
-              <w:t>Generado el fechaGeneracion</w:t>
-            </w:r>
+              <w:t xml:space="preserve">Generado el </w:t>
+            </w:r>
+            <w:proofErr w:type="spellStart"/>
+            <w:r>
+              <w:rPr>
+                <w:sz w:val="20"/>
+                <w:szCs w:val="20"/>
+              </w:rPr>
+              <w:t>fechaGeneracion</w:t>
+            </w:r>
+            <w:proofErr w:type="spellEnd"/>
           </w:p>
           <w:p>
             <w:pPr>
@@ -34290,8 +37064,17 @@
                 <w:sz w:val="20"/>
                 <w:szCs w:val="20"/>
               </w:rPr>
-              <w:t>Código de seguimiento: codigoSeguimiento</w:t>
-            </w:r>
+              <w:t xml:space="preserve">Código de seguimiento: </w:t>
+            </w:r>
+            <w:proofErr w:type="spellStart"/>
+            <w:r>
+              <w:rPr>
+                <w:sz w:val="20"/>
+                <w:szCs w:val="20"/>
+              </w:rPr>
+              <w:t>codigoSeguimiento</w:t>
+            </w:r>
+            <w:proofErr w:type="spellEnd"/>
           </w:p>
           <w:p>
             <w:pPr>
@@ -34307,8 +37090,17 @@
                 <w:sz w:val="20"/>
                 <w:szCs w:val="20"/>
               </w:rPr>
-              <w:t>Fecha de registro: fechaRegistro</w:t>
-            </w:r>
+              <w:t xml:space="preserve">Fecha de registro: </w:t>
+            </w:r>
+            <w:proofErr w:type="spellStart"/>
+            <w:r>
+              <w:rPr>
+                <w:sz w:val="20"/>
+                <w:szCs w:val="20"/>
+              </w:rPr>
+              <w:t>fechaRegistro</w:t>
+            </w:r>
+            <w:proofErr w:type="spellEnd"/>
           </w:p>
           <w:p>
             <w:pPr>
@@ -34324,8 +37116,33 @@
                 <w:sz w:val="20"/>
                 <w:szCs w:val="20"/>
               </w:rPr>
-              <w:t>Tipo de caso: tipoCaso     Categoría: categoriaProblema</w:t>
-            </w:r>
+              <w:t xml:space="preserve">Tipo de caso: </w:t>
+            </w:r>
+            <w:proofErr w:type="spellStart"/>
+            <w:r>
+              <w:rPr>
+                <w:sz w:val="20"/>
+                <w:szCs w:val="20"/>
+              </w:rPr>
+              <w:t>tipoCaso</w:t>
+            </w:r>
+            <w:proofErr w:type="spellEnd"/>
+            <w:r>
+              <w:rPr>
+                <w:sz w:val="20"/>
+                <w:szCs w:val="20"/>
+              </w:rPr>
+              <w:t xml:space="preserve">     Categoría: </w:t>
+            </w:r>
+            <w:proofErr w:type="spellStart"/>
+            <w:r>
+              <w:rPr>
+                <w:sz w:val="20"/>
+                <w:szCs w:val="20"/>
+              </w:rPr>
+              <w:t>categoriaProblema</w:t>
+            </w:r>
+            <w:proofErr w:type="spellEnd"/>
           </w:p>
           <w:p>
             <w:pPr>
@@ -34341,8 +37158,17 @@
                 <w:sz w:val="20"/>
                 <w:szCs w:val="20"/>
               </w:rPr>
-              <w:t>Departamento responsable: departamentoResponsable</w:t>
-            </w:r>
+              <w:t xml:space="preserve">Departamento responsable: </w:t>
+            </w:r>
+            <w:proofErr w:type="spellStart"/>
+            <w:r>
+              <w:rPr>
+                <w:sz w:val="20"/>
+                <w:szCs w:val="20"/>
+              </w:rPr>
+              <w:t>departamentoResponsable</w:t>
+            </w:r>
+            <w:proofErr w:type="spellEnd"/>
           </w:p>
           <w:p>
             <w:pPr>
@@ -34358,8 +37184,17 @@
                 <w:sz w:val="20"/>
                 <w:szCs w:val="20"/>
               </w:rPr>
-              <w:t>Ciudadano: nombreCiudadano</w:t>
-            </w:r>
+              <w:t xml:space="preserve">Ciudadano: </w:t>
+            </w:r>
+            <w:proofErr w:type="spellStart"/>
+            <w:r>
+              <w:rPr>
+                <w:sz w:val="20"/>
+                <w:szCs w:val="20"/>
+              </w:rPr>
+              <w:t>nombreCiudadano</w:t>
+            </w:r>
+            <w:proofErr w:type="spellEnd"/>
           </w:p>
           <w:p>
             <w:pPr>
@@ -34375,8 +37210,17 @@
                 <w:sz w:val="20"/>
                 <w:szCs w:val="20"/>
               </w:rPr>
-              <w:t>Técnico responsable: nombreTecnico</w:t>
-            </w:r>
+              <w:t xml:space="preserve">Técnico responsable: </w:t>
+            </w:r>
+            <w:proofErr w:type="spellStart"/>
+            <w:r>
+              <w:rPr>
+                <w:sz w:val="20"/>
+                <w:szCs w:val="20"/>
+              </w:rPr>
+              <w:t>nombreTecnico</w:t>
+            </w:r>
+            <w:proofErr w:type="spellEnd"/>
           </w:p>
           <w:p>
             <w:pPr>
@@ -34392,8 +37236,17 @@
                 <w:sz w:val="20"/>
                 <w:szCs w:val="20"/>
               </w:rPr>
-              <w:t>Estado actual: estadoActual</w:t>
-            </w:r>
+              <w:t xml:space="preserve">Estado actual: </w:t>
+            </w:r>
+            <w:proofErr w:type="spellStart"/>
+            <w:r>
+              <w:rPr>
+                <w:sz w:val="20"/>
+                <w:szCs w:val="20"/>
+              </w:rPr>
+              <w:t>estadoActual</w:t>
+            </w:r>
+            <w:proofErr w:type="spellEnd"/>
           </w:p>
           <w:p>
             <w:pPr>
@@ -34433,6 +37286,7 @@
                 <w:szCs w:val="20"/>
               </w:rPr>
             </w:pPr>
+            <w:proofErr w:type="spellStart"/>
             <w:r>
               <w:rPr>
                 <w:sz w:val="20"/>
@@ -34440,6 +37294,7 @@
               </w:rPr>
               <w:t>historialCambios</w:t>
             </w:r>
+            <w:proofErr w:type="spellEnd"/>
           </w:p>
         </w:tc>
       </w:tr>
@@ -34501,6 +37356,7 @@
                 <w:szCs w:val="20"/>
               </w:rPr>
             </w:pPr>
+            <w:proofErr w:type="spellStart"/>
             <w:r>
               <w:rPr>
                 <w:sz w:val="20"/>
@@ -34508,6 +37364,7 @@
               </w:rPr>
               <w:t>fechaGeneracion</w:t>
             </w:r>
+            <w:proofErr w:type="spellEnd"/>
           </w:p>
         </w:tc>
         <w:tc>
@@ -34543,6 +37400,7 @@
                 <w:szCs w:val="20"/>
               </w:rPr>
             </w:pPr>
+            <w:proofErr w:type="spellStart"/>
             <w:r>
               <w:rPr>
                 <w:sz w:val="20"/>
@@ -34550,6 +37408,7 @@
               </w:rPr>
               <w:t>codigoSeguimiento</w:t>
             </w:r>
+            <w:proofErr w:type="spellEnd"/>
           </w:p>
         </w:tc>
         <w:tc>
@@ -34585,6 +37444,7 @@
                 <w:szCs w:val="20"/>
               </w:rPr>
             </w:pPr>
+            <w:proofErr w:type="spellStart"/>
             <w:r>
               <w:rPr>
                 <w:sz w:val="20"/>
@@ -34592,6 +37452,7 @@
               </w:rPr>
               <w:t>fechaRegistro</w:t>
             </w:r>
+            <w:proofErr w:type="spellEnd"/>
           </w:p>
         </w:tc>
         <w:tc>
@@ -34627,6 +37488,7 @@
                 <w:szCs w:val="20"/>
               </w:rPr>
             </w:pPr>
+            <w:proofErr w:type="spellStart"/>
             <w:r>
               <w:rPr>
                 <w:sz w:val="20"/>
@@ -34634,6 +37496,7 @@
               </w:rPr>
               <w:t>tipoCaso</w:t>
             </w:r>
+            <w:proofErr w:type="spellEnd"/>
           </w:p>
         </w:tc>
         <w:tc>
@@ -34669,6 +37532,7 @@
                 <w:szCs w:val="20"/>
               </w:rPr>
             </w:pPr>
+            <w:proofErr w:type="spellStart"/>
             <w:r>
               <w:rPr>
                 <w:sz w:val="20"/>
@@ -34676,6 +37540,7 @@
               </w:rPr>
               <w:t>categoriaProblema</w:t>
             </w:r>
+            <w:proofErr w:type="spellEnd"/>
           </w:p>
         </w:tc>
         <w:tc>
@@ -34711,6 +37576,7 @@
                 <w:szCs w:val="20"/>
               </w:rPr>
             </w:pPr>
+            <w:proofErr w:type="spellStart"/>
             <w:r>
               <w:rPr>
                 <w:sz w:val="20"/>
@@ -34718,6 +37584,7 @@
               </w:rPr>
               <w:t>departamentoResponsable</w:t>
             </w:r>
+            <w:proofErr w:type="spellEnd"/>
           </w:p>
         </w:tc>
         <w:tc>
@@ -34753,13 +37620,16 @@
                 <w:szCs w:val="20"/>
               </w:rPr>
             </w:pPr>
-            <w:r>
-              <w:rPr>
-                <w:sz w:val="20"/>
-                <w:szCs w:val="20"/>
-              </w:rPr>
+            <w:proofErr w:type="spellStart"/>
+            <w:r>
+              <w:rPr>
+                <w:sz w:val="20"/>
+                <w:szCs w:val="20"/>
+              </w:rPr>
+              <w:lastRenderedPageBreak/>
               <w:t>nombreCiudadano</w:t>
             </w:r>
+            <w:proofErr w:type="spellEnd"/>
           </w:p>
         </w:tc>
         <w:tc>
@@ -34795,6 +37665,7 @@
                 <w:szCs w:val="20"/>
               </w:rPr>
             </w:pPr>
+            <w:proofErr w:type="spellStart"/>
             <w:r>
               <w:rPr>
                 <w:sz w:val="20"/>
@@ -34802,6 +37673,7 @@
               </w:rPr>
               <w:t>nombreTecnico</w:t>
             </w:r>
+            <w:proofErr w:type="spellEnd"/>
           </w:p>
         </w:tc>
         <w:tc>
@@ -34837,6 +37709,7 @@
                 <w:szCs w:val="20"/>
               </w:rPr>
             </w:pPr>
+            <w:proofErr w:type="spellStart"/>
             <w:r>
               <w:rPr>
                 <w:sz w:val="20"/>
@@ -34844,6 +37717,7 @@
               </w:rPr>
               <w:t>estadoActual</w:t>
             </w:r>
+            <w:proofErr w:type="spellEnd"/>
           </w:p>
         </w:tc>
         <w:tc>
@@ -34879,6 +37753,7 @@
                 <w:szCs w:val="20"/>
               </w:rPr>
             </w:pPr>
+            <w:proofErr w:type="spellStart"/>
             <w:r>
               <w:rPr>
                 <w:sz w:val="20"/>
@@ -34886,6 +37761,7 @@
               </w:rPr>
               <w:t>historialCambios</w:t>
             </w:r>
+            <w:proofErr w:type="spellEnd"/>
           </w:p>
         </w:tc>
         <w:tc>
@@ -35223,7 +38099,7 @@
 </file>
 
 <file path=word/endnotes.xml><?xml version="1.0" encoding="utf-8"?>
-<w:endnotes xmlns:wpc="http://schemas.microsoft.com/office/word/2010/wordprocessingCanvas" xmlns:cx="http://schemas.microsoft.com/office/drawing/2014/chartex" xmlns:cx1="http://schemas.microsoft.com/office/drawing/2015/9/8/chartex" xmlns:cx2="http://schemas.microsoft.com/office/drawing/2015/10/21/chartex" xmlns:cx3="http://schemas.microsoft.com/office/drawing/2016/5/9/chartex" xmlns:cx4="http://schemas.microsoft.com/office/drawing/2016/5/10/chartex" xmlns:cx5="http://schemas.microsoft.com/office/drawing/2016/5/11/chartex" xmlns:cx6="http://schemas.microsoft.com/office/drawing/2016/5/12/chartex" xmlns:cx7="http://schemas.microsoft.com/office/drawing/2016/5/13/chartex" xmlns:cx8="http://schemas.microsoft.com/office/drawing/2016/5/14/chartex" xmlns:mc="http://schemas.openxmlformats.org/markup-compatibility/2006" xmlns:aink="http://schemas.microsoft.com/office/drawing/2016/ink" xmlns:am3d="http://schemas.microsoft.com/office/drawing/2017/model3d" xmlns:o="urn:schemas-microsoft-com:office:office" xmlns:r="http://schemas.openxmlformats.org/officeDocument/2006/relationships" xmlns:m="http://schemas.openxmlformats.org/officeDocument/2006/math" xmlns:v="urn:schemas-microsoft-com:vml" xmlns:wp14="http://schemas.microsoft.com/office/word/2010/wordprocessingDrawing" xmlns:wp="http://schemas.openxmlformats.org/drawingml/2006/wordprocessingDrawing" xmlns:w10="urn:schemas-microsoft-com:office:word" xmlns:w="http://schemas.openxmlformats.org/wordprocessingml/2006/main" xmlns:w14="http://schemas.microsoft.com/office/word/2010/wordml" xmlns:w15="http://schemas.microsoft.com/office/word/2012/wordml" xmlns:w16cex="http://schemas.microsoft.com/office/word/2018/wordml/cex" xmlns:w16cid="http://schemas.microsoft.com/office/word/2016/wordml/cid" xmlns:w16="http://schemas.microsoft.com/office/word/2018/wordml" xmlns:w16sdtdh="http://schemas.microsoft.com/office/word/2020/wordml/sdtdatahash" xmlns:w16se="http://schemas.microsoft.com/office/word/2015/wordml/symex" xmlns:wpg="http://schemas.microsoft.com/office/word/2010/wordprocessingGroup" xmlns:wpi="http://schemas.microsoft.com/office/word/2010/wordprocessingInk" xmlns:wne="http://schemas.microsoft.com/office/word/2006/wordml" xmlns:wps="http://schemas.microsoft.com/office/word/2010/wordprocessingShape" mc:Ignorable="w14 w15 w16se w16cid w16 w16cex w16sdtdh wp14">
+<w:endnotes xmlns:wpc="http://schemas.microsoft.com/office/word/2010/wordprocessingCanvas" xmlns:cx="http://schemas.microsoft.com/office/drawing/2014/chartex" xmlns:cx1="http://schemas.microsoft.com/office/drawing/2015/9/8/chartex" xmlns:cx2="http://schemas.microsoft.com/office/drawing/2015/10/21/chartex" xmlns:cx3="http://schemas.microsoft.com/office/drawing/2016/5/9/chartex" xmlns:cx4="http://schemas.microsoft.com/office/drawing/2016/5/10/chartex" xmlns:cx5="http://schemas.microsoft.com/office/drawing/2016/5/11/chartex" xmlns:cx6="http://schemas.microsoft.com/office/drawing/2016/5/12/chartex" xmlns:cx7="http://schemas.microsoft.com/office/drawing/2016/5/13/chartex" xmlns:cx8="http://schemas.microsoft.com/office/drawing/2016/5/14/chartex" xmlns:mc="http://schemas.openxmlformats.org/markup-compatibility/2006" xmlns:aink="http://schemas.microsoft.com/office/drawing/2016/ink" xmlns:am3d="http://schemas.microsoft.com/office/drawing/2017/model3d" xmlns:o="urn:schemas-microsoft-com:office:office" xmlns:oel="http://schemas.microsoft.com/office/2019/extlst" xmlns:r="http://schemas.openxmlformats.org/officeDocument/2006/relationships" xmlns:m="http://schemas.openxmlformats.org/officeDocument/2006/math" xmlns:v="urn:schemas-microsoft-com:vml" xmlns:wp14="http://schemas.microsoft.com/office/word/2010/wordprocessingDrawing" xmlns:wp="http://schemas.openxmlformats.org/drawingml/2006/wordprocessingDrawing" xmlns:w10="urn:schemas-microsoft-com:office:word" xmlns:w="http://schemas.openxmlformats.org/wordprocessingml/2006/main" xmlns:w14="http://schemas.microsoft.com/office/word/2010/wordml" xmlns:w15="http://schemas.microsoft.com/office/word/2012/wordml" xmlns:w16cex="http://schemas.microsoft.com/office/word/2018/wordml/cex" xmlns:w16cid="http://schemas.microsoft.com/office/word/2016/wordml/cid" xmlns:w16="http://schemas.microsoft.com/office/word/2018/wordml" xmlns:w16du="http://schemas.microsoft.com/office/word/2023/wordml/word16du" xmlns:w16sdtdh="http://schemas.microsoft.com/office/word/2020/wordml/sdtdatahash" xmlns:w16sdtfl="http://schemas.microsoft.com/office/word/2024/wordml/sdtformatlock" xmlns:w16se="http://schemas.microsoft.com/office/word/2015/wordml/symex" xmlns:wpg="http://schemas.microsoft.com/office/word/2010/wordprocessingGroup" xmlns:wpi="http://schemas.microsoft.com/office/word/2010/wordprocessingInk" xmlns:wne="http://schemas.microsoft.com/office/word/2006/wordml" xmlns:wps="http://schemas.microsoft.com/office/word/2010/wordprocessingShape" mc:Ignorable="w14 w15 w16se w16cid w16 w16cex w16sdtdh w16sdtfl w16du wp14">
   <w:endnote w:type="separator" w:id="-1">
     <w:p>
       <w:r>
@@ -35242,7 +38118,7 @@
 </file>
 
 <file path=word/footnotes.xml><?xml version="1.0" encoding="utf-8"?>
-<w:footnotes xmlns:wpc="http://schemas.microsoft.com/office/word/2010/wordprocessingCanvas" xmlns:cx="http://schemas.microsoft.com/office/drawing/2014/chartex" xmlns:cx1="http://schemas.microsoft.com/office/drawing/2015/9/8/chartex" xmlns:cx2="http://schemas.microsoft.com/office/drawing/2015/10/21/chartex" xmlns:cx3="http://schemas.microsoft.com/office/drawing/2016/5/9/chartex" xmlns:cx4="http://schemas.microsoft.com/office/drawing/2016/5/10/chartex" xmlns:cx5="http://schemas.microsoft.com/office/drawing/2016/5/11/chartex" xmlns:cx6="http://schemas.microsoft.com/office/drawing/2016/5/12/chartex" xmlns:cx7="http://schemas.microsoft.com/office/drawing/2016/5/13/chartex" xmlns:cx8="http://schemas.microsoft.com/office/drawing/2016/5/14/chartex" xmlns:mc="http://schemas.openxmlformats.org/markup-compatibility/2006" xmlns:aink="http://schemas.microsoft.com/office/drawing/2016/ink" xmlns:am3d="http://schemas.microsoft.com/office/drawing/2017/model3d" xmlns:o="urn:schemas-microsoft-com:office:office" xmlns:r="http://schemas.openxmlformats.org/officeDocument/2006/relationships" xmlns:m="http://schemas.openxmlformats.org/officeDocument/2006/math" xmlns:v="urn:schemas-microsoft-com:vml" xmlns:wp14="http://schemas.microsoft.com/office/word/2010/wordprocessingDrawing" xmlns:wp="http://schemas.openxmlformats.org/drawingml/2006/wordprocessingDrawing" xmlns:w10="urn:schemas-microsoft-com:office:word" xmlns:w="http://schemas.openxmlformats.org/wordprocessingml/2006/main" xmlns:w14="http://schemas.microsoft.com/office/word/2010/wordml" xmlns:w15="http://schemas.microsoft.com/office/word/2012/wordml" xmlns:w16cex="http://schemas.microsoft.com/office/word/2018/wordml/cex" xmlns:w16cid="http://schemas.microsoft.com/office/word/2016/wordml/cid" xmlns:w16="http://schemas.microsoft.com/office/word/2018/wordml" xmlns:w16sdtdh="http://schemas.microsoft.com/office/word/2020/wordml/sdtdatahash" xmlns:w16se="http://schemas.microsoft.com/office/word/2015/wordml/symex" xmlns:wpg="http://schemas.microsoft.com/office/word/2010/wordprocessingGroup" xmlns:wpi="http://schemas.microsoft.com/office/word/2010/wordprocessingInk" xmlns:wne="http://schemas.microsoft.com/office/word/2006/wordml" xmlns:wps="http://schemas.microsoft.com/office/word/2010/wordprocessingShape" mc:Ignorable="w14 w15 w16se w16cid w16 w16cex w16sdtdh wp14">
+<w:footnotes xmlns:wpc="http://schemas.microsoft.com/office/word/2010/wordprocessingCanvas" xmlns:cx="http://schemas.microsoft.com/office/drawing/2014/chartex" xmlns:cx1="http://schemas.microsoft.com/office/drawing/2015/9/8/chartex" xmlns:cx2="http://schemas.microsoft.com/office/drawing/2015/10/21/chartex" xmlns:cx3="http://schemas.microsoft.com/office/drawing/2016/5/9/chartex" xmlns:cx4="http://schemas.microsoft.com/office/drawing/2016/5/10/chartex" xmlns:cx5="http://schemas.microsoft.com/office/drawing/2016/5/11/chartex" xmlns:cx6="http://schemas.microsoft.com/office/drawing/2016/5/12/chartex" xmlns:cx7="http://schemas.microsoft.com/office/drawing/2016/5/13/chartex" xmlns:cx8="http://schemas.microsoft.com/office/drawing/2016/5/14/chartex" xmlns:mc="http://schemas.openxmlformats.org/markup-compatibility/2006" xmlns:aink="http://schemas.microsoft.com/office/drawing/2016/ink" xmlns:am3d="http://schemas.microsoft.com/office/drawing/2017/model3d" xmlns:o="urn:schemas-microsoft-com:office:office" xmlns:oel="http://schemas.microsoft.com/office/2019/extlst" xmlns:r="http://schemas.openxmlformats.org/officeDocument/2006/relationships" xmlns:m="http://schemas.openxmlformats.org/officeDocument/2006/math" xmlns:v="urn:schemas-microsoft-com:vml" xmlns:wp14="http://schemas.microsoft.com/office/word/2010/wordprocessingDrawing" xmlns:wp="http://schemas.openxmlformats.org/drawingml/2006/wordprocessingDrawing" xmlns:w10="urn:schemas-microsoft-com:office:word" xmlns:w="http://schemas.openxmlformats.org/wordprocessingml/2006/main" xmlns:w14="http://schemas.microsoft.com/office/word/2010/wordml" xmlns:w15="http://schemas.microsoft.com/office/word/2012/wordml" xmlns:w16cex="http://schemas.microsoft.com/office/word/2018/wordml/cex" xmlns:w16cid="http://schemas.microsoft.com/office/word/2016/wordml/cid" xmlns:w16="http://schemas.microsoft.com/office/word/2018/wordml" xmlns:w16du="http://schemas.microsoft.com/office/word/2023/wordml/word16du" xmlns:w16sdtdh="http://schemas.microsoft.com/office/word/2020/wordml/sdtdatahash" xmlns:w16sdtfl="http://schemas.microsoft.com/office/word/2024/wordml/sdtformatlock" xmlns:w16se="http://schemas.microsoft.com/office/word/2015/wordml/symex" xmlns:wpg="http://schemas.microsoft.com/office/word/2010/wordprocessingGroup" xmlns:wpi="http://schemas.microsoft.com/office/word/2010/wordprocessingInk" xmlns:wne="http://schemas.microsoft.com/office/word/2006/wordml" xmlns:wps="http://schemas.microsoft.com/office/word/2010/wordprocessingShape" mc:Ignorable="w14 w15 w16se w16cid w16 w16cex w16sdtdh w16sdtfl w16du wp14">
   <w:footnote w:type="separator" w:id="-1">
     <w:p>
       <w:r>
@@ -35261,7 +38137,7 @@
 </file>
 
 <file path=word/numbering.xml><?xml version="1.0" encoding="utf-8"?>
-<w:numbering xmlns:wpc="http://schemas.microsoft.com/office/word/2010/wordprocessingCanvas" xmlns:cx="http://schemas.microsoft.com/office/drawing/2014/chartex" xmlns:cx1="http://schemas.microsoft.com/office/drawing/2015/9/8/chartex" xmlns:cx2="http://schemas.microsoft.com/office/drawing/2015/10/21/chartex" xmlns:cx3="http://schemas.microsoft.com/office/drawing/2016/5/9/chartex" xmlns:cx4="http://schemas.microsoft.com/office/drawing/2016/5/10/chartex" xmlns:cx5="http://schemas.microsoft.com/office/drawing/2016/5/11/chartex" xmlns:cx6="http://schemas.microsoft.com/office/drawing/2016/5/12/chartex" xmlns:cx7="http://schemas.microsoft.com/office/drawing/2016/5/13/chartex" xmlns:cx8="http://schemas.microsoft.com/office/drawing/2016/5/14/chartex" xmlns:mc="http://schemas.openxmlformats.org/markup-compatibility/2006" xmlns:aink="http://schemas.microsoft.com/office/drawing/2016/ink" xmlns:am3d="http://schemas.microsoft.com/office/drawing/2017/model3d" xmlns:o="urn:schemas-microsoft-com:office:office" xmlns:r="http://schemas.openxmlformats.org/officeDocument/2006/relationships" xmlns:m="http://schemas.openxmlformats.org/officeDocument/2006/math" xmlns:v="urn:schemas-microsoft-com:vml" xmlns:wp14="http://schemas.microsoft.com/office/word/2010/wordprocessingDrawing" xmlns:wp="http://schemas.openxmlformats.org/drawingml/2006/wordprocessingDrawing" xmlns:w10="urn:schemas-microsoft-com:office:word" xmlns:w="http://schemas.openxmlformats.org/wordprocessingml/2006/main" xmlns:w14="http://schemas.microsoft.com/office/word/2010/wordml" xmlns:w15="http://schemas.microsoft.com/office/word/2012/wordml" xmlns:w16cex="http://schemas.microsoft.com/office/word/2018/wordml/cex" xmlns:w16cid="http://schemas.microsoft.com/office/word/2016/wordml/cid" xmlns:w16="http://schemas.microsoft.com/office/word/2018/wordml" xmlns:w16sdtdh="http://schemas.microsoft.com/office/word/2020/wordml/sdtdatahash" xmlns:w16se="http://schemas.microsoft.com/office/word/2015/wordml/symex" xmlns:wpg="http://schemas.microsoft.com/office/word/2010/wordprocessingGroup" xmlns:wpi="http://schemas.microsoft.com/office/word/2010/wordprocessingInk" xmlns:wne="http://schemas.microsoft.com/office/word/2006/wordml" xmlns:wps="http://schemas.microsoft.com/office/word/2010/wordprocessingShape" mc:Ignorable="w14 w15 w16se w16cid w16 w16cex w16sdtdh wp14">
+<w:numbering xmlns:wpc="http://schemas.microsoft.com/office/word/2010/wordprocessingCanvas" xmlns:cx="http://schemas.microsoft.com/office/drawing/2014/chartex" xmlns:cx1="http://schemas.microsoft.com/office/drawing/2015/9/8/chartex" xmlns:cx2="http://schemas.microsoft.com/office/drawing/2015/10/21/chartex" xmlns:cx3="http://schemas.microsoft.com/office/drawing/2016/5/9/chartex" xmlns:cx4="http://schemas.microsoft.com/office/drawing/2016/5/10/chartex" xmlns:cx5="http://schemas.microsoft.com/office/drawing/2016/5/11/chartex" xmlns:cx6="http://schemas.microsoft.com/office/drawing/2016/5/12/chartex" xmlns:cx7="http://schemas.microsoft.com/office/drawing/2016/5/13/chartex" xmlns:cx8="http://schemas.microsoft.com/office/drawing/2016/5/14/chartex" xmlns:mc="http://schemas.openxmlformats.org/markup-compatibility/2006" xmlns:aink="http://schemas.microsoft.com/office/drawing/2016/ink" xmlns:am3d="http://schemas.microsoft.com/office/drawing/2017/model3d" xmlns:o="urn:schemas-microsoft-com:office:office" xmlns:oel="http://schemas.microsoft.com/office/2019/extlst" xmlns:r="http://schemas.openxmlformats.org/officeDocument/2006/relationships" xmlns:m="http://schemas.openxmlformats.org/officeDocument/2006/math" xmlns:v="urn:schemas-microsoft-com:vml" xmlns:wp14="http://schemas.microsoft.com/office/word/2010/wordprocessingDrawing" xmlns:wp="http://schemas.openxmlformats.org/drawingml/2006/wordprocessingDrawing" xmlns:w10="urn:schemas-microsoft-com:office:word" xmlns:w="http://schemas.openxmlformats.org/wordprocessingml/2006/main" xmlns:w14="http://schemas.microsoft.com/office/word/2010/wordml" xmlns:w15="http://schemas.microsoft.com/office/word/2012/wordml" xmlns:w16cex="http://schemas.microsoft.com/office/word/2018/wordml/cex" xmlns:w16cid="http://schemas.microsoft.com/office/word/2016/wordml/cid" xmlns:w16="http://schemas.microsoft.com/office/word/2018/wordml" xmlns:w16du="http://schemas.microsoft.com/office/word/2023/wordml/word16du" xmlns:w16sdtdh="http://schemas.microsoft.com/office/word/2020/wordml/sdtdatahash" xmlns:w16sdtfl="http://schemas.microsoft.com/office/word/2024/wordml/sdtformatlock" xmlns:w16se="http://schemas.microsoft.com/office/word/2015/wordml/symex" xmlns:wpg="http://schemas.microsoft.com/office/word/2010/wordprocessingGroup" xmlns:wpi="http://schemas.microsoft.com/office/word/2010/wordprocessingInk" xmlns:wne="http://schemas.microsoft.com/office/word/2006/wordml" xmlns:wps="http://schemas.microsoft.com/office/word/2010/wordprocessingShape" mc:Ignorable="w14 w15 w16se w16cid w16 w16cex w16sdtdh w16sdtfl w16du wp14">
   <w:abstractNum w:abstractNumId="0" w15:restartNumberingAfterBreak="0">
     <w:nsid w:val="02F81A67"/>
     <w:multiLevelType w:val="multilevel"/>
@@ -36226,46 +39102,46 @@
       </w:rPr>
     </w:lvl>
   </w:abstractNum>
-  <w:num w:numId="1">
+  <w:num w:numId="1" w16cid:durableId="1096906633">
     <w:abstractNumId w:val="7"/>
   </w:num>
-  <w:num w:numId="2">
+  <w:num w:numId="2" w16cid:durableId="825584987">
     <w:abstractNumId w:val="1"/>
   </w:num>
-  <w:num w:numId="3">
+  <w:num w:numId="3" w16cid:durableId="515194257">
     <w:abstractNumId w:val="0"/>
   </w:num>
-  <w:num w:numId="4">
+  <w:num w:numId="4" w16cid:durableId="1285305624">
     <w:abstractNumId w:val="6"/>
   </w:num>
-  <w:num w:numId="5">
+  <w:num w:numId="5" w16cid:durableId="1984652454">
     <w:abstractNumId w:val="5"/>
   </w:num>
-  <w:num w:numId="6">
+  <w:num w:numId="6" w16cid:durableId="1199974404">
     <w:abstractNumId w:val="4"/>
   </w:num>
-  <w:num w:numId="7">
+  <w:num w:numId="7" w16cid:durableId="278800661">
     <w:abstractNumId w:val="3"/>
   </w:num>
-  <w:num w:numId="8">
+  <w:num w:numId="8" w16cid:durableId="1428424649">
     <w:abstractNumId w:val="8"/>
   </w:num>
-  <w:num w:numId="9">
+  <w:num w:numId="9" w16cid:durableId="2098090648">
     <w:abstractNumId w:val="2"/>
   </w:num>
-  <w:num w:numId="10">
+  <w:num w:numId="10" w16cid:durableId="827945117">
     <w:abstractNumId w:val="9"/>
   </w:num>
 </w:numbering>
 </file>
 
 <file path=word/styles.xml><?xml version="1.0" encoding="utf-8"?>
-<w:styles xmlns:mc="http://schemas.openxmlformats.org/markup-compatibility/2006" xmlns:r="http://schemas.openxmlformats.org/officeDocument/2006/relationships" xmlns:w="http://schemas.openxmlformats.org/wordprocessingml/2006/main" xmlns:w14="http://schemas.microsoft.com/office/word/2010/wordml" xmlns:w15="http://schemas.microsoft.com/office/word/2012/wordml" xmlns:w16cex="http://schemas.microsoft.com/office/word/2018/wordml/cex" xmlns:w16cid="http://schemas.microsoft.com/office/word/2016/wordml/cid" xmlns:w16="http://schemas.microsoft.com/office/word/2018/wordml" xmlns:w16sdtdh="http://schemas.microsoft.com/office/word/2020/wordml/sdtdatahash" xmlns:w16se="http://schemas.microsoft.com/office/word/2015/wordml/symex" mc:Ignorable="w14 w15 w16se w16cid w16 w16cex w16sdtdh">
+<w:styles xmlns:mc="http://schemas.openxmlformats.org/markup-compatibility/2006" xmlns:r="http://schemas.openxmlformats.org/officeDocument/2006/relationships" xmlns:w="http://schemas.openxmlformats.org/wordprocessingml/2006/main" xmlns:w14="http://schemas.microsoft.com/office/word/2010/wordml" xmlns:w15="http://schemas.microsoft.com/office/word/2012/wordml" xmlns:w16cex="http://schemas.microsoft.com/office/word/2018/wordml/cex" xmlns:w16cid="http://schemas.microsoft.com/office/word/2016/wordml/cid" xmlns:w16="http://schemas.microsoft.com/office/word/2018/wordml" xmlns:w16du="http://schemas.microsoft.com/office/word/2023/wordml/word16du" xmlns:w16sdtdh="http://schemas.microsoft.com/office/word/2020/wordml/sdtdatahash" xmlns:w16sdtfl="http://schemas.microsoft.com/office/word/2024/wordml/sdtformatlock" xmlns:w16se="http://schemas.microsoft.com/office/word/2015/wordml/symex" mc:Ignorable="w14 w15 w16se w16cid w16 w16cex w16sdtdh w16sdtfl w16du">
   <w:docDefaults>
     <w:rPrDefault>
       <w:rPr>
         <w:rFonts w:ascii="Times New Roman" w:eastAsia="Times New Roman" w:hAnsi="Times New Roman" w:cs="Times New Roman"/>
-        <w:lang w:val="es-419" w:eastAsia="es-419" w:bidi="ar-SA"/>
+        <w:lang w:val="es-MX" w:eastAsia="es-MX" w:bidi="ar-SA"/>
       </w:rPr>
     </w:rPrDefault>
     <w:pPrDefault/>
@@ -36564,7 +39440,7 @@
       <w:lang w:val="es-ES" w:eastAsia="es-ES"/>
     </w:rPr>
   </w:style>
-  <w:style w:type="paragraph" w:styleId="Heading1">
+  <w:style w:type="paragraph" w:styleId="Ttulo1">
     <w:name w:val="heading 1"/>
     <w:basedOn w:val="Normal"/>
     <w:qFormat/>
@@ -36581,7 +39457,7 @@
       <w:szCs w:val="48"/>
     </w:rPr>
   </w:style>
-  <w:style w:type="paragraph" w:styleId="Heading2">
+  <w:style w:type="paragraph" w:styleId="Ttulo2">
     <w:name w:val="heading 2"/>
     <w:basedOn w:val="Normal"/>
     <w:qFormat/>
@@ -36597,13 +39473,13 @@
       <w:szCs w:val="36"/>
     </w:rPr>
   </w:style>
-  <w:style w:type="character" w:default="1" w:styleId="DefaultParagraphFont">
+  <w:style w:type="character" w:default="1" w:styleId="Fuentedeprrafopredeter">
     <w:name w:val="Default Paragraph Font"/>
     <w:uiPriority w:val="1"/>
     <w:semiHidden/>
     <w:unhideWhenUsed/>
   </w:style>
-  <w:style w:type="table" w:default="1" w:styleId="TableNormal">
+  <w:style w:type="table" w:default="1" w:styleId="Tablanormal">
     <w:name w:val="Normal Table"/>
     <w:uiPriority w:val="99"/>
     <w:semiHidden/>
@@ -36618,7 +39494,7 @@
       </w:tblCellMar>
     </w:tblPr>
   </w:style>
-  <w:style w:type="numbering" w:default="1" w:styleId="NoList">
+  <w:style w:type="numbering" w:default="1" w:styleId="Sinlista">
     <w:name w:val="No List"/>
     <w:uiPriority w:val="99"/>
     <w:semiHidden/>
@@ -36632,7 +39508,7 @@
       <w:spacing w:before="100" w:beforeAutospacing="1" w:after="100" w:afterAutospacing="1"/>
     </w:pPr>
   </w:style>
-  <w:style w:type="paragraph" w:styleId="TOC1">
+  <w:style w:type="paragraph" w:styleId="TDC1">
     <w:name w:val="toc 1"/>
     <w:basedOn w:val="Normal"/>
     <w:rsid w:val="000D097C"/>
@@ -36640,7 +39516,7 @@
       <w:spacing w:before="100" w:beforeAutospacing="1" w:after="100" w:afterAutospacing="1"/>
     </w:pPr>
   </w:style>
-  <w:style w:type="character" w:styleId="Hyperlink">
+  <w:style w:type="character" w:styleId="Hipervnculo">
     <w:name w:val="Hyperlink"/>
     <w:rsid w:val="000D097C"/>
     <w:rPr>
@@ -36648,7 +39524,7 @@
       <w:u w:val="single"/>
     </w:rPr>
   </w:style>
-  <w:style w:type="paragraph" w:styleId="TOC2">
+  <w:style w:type="paragraph" w:styleId="TDC2">
     <w:name w:val="toc 2"/>
     <w:basedOn w:val="Normal"/>
     <w:rsid w:val="000D097C"/>
@@ -36656,7 +39532,7 @@
       <w:spacing w:before="100" w:beforeAutospacing="1" w:after="100" w:afterAutospacing="1"/>
     </w:pPr>
   </w:style>
-  <w:style w:type="paragraph" w:styleId="BodyTextIndent3">
+  <w:style w:type="paragraph" w:styleId="Sangra3detindependiente">
     <w:name w:val="Body Text Indent 3"/>
     <w:basedOn w:val="Normal"/>
     <w:rsid w:val="000D097C"/>
@@ -36664,10 +39540,10 @@
       <w:spacing w:before="100" w:beforeAutospacing="1" w:after="100" w:afterAutospacing="1"/>
     </w:pPr>
   </w:style>
-  <w:style w:type="paragraph" w:styleId="Header">
+  <w:style w:type="paragraph" w:styleId="Encabezado">
     <w:name w:val="header"/>
     <w:basedOn w:val="Normal"/>
-    <w:link w:val="HeaderChar"/>
+    <w:link w:val="EncabezadoCar"/>
     <w:uiPriority w:val="99"/>
     <w:rsid w:val="000D097C"/>
     <w:pPr>
@@ -36684,16 +39560,16 @@
   </w:style>
   <w:style w:type="paragraph" w:customStyle="1" w:styleId="ByLine">
     <w:name w:val="ByLine"/>
-    <w:basedOn w:val="Title"/>
+    <w:basedOn w:val="Ttulo"/>
     <w:rsid w:val="00F6349F"/>
     <w:rPr>
       <w:sz w:val="28"/>
     </w:rPr>
   </w:style>
-  <w:style w:type="paragraph" w:styleId="Title">
+  <w:style w:type="paragraph" w:styleId="Ttulo">
     <w:name w:val="Title"/>
     <w:basedOn w:val="Normal"/>
-    <w:link w:val="TitleChar"/>
+    <w:link w:val="TtuloCar"/>
     <w:qFormat/>
     <w:rsid w:val="00F6349F"/>
     <w:pPr>
@@ -36709,9 +39585,9 @@
       <w:lang w:val="en-US" w:eastAsia="en-US"/>
     </w:rPr>
   </w:style>
-  <w:style w:type="character" w:customStyle="1" w:styleId="TitleChar">
-    <w:name w:val="Title Char"/>
-    <w:link w:val="Title"/>
+  <w:style w:type="character" w:customStyle="1" w:styleId="TtuloCar">
+    <w:name w:val="Título Car"/>
+    <w:link w:val="Ttulo"/>
     <w:rsid w:val="00F6349F"/>
     <w:rPr>
       <w:rFonts w:ascii="Arial" w:hAnsi="Arial"/>
@@ -36738,12 +39614,12 @@
       <w:lang w:val="en-US" w:eastAsia="en-US"/>
     </w:rPr>
   </w:style>
-  <w:style w:type="character" w:styleId="LineNumber">
+  <w:style w:type="character" w:styleId="Nmerodelnea">
     <w:name w:val="line number"/>
-    <w:basedOn w:val="DefaultParagraphFont"/>
+    <w:basedOn w:val="Fuentedeprrafopredeter"/>
     <w:rsid w:val="008F2F81"/>
   </w:style>
-  <w:style w:type="paragraph" w:styleId="ListParagraph">
+  <w:style w:type="paragraph" w:styleId="Prrafodelista">
     <w:name w:val="List Paragraph"/>
     <w:basedOn w:val="Normal"/>
     <w:uiPriority w:val="34"/>
@@ -36753,10 +39629,10 @@
       <w:ind w:left="708"/>
     </w:pPr>
   </w:style>
-  <w:style w:type="paragraph" w:styleId="Footer">
+  <w:style w:type="paragraph" w:styleId="Piedepgina">
     <w:name w:val="footer"/>
     <w:basedOn w:val="Normal"/>
-    <w:link w:val="FooterChar"/>
+    <w:link w:val="PiedepginaCar"/>
     <w:uiPriority w:val="99"/>
     <w:rsid w:val="00344F2B"/>
     <w:pPr>
@@ -36766,9 +39642,9 @@
       </w:tabs>
     </w:pPr>
   </w:style>
-  <w:style w:type="character" w:customStyle="1" w:styleId="FooterChar">
-    <w:name w:val="Footer Char"/>
-    <w:link w:val="Footer"/>
+  <w:style w:type="character" w:customStyle="1" w:styleId="PiedepginaCar">
+    <w:name w:val="Pie de página Car"/>
+    <w:link w:val="Piedepgina"/>
     <w:uiPriority w:val="99"/>
     <w:rsid w:val="00344F2B"/>
     <w:rPr>
@@ -36777,9 +39653,9 @@
       <w:lang w:val="es-ES" w:eastAsia="es-ES"/>
     </w:rPr>
   </w:style>
-  <w:style w:type="character" w:customStyle="1" w:styleId="HeaderChar">
-    <w:name w:val="Header Char"/>
-    <w:link w:val="Header"/>
+  <w:style w:type="character" w:customStyle="1" w:styleId="EncabezadoCar">
+    <w:name w:val="Encabezado Car"/>
+    <w:link w:val="Encabezado"/>
     <w:uiPriority w:val="99"/>
     <w:rsid w:val="00344F2B"/>
     <w:rPr>
@@ -36788,10 +39664,10 @@
       <w:lang w:val="es-ES" w:eastAsia="es-ES"/>
     </w:rPr>
   </w:style>
-  <w:style w:type="paragraph" w:styleId="BalloonText">
+  <w:style w:type="paragraph" w:styleId="Textodeglobo">
     <w:name w:val="Balloon Text"/>
     <w:basedOn w:val="Normal"/>
-    <w:link w:val="BalloonTextChar"/>
+    <w:link w:val="TextodegloboCar"/>
     <w:rsid w:val="00344F2B"/>
     <w:rPr>
       <w:rFonts w:ascii="Tahoma" w:hAnsi="Tahoma" w:cs="Tahoma"/>
@@ -36799,9 +39675,9 @@
       <w:szCs w:val="16"/>
     </w:rPr>
   </w:style>
-  <w:style w:type="character" w:customStyle="1" w:styleId="BalloonTextChar">
-    <w:name w:val="Balloon Text Char"/>
-    <w:link w:val="BalloonText"/>
+  <w:style w:type="character" w:customStyle="1" w:styleId="TextodegloboCar">
+    <w:name w:val="Texto de globo Car"/>
+    <w:link w:val="Textodeglobo"/>
     <w:rsid w:val="00344F2B"/>
     <w:rPr>
       <w:rFonts w:ascii="Tahoma" w:hAnsi="Tahoma" w:cs="Tahoma"/>
@@ -36810,18 +39686,18 @@
       <w:lang w:val="es-ES" w:eastAsia="es-ES"/>
     </w:rPr>
   </w:style>
-  <w:style w:type="paragraph" w:styleId="BodyText">
+  <w:style w:type="paragraph" w:styleId="Textoindependiente">
     <w:name w:val="Body Text"/>
     <w:basedOn w:val="Normal"/>
-    <w:link w:val="BodyTextChar"/>
+    <w:link w:val="TextoindependienteCar"/>
     <w:rsid w:val="00FF438A"/>
     <w:pPr>
       <w:spacing w:after="120"/>
     </w:pPr>
   </w:style>
-  <w:style w:type="character" w:customStyle="1" w:styleId="BodyTextChar">
-    <w:name w:val="Body Text Char"/>
-    <w:link w:val="BodyText"/>
+  <w:style w:type="character" w:customStyle="1" w:styleId="TextoindependienteCar">
+    <w:name w:val="Texto independiente Car"/>
+    <w:link w:val="Textoindependiente"/>
     <w:rsid w:val="00FF438A"/>
     <w:rPr>
       <w:sz w:val="24"/>
@@ -36829,32 +39705,32 @@
       <w:lang w:val="es-ES" w:eastAsia="es-ES"/>
     </w:rPr>
   </w:style>
-  <w:style w:type="paragraph" w:styleId="EndnoteText">
+  <w:style w:type="paragraph" w:styleId="Textonotaalfinal">
     <w:name w:val="endnote text"/>
     <w:basedOn w:val="Normal"/>
-    <w:link w:val="EndnoteTextChar"/>
+    <w:link w:val="TextonotaalfinalCar"/>
     <w:rsid w:val="00A83ADC"/>
     <w:rPr>
       <w:sz w:val="20"/>
       <w:szCs w:val="20"/>
     </w:rPr>
   </w:style>
-  <w:style w:type="character" w:customStyle="1" w:styleId="EndnoteTextChar">
-    <w:name w:val="Endnote Text Char"/>
-    <w:link w:val="EndnoteText"/>
+  <w:style w:type="character" w:customStyle="1" w:styleId="TextonotaalfinalCar">
+    <w:name w:val="Texto nota al final Car"/>
+    <w:link w:val="Textonotaalfinal"/>
     <w:rsid w:val="00A83ADC"/>
     <w:rPr>
       <w:lang w:val="es-ES" w:eastAsia="es-ES"/>
     </w:rPr>
   </w:style>
-  <w:style w:type="character" w:styleId="EndnoteReference">
+  <w:style w:type="character" w:styleId="Refdenotaalfinal">
     <w:name w:val="endnote reference"/>
     <w:rsid w:val="00A83ADC"/>
     <w:rPr>
       <w:vertAlign w:val="superscript"/>
     </w:rPr>
   </w:style>
-  <w:style w:type="paragraph" w:styleId="Revision">
+  <w:style w:type="paragraph" w:styleId="Revisin">
     <w:name w:val="Revision"/>
     <w:hidden/>
     <w:uiPriority w:val="99"/>
@@ -36866,9 +39742,9 @@
       <w:lang w:val="es-ES" w:eastAsia="es-ES"/>
     </w:rPr>
   </w:style>
-  <w:style w:type="table" w:styleId="TableGrid">
+  <w:style w:type="table" w:styleId="Tablaconcuadrcula">
     <w:name w:val="Table Grid"/>
-    <w:basedOn w:val="TableNormal"/>
+    <w:basedOn w:val="Tablanormal"/>
     <w:uiPriority w:val="1"/>
     <w:rsid w:val="00557FB4"/>
     <w:rPr>
@@ -36888,7 +39764,7 @@
       </w:tblBorders>
     </w:tblPr>
   </w:style>
-  <w:style w:type="character" w:styleId="Strong">
+  <w:style w:type="character" w:styleId="Fuerte">
     <w:name w:val="Strong"/>
     <w:uiPriority w:val="22"/>
     <w:qFormat/>

--- a/Casos de Uso/CU_Reglas_de_Negocio_Sistema_Quejas_v1.6.docx
+++ b/Casos de Uso/CU_Reglas_de_Negocio_Sistema_Quejas_v1.6.docx
@@ -1045,7 +1045,7 @@
                 <w:noProof/>
                 <w:lang w:val="es-GT"/>
               </w:rPr>
-              <w:t xml:space="preserve">grupo 1 Análisis de Sistemas 2</w:t>
+              <w:t>grupo 1 Análisis de Sistemas 2</w:t>
             </w:r>
           </w:p>
         </w:tc>
@@ -1072,7 +1072,7 @@
                 <w:noProof/>
                 <w:lang w:val="es-GT"/>
               </w:rPr>
-              <w:t xml:space="preserve">08/10/2026</w:t>
+              <w:t>08/10/2026</w:t>
             </w:r>
           </w:p>
         </w:tc>
@@ -1099,7 +1099,15 @@
                 <w:noProof/>
                 <w:lang w:val="es-GT"/>
               </w:rPr>
-              <w:t xml:space="preserve">Vigencia de la sesión del ciudadano (RN39) y mensaje de error cuando la verificación del DPI no está vigente (AN02 # 17)</w:t>
+              <w:t xml:space="preserve">Vigencia de la sesión del ciudadano (RN39) y mensaje de error cuando la verificación del DPI no está vigente </w:t>
+            </w:r>
+            <w:r>
+              <w:rPr>
+                <w:noProof/>
+                <w:lang w:val="es-GT"/>
+              </w:rPr>
+              <w:lastRenderedPageBreak/>
+              <w:t>(AN02 # 17)</w:t>
             </w:r>
           </w:p>
         </w:tc>
@@ -1126,7 +1134,118 @@
                 <w:noProof/>
                 <w:lang w:val="es-GT"/>
               </w:rPr>
-              <w:t xml:space="preserve">1.0</w:t>
+              <w:lastRenderedPageBreak/>
+              <w:t>1.0</w:t>
+            </w:r>
+          </w:p>
+        </w:tc>
+      </w:tr>
+      <w:tr>
+        <w:tc>
+          <w:tcPr>
+            <w:tcW w:w="2160" w:type="dxa"/>
+            <w:tcBorders>
+              <w:top w:val="single" w:sz="6" w:space="0" w:color="auto"/>
+              <w:left w:val="thinThickSmallGap" w:sz="24" w:space="0" w:color="auto"/>
+              <w:bottom w:val="thickThinSmallGap" w:sz="24" w:space="0" w:color="auto"/>
+              <w:right w:val="single" w:sz="6" w:space="0" w:color="auto"/>
+            </w:tcBorders>
+          </w:tcPr>
+          <w:p>
+            <w:pPr>
+              <w:spacing w:before="40" w:after="40"/>
+              <w:rPr>
+                <w:noProof/>
+                <w:lang w:val="es-GT"/>
+              </w:rPr>
+            </w:pPr>
+            <w:r>
+              <w:rPr>
+                <w:noProof/>
+                <w:lang w:val="es-GT"/>
+              </w:rPr>
+              <w:t>grupo 1 Análisis de Sistemas 2</w:t>
+            </w:r>
+          </w:p>
+        </w:tc>
+        <w:tc>
+          <w:tcPr>
+            <w:tcW w:w="1170" w:type="dxa"/>
+            <w:tcBorders>
+              <w:top w:val="single" w:sz="6" w:space="0" w:color="auto"/>
+              <w:left w:val="single" w:sz="6" w:space="0" w:color="auto"/>
+              <w:bottom w:val="thickThinSmallGap" w:sz="24" w:space="0" w:color="auto"/>
+              <w:right w:val="single" w:sz="6" w:space="0" w:color="auto"/>
+            </w:tcBorders>
+          </w:tcPr>
+          <w:p>
+            <w:pPr>
+              <w:spacing w:before="40" w:after="40"/>
+              <w:rPr>
+                <w:noProof/>
+                <w:lang w:val="es-GT"/>
+              </w:rPr>
+            </w:pPr>
+            <w:r>
+              <w:rPr>
+                <w:noProof/>
+                <w:lang w:val="es-GT"/>
+              </w:rPr>
+              <w:t>13/10/2026</w:t>
+            </w:r>
+          </w:p>
+        </w:tc>
+        <w:tc>
+          <w:tcPr>
+            <w:tcW w:w="4149" w:type="dxa"/>
+            <w:tcBorders>
+              <w:top w:val="single" w:sz="6" w:space="0" w:color="auto"/>
+              <w:left w:val="single" w:sz="6" w:space="0" w:color="auto"/>
+              <w:bottom w:val="thickThinSmallGap" w:sz="24" w:space="0" w:color="auto"/>
+              <w:right w:val="single" w:sz="6" w:space="0" w:color="auto"/>
+            </w:tcBorders>
+          </w:tcPr>
+          <w:p>
+            <w:pPr>
+              <w:spacing w:before="40" w:after="40"/>
+              <w:rPr>
+                <w:noProof/>
+                <w:lang w:val="es-GT"/>
+              </w:rPr>
+            </w:pPr>
+            <w:r>
+              <w:rPr>
+                <w:noProof/>
+                <w:lang w:val="es-GT"/>
+              </w:rPr>
+              <w:t>Reasignación de los casos del Técnico al cambiar su estado de disponibilidad: formulario estado de disponibilidad (RN40), casos a cargo del usuario (RN26), reinicio de intentos fallidos (RN02), notificación al Técnico que recibe los casos (RN35) y mensaje de error cuando no existe Técnico que los reciba (AN02 # 46)</w:t>
+            </w:r>
+          </w:p>
+        </w:tc>
+        <w:tc>
+          <w:tcPr>
+            <w:tcW w:w="1134" w:type="dxa"/>
+            <w:tcBorders>
+              <w:top w:val="single" w:sz="6" w:space="0" w:color="auto"/>
+              <w:left w:val="single" w:sz="6" w:space="0" w:color="auto"/>
+              <w:bottom w:val="thickThinSmallGap" w:sz="24" w:space="0" w:color="auto"/>
+              <w:right w:val="thickThinSmallGap" w:sz="24" w:space="0" w:color="auto"/>
+            </w:tcBorders>
+          </w:tcPr>
+          <w:p>
+            <w:pPr>
+              <w:spacing w:before="40" w:after="40"/>
+              <w:rPr>
+                <w:noProof/>
+                <w:lang w:val="es-GT"/>
+              </w:rPr>
+            </w:pPr>
+            <w:r>
+              <w:rPr>
+                <w:noProof/>
+                <w:lang w:val="es-GT"/>
+              </w:rPr>
+              <w:t>1.0</w:t>
             </w:r>
           </w:p>
         </w:tc>
@@ -2693,56 +2812,7 @@
                 <w:sz w:val="20"/>
                 <w:szCs w:val="20"/>
               </w:rPr>
-              <w:t>El usuario no puede iniciar sesión por haber superado el número máximo de intentos fallidos</w:t>
-            </w:r>
-            <w:r>
-              <w:rPr>
-                <w:sz w:val="20"/>
-                <w:szCs w:val="20"/>
-              </w:rPr>
-              <w:t xml:space="preserve"> </w:t>
-            </w:r>
-            <w:r>
-              <w:rPr>
-                <w:sz w:val="20"/>
-                <w:szCs w:val="20"/>
-              </w:rPr>
-              <w:t>(</w:t>
-            </w:r>
-            <w:r>
-              <w:rPr>
-                <w:sz w:val="20"/>
-                <w:szCs w:val="20"/>
-              </w:rPr>
-              <w:t>5</w:t>
-            </w:r>
-            <w:r>
-              <w:rPr>
-                <w:sz w:val="20"/>
-                <w:szCs w:val="20"/>
-              </w:rPr>
-              <w:t xml:space="preserve"> intentos)</w:t>
-            </w:r>
-            <w:r>
-              <w:rPr>
-                <w:sz w:val="20"/>
-                <w:szCs w:val="20"/>
-              </w:rPr>
-              <w:t xml:space="preserve">. Solo el </w:t>
-            </w:r>
-            <w:r>
-              <w:rPr>
-                <w:sz w:val="20"/>
-                <w:szCs w:val="20"/>
-              </w:rPr>
-              <w:t>administrador</w:t>
-            </w:r>
-            <w:r>
-              <w:rPr>
-                <w:sz w:val="20"/>
-                <w:szCs w:val="20"/>
-              </w:rPr>
-              <w:t xml:space="preserve"> puede reactivarlo.</w:t>
+              <w:t>El usuario no puede iniciar sesión por haber superado el número máximo de intentos fallidos (5 intentos). Solo el administrador puede reactivarlo, y al cambiarlo a Activo el sistema reinicia sus intentos fallidos.</w:t>
             </w:r>
           </w:p>
         </w:tc>
@@ -3812,22 +3882,29 @@
                 <w:sz w:val="20"/>
                 <w:szCs w:val="20"/>
               </w:rPr>
-              <w:t>Rechazo aprobado por falta de información pasa a Requiere Ampliación</w:t>
-            </w:r>
-          </w:p>
-          <w:p>
-            <w:pPr>
-              <w:rPr>
-                <w:sz w:val="20"/>
-                <w:szCs w:val="20"/>
-              </w:rPr>
-            </w:pPr>
+              <w:t xml:space="preserve">Rechazo aprobado por falta de información pasa a Requiere </w:t>
+            </w:r>
             <w:r>
               <w:rPr>
                 <w:sz w:val="20"/>
                 <w:szCs w:val="20"/>
               </w:rPr>
               <w:lastRenderedPageBreak/>
+              <w:t>Ampliación</w:t>
+            </w:r>
+          </w:p>
+          <w:p>
+            <w:pPr>
+              <w:rPr>
+                <w:sz w:val="20"/>
+                <w:szCs w:val="20"/>
+              </w:rPr>
+            </w:pPr>
+            <w:r>
+              <w:rPr>
+                <w:sz w:val="20"/>
+                <w:szCs w:val="20"/>
+              </w:rPr>
               <w:t>Rechazo no aprobado pasa a En Revisión</w:t>
             </w:r>
           </w:p>
@@ -4801,7 +4878,14 @@
                 <w:sz w:val="20"/>
                 <w:szCs w:val="20"/>
               </w:rPr>
-              <w:t>Motivo distinto a los anteriores; requiere justificación obligatoria en texto libre de 1000 caracteres.</w:t>
+              <w:t>Motivo distinto a los anteriores; requiere justificación obligatoria en text</w:t>
+            </w:r>
+            <w:r>
+              <w:rPr>
+                <w:sz w:val="20"/>
+                <w:szCs w:val="20"/>
+              </w:rPr>
+              <w:t>o.</w:t>
             </w:r>
           </w:p>
         </w:tc>
@@ -12919,16 +13003,7 @@
                 <w:shd w:val="clear" w:color="auto" w:fill="FFFFFF"/>
               </w:rPr>
               <w:lastRenderedPageBreak/>
-              <w:t>de seguimiento es:</w:t>
-            </w:r>
-            <w:r>
-              <w:rPr>
-                <w:color w:val="222222"/>
-                <w:sz w:val="20"/>
-                <w:szCs w:val="20"/>
-                <w:shd w:val="clear" w:color="auto" w:fill="FFFFFF"/>
-              </w:rPr>
-              <w:t xml:space="preserve"> CÓDIGO DE SEGUIMIENTO.</w:t>
+              <w:t>de seguimiento es: CÓDIGO DE SEGUIMIENTO.</w:t>
             </w:r>
           </w:p>
         </w:tc>
@@ -17844,7 +17919,39 @@
                 <w:sz w:val="20"/>
                 <w:szCs w:val="20"/>
               </w:rPr>
-              <w:t>Cantidad de casos En Atención que tiene asignados</w:t>
+              <w:t>Cantidad de casos que el usuario tiene a su cargo.</w:t>
+            </w:r>
+          </w:p>
+          <w:p>
+            <w:pPr>
+              <w:spacing w:line="259" w:lineRule="auto"/>
+              <w:rPr>
+                <w:sz w:val="20"/>
+                <w:szCs w:val="20"/>
+              </w:rPr>
+            </w:pPr>
+            <w:r>
+              <w:rPr>
+                <w:sz w:val="20"/>
+                <w:szCs w:val="20"/>
+              </w:rPr>
+              <w:t>Solo el Técnico tiene casos a su nombre: sus casos En Atención, En Supervisión, Pendiente de Firma y Requiere Ampliación.</w:t>
+            </w:r>
+          </w:p>
+          <w:p>
+            <w:pPr>
+              <w:spacing w:line="259" w:lineRule="auto"/>
+              <w:rPr>
+                <w:sz w:val="20"/>
+                <w:szCs w:val="20"/>
+              </w:rPr>
+            </w:pPr>
+            <w:r>
+              <w:rPr>
+                <w:sz w:val="20"/>
+                <w:szCs w:val="20"/>
+              </w:rPr>
+              <w:t>Para el Auxiliar, el Supervisor, el Jefe de Departamento y el Administrador siempre es cero, porque atienden bandejas compartidas en las que ningún caso depende de un usuario en particular.</w:t>
             </w:r>
           </w:p>
         </w:tc>
@@ -18034,7 +18141,7 @@
                 <w:sz w:val="20"/>
                 <w:szCs w:val="20"/>
               </w:rPr>
-              <w:t>Botones “Editar” y “Estado” sobre cada usuario, y botón “Nuevo Usuario”.</w:t>
+              <w:t>Botones “Editar” y “Estado” sobre cada usuario, botón “Nuevo Usuario” y botón “Limpiar filtros”.</w:t>
             </w:r>
           </w:p>
         </w:tc>
@@ -18480,6 +18587,7 @@
                 <w:sz w:val="20"/>
                 <w:szCs w:val="20"/>
               </w:rPr>
+              <w:lastRenderedPageBreak/>
               <w:t>Usuario</w:t>
             </w:r>
           </w:p>
@@ -18892,7 +19000,6 @@
                 <w:sz w:val="20"/>
                 <w:szCs w:val="20"/>
               </w:rPr>
-              <w:lastRenderedPageBreak/>
               <w:t>Estado</w:t>
             </w:r>
           </w:p>
@@ -20563,6 +20670,7 @@
           <w:sz w:val="20"/>
           <w:szCs w:val="20"/>
         </w:rPr>
+        <w:lastRenderedPageBreak/>
         <w:t>RN30 Campos de Formulario Cambio de Contraseña</w:t>
       </w:r>
     </w:p>
@@ -20872,7 +20980,6 @@
                 <w:sz w:val="20"/>
                 <w:szCs w:val="20"/>
               </w:rPr>
-              <w:lastRenderedPageBreak/>
               <w:t>Nueva contraseña</w:t>
             </w:r>
           </w:p>
@@ -22032,6 +22139,20 @@
               </w:rPr>
               <w:t>Formatos válidos PDF</w:t>
             </w:r>
+            <w:r>
+              <w:rPr>
+                <w:sz w:val="20"/>
+                <w:szCs w:val="20"/>
+              </w:rPr>
+              <w:t xml:space="preserve"> </w:t>
+            </w:r>
+            <w:r>
+              <w:rPr>
+                <w:sz w:val="20"/>
+                <w:szCs w:val="20"/>
+              </w:rPr>
+              <w:t>o una imagen (JPG, PNG o WEBP).</w:t>
+            </w:r>
           </w:p>
           <w:p>
             <w:pPr>
@@ -22463,7 +22584,15 @@
                 <w:sz w:val="20"/>
                 <w:szCs w:val="20"/>
               </w:rPr>
-              <w:t>El rango no puede superar los cinco años.</w:t>
+              <w:t xml:space="preserve">El rango no puede superar los cinco </w:t>
+            </w:r>
+            <w:r>
+              <w:rPr>
+                <w:sz w:val="20"/>
+                <w:szCs w:val="20"/>
+              </w:rPr>
+              <w:lastRenderedPageBreak/>
+              <w:t>años.</w:t>
             </w:r>
           </w:p>
         </w:tc>
@@ -22492,6 +22621,7 @@
                 <w:sz w:val="20"/>
                 <w:szCs w:val="20"/>
               </w:rPr>
+              <w:lastRenderedPageBreak/>
               <w:t>Tipo de caso</w:t>
             </w:r>
           </w:p>
@@ -22859,15 +22989,7 @@
                 <w:sz w:val="20"/>
                 <w:szCs w:val="20"/>
               </w:rPr>
-              <w:t xml:space="preserve">Total de casos, casos resueltos, días </w:t>
-            </w:r>
-            <w:r>
-              <w:rPr>
-                <w:sz w:val="20"/>
-                <w:szCs w:val="20"/>
-              </w:rPr>
-              <w:lastRenderedPageBreak/>
-              <w:t>promedio de atención y desglose por estado, tipo de caso, departamento y categoría</w:t>
+              <w:t>Total de casos, casos resueltos, días promedio de atención y desglose por estado, tipo de caso, departamento y categoría</w:t>
             </w:r>
           </w:p>
         </w:tc>
@@ -22896,7 +23018,6 @@
                 <w:sz w:val="20"/>
                 <w:szCs w:val="20"/>
               </w:rPr>
-              <w:lastRenderedPageBreak/>
               <w:t>Exportar</w:t>
             </w:r>
           </w:p>
@@ -24446,6 +24567,7 @@
                 <w:sz w:val="20"/>
                 <w:szCs w:val="20"/>
               </w:rPr>
+              <w:lastRenderedPageBreak/>
               <w:t>Se muestran 25 registros por página.</w:t>
             </w:r>
           </w:p>
@@ -24475,6 +24597,7 @@
                 <w:sz w:val="20"/>
                 <w:szCs w:val="20"/>
               </w:rPr>
+              <w:lastRenderedPageBreak/>
               <w:t>Exportar</w:t>
             </w:r>
           </w:p>
@@ -24733,7 +24856,6 @@
                 <w:sz w:val="20"/>
                 <w:szCs w:val="20"/>
               </w:rPr>
-              <w:lastRenderedPageBreak/>
               <w:t>Requerimiento de ampliación</w:t>
             </w:r>
           </w:p>
@@ -24817,7 +24939,7 @@
                 <w:sz w:val="20"/>
                 <w:szCs w:val="20"/>
               </w:rPr>
-              <w:t>Se envía al Técnico cuando el sistema le asigna un caso.</w:t>
+              <w:t>Se envía al Técnico cuando el sistema le asigna un caso, y también cuando el Administrador le reasigna los casos de otro Técnico que deja de estar Activo.</w:t>
             </w:r>
           </w:p>
         </w:tc>
@@ -25740,6 +25862,7 @@
                 <w:sz w:val="20"/>
                 <w:szCs w:val="20"/>
               </w:rPr>
+              <w:lastRenderedPageBreak/>
               <w:t>Actividades del Técnico</w:t>
             </w:r>
           </w:p>
@@ -26197,7 +26320,7 @@
           <w:sz w:val="20"/>
           <w:szCs w:val="20"/>
         </w:rPr>
-        <w:t xml:space="preserve">RN39 Vigencia de la sesión del ciudadano</w:t>
+        <w:t>RN39 Vigencia de la sesión del ciudadano</w:t>
       </w:r>
     </w:p>
     <w:p>
@@ -26216,7 +26339,7 @@
           <w:sz w:val="20"/>
           <w:szCs w:val="20"/>
         </w:rPr>
-        <w:t xml:space="preserve">La sesión del ciudadano inicia en el momento en que confirma el código de verificación enviado a su correo y tiene una vigencia de 30 minutos. Dentro de ese plazo el ciudadano puede registrar casos y ampliar los que lo requieran sin solicitar un código nuevo. La vigencia se cuenta desde la confirmación del código y no se renueva con el uso del sistema. La sesión también termina cuando el ciudadano selecciona el botón “Cerrar sesión”.</w:t>
+        <w:t>La sesión del ciudadano inicia en el momento en que confirma el código de verificación enviado a su correo y tiene una vigencia de 30 minutos. Dentro de ese plazo el ciudadano puede registrar casos y ampliar los que lo requieran sin solicitar un código nuevo. La vigencia se cuenta desde la confirmación del código y no se renueva con el uso del sistema. La sesión también termina cuando el ciudadano selecciona el botón “Cerrar sesión”.</w:t>
       </w:r>
     </w:p>
     <w:p>
@@ -26235,9 +26358,856 @@
           <w:sz w:val="20"/>
           <w:szCs w:val="20"/>
         </w:rPr>
-        <w:t xml:space="preserve">Mientras la sesión no esté vigente, ya sea porque el ciudadano no ha confirmado el código, porque transcurrieron los 30 minutos o porque cerró sesión, el sistema no permite registrar ni ampliar casos y muestra el mensaje AN02 # 17. Para continuar, el ciudadano debe ingresar nuevamente al sistema y confirmar un código de verificación.</w:t>
+        <w:t>Mientras la sesión no esté vigente, ya sea porque el ciudadano no ha confirmado el código, porque transcurrieron los 30 minutos o porque cerró sesión, el sistema no permite registrar ni ampliar casos y muestra el mensaje AN02 # 17. Para continuar, el ciudadano debe ingresar nuevamente al sistema y confirmar un código de verificación.</w:t>
       </w:r>
     </w:p>
+    <w:p>
+      <w:pPr>
+        <w:pStyle w:val="NormalWeb"/>
+        <w:spacing w:line="360" w:lineRule="auto"/>
+        <w:ind w:right="300"/>
+        <w:jc w:val="both"/>
+        <w:rPr>
+          <w:b/>
+          <w:bCs/>
+          <w:sz w:val="20"/>
+          <w:szCs w:val="20"/>
+        </w:rPr>
+      </w:pPr>
+      <w:r>
+        <w:rPr>
+          <w:b/>
+          <w:bCs/>
+          <w:sz w:val="20"/>
+          <w:szCs w:val="20"/>
+        </w:rPr>
+        <w:t>RN40 Campos de Formulario Estado de Disponibilidad</w:t>
+      </w:r>
+    </w:p>
+    <w:tbl>
+      <w:tblPr>
+        <w:tblW w:w="5000" w:type="pct"/>
+        <w:tblBorders>
+          <w:top w:val="single" w:sz="4" w:space="0" w:color="auto"/>
+          <w:left w:val="single" w:sz="4" w:space="0" w:color="auto"/>
+          <w:bottom w:val="single" w:sz="4" w:space="0" w:color="auto"/>
+          <w:right w:val="single" w:sz="4" w:space="0" w:color="auto"/>
+          <w:insideH w:val="single" w:sz="4" w:space="0" w:color="auto"/>
+          <w:insideV w:val="single" w:sz="4" w:space="0" w:color="auto"/>
+        </w:tblBorders>
+        <w:tblLook w:val="04A0" w:firstRow="1" w:lastRow="0" w:firstColumn="1" w:lastColumn="0" w:noHBand="0" w:noVBand="1"/>
+      </w:tblPr>
+      <w:tblGrid>
+        <w:gridCol w:w="1313"/>
+        <w:gridCol w:w="1851"/>
+        <w:gridCol w:w="2230"/>
+        <w:gridCol w:w="3298"/>
+      </w:tblGrid>
+      <w:tr>
+        <w:trPr>
+          <w:trHeight w:val="300"/>
+        </w:trPr>
+        <w:tc>
+          <w:tcPr>
+            <w:tcW w:w="755" w:type="pct"/>
+            <w:shd w:val="clear" w:color="auto" w:fill="D9D9D9"/>
+            <w:tcMar>
+              <w:top w:w="40" w:type="dxa"/>
+              <w:left w:w="80" w:type="dxa"/>
+              <w:bottom w:w="40" w:type="dxa"/>
+              <w:right w:w="80" w:type="dxa"/>
+            </w:tcMar>
+            <w:vAlign w:val="center"/>
+          </w:tcPr>
+          <w:p>
+            <w:r>
+              <w:rPr>
+                <w:b/>
+                <w:bCs/>
+                <w:sz w:val="20"/>
+                <w:szCs w:val="20"/>
+              </w:rPr>
+              <w:t>Campo</w:t>
+            </w:r>
+          </w:p>
+        </w:tc>
+        <w:tc>
+          <w:tcPr>
+            <w:tcW w:w="1065" w:type="pct"/>
+            <w:shd w:val="clear" w:color="auto" w:fill="D9D9D9"/>
+            <w:tcMar>
+              <w:top w:w="40" w:type="dxa"/>
+              <w:left w:w="80" w:type="dxa"/>
+              <w:bottom w:w="40" w:type="dxa"/>
+              <w:right w:w="80" w:type="dxa"/>
+            </w:tcMar>
+            <w:vAlign w:val="center"/>
+          </w:tcPr>
+          <w:p>
+            <w:pPr>
+              <w:spacing w:line="259" w:lineRule="auto"/>
+            </w:pPr>
+            <w:r>
+              <w:rPr>
+                <w:b/>
+                <w:bCs/>
+                <w:sz w:val="20"/>
+                <w:szCs w:val="20"/>
+              </w:rPr>
+              <w:t>Tipo</w:t>
+            </w:r>
+          </w:p>
+        </w:tc>
+        <w:tc>
+          <w:tcPr>
+            <w:tcW w:w="1283" w:type="pct"/>
+            <w:shd w:val="clear" w:color="auto" w:fill="D9D9D9"/>
+          </w:tcPr>
+          <w:p>
+            <w:pPr>
+              <w:spacing w:line="259" w:lineRule="auto"/>
+              <w:rPr>
+                <w:b/>
+                <w:bCs/>
+                <w:sz w:val="20"/>
+                <w:szCs w:val="20"/>
+              </w:rPr>
+            </w:pPr>
+            <w:r>
+              <w:rPr>
+                <w:b/>
+                <w:bCs/>
+                <w:sz w:val="20"/>
+                <w:szCs w:val="20"/>
+              </w:rPr>
+              <w:t>M (obligatorio)</w:t>
+            </w:r>
+          </w:p>
+          <w:p>
+            <w:pPr>
+              <w:spacing w:line="259" w:lineRule="auto"/>
+              <w:rPr>
+                <w:b/>
+                <w:bCs/>
+                <w:sz w:val="20"/>
+                <w:szCs w:val="20"/>
+              </w:rPr>
+            </w:pPr>
+            <w:r>
+              <w:rPr>
+                <w:b/>
+                <w:bCs/>
+                <w:sz w:val="20"/>
+                <w:szCs w:val="20"/>
+              </w:rPr>
+              <w:t>O (opcional)</w:t>
+            </w:r>
+          </w:p>
+          <w:p>
+            <w:pPr>
+              <w:spacing w:line="259" w:lineRule="auto"/>
+              <w:rPr>
+                <w:b/>
+                <w:bCs/>
+                <w:sz w:val="20"/>
+                <w:szCs w:val="20"/>
+              </w:rPr>
+            </w:pPr>
+            <w:r>
+              <w:rPr>
+                <w:b/>
+                <w:bCs/>
+                <w:sz w:val="20"/>
+                <w:szCs w:val="20"/>
+              </w:rPr>
+              <w:t>L (lectura)</w:t>
+            </w:r>
+          </w:p>
+          <w:p>
+            <w:pPr>
+              <w:spacing w:line="259" w:lineRule="auto"/>
+              <w:rPr>
+                <w:b/>
+                <w:bCs/>
+                <w:sz w:val="20"/>
+                <w:szCs w:val="20"/>
+              </w:rPr>
+            </w:pPr>
+            <w:r>
+              <w:rPr>
+                <w:b/>
+                <w:bCs/>
+                <w:sz w:val="20"/>
+                <w:szCs w:val="20"/>
+              </w:rPr>
+              <w:t>E (escritura)</w:t>
+            </w:r>
+          </w:p>
+        </w:tc>
+        <w:tc>
+          <w:tcPr>
+            <w:tcW w:w="1897" w:type="pct"/>
+            <w:shd w:val="clear" w:color="auto" w:fill="D9D9D9"/>
+          </w:tcPr>
+          <w:p>
+            <w:pPr>
+              <w:spacing w:line="259" w:lineRule="auto"/>
+              <w:rPr>
+                <w:b/>
+                <w:bCs/>
+                <w:sz w:val="20"/>
+                <w:szCs w:val="20"/>
+              </w:rPr>
+            </w:pPr>
+            <w:r>
+              <w:rPr>
+                <w:b/>
+                <w:bCs/>
+                <w:sz w:val="20"/>
+                <w:szCs w:val="20"/>
+              </w:rPr>
+              <w:t>Validaciones</w:t>
+            </w:r>
+          </w:p>
+        </w:tc>
+      </w:tr>
+      <w:tr>
+        <w:trPr>
+          <w:trHeight w:val="300"/>
+        </w:trPr>
+        <w:tc>
+          <w:tcPr>
+            <w:tcW w:w="755" w:type="pct"/>
+            <w:tcMar>
+              <w:top w:w="40" w:type="dxa"/>
+              <w:left w:w="80" w:type="dxa"/>
+              <w:bottom w:w="40" w:type="dxa"/>
+              <w:right w:w="80" w:type="dxa"/>
+            </w:tcMar>
+            <w:vAlign w:val="center"/>
+          </w:tcPr>
+          <w:p>
+            <w:pPr>
+              <w:spacing w:line="259" w:lineRule="auto"/>
+            </w:pPr>
+            <w:r>
+              <w:rPr>
+                <w:sz w:val="20"/>
+                <w:szCs w:val="20"/>
+              </w:rPr>
+              <w:t>Usuario</w:t>
+            </w:r>
+          </w:p>
+        </w:tc>
+        <w:tc>
+          <w:tcPr>
+            <w:tcW w:w="1065" w:type="pct"/>
+            <w:tcMar>
+              <w:top w:w="40" w:type="dxa"/>
+              <w:left w:w="80" w:type="dxa"/>
+              <w:bottom w:w="40" w:type="dxa"/>
+              <w:right w:w="80" w:type="dxa"/>
+            </w:tcMar>
+            <w:vAlign w:val="center"/>
+          </w:tcPr>
+          <w:p>
+            <w:pPr>
+              <w:spacing w:line="259" w:lineRule="auto"/>
+            </w:pPr>
+            <w:r>
+              <w:rPr>
+                <w:sz w:val="20"/>
+                <w:szCs w:val="20"/>
+              </w:rPr>
+              <w:t>Texto</w:t>
+            </w:r>
+          </w:p>
+        </w:tc>
+        <w:tc>
+          <w:tcPr>
+            <w:tcW w:w="1283" w:type="pct"/>
+          </w:tcPr>
+          <w:p>
+            <w:pPr>
+              <w:spacing w:line="259" w:lineRule="auto"/>
+              <w:rPr>
+                <w:sz w:val="20"/>
+                <w:szCs w:val="20"/>
+              </w:rPr>
+            </w:pPr>
+            <w:r>
+              <w:rPr>
+                <w:sz w:val="20"/>
+                <w:szCs w:val="20"/>
+              </w:rPr>
+              <w:t>M, L</w:t>
+            </w:r>
+          </w:p>
+        </w:tc>
+        <w:tc>
+          <w:tcPr>
+            <w:tcW w:w="1897" w:type="pct"/>
+          </w:tcPr>
+          <w:p>
+            <w:pPr>
+              <w:spacing w:line="259" w:lineRule="auto"/>
+              <w:rPr>
+                <w:sz w:val="20"/>
+                <w:szCs w:val="20"/>
+              </w:rPr>
+            </w:pPr>
+            <w:r>
+              <w:rPr>
+                <w:sz w:val="20"/>
+                <w:szCs w:val="20"/>
+              </w:rPr>
+              <w:t>Nombre del usuario seleccionado</w:t>
+            </w:r>
+          </w:p>
+        </w:tc>
+      </w:tr>
+      <w:tr>
+        <w:trPr>
+          <w:trHeight w:val="300"/>
+        </w:trPr>
+        <w:tc>
+          <w:tcPr>
+            <w:tcW w:w="755" w:type="pct"/>
+            <w:tcMar>
+              <w:top w:w="40" w:type="dxa"/>
+              <w:left w:w="80" w:type="dxa"/>
+              <w:bottom w:w="40" w:type="dxa"/>
+              <w:right w:w="80" w:type="dxa"/>
+            </w:tcMar>
+            <w:vAlign w:val="center"/>
+          </w:tcPr>
+          <w:p>
+            <w:pPr>
+              <w:spacing w:line="259" w:lineRule="auto"/>
+            </w:pPr>
+            <w:r>
+              <w:rPr>
+                <w:sz w:val="20"/>
+                <w:szCs w:val="20"/>
+              </w:rPr>
+              <w:t>Rol</w:t>
+            </w:r>
+          </w:p>
+        </w:tc>
+        <w:tc>
+          <w:tcPr>
+            <w:tcW w:w="1065" w:type="pct"/>
+            <w:tcMar>
+              <w:top w:w="40" w:type="dxa"/>
+              <w:left w:w="80" w:type="dxa"/>
+              <w:bottom w:w="40" w:type="dxa"/>
+              <w:right w:w="80" w:type="dxa"/>
+            </w:tcMar>
+            <w:vAlign w:val="center"/>
+          </w:tcPr>
+          <w:p>
+            <w:pPr>
+              <w:spacing w:line="259" w:lineRule="auto"/>
+            </w:pPr>
+            <w:r>
+              <w:rPr>
+                <w:sz w:val="20"/>
+                <w:szCs w:val="20"/>
+              </w:rPr>
+              <w:t>Texto</w:t>
+            </w:r>
+          </w:p>
+        </w:tc>
+        <w:tc>
+          <w:tcPr>
+            <w:tcW w:w="1283" w:type="pct"/>
+          </w:tcPr>
+          <w:p>
+            <w:pPr>
+              <w:spacing w:line="259" w:lineRule="auto"/>
+              <w:rPr>
+                <w:sz w:val="20"/>
+                <w:szCs w:val="20"/>
+              </w:rPr>
+            </w:pPr>
+            <w:r>
+              <w:rPr>
+                <w:sz w:val="20"/>
+                <w:szCs w:val="20"/>
+              </w:rPr>
+              <w:t>M, L</w:t>
+            </w:r>
+          </w:p>
+        </w:tc>
+        <w:tc>
+          <w:tcPr>
+            <w:tcW w:w="1897" w:type="pct"/>
+          </w:tcPr>
+          <w:p>
+            <w:pPr>
+              <w:spacing w:line="259" w:lineRule="auto"/>
+              <w:rPr>
+                <w:sz w:val="20"/>
+                <w:szCs w:val="20"/>
+              </w:rPr>
+            </w:pPr>
+            <w:r>
+              <w:rPr>
+                <w:sz w:val="20"/>
+                <w:szCs w:val="20"/>
+              </w:rPr>
+              <w:t>RN01</w:t>
+            </w:r>
+          </w:p>
+        </w:tc>
+      </w:tr>
+      <w:tr>
+        <w:trPr>
+          <w:trHeight w:val="300"/>
+        </w:trPr>
+        <w:tc>
+          <w:tcPr>
+            <w:tcW w:w="755" w:type="pct"/>
+            <w:tcMar>
+              <w:top w:w="40" w:type="dxa"/>
+              <w:left w:w="80" w:type="dxa"/>
+              <w:bottom w:w="40" w:type="dxa"/>
+              <w:right w:w="80" w:type="dxa"/>
+            </w:tcMar>
+            <w:vAlign w:val="center"/>
+          </w:tcPr>
+          <w:p>
+            <w:pPr>
+              <w:spacing w:line="259" w:lineRule="auto"/>
+            </w:pPr>
+            <w:r>
+              <w:rPr>
+                <w:sz w:val="20"/>
+                <w:szCs w:val="20"/>
+              </w:rPr>
+              <w:t>Casos activos</w:t>
+            </w:r>
+          </w:p>
+        </w:tc>
+        <w:tc>
+          <w:tcPr>
+            <w:tcW w:w="1065" w:type="pct"/>
+            <w:tcMar>
+              <w:top w:w="40" w:type="dxa"/>
+              <w:left w:w="80" w:type="dxa"/>
+              <w:bottom w:w="40" w:type="dxa"/>
+              <w:right w:w="80" w:type="dxa"/>
+            </w:tcMar>
+            <w:vAlign w:val="center"/>
+          </w:tcPr>
+          <w:p>
+            <w:pPr>
+              <w:spacing w:line="259" w:lineRule="auto"/>
+            </w:pPr>
+            <w:r>
+              <w:rPr>
+                <w:sz w:val="20"/>
+                <w:szCs w:val="20"/>
+              </w:rPr>
+              <w:t>Numérico</w:t>
+            </w:r>
+          </w:p>
+        </w:tc>
+        <w:tc>
+          <w:tcPr>
+            <w:tcW w:w="1283" w:type="pct"/>
+          </w:tcPr>
+          <w:p>
+            <w:pPr>
+              <w:spacing w:line="259" w:lineRule="auto"/>
+              <w:rPr>
+                <w:sz w:val="20"/>
+                <w:szCs w:val="20"/>
+              </w:rPr>
+            </w:pPr>
+            <w:r>
+              <w:rPr>
+                <w:sz w:val="20"/>
+                <w:szCs w:val="20"/>
+              </w:rPr>
+              <w:t>M, L</w:t>
+            </w:r>
+          </w:p>
+        </w:tc>
+        <w:tc>
+          <w:tcPr>
+            <w:tcW w:w="1897" w:type="pct"/>
+          </w:tcPr>
+          <w:p>
+            <w:pPr>
+              <w:spacing w:line="259" w:lineRule="auto"/>
+              <w:rPr>
+                <w:sz w:val="20"/>
+                <w:szCs w:val="20"/>
+              </w:rPr>
+            </w:pPr>
+            <w:r>
+              <w:rPr>
+                <w:sz w:val="20"/>
+                <w:szCs w:val="20"/>
+              </w:rPr>
+              <w:t>Cantidad de casos que el usuario tiene a su cargo. RN26</w:t>
+            </w:r>
+          </w:p>
+        </w:tc>
+      </w:tr>
+      <w:tr>
+        <w:trPr>
+          <w:trHeight w:val="300"/>
+        </w:trPr>
+        <w:tc>
+          <w:tcPr>
+            <w:tcW w:w="755" w:type="pct"/>
+            <w:tcMar>
+              <w:top w:w="40" w:type="dxa"/>
+              <w:left w:w="80" w:type="dxa"/>
+              <w:bottom w:w="40" w:type="dxa"/>
+              <w:right w:w="80" w:type="dxa"/>
+            </w:tcMar>
+            <w:vAlign w:val="center"/>
+          </w:tcPr>
+          <w:p>
+            <w:pPr>
+              <w:spacing w:line="259" w:lineRule="auto"/>
+            </w:pPr>
+            <w:r>
+              <w:rPr>
+                <w:sz w:val="20"/>
+                <w:szCs w:val="20"/>
+              </w:rPr>
+              <w:t>Nuevo estado</w:t>
+            </w:r>
+          </w:p>
+        </w:tc>
+        <w:tc>
+          <w:tcPr>
+            <w:tcW w:w="1065" w:type="pct"/>
+            <w:tcMar>
+              <w:top w:w="40" w:type="dxa"/>
+              <w:left w:w="80" w:type="dxa"/>
+              <w:bottom w:w="40" w:type="dxa"/>
+              <w:right w:w="80" w:type="dxa"/>
+            </w:tcMar>
+            <w:vAlign w:val="center"/>
+          </w:tcPr>
+          <w:p>
+            <w:pPr>
+              <w:spacing w:line="259" w:lineRule="auto"/>
+            </w:pPr>
+            <w:r>
+              <w:rPr>
+                <w:sz w:val="20"/>
+                <w:szCs w:val="20"/>
+              </w:rPr>
+              <w:t>Lista</w:t>
+            </w:r>
+          </w:p>
+        </w:tc>
+        <w:tc>
+          <w:tcPr>
+            <w:tcW w:w="1283" w:type="pct"/>
+          </w:tcPr>
+          <w:p>
+            <w:pPr>
+              <w:spacing w:line="259" w:lineRule="auto"/>
+              <w:rPr>
+                <w:sz w:val="20"/>
+                <w:szCs w:val="20"/>
+              </w:rPr>
+            </w:pPr>
+            <w:r>
+              <w:rPr>
+                <w:sz w:val="20"/>
+                <w:szCs w:val="20"/>
+              </w:rPr>
+              <w:t>M, S</w:t>
+            </w:r>
+          </w:p>
+        </w:tc>
+        <w:tc>
+          <w:tcPr>
+            <w:tcW w:w="1897" w:type="pct"/>
+          </w:tcPr>
+          <w:p>
+            <w:pPr>
+              <w:spacing w:line="259" w:lineRule="auto"/>
+              <w:rPr>
+                <w:sz w:val="20"/>
+                <w:szCs w:val="20"/>
+              </w:rPr>
+            </w:pPr>
+            <w:r>
+              <w:rPr>
+                <w:sz w:val="20"/>
+                <w:szCs w:val="20"/>
+              </w:rPr>
+              <w:t>RN02</w:t>
+            </w:r>
+          </w:p>
+        </w:tc>
+      </w:tr>
+      <w:tr>
+        <w:trPr>
+          <w:trHeight w:val="300"/>
+        </w:trPr>
+        <w:tc>
+          <w:tcPr>
+            <w:tcW w:w="755" w:type="pct"/>
+            <w:tcMar>
+              <w:top w:w="40" w:type="dxa"/>
+              <w:left w:w="80" w:type="dxa"/>
+              <w:bottom w:w="40" w:type="dxa"/>
+              <w:right w:w="80" w:type="dxa"/>
+            </w:tcMar>
+            <w:vAlign w:val="center"/>
+          </w:tcPr>
+          <w:p>
+            <w:pPr>
+              <w:spacing w:line="259" w:lineRule="auto"/>
+            </w:pPr>
+            <w:r>
+              <w:rPr>
+                <w:sz w:val="20"/>
+                <w:szCs w:val="20"/>
+              </w:rPr>
+              <w:t xml:space="preserve">Reasignar sus </w:t>
+            </w:r>
+            <w:r>
+              <w:rPr>
+                <w:sz w:val="20"/>
+                <w:szCs w:val="20"/>
+              </w:rPr>
+              <w:lastRenderedPageBreak/>
+              <w:t>casos</w:t>
+            </w:r>
+          </w:p>
+        </w:tc>
+        <w:tc>
+          <w:tcPr>
+            <w:tcW w:w="1065" w:type="pct"/>
+            <w:tcMar>
+              <w:top w:w="40" w:type="dxa"/>
+              <w:left w:w="80" w:type="dxa"/>
+              <w:bottom w:w="40" w:type="dxa"/>
+              <w:right w:w="80" w:type="dxa"/>
+            </w:tcMar>
+            <w:vAlign w:val="center"/>
+          </w:tcPr>
+          <w:p>
+            <w:pPr>
+              <w:spacing w:line="259" w:lineRule="auto"/>
+            </w:pPr>
+            <w:r>
+              <w:rPr>
+                <w:sz w:val="20"/>
+                <w:szCs w:val="20"/>
+              </w:rPr>
+              <w:lastRenderedPageBreak/>
+              <w:t>Lista</w:t>
+            </w:r>
+          </w:p>
+        </w:tc>
+        <w:tc>
+          <w:tcPr>
+            <w:tcW w:w="1283" w:type="pct"/>
+          </w:tcPr>
+          <w:p>
+            <w:pPr>
+              <w:spacing w:line="259" w:lineRule="auto"/>
+              <w:rPr>
+                <w:sz w:val="20"/>
+                <w:szCs w:val="20"/>
+              </w:rPr>
+            </w:pPr>
+            <w:r>
+              <w:rPr>
+                <w:sz w:val="20"/>
+                <w:szCs w:val="20"/>
+              </w:rPr>
+              <w:t>O, S</w:t>
+            </w:r>
+          </w:p>
+        </w:tc>
+        <w:tc>
+          <w:tcPr>
+            <w:tcW w:w="1897" w:type="pct"/>
+          </w:tcPr>
+          <w:p>
+            <w:pPr>
+              <w:spacing w:line="259" w:lineRule="auto"/>
+              <w:rPr>
+                <w:sz w:val="20"/>
+                <w:szCs w:val="20"/>
+              </w:rPr>
+            </w:pPr>
+            <w:r>
+              <w:rPr>
+                <w:sz w:val="20"/>
+                <w:szCs w:val="20"/>
+              </w:rPr>
+              <w:t xml:space="preserve">Se muestra únicamente cuando el </w:t>
+            </w:r>
+            <w:r>
+              <w:rPr>
+                <w:sz w:val="20"/>
+                <w:szCs w:val="20"/>
+              </w:rPr>
+              <w:lastRenderedPageBreak/>
+              <w:t>usuario tiene casos a su cargo y el nuevo estado es distinto de Activo, lo que solo ocurre con el rol de Técnico.</w:t>
+            </w:r>
+          </w:p>
+          <w:p>
+            <w:pPr>
+              <w:spacing w:line="259" w:lineRule="auto"/>
+              <w:rPr>
+                <w:sz w:val="20"/>
+                <w:szCs w:val="20"/>
+              </w:rPr>
+            </w:pPr>
+            <w:r>
+              <w:rPr>
+                <w:sz w:val="20"/>
+                <w:szCs w:val="20"/>
+              </w:rPr>
+              <w:t>La etiqueta es “Reasignar sus casos a otro Técnico”.</w:t>
+            </w:r>
+          </w:p>
+          <w:p>
+            <w:pPr>
+              <w:spacing w:line="259" w:lineRule="auto"/>
+              <w:rPr>
+                <w:sz w:val="20"/>
+                <w:szCs w:val="20"/>
+              </w:rPr>
+            </w:pPr>
+            <w:r>
+              <w:rPr>
+                <w:sz w:val="20"/>
+                <w:szCs w:val="20"/>
+              </w:rPr>
+              <w:t>Lista los Técnicos en estado Activo del mismo departamento del usuario.</w:t>
+            </w:r>
+          </w:p>
+          <w:p>
+            <w:pPr>
+              <w:spacing w:line="259" w:lineRule="auto"/>
+              <w:rPr>
+                <w:sz w:val="20"/>
+                <w:szCs w:val="20"/>
+              </w:rPr>
+            </w:pPr>
+            <w:r>
+              <w:rPr>
+                <w:sz w:val="20"/>
+                <w:szCs w:val="20"/>
+              </w:rPr>
+              <w:t>De cada opción muestra el nombre, el departamento y la cantidad de casos que ya tiene.</w:t>
+            </w:r>
+          </w:p>
+        </w:tc>
+      </w:tr>
+      <w:tr>
+        <w:trPr>
+          <w:trHeight w:val="300"/>
+        </w:trPr>
+        <w:tc>
+          <w:tcPr>
+            <w:tcW w:w="755" w:type="pct"/>
+            <w:tcMar>
+              <w:top w:w="40" w:type="dxa"/>
+              <w:left w:w="80" w:type="dxa"/>
+              <w:bottom w:w="40" w:type="dxa"/>
+              <w:right w:w="80" w:type="dxa"/>
+            </w:tcMar>
+            <w:vAlign w:val="center"/>
+          </w:tcPr>
+          <w:p>
+            <w:pPr>
+              <w:spacing w:line="259" w:lineRule="auto"/>
+            </w:pPr>
+            <w:r>
+              <w:rPr>
+                <w:sz w:val="20"/>
+                <w:szCs w:val="20"/>
+              </w:rPr>
+              <w:lastRenderedPageBreak/>
+              <w:t>Acción</w:t>
+            </w:r>
+          </w:p>
+        </w:tc>
+        <w:tc>
+          <w:tcPr>
+            <w:tcW w:w="1065" w:type="pct"/>
+            <w:tcMar>
+              <w:top w:w="40" w:type="dxa"/>
+              <w:left w:w="80" w:type="dxa"/>
+              <w:bottom w:w="40" w:type="dxa"/>
+              <w:right w:w="80" w:type="dxa"/>
+            </w:tcMar>
+            <w:vAlign w:val="center"/>
+          </w:tcPr>
+          <w:p>
+            <w:pPr>
+              <w:spacing w:line="259" w:lineRule="auto"/>
+            </w:pPr>
+            <w:r>
+              <w:rPr>
+                <w:sz w:val="20"/>
+                <w:szCs w:val="20"/>
+              </w:rPr>
+              <w:t>Botón</w:t>
+            </w:r>
+          </w:p>
+        </w:tc>
+        <w:tc>
+          <w:tcPr>
+            <w:tcW w:w="1283" w:type="pct"/>
+          </w:tcPr>
+          <w:p>
+            <w:pPr>
+              <w:spacing w:line="259" w:lineRule="auto"/>
+              <w:rPr>
+                <w:sz w:val="20"/>
+                <w:szCs w:val="20"/>
+              </w:rPr>
+            </w:pPr>
+            <w:r>
+              <w:rPr>
+                <w:sz w:val="20"/>
+                <w:szCs w:val="20"/>
+              </w:rPr>
+              <w:t>M</w:t>
+            </w:r>
+          </w:p>
+        </w:tc>
+        <w:tc>
+          <w:tcPr>
+            <w:tcW w:w="1897" w:type="pct"/>
+          </w:tcPr>
+          <w:p>
+            <w:pPr>
+              <w:spacing w:line="259" w:lineRule="auto"/>
+              <w:rPr>
+                <w:sz w:val="20"/>
+                <w:szCs w:val="20"/>
+              </w:rPr>
+            </w:pPr>
+            <w:r>
+              <w:rPr>
+                <w:sz w:val="20"/>
+                <w:szCs w:val="20"/>
+              </w:rPr>
+              <w:t>Botón “Guardar”, que cambia a “Reasignar y continuar” cuando hay casos pendientes por reasignar, y botón “Cancelar”.</w:t>
+            </w:r>
+          </w:p>
+        </w:tc>
+      </w:tr>
+    </w:tbl>
     <w:p>
       <w:pPr>
         <w:rPr>
@@ -27530,6 +28500,7 @@
                 <w:szCs w:val="20"/>
                 <w:highlight w:val="green"/>
               </w:rPr>
+              <w:lastRenderedPageBreak/>
               <w:t>3</w:t>
             </w:r>
           </w:p>
@@ -27699,7 +28670,6 @@
                 <w:sz w:val="20"/>
                 <w:szCs w:val="20"/>
               </w:rPr>
-              <w:lastRenderedPageBreak/>
               <w:t>6</w:t>
             </w:r>
           </w:p>
@@ -28377,7 +29347,7 @@
                 <w:sz w:val="20"/>
                 <w:szCs w:val="20"/>
               </w:rPr>
-              <w:t xml:space="preserve">Debe completar la verificación de su DPI antes de registrar el caso.</w:t>
+              <w:t>Debe completar la verificación de su DPI antes de registrar el caso.</w:t>
             </w:r>
           </w:p>
         </w:tc>
@@ -28428,6 +29398,13 @@
                 <w:szCs w:val="20"/>
               </w:rPr>
             </w:pPr>
+            <w:r>
+              <w:rPr>
+                <w:sz w:val="20"/>
+                <w:szCs w:val="20"/>
+              </w:rPr>
+              <w:t>El usuario se encuentra inactivo</w:t>
+            </w:r>
           </w:p>
         </w:tc>
       </w:tr>
@@ -29949,6 +30926,63 @@
                 <w:szCs w:val="20"/>
               </w:rPr>
               <w:t>No tiene permisos para acceder a este recurso.</w:t>
+            </w:r>
+          </w:p>
+        </w:tc>
+      </w:tr>
+      <w:tr>
+        <w:tc>
+          <w:tcPr>
+            <w:tcW w:w="342" w:type="pct"/>
+            <w:tcMar>
+              <w:top w:w="40" w:type="dxa"/>
+              <w:left w:w="80" w:type="dxa"/>
+              <w:bottom w:w="40" w:type="dxa"/>
+              <w:right w:w="80" w:type="dxa"/>
+            </w:tcMar>
+            <w:vAlign w:val="center"/>
+          </w:tcPr>
+          <w:p>
+            <w:pPr>
+              <w:rPr>
+                <w:sz w:val="20"/>
+                <w:szCs w:val="20"/>
+              </w:rPr>
+            </w:pPr>
+            <w:r>
+              <w:rPr>
+                <w:sz w:val="20"/>
+                <w:szCs w:val="20"/>
+              </w:rPr>
+              <w:lastRenderedPageBreak/>
+              <w:t>46</w:t>
+            </w:r>
+          </w:p>
+        </w:tc>
+        <w:tc>
+          <w:tcPr>
+            <w:tcW w:w="4658" w:type="pct"/>
+            <w:tcMar>
+              <w:top w:w="40" w:type="dxa"/>
+              <w:left w:w="80" w:type="dxa"/>
+              <w:bottom w:w="40" w:type="dxa"/>
+              <w:right w:w="80" w:type="dxa"/>
+            </w:tcMar>
+            <w:vAlign w:val="center"/>
+          </w:tcPr>
+          <w:p>
+            <w:pPr>
+              <w:rPr>
+                <w:sz w:val="20"/>
+                <w:szCs w:val="20"/>
+              </w:rPr>
+            </w:pPr>
+            <w:r>
+              <w:rPr>
+                <w:sz w:val="20"/>
+                <w:szCs w:val="20"/>
+              </w:rPr>
+              <w:t>No existe otro Técnico activo en el departamento que pueda recibir los casos.</w:t>
             </w:r>
           </w:p>
         </w:tc>
@@ -30028,7 +31062,6 @@
                 <w:sz w:val="20"/>
                 <w:szCs w:val="20"/>
               </w:rPr>
-              <w:lastRenderedPageBreak/>
               <w:t>Campo</w:t>
             </w:r>
           </w:p>
@@ -31086,6 +32119,7 @@
                 <w:sz w:val="20"/>
                 <w:szCs w:val="20"/>
               </w:rPr>
+              <w:lastRenderedPageBreak/>
               <w:t>decisionAuxiliar</w:t>
             </w:r>
           </w:p>
@@ -31265,7 +32299,6 @@
           <w:sz w:val="20"/>
           <w:szCs w:val="20"/>
         </w:rPr>
-        <w:lastRenderedPageBreak/>
         <w:t># 2 Reporte de Atención del Caso</w:t>
       </w:r>
     </w:p>
@@ -32211,6 +33244,7 @@
                 <w:sz w:val="20"/>
                 <w:szCs w:val="20"/>
               </w:rPr>
+              <w:lastRenderedPageBreak/>
               <w:t>nombreTecnico</w:t>
             </w:r>
           </w:p>
@@ -32429,7 +33463,6 @@
                 <w:sz w:val="20"/>
                 <w:szCs w:val="20"/>
               </w:rPr>
-              <w:lastRenderedPageBreak/>
               <w:t>MUNICIPALIDAD DE GRANADOS, B.V.</w:t>
             </w:r>
           </w:p>
@@ -33565,7 +34598,6 @@
                 <w:sz w:val="20"/>
                 <w:szCs w:val="20"/>
               </w:rPr>
-              <w:lastRenderedPageBreak/>
               <w:t>Casos resueltos: casosResueltos</w:t>
             </w:r>
           </w:p>
@@ -34674,6 +35706,7 @@
                 <w:sz w:val="20"/>
                 <w:szCs w:val="20"/>
               </w:rPr>
+              <w:lastRenderedPageBreak/>
               <w:t>categoriaProblema</w:t>
             </w:r>
           </w:p>

--- a/Casos de Uso/CU_Reglas_de_Negocio_Sistema_Quejas_v1.6.docx
+++ b/Casos de Uso/CU_Reglas_de_Negocio_Sistema_Quejas_v1.6.docx
@@ -1246,6 +1246,116 @@
                 <w:lang w:val="es-GT"/>
               </w:rPr>
               <w:t>1.0</w:t>
+            </w:r>
+          </w:p>
+        </w:tc>
+      </w:tr>
+      <w:tr>
+        <w:tc>
+          <w:tcPr>
+            <w:tcW w:w="2160" w:type="dxa"/>
+            <w:tcBorders>
+              <w:top w:val="single" w:sz="6" w:space="0" w:color="auto"/>
+              <w:left w:val="thinThickSmallGap" w:sz="24" w:space="0" w:color="auto"/>
+              <w:bottom w:val="thickThinSmallGap" w:sz="24" w:space="0" w:color="auto"/>
+              <w:right w:val="single" w:sz="6" w:space="0" w:color="auto"/>
+            </w:tcBorders>
+          </w:tcPr>
+          <w:p>
+            <w:pPr>
+              <w:spacing w:before="40" w:after="40"/>
+              <w:rPr>
+                <w:noProof/>
+                <w:lang w:val="es-GT"/>
+              </w:rPr>
+            </w:pPr>
+            <w:r>
+              <w:rPr>
+                <w:noProof/>
+                <w:lang w:val="es-GT"/>
+              </w:rPr>
+              <w:t xml:space="preserve">grupo 1 Análisis de Sistemas 2</w:t>
+            </w:r>
+          </w:p>
+        </w:tc>
+        <w:tc>
+          <w:tcPr>
+            <w:tcW w:w="1170" w:type="dxa"/>
+            <w:tcBorders>
+              <w:top w:val="single" w:sz="6" w:space="0" w:color="auto"/>
+              <w:left w:val="single" w:sz="6" w:space="0" w:color="auto"/>
+              <w:bottom w:val="thickThinSmallGap" w:sz="24" w:space="0" w:color="auto"/>
+              <w:right w:val="single" w:sz="6" w:space="0" w:color="auto"/>
+            </w:tcBorders>
+          </w:tcPr>
+          <w:p>
+            <w:pPr>
+              <w:spacing w:before="40" w:after="40"/>
+              <w:rPr>
+                <w:noProof/>
+                <w:lang w:val="es-GT"/>
+              </w:rPr>
+            </w:pPr>
+            <w:r>
+              <w:rPr>
+                <w:noProof/>
+                <w:lang w:val="es-GT"/>
+              </w:rPr>
+              <w:t xml:space="preserve">13/10/2026</w:t>
+            </w:r>
+          </w:p>
+        </w:tc>
+        <w:tc>
+          <w:tcPr>
+            <w:tcW w:w="4149" w:type="dxa"/>
+            <w:tcBorders>
+              <w:top w:val="single" w:sz="6" w:space="0" w:color="auto"/>
+              <w:left w:val="single" w:sz="6" w:space="0" w:color="auto"/>
+              <w:bottom w:val="thickThinSmallGap" w:sz="24" w:space="0" w:color="auto"/>
+              <w:right w:val="single" w:sz="6" w:space="0" w:color="auto"/>
+            </w:tcBorders>
+          </w:tcPr>
+          <w:p>
+            <w:pPr>
+              <w:spacing w:before="40" w:after="40"/>
+              <w:rPr>
+                <w:noProof/>
+                <w:lang w:val="es-GT"/>
+              </w:rPr>
+            </w:pPr>
+            <w:r>
+              <w:rPr>
+                <w:noProof/>
+                <w:lang w:val="es-GT"/>
+              </w:rPr>
+              <w:t xml:space="preserve">Unificación con la rama de la vista de Técnicos: formularios asignación técnico (RN16) y detalle técnico (RN17), y numeración de actividades (RN18) y nueva actividad (RN19) conforme al CU-05; mensajes de éxito del Técnico (AN01 # 5 y # 6)</w:t>
+            </w:r>
+          </w:p>
+        </w:tc>
+        <w:tc>
+          <w:tcPr>
+            <w:tcW w:w="1134" w:type="dxa"/>
+            <w:tcBorders>
+              <w:top w:val="single" w:sz="6" w:space="0" w:color="auto"/>
+              <w:left w:val="single" w:sz="6" w:space="0" w:color="auto"/>
+              <w:bottom w:val="thickThinSmallGap" w:sz="24" w:space="0" w:color="auto"/>
+              <w:right w:val="thickThinSmallGap" w:sz="24" w:space="0" w:color="auto"/>
+            </w:tcBorders>
+          </w:tcPr>
+          <w:p>
+            <w:pPr>
+              <w:spacing w:before="40" w:after="40"/>
+              <w:rPr>
+                <w:noProof/>
+                <w:lang w:val="es-GT"/>
+              </w:rPr>
+            </w:pPr>
+            <w:r>
+              <w:rPr>
+                <w:noProof/>
+                <w:lang w:val="es-GT"/>
+              </w:rPr>
+              <w:t xml:space="preserve">1.0</w:t>
             </w:r>
           </w:p>
         </w:tc>
@@ -11401,43 +11511,7 @@
           <w:sz w:val="20"/>
           <w:szCs w:val="20"/>
         </w:rPr>
-        <w:t>RN1</w:t>
-      </w:r>
-      <w:r>
-        <w:rPr>
-          <w:b/>
-          <w:bCs/>
-          <w:sz w:val="20"/>
-          <w:szCs w:val="20"/>
-        </w:rPr>
-        <w:t>9</w:t>
-      </w:r>
-      <w:r>
-        <w:rPr>
-          <w:b/>
-          <w:bCs/>
-          <w:sz w:val="20"/>
-          <w:szCs w:val="20"/>
-        </w:rPr>
-        <w:t xml:space="preserve"> Campos de Formu</w:t>
-      </w:r>
-      <w:r>
-        <w:rPr>
-          <w:b/>
-          <w:bCs/>
-          <w:sz w:val="20"/>
-          <w:szCs w:val="20"/>
-        </w:rPr>
-        <w:t xml:space="preserve">lario </w:t>
-      </w:r>
-      <w:r>
-        <w:rPr>
-          <w:b/>
-          <w:bCs/>
-          <w:sz w:val="20"/>
-          <w:szCs w:val="20"/>
-        </w:rPr>
-        <w:t>Actividades Técnico</w:t>
+        <w:t xml:space="preserve">RN16 Campos de Formulario Asignación Técnico</w:t>
       </w:r>
     </w:p>
     <w:tbl>
@@ -11651,14 +11725,7 @@
                 <w:sz w:val="20"/>
                 <w:szCs w:val="20"/>
               </w:rPr>
-              <w:t xml:space="preserve">Código de </w:t>
-            </w:r>
-            <w:r>
-              <w:rPr>
-                <w:sz w:val="20"/>
-                <w:szCs w:val="20"/>
-              </w:rPr>
-              <w:t>seguimiento</w:t>
+              <w:t xml:space="preserve">Código de seguimiento</w:t>
             </w:r>
           </w:p>
         </w:tc>
@@ -11682,7 +11749,7 @@
                 <w:sz w:val="20"/>
                 <w:szCs w:val="20"/>
               </w:rPr>
-              <w:t>Alfanumérico</w:t>
+              <w:t xml:space="preserve">Alfanumérico</w:t>
             </w:r>
           </w:p>
         </w:tc>
@@ -11703,7 +11770,7 @@
                 <w:sz w:val="20"/>
                 <w:szCs w:val="20"/>
               </w:rPr>
-              <w:t>M, L</w:t>
+              <w:t xml:space="preserve">M, L</w:t>
             </w:r>
           </w:p>
         </w:tc>
@@ -11724,49 +11791,7 @@
                 <w:sz w:val="20"/>
                 <w:szCs w:val="20"/>
               </w:rPr>
-              <w:t xml:space="preserve">Formato </w:t>
-            </w:r>
-            <w:r>
-              <w:rPr>
-                <w:sz w:val="20"/>
-                <w:szCs w:val="20"/>
-              </w:rPr>
-              <w:t>MG</w:t>
-            </w:r>
-            <w:r>
-              <w:rPr>
-                <w:sz w:val="20"/>
-                <w:szCs w:val="20"/>
-              </w:rPr>
-              <w:t>-XXXX</w:t>
-            </w:r>
-            <w:r>
-              <w:rPr>
-                <w:sz w:val="20"/>
-                <w:szCs w:val="20"/>
-              </w:rPr>
-              <w:t>-</w:t>
-            </w:r>
-            <w:r>
-              <w:rPr>
-                <w:sz w:val="20"/>
-                <w:szCs w:val="20"/>
-              </w:rPr>
-              <w:t>XXXX (1</w:t>
-            </w:r>
-            <w:r>
-              <w:rPr>
-                <w:sz w:val="20"/>
-                <w:szCs w:val="20"/>
-              </w:rPr>
-              <w:t>2</w:t>
-            </w:r>
-            <w:r>
-              <w:rPr>
-                <w:sz w:val="20"/>
-                <w:szCs w:val="20"/>
-              </w:rPr>
-              <w:t xml:space="preserve"> caracteres)</w:t>
+              <w:t xml:space="preserve">Formato MG-XXXX-XXXX (12 caracteres)</w:t>
             </w:r>
           </w:p>
         </w:tc>
@@ -11789,17 +11814,13 @@
           <w:p>
             <w:pPr>
               <w:spacing w:line="259" w:lineRule="auto"/>
-              <w:rPr>
-                <w:sz w:val="20"/>
-                <w:szCs w:val="20"/>
-              </w:rPr>
-            </w:pPr>
-            <w:r>
-              <w:rPr>
-                <w:sz w:val="20"/>
-                <w:szCs w:val="20"/>
-              </w:rPr>
-              <w:t>Código de actividad</w:t>
+            </w:pPr>
+            <w:r>
+              <w:rPr>
+                <w:sz w:val="20"/>
+                <w:szCs w:val="20"/>
+              </w:rPr>
+              <w:t xml:space="preserve">Fecha de ingreso</w:t>
             </w:r>
           </w:p>
         </w:tc>
@@ -11817,17 +11838,13 @@
           <w:p>
             <w:pPr>
               <w:spacing w:line="259" w:lineRule="auto"/>
-              <w:rPr>
-                <w:sz w:val="20"/>
-                <w:szCs w:val="20"/>
-              </w:rPr>
-            </w:pPr>
-            <w:r>
-              <w:rPr>
-                <w:sz w:val="20"/>
-                <w:szCs w:val="20"/>
-              </w:rPr>
-              <w:t>Numérico</w:t>
+            </w:pPr>
+            <w:r>
+              <w:rPr>
+                <w:sz w:val="20"/>
+                <w:szCs w:val="20"/>
+              </w:rPr>
+              <w:t xml:space="preserve">Fecha</w:t>
             </w:r>
           </w:p>
         </w:tc>
@@ -11848,7 +11865,7 @@
                 <w:sz w:val="20"/>
                 <w:szCs w:val="20"/>
               </w:rPr>
-              <w:t>M, L</w:t>
+              <w:t xml:space="preserve">M, L</w:t>
             </w:r>
           </w:p>
         </w:tc>
@@ -11885,17 +11902,13 @@
           <w:p>
             <w:pPr>
               <w:spacing w:line="259" w:lineRule="auto"/>
-              <w:rPr>
-                <w:sz w:val="20"/>
-                <w:szCs w:val="20"/>
-              </w:rPr>
-            </w:pPr>
-            <w:r>
-              <w:rPr>
-                <w:sz w:val="20"/>
-                <w:szCs w:val="20"/>
-              </w:rPr>
-              <w:t>Detalle</w:t>
+            </w:pPr>
+            <w:r>
+              <w:rPr>
+                <w:sz w:val="20"/>
+                <w:szCs w:val="20"/>
+              </w:rPr>
+              <w:t xml:space="preserve">Tipo de caso</w:t>
             </w:r>
           </w:p>
         </w:tc>
@@ -11913,17 +11926,13 @@
           <w:p>
             <w:pPr>
               <w:spacing w:line="259" w:lineRule="auto"/>
-              <w:rPr>
-                <w:sz w:val="20"/>
-                <w:szCs w:val="20"/>
-              </w:rPr>
-            </w:pPr>
-            <w:r>
-              <w:rPr>
-                <w:sz w:val="20"/>
-                <w:szCs w:val="20"/>
-              </w:rPr>
-              <w:t>Texto</w:t>
+            </w:pPr>
+            <w:r>
+              <w:rPr>
+                <w:sz w:val="20"/>
+                <w:szCs w:val="20"/>
+              </w:rPr>
+              <w:t xml:space="preserve">Texto</w:t>
             </w:r>
           </w:p>
         </w:tc>
@@ -11944,7 +11953,7 @@
                 <w:sz w:val="20"/>
                 <w:szCs w:val="20"/>
               </w:rPr>
-              <w:t>M, L</w:t>
+              <w:t xml:space="preserve">M, L</w:t>
             </w:r>
           </w:p>
         </w:tc>
@@ -11981,17 +11990,13 @@
           <w:p>
             <w:pPr>
               <w:spacing w:line="259" w:lineRule="auto"/>
-              <w:rPr>
-                <w:sz w:val="20"/>
-                <w:szCs w:val="20"/>
-              </w:rPr>
-            </w:pPr>
-            <w:r>
-              <w:rPr>
-                <w:sz w:val="20"/>
-                <w:szCs w:val="20"/>
-              </w:rPr>
-              <w:t>Fecha</w:t>
+            </w:pPr>
+            <w:r>
+              <w:rPr>
+                <w:sz w:val="20"/>
+                <w:szCs w:val="20"/>
+              </w:rPr>
+              <w:t xml:space="preserve">Estado</w:t>
             </w:r>
           </w:p>
         </w:tc>
@@ -12009,24 +12014,13 @@
           <w:p>
             <w:pPr>
               <w:spacing w:line="259" w:lineRule="auto"/>
-              <w:rPr>
-                <w:sz w:val="20"/>
-                <w:szCs w:val="20"/>
-              </w:rPr>
-            </w:pPr>
-            <w:r>
-              <w:rPr>
-                <w:sz w:val="20"/>
-                <w:szCs w:val="20"/>
-              </w:rPr>
-              <w:t>Fecha</w:t>
-            </w:r>
-            <w:r>
-              <w:rPr>
-                <w:sz w:val="20"/>
-                <w:szCs w:val="20"/>
-              </w:rPr>
-              <w:t>/hora</w:t>
+            </w:pPr>
+            <w:r>
+              <w:rPr>
+                <w:sz w:val="20"/>
+                <w:szCs w:val="20"/>
+              </w:rPr>
+              <w:t xml:space="preserve">Texto</w:t>
             </w:r>
           </w:p>
         </w:tc>
@@ -12047,7 +12041,7 @@
                 <w:sz w:val="20"/>
                 <w:szCs w:val="20"/>
               </w:rPr>
-              <w:t>M, L</w:t>
+              <w:t xml:space="preserve">M, L</w:t>
             </w:r>
           </w:p>
         </w:tc>
@@ -12068,7 +12062,102 @@
                 <w:sz w:val="20"/>
                 <w:szCs w:val="20"/>
               </w:rPr>
-              <w:t>dd/mm/aaaa hh:mm:ss</w:t>
+              <w:t xml:space="preserve">RN04</w:t>
+            </w:r>
+          </w:p>
+        </w:tc>
+      </w:tr>
+      <w:tr>
+        <w:trPr>
+          <w:trHeight w:val="300"/>
+        </w:trPr>
+        <w:tc>
+          <w:tcPr>
+            <w:tcW w:w="755" w:type="pct"/>
+            <w:tcMar>
+              <w:top w:w="40" w:type="dxa"/>
+              <w:left w:w="80" w:type="dxa"/>
+              <w:bottom w:w="40" w:type="dxa"/>
+              <w:right w:w="80" w:type="dxa"/>
+            </w:tcMar>
+            <w:vAlign w:val="center"/>
+          </w:tcPr>
+          <w:p>
+            <w:pPr>
+              <w:spacing w:line="259" w:lineRule="auto"/>
+            </w:pPr>
+            <w:r>
+              <w:rPr>
+                <w:sz w:val="20"/>
+                <w:szCs w:val="20"/>
+              </w:rPr>
+              <w:t xml:space="preserve">Acción</w:t>
+            </w:r>
+          </w:p>
+        </w:tc>
+        <w:tc>
+          <w:tcPr>
+            <w:tcW w:w="1065" w:type="pct"/>
+            <w:tcMar>
+              <w:top w:w="40" w:type="dxa"/>
+              <w:left w:w="80" w:type="dxa"/>
+              <w:bottom w:w="40" w:type="dxa"/>
+              <w:right w:w="80" w:type="dxa"/>
+            </w:tcMar>
+            <w:vAlign w:val="center"/>
+          </w:tcPr>
+          <w:p>
+            <w:pPr>
+              <w:spacing w:line="259" w:lineRule="auto"/>
+            </w:pPr>
+            <w:r>
+              <w:rPr>
+                <w:sz w:val="20"/>
+                <w:szCs w:val="20"/>
+              </w:rPr>
+              <w:t xml:space="preserve">Botón</w:t>
+            </w:r>
+          </w:p>
+        </w:tc>
+        <w:tc>
+          <w:tcPr>
+            <w:tcW w:w="1283" w:type="pct"/>
+          </w:tcPr>
+          <w:p>
+            <w:pPr>
+              <w:spacing w:line="259" w:lineRule="auto"/>
+              <w:rPr>
+                <w:sz w:val="20"/>
+                <w:szCs w:val="20"/>
+              </w:rPr>
+            </w:pPr>
+            <w:r>
+              <w:rPr>
+                <w:sz w:val="20"/>
+                <w:szCs w:val="20"/>
+              </w:rPr>
+              <w:t xml:space="preserve">M</w:t>
+            </w:r>
+          </w:p>
+        </w:tc>
+        <w:tc>
+          <w:tcPr>
+            <w:tcW w:w="1897" w:type="pct"/>
+          </w:tcPr>
+          <w:p>
+            <w:pPr>
+              <w:spacing w:line="259" w:lineRule="auto"/>
+              <w:rPr>
+                <w:sz w:val="20"/>
+                <w:szCs w:val="20"/>
+              </w:rPr>
+            </w:pPr>
+            <w:r>
+              <w:rPr>
+                <w:sz w:val="20"/>
+                <w:szCs w:val="20"/>
+              </w:rPr>
+              <w:t xml:space="preserve">Botón “Ver detalle” que muestra el detalle del caso.</w:t>
             </w:r>
           </w:p>
         </w:tc>
@@ -12094,7 +12183,880 @@
           <w:sz w:val="20"/>
           <w:szCs w:val="20"/>
         </w:rPr>
-        <w:t>RN</w:t>
+        <w:t xml:space="preserve">RN17 Campos de Formulario Detalle Técnico</w:t>
+      </w:r>
+    </w:p>
+    <w:tbl>
+      <w:tblPr>
+        <w:tblW w:w="5000" w:type="pct"/>
+        <w:tblBorders>
+          <w:top w:val="single" w:sz="4" w:space="0" w:color="auto"/>
+          <w:left w:val="single" w:sz="4" w:space="0" w:color="auto"/>
+          <w:bottom w:val="single" w:sz="4" w:space="0" w:color="auto"/>
+          <w:right w:val="single" w:sz="4" w:space="0" w:color="auto"/>
+          <w:insideH w:val="single" w:sz="4" w:space="0" w:color="auto"/>
+          <w:insideV w:val="single" w:sz="4" w:space="0" w:color="auto"/>
+        </w:tblBorders>
+        <w:tblLook w:val="04A0" w:firstRow="1" w:lastRow="0" w:firstColumn="1" w:lastColumn="0" w:noHBand="0" w:noVBand="1"/>
+      </w:tblPr>
+      <w:tblGrid>
+        <w:gridCol w:w="1313"/>
+        <w:gridCol w:w="1851"/>
+        <w:gridCol w:w="2230"/>
+        <w:gridCol w:w="3298"/>
+      </w:tblGrid>
+      <w:tr>
+        <w:trPr>
+          <w:trHeight w:val="300"/>
+        </w:trPr>
+        <w:tc>
+          <w:tcPr>
+            <w:tcW w:w="755" w:type="pct"/>
+            <w:shd w:val="clear" w:color="auto" w:fill="D9D9D9"/>
+            <w:tcMar>
+              <w:top w:w="40" w:type="dxa"/>
+              <w:left w:w="80" w:type="dxa"/>
+              <w:bottom w:w="40" w:type="dxa"/>
+              <w:right w:w="80" w:type="dxa"/>
+            </w:tcMar>
+            <w:vAlign w:val="center"/>
+          </w:tcPr>
+          <w:p>
+            <w:r>
+              <w:rPr>
+                <w:b/>
+                <w:bCs/>
+                <w:sz w:val="20"/>
+                <w:szCs w:val="20"/>
+              </w:rPr>
+              <w:t>Campo</w:t>
+            </w:r>
+          </w:p>
+        </w:tc>
+        <w:tc>
+          <w:tcPr>
+            <w:tcW w:w="1065" w:type="pct"/>
+            <w:shd w:val="clear" w:color="auto" w:fill="D9D9D9"/>
+            <w:tcMar>
+              <w:top w:w="40" w:type="dxa"/>
+              <w:left w:w="80" w:type="dxa"/>
+              <w:bottom w:w="40" w:type="dxa"/>
+              <w:right w:w="80" w:type="dxa"/>
+            </w:tcMar>
+            <w:vAlign w:val="center"/>
+          </w:tcPr>
+          <w:p>
+            <w:pPr>
+              <w:spacing w:line="259" w:lineRule="auto"/>
+            </w:pPr>
+            <w:r>
+              <w:rPr>
+                <w:b/>
+                <w:bCs/>
+                <w:sz w:val="20"/>
+                <w:szCs w:val="20"/>
+              </w:rPr>
+              <w:t>Tipo</w:t>
+            </w:r>
+          </w:p>
+        </w:tc>
+        <w:tc>
+          <w:tcPr>
+            <w:tcW w:w="1283" w:type="pct"/>
+            <w:shd w:val="clear" w:color="auto" w:fill="D9D9D9"/>
+          </w:tcPr>
+          <w:p>
+            <w:pPr>
+              <w:spacing w:line="259" w:lineRule="auto"/>
+              <w:rPr>
+                <w:b/>
+                <w:bCs/>
+                <w:sz w:val="20"/>
+                <w:szCs w:val="20"/>
+              </w:rPr>
+            </w:pPr>
+            <w:r>
+              <w:rPr>
+                <w:b/>
+                <w:bCs/>
+                <w:sz w:val="20"/>
+                <w:szCs w:val="20"/>
+              </w:rPr>
+              <w:t>M (obligatorio)</w:t>
+            </w:r>
+          </w:p>
+          <w:p>
+            <w:pPr>
+              <w:spacing w:line="259" w:lineRule="auto"/>
+              <w:rPr>
+                <w:b/>
+                <w:bCs/>
+                <w:sz w:val="20"/>
+                <w:szCs w:val="20"/>
+              </w:rPr>
+            </w:pPr>
+            <w:r>
+              <w:rPr>
+                <w:b/>
+                <w:bCs/>
+                <w:sz w:val="20"/>
+                <w:szCs w:val="20"/>
+              </w:rPr>
+              <w:t>O (opcional)</w:t>
+            </w:r>
+          </w:p>
+          <w:p>
+            <w:pPr>
+              <w:spacing w:line="259" w:lineRule="auto"/>
+              <w:rPr>
+                <w:b/>
+                <w:bCs/>
+                <w:sz w:val="20"/>
+                <w:szCs w:val="20"/>
+              </w:rPr>
+            </w:pPr>
+            <w:r>
+              <w:rPr>
+                <w:b/>
+                <w:bCs/>
+                <w:sz w:val="20"/>
+                <w:szCs w:val="20"/>
+              </w:rPr>
+              <w:t>L (lectura)</w:t>
+            </w:r>
+          </w:p>
+          <w:p>
+            <w:pPr>
+              <w:spacing w:line="259" w:lineRule="auto"/>
+              <w:rPr>
+                <w:b/>
+                <w:bCs/>
+                <w:sz w:val="20"/>
+                <w:szCs w:val="20"/>
+              </w:rPr>
+            </w:pPr>
+            <w:r>
+              <w:rPr>
+                <w:b/>
+                <w:bCs/>
+                <w:sz w:val="20"/>
+                <w:szCs w:val="20"/>
+              </w:rPr>
+              <w:t>E (escritura)</w:t>
+            </w:r>
+          </w:p>
+        </w:tc>
+        <w:tc>
+          <w:tcPr>
+            <w:tcW w:w="1897" w:type="pct"/>
+            <w:shd w:val="clear" w:color="auto" w:fill="D9D9D9"/>
+          </w:tcPr>
+          <w:p>
+            <w:pPr>
+              <w:spacing w:line="259" w:lineRule="auto"/>
+              <w:rPr>
+                <w:b/>
+                <w:bCs/>
+                <w:sz w:val="20"/>
+                <w:szCs w:val="20"/>
+              </w:rPr>
+            </w:pPr>
+            <w:r>
+              <w:rPr>
+                <w:b/>
+                <w:bCs/>
+                <w:sz w:val="20"/>
+                <w:szCs w:val="20"/>
+              </w:rPr>
+              <w:t>Validaciones</w:t>
+            </w:r>
+          </w:p>
+        </w:tc>
+      </w:tr>
+      <w:tr>
+        <w:trPr>
+          <w:trHeight w:val="300"/>
+        </w:trPr>
+        <w:tc>
+          <w:tcPr>
+            <w:tcW w:w="755" w:type="pct"/>
+            <w:tcMar>
+              <w:top w:w="40" w:type="dxa"/>
+              <w:left w:w="80" w:type="dxa"/>
+              <w:bottom w:w="40" w:type="dxa"/>
+              <w:right w:w="80" w:type="dxa"/>
+            </w:tcMar>
+            <w:vAlign w:val="center"/>
+          </w:tcPr>
+          <w:p>
+            <w:pPr>
+              <w:spacing w:line="259" w:lineRule="auto"/>
+            </w:pPr>
+            <w:r>
+              <w:rPr>
+                <w:sz w:val="20"/>
+                <w:szCs w:val="20"/>
+              </w:rPr>
+              <w:t xml:space="preserve">Código de seguimiento</w:t>
+            </w:r>
+          </w:p>
+        </w:tc>
+        <w:tc>
+          <w:tcPr>
+            <w:tcW w:w="1065" w:type="pct"/>
+            <w:tcMar>
+              <w:top w:w="40" w:type="dxa"/>
+              <w:left w:w="80" w:type="dxa"/>
+              <w:bottom w:w="40" w:type="dxa"/>
+              <w:right w:w="80" w:type="dxa"/>
+            </w:tcMar>
+            <w:vAlign w:val="center"/>
+          </w:tcPr>
+          <w:p>
+            <w:pPr>
+              <w:spacing w:line="259" w:lineRule="auto"/>
+            </w:pPr>
+            <w:r>
+              <w:rPr>
+                <w:sz w:val="20"/>
+                <w:szCs w:val="20"/>
+              </w:rPr>
+              <w:t xml:space="preserve">Alfanumérico</w:t>
+            </w:r>
+          </w:p>
+        </w:tc>
+        <w:tc>
+          <w:tcPr>
+            <w:tcW w:w="1283" w:type="pct"/>
+          </w:tcPr>
+          <w:p>
+            <w:pPr>
+              <w:spacing w:line="259" w:lineRule="auto"/>
+              <w:rPr>
+                <w:sz w:val="20"/>
+                <w:szCs w:val="20"/>
+              </w:rPr>
+            </w:pPr>
+            <w:r>
+              <w:rPr>
+                <w:sz w:val="20"/>
+                <w:szCs w:val="20"/>
+              </w:rPr>
+              <w:t xml:space="preserve">M, L</w:t>
+            </w:r>
+          </w:p>
+        </w:tc>
+        <w:tc>
+          <w:tcPr>
+            <w:tcW w:w="1897" w:type="pct"/>
+          </w:tcPr>
+          <w:p>
+            <w:pPr>
+              <w:spacing w:line="259" w:lineRule="auto"/>
+              <w:rPr>
+                <w:sz w:val="20"/>
+                <w:szCs w:val="20"/>
+              </w:rPr>
+            </w:pPr>
+            <w:r>
+              <w:rPr>
+                <w:sz w:val="20"/>
+                <w:szCs w:val="20"/>
+              </w:rPr>
+              <w:t xml:space="preserve">Formato MG-XXXX-XXXX (12 caracteres)</w:t>
+            </w:r>
+          </w:p>
+        </w:tc>
+      </w:tr>
+      <w:tr>
+        <w:trPr>
+          <w:trHeight w:val="300"/>
+        </w:trPr>
+        <w:tc>
+          <w:tcPr>
+            <w:tcW w:w="755" w:type="pct"/>
+            <w:tcMar>
+              <w:top w:w="40" w:type="dxa"/>
+              <w:left w:w="80" w:type="dxa"/>
+              <w:bottom w:w="40" w:type="dxa"/>
+              <w:right w:w="80" w:type="dxa"/>
+            </w:tcMar>
+            <w:vAlign w:val="center"/>
+          </w:tcPr>
+          <w:p>
+            <w:pPr>
+              <w:spacing w:line="259" w:lineRule="auto"/>
+            </w:pPr>
+            <w:r>
+              <w:rPr>
+                <w:sz w:val="20"/>
+                <w:szCs w:val="20"/>
+              </w:rPr>
+              <w:t xml:space="preserve">Fecha de ingreso</w:t>
+            </w:r>
+          </w:p>
+        </w:tc>
+        <w:tc>
+          <w:tcPr>
+            <w:tcW w:w="1065" w:type="pct"/>
+            <w:tcMar>
+              <w:top w:w="40" w:type="dxa"/>
+              <w:left w:w="80" w:type="dxa"/>
+              <w:bottom w:w="40" w:type="dxa"/>
+              <w:right w:w="80" w:type="dxa"/>
+            </w:tcMar>
+            <w:vAlign w:val="center"/>
+          </w:tcPr>
+          <w:p>
+            <w:pPr>
+              <w:spacing w:line="259" w:lineRule="auto"/>
+            </w:pPr>
+            <w:r>
+              <w:rPr>
+                <w:sz w:val="20"/>
+                <w:szCs w:val="20"/>
+              </w:rPr>
+              <w:t xml:space="preserve">Fecha</w:t>
+            </w:r>
+          </w:p>
+        </w:tc>
+        <w:tc>
+          <w:tcPr>
+            <w:tcW w:w="1283" w:type="pct"/>
+          </w:tcPr>
+          <w:p>
+            <w:pPr>
+              <w:spacing w:line="259" w:lineRule="auto"/>
+              <w:rPr>
+                <w:sz w:val="20"/>
+                <w:szCs w:val="20"/>
+              </w:rPr>
+            </w:pPr>
+            <w:r>
+              <w:rPr>
+                <w:sz w:val="20"/>
+                <w:szCs w:val="20"/>
+              </w:rPr>
+              <w:t xml:space="preserve">M, L</w:t>
+            </w:r>
+          </w:p>
+        </w:tc>
+        <w:tc>
+          <w:tcPr>
+            <w:tcW w:w="1897" w:type="pct"/>
+          </w:tcPr>
+          <w:p>
+            <w:pPr>
+              <w:spacing w:line="259" w:lineRule="auto"/>
+              <w:rPr>
+                <w:sz w:val="20"/>
+                <w:szCs w:val="20"/>
+              </w:rPr>
+            </w:pPr>
+          </w:p>
+        </w:tc>
+      </w:tr>
+      <w:tr>
+        <w:trPr>
+          <w:trHeight w:val="300"/>
+        </w:trPr>
+        <w:tc>
+          <w:tcPr>
+            <w:tcW w:w="755" w:type="pct"/>
+            <w:tcMar>
+              <w:top w:w="40" w:type="dxa"/>
+              <w:left w:w="80" w:type="dxa"/>
+              <w:bottom w:w="40" w:type="dxa"/>
+              <w:right w:w="80" w:type="dxa"/>
+            </w:tcMar>
+            <w:vAlign w:val="center"/>
+          </w:tcPr>
+          <w:p>
+            <w:pPr>
+              <w:spacing w:line="259" w:lineRule="auto"/>
+            </w:pPr>
+            <w:r>
+              <w:rPr>
+                <w:sz w:val="20"/>
+                <w:szCs w:val="20"/>
+              </w:rPr>
+              <w:t xml:space="preserve">Tipo de caso</w:t>
+            </w:r>
+          </w:p>
+        </w:tc>
+        <w:tc>
+          <w:tcPr>
+            <w:tcW w:w="1065" w:type="pct"/>
+            <w:tcMar>
+              <w:top w:w="40" w:type="dxa"/>
+              <w:left w:w="80" w:type="dxa"/>
+              <w:bottom w:w="40" w:type="dxa"/>
+              <w:right w:w="80" w:type="dxa"/>
+            </w:tcMar>
+            <w:vAlign w:val="center"/>
+          </w:tcPr>
+          <w:p>
+            <w:pPr>
+              <w:spacing w:line="259" w:lineRule="auto"/>
+            </w:pPr>
+            <w:r>
+              <w:rPr>
+                <w:sz w:val="20"/>
+                <w:szCs w:val="20"/>
+              </w:rPr>
+              <w:t xml:space="preserve">Texto</w:t>
+            </w:r>
+          </w:p>
+        </w:tc>
+        <w:tc>
+          <w:tcPr>
+            <w:tcW w:w="1283" w:type="pct"/>
+          </w:tcPr>
+          <w:p>
+            <w:pPr>
+              <w:spacing w:line="259" w:lineRule="auto"/>
+              <w:rPr>
+                <w:sz w:val="20"/>
+                <w:szCs w:val="20"/>
+              </w:rPr>
+            </w:pPr>
+            <w:r>
+              <w:rPr>
+                <w:sz w:val="20"/>
+                <w:szCs w:val="20"/>
+              </w:rPr>
+              <w:t xml:space="preserve">M, L</w:t>
+            </w:r>
+          </w:p>
+        </w:tc>
+        <w:tc>
+          <w:tcPr>
+            <w:tcW w:w="1897" w:type="pct"/>
+          </w:tcPr>
+          <w:p>
+            <w:pPr>
+              <w:spacing w:line="259" w:lineRule="auto"/>
+              <w:rPr>
+                <w:sz w:val="20"/>
+                <w:szCs w:val="20"/>
+              </w:rPr>
+            </w:pPr>
+          </w:p>
+        </w:tc>
+      </w:tr>
+      <w:tr>
+        <w:trPr>
+          <w:trHeight w:val="300"/>
+        </w:trPr>
+        <w:tc>
+          <w:tcPr>
+            <w:tcW w:w="755" w:type="pct"/>
+            <w:tcMar>
+              <w:top w:w="40" w:type="dxa"/>
+              <w:left w:w="80" w:type="dxa"/>
+              <w:bottom w:w="40" w:type="dxa"/>
+              <w:right w:w="80" w:type="dxa"/>
+            </w:tcMar>
+            <w:vAlign w:val="center"/>
+          </w:tcPr>
+          <w:p>
+            <w:pPr>
+              <w:spacing w:line="259" w:lineRule="auto"/>
+            </w:pPr>
+            <w:r>
+              <w:rPr>
+                <w:sz w:val="20"/>
+                <w:szCs w:val="20"/>
+              </w:rPr>
+              <w:t xml:space="preserve">Categoría</w:t>
+            </w:r>
+          </w:p>
+        </w:tc>
+        <w:tc>
+          <w:tcPr>
+            <w:tcW w:w="1065" w:type="pct"/>
+            <w:tcMar>
+              <w:top w:w="40" w:type="dxa"/>
+              <w:left w:w="80" w:type="dxa"/>
+              <w:bottom w:w="40" w:type="dxa"/>
+              <w:right w:w="80" w:type="dxa"/>
+            </w:tcMar>
+            <w:vAlign w:val="center"/>
+          </w:tcPr>
+          <w:p>
+            <w:pPr>
+              <w:spacing w:line="259" w:lineRule="auto"/>
+            </w:pPr>
+            <w:r>
+              <w:rPr>
+                <w:sz w:val="20"/>
+                <w:szCs w:val="20"/>
+              </w:rPr>
+              <w:t xml:space="preserve">Texto</w:t>
+            </w:r>
+          </w:p>
+        </w:tc>
+        <w:tc>
+          <w:tcPr>
+            <w:tcW w:w="1283" w:type="pct"/>
+          </w:tcPr>
+          <w:p>
+            <w:pPr>
+              <w:spacing w:line="259" w:lineRule="auto"/>
+              <w:rPr>
+                <w:sz w:val="20"/>
+                <w:szCs w:val="20"/>
+              </w:rPr>
+            </w:pPr>
+            <w:r>
+              <w:rPr>
+                <w:sz w:val="20"/>
+                <w:szCs w:val="20"/>
+              </w:rPr>
+              <w:t xml:space="preserve">M, L</w:t>
+            </w:r>
+          </w:p>
+        </w:tc>
+        <w:tc>
+          <w:tcPr>
+            <w:tcW w:w="1897" w:type="pct"/>
+          </w:tcPr>
+          <w:p>
+            <w:pPr>
+              <w:spacing w:line="259" w:lineRule="auto"/>
+              <w:rPr>
+                <w:sz w:val="20"/>
+                <w:szCs w:val="20"/>
+              </w:rPr>
+            </w:pPr>
+          </w:p>
+        </w:tc>
+      </w:tr>
+      <w:tr>
+        <w:trPr>
+          <w:trHeight w:val="300"/>
+        </w:trPr>
+        <w:tc>
+          <w:tcPr>
+            <w:tcW w:w="755" w:type="pct"/>
+            <w:tcMar>
+              <w:top w:w="40" w:type="dxa"/>
+              <w:left w:w="80" w:type="dxa"/>
+              <w:bottom w:w="40" w:type="dxa"/>
+              <w:right w:w="80" w:type="dxa"/>
+            </w:tcMar>
+            <w:vAlign w:val="center"/>
+          </w:tcPr>
+          <w:p>
+            <w:pPr>
+              <w:spacing w:line="259" w:lineRule="auto"/>
+            </w:pPr>
+            <w:r>
+              <w:rPr>
+                <w:sz w:val="20"/>
+                <w:szCs w:val="20"/>
+              </w:rPr>
+              <w:t xml:space="preserve">Descripción del caso</w:t>
+            </w:r>
+          </w:p>
+        </w:tc>
+        <w:tc>
+          <w:tcPr>
+            <w:tcW w:w="1065" w:type="pct"/>
+            <w:tcMar>
+              <w:top w:w="40" w:type="dxa"/>
+              <w:left w:w="80" w:type="dxa"/>
+              <w:bottom w:w="40" w:type="dxa"/>
+              <w:right w:w="80" w:type="dxa"/>
+            </w:tcMar>
+            <w:vAlign w:val="center"/>
+          </w:tcPr>
+          <w:p>
+            <w:pPr>
+              <w:spacing w:line="259" w:lineRule="auto"/>
+            </w:pPr>
+            <w:r>
+              <w:rPr>
+                <w:sz w:val="20"/>
+                <w:szCs w:val="20"/>
+              </w:rPr>
+              <w:t xml:space="preserve">Texto</w:t>
+            </w:r>
+          </w:p>
+        </w:tc>
+        <w:tc>
+          <w:tcPr>
+            <w:tcW w:w="1283" w:type="pct"/>
+          </w:tcPr>
+          <w:p>
+            <w:pPr>
+              <w:spacing w:line="259" w:lineRule="auto"/>
+              <w:rPr>
+                <w:sz w:val="20"/>
+                <w:szCs w:val="20"/>
+              </w:rPr>
+            </w:pPr>
+            <w:r>
+              <w:rPr>
+                <w:sz w:val="20"/>
+                <w:szCs w:val="20"/>
+              </w:rPr>
+              <w:t xml:space="preserve">M, L</w:t>
+            </w:r>
+          </w:p>
+        </w:tc>
+        <w:tc>
+          <w:tcPr>
+            <w:tcW w:w="1897" w:type="pct"/>
+          </w:tcPr>
+          <w:p>
+            <w:pPr>
+              <w:spacing w:line="259" w:lineRule="auto"/>
+              <w:rPr>
+                <w:sz w:val="20"/>
+                <w:szCs w:val="20"/>
+              </w:rPr>
+            </w:pPr>
+          </w:p>
+        </w:tc>
+      </w:tr>
+      <w:tr>
+        <w:trPr>
+          <w:trHeight w:val="300"/>
+        </w:trPr>
+        <w:tc>
+          <w:tcPr>
+            <w:tcW w:w="755" w:type="pct"/>
+            <w:tcMar>
+              <w:top w:w="40" w:type="dxa"/>
+              <w:left w:w="80" w:type="dxa"/>
+              <w:bottom w:w="40" w:type="dxa"/>
+              <w:right w:w="80" w:type="dxa"/>
+            </w:tcMar>
+            <w:vAlign w:val="center"/>
+          </w:tcPr>
+          <w:p>
+            <w:pPr>
+              <w:spacing w:line="259" w:lineRule="auto"/>
+            </w:pPr>
+            <w:r>
+              <w:rPr>
+                <w:sz w:val="20"/>
+                <w:szCs w:val="20"/>
+              </w:rPr>
+              <w:t xml:space="preserve">Dirección</w:t>
+            </w:r>
+          </w:p>
+        </w:tc>
+        <w:tc>
+          <w:tcPr>
+            <w:tcW w:w="1065" w:type="pct"/>
+            <w:tcMar>
+              <w:top w:w="40" w:type="dxa"/>
+              <w:left w:w="80" w:type="dxa"/>
+              <w:bottom w:w="40" w:type="dxa"/>
+              <w:right w:w="80" w:type="dxa"/>
+            </w:tcMar>
+            <w:vAlign w:val="center"/>
+          </w:tcPr>
+          <w:p>
+            <w:pPr>
+              <w:spacing w:line="259" w:lineRule="auto"/>
+            </w:pPr>
+            <w:r>
+              <w:rPr>
+                <w:sz w:val="20"/>
+                <w:szCs w:val="20"/>
+              </w:rPr>
+              <w:t xml:space="preserve">Texto</w:t>
+            </w:r>
+          </w:p>
+        </w:tc>
+        <w:tc>
+          <w:tcPr>
+            <w:tcW w:w="1283" w:type="pct"/>
+          </w:tcPr>
+          <w:p>
+            <w:pPr>
+              <w:spacing w:line="259" w:lineRule="auto"/>
+              <w:rPr>
+                <w:sz w:val="20"/>
+                <w:szCs w:val="20"/>
+              </w:rPr>
+            </w:pPr>
+            <w:r>
+              <w:rPr>
+                <w:sz w:val="20"/>
+                <w:szCs w:val="20"/>
+              </w:rPr>
+              <w:t xml:space="preserve">M, L</w:t>
+            </w:r>
+          </w:p>
+        </w:tc>
+        <w:tc>
+          <w:tcPr>
+            <w:tcW w:w="1897" w:type="pct"/>
+          </w:tcPr>
+          <w:p>
+            <w:pPr>
+              <w:spacing w:line="259" w:lineRule="auto"/>
+              <w:rPr>
+                <w:sz w:val="20"/>
+                <w:szCs w:val="20"/>
+              </w:rPr>
+            </w:pPr>
+          </w:p>
+        </w:tc>
+      </w:tr>
+      <w:tr>
+        <w:trPr>
+          <w:trHeight w:val="300"/>
+        </w:trPr>
+        <w:tc>
+          <w:tcPr>
+            <w:tcW w:w="755" w:type="pct"/>
+            <w:tcMar>
+              <w:top w:w="40" w:type="dxa"/>
+              <w:left w:w="80" w:type="dxa"/>
+              <w:bottom w:w="40" w:type="dxa"/>
+              <w:right w:w="80" w:type="dxa"/>
+            </w:tcMar>
+            <w:vAlign w:val="center"/>
+          </w:tcPr>
+          <w:p>
+            <w:pPr>
+              <w:spacing w:line="259" w:lineRule="auto"/>
+            </w:pPr>
+            <w:r>
+              <w:rPr>
+                <w:sz w:val="20"/>
+                <w:szCs w:val="20"/>
+              </w:rPr>
+              <w:t xml:space="preserve">Evidencia</w:t>
+            </w:r>
+          </w:p>
+        </w:tc>
+        <w:tc>
+          <w:tcPr>
+            <w:tcW w:w="1065" w:type="pct"/>
+            <w:tcMar>
+              <w:top w:w="40" w:type="dxa"/>
+              <w:left w:w="80" w:type="dxa"/>
+              <w:bottom w:w="40" w:type="dxa"/>
+              <w:right w:w="80" w:type="dxa"/>
+            </w:tcMar>
+            <w:vAlign w:val="center"/>
+          </w:tcPr>
+          <w:p>
+            <w:pPr>
+              <w:spacing w:line="259" w:lineRule="auto"/>
+            </w:pPr>
+            <w:r>
+              <w:rPr>
+                <w:sz w:val="20"/>
+                <w:szCs w:val="20"/>
+              </w:rPr>
+              <w:t xml:space="preserve">Botón</w:t>
+            </w:r>
+          </w:p>
+        </w:tc>
+        <w:tc>
+          <w:tcPr>
+            <w:tcW w:w="1283" w:type="pct"/>
+          </w:tcPr>
+          <w:p>
+            <w:pPr>
+              <w:spacing w:line="259" w:lineRule="auto"/>
+              <w:rPr>
+                <w:sz w:val="20"/>
+                <w:szCs w:val="20"/>
+              </w:rPr>
+            </w:pPr>
+            <w:r>
+              <w:rPr>
+                <w:sz w:val="20"/>
+                <w:szCs w:val="20"/>
+              </w:rPr>
+              <w:t xml:space="preserve">M</w:t>
+            </w:r>
+          </w:p>
+        </w:tc>
+        <w:tc>
+          <w:tcPr>
+            <w:tcW w:w="1897" w:type="pct"/>
+          </w:tcPr>
+          <w:p>
+            <w:pPr>
+              <w:spacing w:line="259" w:lineRule="auto"/>
+              <w:rPr>
+                <w:sz w:val="20"/>
+                <w:szCs w:val="20"/>
+              </w:rPr>
+            </w:pPr>
+            <w:r>
+              <w:rPr>
+                <w:sz w:val="20"/>
+                <w:szCs w:val="20"/>
+              </w:rPr>
+              <w:t xml:space="preserve">Botón “Ver evidencia” para abrir el archivo.</w:t>
+            </w:r>
+          </w:p>
+          <w:p>
+            <w:pPr>
+              <w:spacing w:line="259" w:lineRule="auto"/>
+              <w:rPr>
+                <w:sz w:val="20"/>
+                <w:szCs w:val="20"/>
+              </w:rPr>
+            </w:pPr>
+            <w:r>
+              <w:rPr>
+                <w:sz w:val="20"/>
+                <w:szCs w:val="20"/>
+              </w:rPr>
+              <w:t xml:space="preserve">Inicia como desactivado.</w:t>
+            </w:r>
+          </w:p>
+          <w:p>
+            <w:pPr>
+              <w:spacing w:line="259" w:lineRule="auto"/>
+              <w:rPr>
+                <w:sz w:val="20"/>
+                <w:szCs w:val="20"/>
+              </w:rPr>
+            </w:pPr>
+            <w:r>
+              <w:rPr>
+                <w:sz w:val="20"/>
+                <w:szCs w:val="20"/>
+              </w:rPr>
+              <w:t xml:space="preserve">Se activa solo si el caso tiene evidencia adjunta.</w:t>
+            </w:r>
+          </w:p>
+        </w:tc>
+      </w:tr>
+    </w:tbl>
+    <w:p>
+      <w:pPr>
+        <w:pStyle w:val="NormalWeb"/>
+        <w:spacing w:line="360" w:lineRule="auto"/>
+        <w:ind w:right="300"/>
+        <w:jc w:val="both"/>
+        <w:rPr>
+          <w:b/>
+          <w:bCs/>
+          <w:sz w:val="20"/>
+          <w:szCs w:val="20"/>
+        </w:rPr>
+      </w:pPr>
+      <w:r>
+        <w:rPr>
+          <w:b/>
+          <w:bCs/>
+          <w:sz w:val="20"/>
+          <w:szCs w:val="20"/>
+        </w:rPr>
+        <w:t xml:space="preserve">RN18 Campos de Formulario Actividades Técnico</w:t>
       </w:r>
       <w:r>
         <w:rPr>
@@ -12103,7 +13065,7 @@
           <w:sz w:val="20"/>
           <w:szCs w:val="20"/>
         </w:rPr>
-        <w:t>20</w:t>
+        <w:t xml:space="preserve"/>
       </w:r>
       <w:r>
         <w:rPr>
@@ -12112,7 +13074,7 @@
           <w:sz w:val="20"/>
           <w:szCs w:val="20"/>
         </w:rPr>
-        <w:t xml:space="preserve"> Campos de Formu</w:t>
+        <w:t xml:space="preserve"/>
       </w:r>
       <w:r>
         <w:rPr>
@@ -12121,7 +13083,700 @@
           <w:sz w:val="20"/>
           <w:szCs w:val="20"/>
         </w:rPr>
-        <w:t>lario Nueva Actividad</w:t>
+        <w:t xml:space="preserve"/>
+      </w:r>
+      <w:r>
+        <w:rPr>
+          <w:b/>
+          <w:bCs/>
+          <w:sz w:val="20"/>
+          <w:szCs w:val="20"/>
+        </w:rPr>
+        <w:t xml:space="preserve"/>
+      </w:r>
+    </w:p>
+    <w:tbl>
+      <w:tblPr>
+        <w:tblW w:w="5000" w:type="pct"/>
+        <w:tblBorders>
+          <w:top w:val="single" w:sz="4" w:space="0" w:color="auto"/>
+          <w:left w:val="single" w:sz="4" w:space="0" w:color="auto"/>
+          <w:bottom w:val="single" w:sz="4" w:space="0" w:color="auto"/>
+          <w:right w:val="single" w:sz="4" w:space="0" w:color="auto"/>
+          <w:insideH w:val="single" w:sz="4" w:space="0" w:color="auto"/>
+          <w:insideV w:val="single" w:sz="4" w:space="0" w:color="auto"/>
+        </w:tblBorders>
+        <w:tblLook w:val="04A0" w:firstRow="1" w:lastRow="0" w:firstColumn="1" w:lastColumn="0" w:noHBand="0" w:noVBand="1"/>
+      </w:tblPr>
+      <w:tblGrid>
+        <w:gridCol w:w="1313"/>
+        <w:gridCol w:w="1851"/>
+        <w:gridCol w:w="2230"/>
+        <w:gridCol w:w="3298"/>
+      </w:tblGrid>
+      <w:tr>
+        <w:trPr>
+          <w:trHeight w:val="300"/>
+        </w:trPr>
+        <w:tc>
+          <w:tcPr>
+            <w:tcW w:w="755" w:type="pct"/>
+            <w:shd w:val="clear" w:color="auto" w:fill="D9D9D9"/>
+            <w:tcMar>
+              <w:top w:w="40" w:type="dxa"/>
+              <w:left w:w="80" w:type="dxa"/>
+              <w:bottom w:w="40" w:type="dxa"/>
+              <w:right w:w="80" w:type="dxa"/>
+            </w:tcMar>
+            <w:vAlign w:val="center"/>
+          </w:tcPr>
+          <w:p>
+            <w:r>
+              <w:rPr>
+                <w:b/>
+                <w:bCs/>
+                <w:sz w:val="20"/>
+                <w:szCs w:val="20"/>
+              </w:rPr>
+              <w:t>Campo</w:t>
+            </w:r>
+          </w:p>
+        </w:tc>
+        <w:tc>
+          <w:tcPr>
+            <w:tcW w:w="1065" w:type="pct"/>
+            <w:shd w:val="clear" w:color="auto" w:fill="D9D9D9"/>
+            <w:tcMar>
+              <w:top w:w="40" w:type="dxa"/>
+              <w:left w:w="80" w:type="dxa"/>
+              <w:bottom w:w="40" w:type="dxa"/>
+              <w:right w:w="80" w:type="dxa"/>
+            </w:tcMar>
+            <w:vAlign w:val="center"/>
+          </w:tcPr>
+          <w:p>
+            <w:pPr>
+              <w:spacing w:line="259" w:lineRule="auto"/>
+            </w:pPr>
+            <w:r>
+              <w:rPr>
+                <w:b/>
+                <w:bCs/>
+                <w:sz w:val="20"/>
+                <w:szCs w:val="20"/>
+              </w:rPr>
+              <w:t>Tipo</w:t>
+            </w:r>
+          </w:p>
+        </w:tc>
+        <w:tc>
+          <w:tcPr>
+            <w:tcW w:w="1283" w:type="pct"/>
+            <w:shd w:val="clear" w:color="auto" w:fill="D9D9D9"/>
+          </w:tcPr>
+          <w:p>
+            <w:pPr>
+              <w:spacing w:line="259" w:lineRule="auto"/>
+              <w:rPr>
+                <w:b/>
+                <w:bCs/>
+                <w:sz w:val="20"/>
+                <w:szCs w:val="20"/>
+              </w:rPr>
+            </w:pPr>
+            <w:r>
+              <w:rPr>
+                <w:b/>
+                <w:bCs/>
+                <w:sz w:val="20"/>
+                <w:szCs w:val="20"/>
+              </w:rPr>
+              <w:t>M (obligatorio)</w:t>
+            </w:r>
+          </w:p>
+          <w:p>
+            <w:pPr>
+              <w:spacing w:line="259" w:lineRule="auto"/>
+              <w:rPr>
+                <w:b/>
+                <w:bCs/>
+                <w:sz w:val="20"/>
+                <w:szCs w:val="20"/>
+              </w:rPr>
+            </w:pPr>
+            <w:r>
+              <w:rPr>
+                <w:b/>
+                <w:bCs/>
+                <w:sz w:val="20"/>
+                <w:szCs w:val="20"/>
+              </w:rPr>
+              <w:t>O (opcional)</w:t>
+            </w:r>
+          </w:p>
+          <w:p>
+            <w:pPr>
+              <w:spacing w:line="259" w:lineRule="auto"/>
+              <w:rPr>
+                <w:b/>
+                <w:bCs/>
+                <w:sz w:val="20"/>
+                <w:szCs w:val="20"/>
+              </w:rPr>
+            </w:pPr>
+            <w:r>
+              <w:rPr>
+                <w:b/>
+                <w:bCs/>
+                <w:sz w:val="20"/>
+                <w:szCs w:val="20"/>
+              </w:rPr>
+              <w:t>L (lectura)</w:t>
+            </w:r>
+          </w:p>
+          <w:p>
+            <w:pPr>
+              <w:spacing w:line="259" w:lineRule="auto"/>
+              <w:rPr>
+                <w:b/>
+                <w:bCs/>
+                <w:sz w:val="20"/>
+                <w:szCs w:val="20"/>
+              </w:rPr>
+            </w:pPr>
+            <w:r>
+              <w:rPr>
+                <w:b/>
+                <w:bCs/>
+                <w:sz w:val="20"/>
+                <w:szCs w:val="20"/>
+              </w:rPr>
+              <w:t>E (escritura)</w:t>
+            </w:r>
+          </w:p>
+        </w:tc>
+        <w:tc>
+          <w:tcPr>
+            <w:tcW w:w="1897" w:type="pct"/>
+            <w:shd w:val="clear" w:color="auto" w:fill="D9D9D9"/>
+          </w:tcPr>
+          <w:p>
+            <w:pPr>
+              <w:spacing w:line="259" w:lineRule="auto"/>
+              <w:rPr>
+                <w:b/>
+                <w:bCs/>
+                <w:sz w:val="20"/>
+                <w:szCs w:val="20"/>
+              </w:rPr>
+            </w:pPr>
+            <w:r>
+              <w:rPr>
+                <w:b/>
+                <w:bCs/>
+                <w:sz w:val="20"/>
+                <w:szCs w:val="20"/>
+              </w:rPr>
+              <w:t>Validaciones</w:t>
+            </w:r>
+          </w:p>
+        </w:tc>
+      </w:tr>
+      <w:tr>
+        <w:trPr>
+          <w:trHeight w:val="300"/>
+        </w:trPr>
+        <w:tc>
+          <w:tcPr>
+            <w:tcW w:w="755" w:type="pct"/>
+            <w:tcMar>
+              <w:top w:w="40" w:type="dxa"/>
+              <w:left w:w="80" w:type="dxa"/>
+              <w:bottom w:w="40" w:type="dxa"/>
+              <w:right w:w="80" w:type="dxa"/>
+            </w:tcMar>
+            <w:vAlign w:val="center"/>
+          </w:tcPr>
+          <w:p>
+            <w:pPr>
+              <w:spacing w:line="259" w:lineRule="auto"/>
+            </w:pPr>
+            <w:r>
+              <w:rPr>
+                <w:sz w:val="20"/>
+                <w:szCs w:val="20"/>
+              </w:rPr>
+              <w:t xml:space="preserve">Código de </w:t>
+            </w:r>
+            <w:r>
+              <w:rPr>
+                <w:sz w:val="20"/>
+                <w:szCs w:val="20"/>
+              </w:rPr>
+              <w:t>seguimiento</w:t>
+            </w:r>
+          </w:p>
+        </w:tc>
+        <w:tc>
+          <w:tcPr>
+            <w:tcW w:w="1065" w:type="pct"/>
+            <w:tcMar>
+              <w:top w:w="40" w:type="dxa"/>
+              <w:left w:w="80" w:type="dxa"/>
+              <w:bottom w:w="40" w:type="dxa"/>
+              <w:right w:w="80" w:type="dxa"/>
+            </w:tcMar>
+            <w:vAlign w:val="center"/>
+          </w:tcPr>
+          <w:p>
+            <w:pPr>
+              <w:spacing w:line="259" w:lineRule="auto"/>
+            </w:pPr>
+            <w:r>
+              <w:rPr>
+                <w:sz w:val="20"/>
+                <w:szCs w:val="20"/>
+              </w:rPr>
+              <w:t>Alfanumérico</w:t>
+            </w:r>
+          </w:p>
+        </w:tc>
+        <w:tc>
+          <w:tcPr>
+            <w:tcW w:w="1283" w:type="pct"/>
+          </w:tcPr>
+          <w:p>
+            <w:pPr>
+              <w:spacing w:line="259" w:lineRule="auto"/>
+              <w:rPr>
+                <w:sz w:val="20"/>
+                <w:szCs w:val="20"/>
+              </w:rPr>
+            </w:pPr>
+            <w:r>
+              <w:rPr>
+                <w:sz w:val="20"/>
+                <w:szCs w:val="20"/>
+              </w:rPr>
+              <w:t>M, L</w:t>
+            </w:r>
+          </w:p>
+        </w:tc>
+        <w:tc>
+          <w:tcPr>
+            <w:tcW w:w="1897" w:type="pct"/>
+          </w:tcPr>
+          <w:p>
+            <w:pPr>
+              <w:spacing w:line="259" w:lineRule="auto"/>
+              <w:rPr>
+                <w:sz w:val="20"/>
+                <w:szCs w:val="20"/>
+              </w:rPr>
+            </w:pPr>
+            <w:r>
+              <w:rPr>
+                <w:sz w:val="20"/>
+                <w:szCs w:val="20"/>
+              </w:rPr>
+              <w:t xml:space="preserve">Formato </w:t>
+            </w:r>
+            <w:r>
+              <w:rPr>
+                <w:sz w:val="20"/>
+                <w:szCs w:val="20"/>
+              </w:rPr>
+              <w:t>MG</w:t>
+            </w:r>
+            <w:r>
+              <w:rPr>
+                <w:sz w:val="20"/>
+                <w:szCs w:val="20"/>
+              </w:rPr>
+              <w:t>-XXXX</w:t>
+            </w:r>
+            <w:r>
+              <w:rPr>
+                <w:sz w:val="20"/>
+                <w:szCs w:val="20"/>
+              </w:rPr>
+              <w:t>-</w:t>
+            </w:r>
+            <w:r>
+              <w:rPr>
+                <w:sz w:val="20"/>
+                <w:szCs w:val="20"/>
+              </w:rPr>
+              <w:t>XXXX (1</w:t>
+            </w:r>
+            <w:r>
+              <w:rPr>
+                <w:sz w:val="20"/>
+                <w:szCs w:val="20"/>
+              </w:rPr>
+              <w:t>2</w:t>
+            </w:r>
+            <w:r>
+              <w:rPr>
+                <w:sz w:val="20"/>
+                <w:szCs w:val="20"/>
+              </w:rPr>
+              <w:t xml:space="preserve"> caracteres)</w:t>
+            </w:r>
+          </w:p>
+        </w:tc>
+      </w:tr>
+      <w:tr>
+        <w:trPr>
+          <w:trHeight w:val="300"/>
+        </w:trPr>
+        <w:tc>
+          <w:tcPr>
+            <w:tcW w:w="755" w:type="pct"/>
+            <w:tcMar>
+              <w:top w:w="40" w:type="dxa"/>
+              <w:left w:w="80" w:type="dxa"/>
+              <w:bottom w:w="40" w:type="dxa"/>
+              <w:right w:w="80" w:type="dxa"/>
+            </w:tcMar>
+            <w:vAlign w:val="center"/>
+          </w:tcPr>
+          <w:p>
+            <w:pPr>
+              <w:spacing w:line="259" w:lineRule="auto"/>
+              <w:rPr>
+                <w:sz w:val="20"/>
+                <w:szCs w:val="20"/>
+              </w:rPr>
+            </w:pPr>
+            <w:r>
+              <w:rPr>
+                <w:sz w:val="20"/>
+                <w:szCs w:val="20"/>
+              </w:rPr>
+              <w:t>Código de actividad</w:t>
+            </w:r>
+          </w:p>
+        </w:tc>
+        <w:tc>
+          <w:tcPr>
+            <w:tcW w:w="1065" w:type="pct"/>
+            <w:tcMar>
+              <w:top w:w="40" w:type="dxa"/>
+              <w:left w:w="80" w:type="dxa"/>
+              <w:bottom w:w="40" w:type="dxa"/>
+              <w:right w:w="80" w:type="dxa"/>
+            </w:tcMar>
+            <w:vAlign w:val="center"/>
+          </w:tcPr>
+          <w:p>
+            <w:pPr>
+              <w:spacing w:line="259" w:lineRule="auto"/>
+              <w:rPr>
+                <w:sz w:val="20"/>
+                <w:szCs w:val="20"/>
+              </w:rPr>
+            </w:pPr>
+            <w:r>
+              <w:rPr>
+                <w:sz w:val="20"/>
+                <w:szCs w:val="20"/>
+              </w:rPr>
+              <w:t>Numérico</w:t>
+            </w:r>
+          </w:p>
+        </w:tc>
+        <w:tc>
+          <w:tcPr>
+            <w:tcW w:w="1283" w:type="pct"/>
+          </w:tcPr>
+          <w:p>
+            <w:pPr>
+              <w:spacing w:line="259" w:lineRule="auto"/>
+              <w:rPr>
+                <w:sz w:val="20"/>
+                <w:szCs w:val="20"/>
+              </w:rPr>
+            </w:pPr>
+            <w:r>
+              <w:rPr>
+                <w:sz w:val="20"/>
+                <w:szCs w:val="20"/>
+              </w:rPr>
+              <w:t>M, L</w:t>
+            </w:r>
+          </w:p>
+        </w:tc>
+        <w:tc>
+          <w:tcPr>
+            <w:tcW w:w="1897" w:type="pct"/>
+          </w:tcPr>
+          <w:p>
+            <w:pPr>
+              <w:spacing w:line="259" w:lineRule="auto"/>
+              <w:rPr>
+                <w:sz w:val="20"/>
+                <w:szCs w:val="20"/>
+              </w:rPr>
+            </w:pPr>
+          </w:p>
+        </w:tc>
+      </w:tr>
+      <w:tr>
+        <w:trPr>
+          <w:trHeight w:val="300"/>
+        </w:trPr>
+        <w:tc>
+          <w:tcPr>
+            <w:tcW w:w="755" w:type="pct"/>
+            <w:tcMar>
+              <w:top w:w="40" w:type="dxa"/>
+              <w:left w:w="80" w:type="dxa"/>
+              <w:bottom w:w="40" w:type="dxa"/>
+              <w:right w:w="80" w:type="dxa"/>
+            </w:tcMar>
+            <w:vAlign w:val="center"/>
+          </w:tcPr>
+          <w:p>
+            <w:pPr>
+              <w:spacing w:line="259" w:lineRule="auto"/>
+              <w:rPr>
+                <w:sz w:val="20"/>
+                <w:szCs w:val="20"/>
+              </w:rPr>
+            </w:pPr>
+            <w:r>
+              <w:rPr>
+                <w:sz w:val="20"/>
+                <w:szCs w:val="20"/>
+              </w:rPr>
+              <w:t>Detalle</w:t>
+            </w:r>
+          </w:p>
+        </w:tc>
+        <w:tc>
+          <w:tcPr>
+            <w:tcW w:w="1065" w:type="pct"/>
+            <w:tcMar>
+              <w:top w:w="40" w:type="dxa"/>
+              <w:left w:w="80" w:type="dxa"/>
+              <w:bottom w:w="40" w:type="dxa"/>
+              <w:right w:w="80" w:type="dxa"/>
+            </w:tcMar>
+            <w:vAlign w:val="center"/>
+          </w:tcPr>
+          <w:p>
+            <w:pPr>
+              <w:spacing w:line="259" w:lineRule="auto"/>
+              <w:rPr>
+                <w:sz w:val="20"/>
+                <w:szCs w:val="20"/>
+              </w:rPr>
+            </w:pPr>
+            <w:r>
+              <w:rPr>
+                <w:sz w:val="20"/>
+                <w:szCs w:val="20"/>
+              </w:rPr>
+              <w:t>Texto</w:t>
+            </w:r>
+          </w:p>
+        </w:tc>
+        <w:tc>
+          <w:tcPr>
+            <w:tcW w:w="1283" w:type="pct"/>
+          </w:tcPr>
+          <w:p>
+            <w:pPr>
+              <w:spacing w:line="259" w:lineRule="auto"/>
+              <w:rPr>
+                <w:sz w:val="20"/>
+                <w:szCs w:val="20"/>
+              </w:rPr>
+            </w:pPr>
+            <w:r>
+              <w:rPr>
+                <w:sz w:val="20"/>
+                <w:szCs w:val="20"/>
+              </w:rPr>
+              <w:t>M, L</w:t>
+            </w:r>
+          </w:p>
+        </w:tc>
+        <w:tc>
+          <w:tcPr>
+            <w:tcW w:w="1897" w:type="pct"/>
+          </w:tcPr>
+          <w:p>
+            <w:pPr>
+              <w:spacing w:line="259" w:lineRule="auto"/>
+              <w:rPr>
+                <w:sz w:val="20"/>
+                <w:szCs w:val="20"/>
+              </w:rPr>
+            </w:pPr>
+          </w:p>
+        </w:tc>
+      </w:tr>
+      <w:tr>
+        <w:trPr>
+          <w:trHeight w:val="300"/>
+        </w:trPr>
+        <w:tc>
+          <w:tcPr>
+            <w:tcW w:w="755" w:type="pct"/>
+            <w:tcMar>
+              <w:top w:w="40" w:type="dxa"/>
+              <w:left w:w="80" w:type="dxa"/>
+              <w:bottom w:w="40" w:type="dxa"/>
+              <w:right w:w="80" w:type="dxa"/>
+            </w:tcMar>
+            <w:vAlign w:val="center"/>
+          </w:tcPr>
+          <w:p>
+            <w:pPr>
+              <w:spacing w:line="259" w:lineRule="auto"/>
+              <w:rPr>
+                <w:sz w:val="20"/>
+                <w:szCs w:val="20"/>
+              </w:rPr>
+            </w:pPr>
+            <w:r>
+              <w:rPr>
+                <w:sz w:val="20"/>
+                <w:szCs w:val="20"/>
+              </w:rPr>
+              <w:t>Fecha</w:t>
+            </w:r>
+          </w:p>
+        </w:tc>
+        <w:tc>
+          <w:tcPr>
+            <w:tcW w:w="1065" w:type="pct"/>
+            <w:tcMar>
+              <w:top w:w="40" w:type="dxa"/>
+              <w:left w:w="80" w:type="dxa"/>
+              <w:bottom w:w="40" w:type="dxa"/>
+              <w:right w:w="80" w:type="dxa"/>
+            </w:tcMar>
+            <w:vAlign w:val="center"/>
+          </w:tcPr>
+          <w:p>
+            <w:pPr>
+              <w:spacing w:line="259" w:lineRule="auto"/>
+              <w:rPr>
+                <w:sz w:val="20"/>
+                <w:szCs w:val="20"/>
+              </w:rPr>
+            </w:pPr>
+            <w:r>
+              <w:rPr>
+                <w:sz w:val="20"/>
+                <w:szCs w:val="20"/>
+              </w:rPr>
+              <w:t>Fecha</w:t>
+            </w:r>
+            <w:r>
+              <w:rPr>
+                <w:sz w:val="20"/>
+                <w:szCs w:val="20"/>
+              </w:rPr>
+              <w:t>/hora</w:t>
+            </w:r>
+          </w:p>
+        </w:tc>
+        <w:tc>
+          <w:tcPr>
+            <w:tcW w:w="1283" w:type="pct"/>
+          </w:tcPr>
+          <w:p>
+            <w:pPr>
+              <w:spacing w:line="259" w:lineRule="auto"/>
+              <w:rPr>
+                <w:sz w:val="20"/>
+                <w:szCs w:val="20"/>
+              </w:rPr>
+            </w:pPr>
+            <w:r>
+              <w:rPr>
+                <w:sz w:val="20"/>
+                <w:szCs w:val="20"/>
+              </w:rPr>
+              <w:t>M, L</w:t>
+            </w:r>
+          </w:p>
+        </w:tc>
+        <w:tc>
+          <w:tcPr>
+            <w:tcW w:w="1897" w:type="pct"/>
+          </w:tcPr>
+          <w:p>
+            <w:pPr>
+              <w:spacing w:line="259" w:lineRule="auto"/>
+              <w:rPr>
+                <w:sz w:val="20"/>
+                <w:szCs w:val="20"/>
+              </w:rPr>
+            </w:pPr>
+            <w:r>
+              <w:rPr>
+                <w:sz w:val="20"/>
+                <w:szCs w:val="20"/>
+              </w:rPr>
+              <w:t>dd/mm/aaaa hh:mm:ss</w:t>
+            </w:r>
+          </w:p>
+        </w:tc>
+      </w:tr>
+    </w:tbl>
+    <w:p>
+      <w:pPr>
+        <w:pStyle w:val="NormalWeb"/>
+        <w:spacing w:line="360" w:lineRule="auto"/>
+        <w:ind w:right="300"/>
+        <w:jc w:val="both"/>
+        <w:rPr>
+          <w:b/>
+          <w:bCs/>
+          <w:sz w:val="20"/>
+          <w:szCs w:val="20"/>
+        </w:rPr>
+      </w:pPr>
+      <w:r>
+        <w:rPr>
+          <w:b/>
+          <w:bCs/>
+          <w:sz w:val="20"/>
+          <w:szCs w:val="20"/>
+        </w:rPr>
+        <w:t xml:space="preserve">RN19 Campos de Formulario Nueva Actividad</w:t>
+      </w:r>
+      <w:r>
+        <w:rPr>
+          <w:b/>
+          <w:bCs/>
+          <w:sz w:val="20"/>
+          <w:szCs w:val="20"/>
+        </w:rPr>
+        <w:t xml:space="preserve"/>
+      </w:r>
+      <w:r>
+        <w:rPr>
+          <w:b/>
+          <w:bCs/>
+          <w:sz w:val="20"/>
+          <w:szCs w:val="20"/>
+        </w:rPr>
+        <w:t xml:space="preserve"/>
+      </w:r>
+      <w:r>
+        <w:rPr>
+          <w:b/>
+          <w:bCs/>
+          <w:sz w:val="20"/>
+          <w:szCs w:val="20"/>
+        </w:rPr>
+        <w:t xml:space="preserve"/>
       </w:r>
     </w:p>
     <w:tbl>
@@ -14904,7 +16559,7 @@
                 <w:sz w:val="20"/>
                 <w:szCs w:val="20"/>
               </w:rPr>
-              <w:t>Actividades registradas por el Técnico. RN19</w:t>
+              <w:t xml:space="preserve">Actividades registradas por el Técnico. RN18</w:t>
             </w:r>
           </w:p>
         </w:tc>
@@ -16938,7 +18593,7 @@
                 <w:sz w:val="20"/>
                 <w:szCs w:val="20"/>
               </w:rPr>
-              <w:t>Actividades registradas por el Técnico. RN19</w:t>
+              <w:t xml:space="preserve">Actividades registradas por el Técnico. RN18</w:t>
             </w:r>
           </w:p>
         </w:tc>
@@ -19372,7 +21027,7 @@
                 <w:sz w:val="20"/>
                 <w:szCs w:val="20"/>
               </w:rPr>
-              <w:t>Departamentos, Categorías del Problema o Motivos de Rechazo</w:t>
+              <w:t xml:space="preserve">Departamentos, Categorías del Problema y Motivos de Rechazo</w:t>
             </w:r>
           </w:p>
         </w:tc>
@@ -24883,7 +26538,7 @@
                 <w:sz w:val="20"/>
                 <w:szCs w:val="20"/>
               </w:rPr>
-              <w:t>Se envía al ciudadano cuando el Auxiliar le pide ampliar la información. NOT01</w:t>
+              <w:t xml:space="preserve">Se envía al ciudadano cuando el Auxiliar le pide ampliar la información.</w:t>
             </w:r>
           </w:p>
         </w:tc>
@@ -25929,7 +27584,7 @@
                 <w:sz w:val="20"/>
                 <w:szCs w:val="20"/>
               </w:rPr>
-              <w:t>Actividades registradas durante la atención. RN19</w:t>
+              <w:t xml:space="preserve">Actividades registradas durante la atención. RN18</w:t>
             </w:r>
           </w:p>
         </w:tc>
@@ -27733,6 +29388,13 @@
                 <w:szCs w:val="20"/>
               </w:rPr>
             </w:pPr>
+            <w:r>
+              <w:rPr>
+                <w:sz w:val="20"/>
+                <w:szCs w:val="20"/>
+              </w:rPr>
+              <w:t xml:space="preserve">La actividad fue registrada correctamente.</w:t>
+            </w:r>
           </w:p>
         </w:tc>
       </w:tr>
@@ -27787,7 +29449,7 @@
                 <w:sz w:val="20"/>
                 <w:szCs w:val="20"/>
               </w:rPr>
-              <w:t>La actividad fue registrada correctamente.</w:t>
+              <w:t xml:space="preserve">El caso fue procesado exitosamente.</w:t>
             </w:r>
           </w:p>
         </w:tc>
